--- a/reportai-docs/Reportaí.docx
+++ b/reportai-docs/Reportaí.docx
@@ -3285,7 +3285,7 @@
           <w:noProof/>
         </w:rPr>
         <w:drawing>
-          <wp:anchor distT="0" distB="0" distL="0" distR="0" simplePos="0" relativeHeight="251657216" behindDoc="0" locked="0" layoutInCell="1" allowOverlap="0" wp14:anchorId="73651F8C" wp14:editId="59E5A64E">
+          <wp:anchor distT="0" distB="0" distL="0" distR="0" simplePos="0" relativeHeight="251657216" behindDoc="0" locked="0" layoutInCell="1" allowOverlap="0" wp14:anchorId="73651F8C" wp14:editId="63D14BDE">
             <wp:simplePos x="0" y="0"/>
             <wp:positionH relativeFrom="column">
               <wp:posOffset>56515</wp:posOffset>
@@ -3386,7 +3386,7 @@
           <w:noProof/>
         </w:rPr>
         <w:drawing>
-          <wp:anchor distT="0" distB="0" distL="0" distR="0" simplePos="0" relativeHeight="251658240" behindDoc="0" locked="0" layoutInCell="1" allowOverlap="0" wp14:anchorId="65BDD473" wp14:editId="31CB28B6">
+          <wp:anchor distT="0" distB="0" distL="0" distR="0" simplePos="0" relativeHeight="251658240" behindDoc="0" locked="0" layoutInCell="1" allowOverlap="0" wp14:anchorId="65BDD473" wp14:editId="456C38F1">
             <wp:simplePos x="0" y="0"/>
             <wp:positionH relativeFrom="column">
               <wp:posOffset>50165</wp:posOffset>
@@ -5445,10 +5445,431 @@
     <w:p/>
     <w:p>
       <w:pPr>
+        <w:pStyle w:val="Ttulo3"/>
+      </w:pPr>
+      <w:r>
+        <w:t xml:space="preserve"> Linguagens de programação</w:t>
+      </w:r>
+    </w:p>
+    <w:p>
+      <w:r>
+        <w:t xml:space="preserve">Assim como que para manipular um banco de dados é </w:t>
+      </w:r>
+      <w:proofErr w:type="gramStart"/>
+      <w:r>
+        <w:t>necessário uma linguagem</w:t>
+      </w:r>
+      <w:proofErr w:type="gramEnd"/>
+      <w:r>
+        <w:t>, para desenvolver um sistema é necessário uma linguagem de programação. Uma linguagem de programação é um conjunto de recursos que podem ser compostos para construir um programa de computador. (MELO, 2003). Existem várias linguagens de programação, cada uma com suas características e aplicações. Neste projeto, foram utilizadas principalmente Java e Javascript.</w:t>
+      </w:r>
+    </w:p>
+    <w:p/>
+    <w:p>
+      <w:pPr>
+        <w:pStyle w:val="Ttulo4"/>
+      </w:pPr>
+      <w:r>
+        <w:t xml:space="preserve"> Java</w:t>
+      </w:r>
+    </w:p>
+    <w:p>
+      <w:r>
+        <w:t xml:space="preserve">Java é uma linguagem de programação de propósito geral, orientada a objetos pode ser executada independentemente da plataforma operacional em uso, pois se baseia no conceito de máquina virtual (MANZANO, 2014). Além de ser uma linguagem poderosa, Java é uma linguagem simples, de fácil aprendizado ou migração, pois é uma linguagem de alto nível, ou seja, é mais próxima da linguagem humana do que da linguagem de máquina (INDRUSIAK, 1996). No contexto do sistema, Java foi utilizado para a criação do </w:t>
+      </w:r>
+      <w:proofErr w:type="spellStart"/>
+      <w:r>
+        <w:t>back-end</w:t>
+      </w:r>
+      <w:proofErr w:type="spellEnd"/>
+      <w:r>
+        <w:t xml:space="preserve">, que é a parte do </w:t>
+      </w:r>
+      <w:r>
+        <w:lastRenderedPageBreak/>
+        <w:t xml:space="preserve">sistema que não é visível ao usuário, mas que é responsável por processar as informações e retornar as respostas para o </w:t>
+      </w:r>
+      <w:proofErr w:type="spellStart"/>
+      <w:r>
+        <w:t>front-end</w:t>
+      </w:r>
+      <w:proofErr w:type="spellEnd"/>
+      <w:r>
+        <w:t>.</w:t>
+      </w:r>
+    </w:p>
+    <w:p/>
+    <w:p>
+      <w:pPr>
+        <w:pStyle w:val="Ttulo4"/>
+      </w:pPr>
+      <w:r>
+        <w:t xml:space="preserve"> Javascript</w:t>
+      </w:r>
+    </w:p>
+    <w:p>
+      <w:r>
+        <w:t xml:space="preserve">Embora o nome seja parecido, Javascript não tem relação com Java. Javascript é uma linguagem de programação usada em parceria com o HTML, com a finalidade de criar páginas web interativas (OLIVIERO, 2001). O HTML, como será descrito em seguida, é uma linguagem de marcação que define a estrutura de uma página web, enquanto o Javascript é uma linguagem de programação que define o comportamento da página. No contexto do sistema, Javascript foi utilizado para a criação do </w:t>
+      </w:r>
+      <w:proofErr w:type="spellStart"/>
+      <w:r>
+        <w:t>front-end</w:t>
+      </w:r>
+      <w:proofErr w:type="spellEnd"/>
+      <w:r>
+        <w:t>, que é a parte do sistema que é visível ao usuário, e que permite a interação com o sistema.</w:t>
+      </w:r>
+    </w:p>
+    <w:p/>
+    <w:p>
+      <w:pPr>
+        <w:pStyle w:val="Ttulo3"/>
+      </w:pPr>
+      <w:r>
+        <w:t xml:space="preserve"> </w:t>
+      </w:r>
+      <w:r>
+        <w:t>Linguagens de marcação</w:t>
+      </w:r>
+    </w:p>
+    <w:p/>
+    <w:p>
+      <w:pPr>
+        <w:pStyle w:val="Ttulo4"/>
+      </w:pPr>
+      <w:r>
+        <w:t xml:space="preserve"> </w:t>
+      </w:r>
+      <w:r>
+        <w:t>HTML</w:t>
+      </w:r>
+    </w:p>
+    <w:p>
+      <w:r>
+        <w:t>A</w:t>
+      </w:r>
+      <w:r>
+        <w:t xml:space="preserve"> Web é baseada em três pilares: um esquema de localização de fontes, um protocolo para acessar estas fontes e uma linguagem de marcação para descrever o conteúdo: o HTML (SILVA JÚNIOR, 2013). HTML, sigla para Hypertext Markup </w:t>
+      </w:r>
+      <w:proofErr w:type="spellStart"/>
+      <w:r>
+        <w:t>Language</w:t>
+      </w:r>
+      <w:proofErr w:type="spellEnd"/>
+      <w:r>
+        <w:t>, é uma linguagem utilizada para a publicação de conteúdos variados na Web, como texto, imagem, vídeo e áudio. Baseado no conceito de hipertexto, o HTML organiza elementos — ou nós — conectados entre si. Esses elementos podem incluir palavras, imagens, vídeos, áudio e documentos, formando uma vasta rede de informações interligadas. (SILVA JÚNIOR, 2013)</w:t>
+      </w:r>
+    </w:p>
+    <w:p/>
+    <w:p>
+      <w:pPr>
+        <w:pStyle w:val="Ttulo4"/>
+      </w:pPr>
+      <w:r>
+        <w:t xml:space="preserve"> </w:t>
+      </w:r>
+      <w:r>
+        <w:t>CSS</w:t>
+      </w:r>
+    </w:p>
+    <w:p>
+      <w:r>
+        <w:t xml:space="preserve">Enquanto o HTML é responsável pela estrutura de uma página web, o CSS é responsável pela aparência. CSS, sigla para </w:t>
+      </w:r>
+      <w:proofErr w:type="spellStart"/>
+      <w:r>
+        <w:t>Cascading</w:t>
+      </w:r>
+      <w:proofErr w:type="spellEnd"/>
+      <w:r>
+        <w:t xml:space="preserve"> </w:t>
+      </w:r>
+      <w:proofErr w:type="spellStart"/>
+      <w:r>
+        <w:t>Style</w:t>
+      </w:r>
+      <w:proofErr w:type="spellEnd"/>
+      <w:r>
+        <w:t xml:space="preserve"> </w:t>
+      </w:r>
+      <w:proofErr w:type="spellStart"/>
+      <w:r>
+        <w:t>Sheets</w:t>
+      </w:r>
+      <w:proofErr w:type="spellEnd"/>
+      <w:r>
+        <w:t>, é um mecanismo simples para adicionar estilos, como fontes, cores e espaçamentos, a um documento web (SILVA, 2008). O CSS permite que o desenvolvedor controle a aparência de um site, separando o conteúdo da apresentação. Isso significa que o desenvolvedor pode alterar a aparência de um site sem alterar o conteúdo, tornando a manutenção mais fácil e rápida.</w:t>
+      </w:r>
+    </w:p>
+    <w:p>
+      <w:pPr>
+        <w:pStyle w:val="Ttulo3"/>
+      </w:pPr>
+      <w:r>
+        <w:t xml:space="preserve"> Frameworks</w:t>
+      </w:r>
+    </w:p>
+    <w:p>
+      <w:r>
+        <w:t xml:space="preserve">As linguagens de programação </w:t>
+      </w:r>
+      <w:r>
+        <w:t>são o pilar de qualquer sistema de computação</w:t>
+      </w:r>
+      <w:r>
+        <w:t>, porém</w:t>
+      </w:r>
+      <w:r>
+        <w:t xml:space="preserve">, </w:t>
+      </w:r>
+      <w:r>
+        <w:t xml:space="preserve">um sistema </w:t>
+      </w:r>
+      <w:r>
+        <w:t xml:space="preserve">é muito maior do que uma simples construção, </w:t>
+      </w:r>
+      <w:r>
+        <w:t>seguindo esta analogia</w:t>
+      </w:r>
+      <w:r>
+        <w:t xml:space="preserve">, até um </w:t>
+      </w:r>
+      <w:r>
+        <w:lastRenderedPageBreak/>
+        <w:t xml:space="preserve">sistema simples seria equivalente a uma cidade inteira de pilares. </w:t>
+      </w:r>
+      <w:r>
+        <w:t>Para isso existe</w:t>
+      </w:r>
+      <w:r>
+        <w:t xml:space="preserve">m os frameworks, que são </w:t>
+      </w:r>
+      <w:r>
+        <w:t>construções básicas genéricas e prontas que facilitam o desenvolvimento.</w:t>
+      </w:r>
+      <w:r>
+        <w:t xml:space="preserve"> </w:t>
+      </w:r>
+      <w:r>
+        <w:t>Um framework web é uma estrutura arquitetônica que fornece um ambiente de execução para aplicações web ou suas interfaces de usuário</w:t>
+      </w:r>
+      <w:r>
+        <w:t xml:space="preserve"> </w:t>
+      </w:r>
+      <w:r>
+        <w:t>(VOSLOO,</w:t>
+      </w:r>
+      <w:r>
+        <w:t xml:space="preserve"> 2005</w:t>
+      </w:r>
+      <w:r>
+        <w:t>).</w:t>
+      </w:r>
+    </w:p>
+    <w:p/>
+    <w:p>
+      <w:pPr>
         <w:spacing w:line="240" w:lineRule="auto"/>
         <w:ind w:firstLine="0"/>
         <w:jc w:val="left"/>
       </w:pPr>
+      <w:r>
+        <w:t>(mas linguagem crua não é suficiente) frameworks</w:t>
+      </w:r>
+    </w:p>
+    <w:p>
+      <w:pPr>
+        <w:spacing w:line="240" w:lineRule="auto"/>
+        <w:ind w:firstLine="0"/>
+        <w:jc w:val="left"/>
+      </w:pPr>
+      <w:r>
+        <w:tab/>
+      </w:r>
+      <w:r>
+        <w:tab/>
+        <w:t xml:space="preserve">1. </w:t>
+      </w:r>
+      <w:proofErr w:type="spellStart"/>
+      <w:r>
+        <w:t>java</w:t>
+      </w:r>
+      <w:proofErr w:type="spellEnd"/>
+      <w:r>
+        <w:t xml:space="preserve"> </w:t>
+      </w:r>
+      <w:proofErr w:type="spellStart"/>
+      <w:r>
+        <w:t>spring</w:t>
+      </w:r>
+      <w:proofErr w:type="spellEnd"/>
+    </w:p>
+    <w:p>
+      <w:pPr>
+        <w:spacing w:line="240" w:lineRule="auto"/>
+        <w:ind w:firstLine="0"/>
+        <w:jc w:val="left"/>
+      </w:pPr>
+      <w:r>
+        <w:tab/>
+      </w:r>
+      <w:r>
+        <w:tab/>
+        <w:t xml:space="preserve">2. </w:t>
+      </w:r>
+      <w:proofErr w:type="spellStart"/>
+      <w:r>
+        <w:t>react</w:t>
+      </w:r>
+      <w:proofErr w:type="spellEnd"/>
+    </w:p>
+    <w:p>
+      <w:pPr>
+        <w:spacing w:line="240" w:lineRule="auto"/>
+        <w:ind w:firstLine="0"/>
+        <w:jc w:val="left"/>
+      </w:pPr>
+      <w:r>
+        <w:tab/>
+        <w:t>6. (além dos frameworks, além do interno) API</w:t>
+      </w:r>
+    </w:p>
+    <w:p>
+      <w:pPr>
+        <w:spacing w:line="240" w:lineRule="auto"/>
+        <w:ind w:firstLine="0"/>
+        <w:jc w:val="left"/>
+      </w:pPr>
+      <w:r>
+        <w:tab/>
+        <w:t>7. (para se comunicar com API) REST</w:t>
+      </w:r>
+    </w:p>
+    <w:p>
+      <w:pPr>
+        <w:spacing w:line="240" w:lineRule="auto"/>
+        <w:ind w:firstLine="0"/>
+        <w:jc w:val="left"/>
+      </w:pPr>
+      <w:r>
+        <w:tab/>
+      </w:r>
+      <w:r>
+        <w:tab/>
+        <w:t>1. externo, interno</w:t>
+      </w:r>
+    </w:p>
+    <w:p>
+      <w:pPr>
+        <w:spacing w:line="240" w:lineRule="auto"/>
+        <w:ind w:firstLine="0"/>
+        <w:jc w:val="left"/>
+      </w:pPr>
+      <w:r>
+        <w:tab/>
+        <w:t>8. (</w:t>
+      </w:r>
+      <w:proofErr w:type="spellStart"/>
+      <w:r>
+        <w:t>hmm</w:t>
+      </w:r>
+      <w:proofErr w:type="spellEnd"/>
+      <w:r>
+        <w:t>) testes</w:t>
+      </w:r>
+    </w:p>
+    <w:p>
+      <w:pPr>
+        <w:spacing w:line="240" w:lineRule="auto"/>
+        <w:ind w:firstLine="0"/>
+        <w:jc w:val="left"/>
+      </w:pPr>
+      <w:r>
+        <w:tab/>
+      </w:r>
+      <w:r>
+        <w:tab/>
+        <w:t>1. introdução</w:t>
+      </w:r>
+    </w:p>
+    <w:p>
+      <w:pPr>
+        <w:spacing w:line="240" w:lineRule="auto"/>
+        <w:ind w:firstLine="0"/>
+        <w:jc w:val="left"/>
+      </w:pPr>
+      <w:r>
+        <w:tab/>
+      </w:r>
+      <w:r>
+        <w:tab/>
+        <w:t>2. testes unitários</w:t>
+      </w:r>
+    </w:p>
+    <w:p>
+      <w:pPr>
+        <w:spacing w:line="240" w:lineRule="auto"/>
+        <w:ind w:firstLine="0"/>
+        <w:jc w:val="left"/>
+      </w:pPr>
+      <w:r>
+        <w:tab/>
+      </w:r>
+      <w:r>
+        <w:tab/>
+        <w:t xml:space="preserve">3. o testador do </w:t>
+      </w:r>
+      <w:proofErr w:type="spellStart"/>
+      <w:r>
+        <w:t>spring</w:t>
+      </w:r>
+      <w:proofErr w:type="spellEnd"/>
+    </w:p>
+    <w:p>
+      <w:pPr>
+        <w:spacing w:line="240" w:lineRule="auto"/>
+        <w:ind w:firstLine="0"/>
+        <w:jc w:val="left"/>
+      </w:pPr>
+      <w:r>
+        <w:tab/>
+        <w:t xml:space="preserve">9. (tendo tudo definido, lugar pra </w:t>
+      </w:r>
+      <w:proofErr w:type="spellStart"/>
+      <w:r>
+        <w:t>versionar</w:t>
+      </w:r>
+      <w:proofErr w:type="spellEnd"/>
+      <w:r>
+        <w:t>) GIT</w:t>
+      </w:r>
+    </w:p>
+    <w:p>
+      <w:pPr>
+        <w:spacing w:line="240" w:lineRule="auto"/>
+        <w:ind w:firstLine="0"/>
+        <w:jc w:val="left"/>
+      </w:pPr>
+      <w:r>
+        <w:tab/>
+      </w:r>
+      <w:r>
+        <w:tab/>
+        <w:t xml:space="preserve">1. </w:t>
+      </w:r>
+      <w:proofErr w:type="spellStart"/>
+      <w:r>
+        <w:t>git</w:t>
+      </w:r>
+      <w:proofErr w:type="spellEnd"/>
+      <w:r>
+        <w:t>/</w:t>
+      </w:r>
+      <w:proofErr w:type="spellStart"/>
+      <w:r>
+        <w:t>github</w:t>
+      </w:r>
+      <w:proofErr w:type="spellEnd"/>
       <w:r>
         <w:br w:type="page"/>
       </w:r>
@@ -6122,7 +6543,6 @@
       <w:r>
         <w:rPr>
           <w:szCs w:val="24"/>
-          <w:lang w:val="en-US"/>
         </w:rPr>
         <w:t xml:space="preserve">JACK-VAUGHAN, A. </w:t>
       </w:r>
@@ -6131,16 +6551,28 @@
           <w:i/>
           <w:iCs/>
           <w:szCs w:val="24"/>
-          <w:lang w:val="en-US"/>
         </w:rPr>
         <w:t>Data</w:t>
       </w:r>
       <w:r>
         <w:rPr>
           <w:szCs w:val="24"/>
-          <w:lang w:val="en-US"/>
-        </w:rPr>
-        <w:t xml:space="preserve">. TechTarget. </w:t>
+        </w:rPr>
+        <w:t xml:space="preserve">. </w:t>
+      </w:r>
+      <w:proofErr w:type="spellStart"/>
+      <w:r>
+        <w:rPr>
+          <w:szCs w:val="24"/>
+        </w:rPr>
+        <w:t>TechTarget</w:t>
+      </w:r>
+      <w:proofErr w:type="spellEnd"/>
+      <w:r>
+        <w:rPr>
+          <w:szCs w:val="24"/>
+        </w:rPr>
+        <w:t xml:space="preserve">. </w:t>
       </w:r>
       <w:r>
         <w:rPr>
@@ -6277,9 +6709,36 @@
       <w:r>
         <w:rPr>
           <w:szCs w:val="24"/>
-          <w:lang w:val="en-US"/>
-        </w:rPr>
-        <w:t xml:space="preserve">Brooks, Chad. "What Is SQL?". </w:t>
+        </w:rPr>
+        <w:t>Brooks, Chad. "</w:t>
+      </w:r>
+      <w:proofErr w:type="spellStart"/>
+      <w:r>
+        <w:rPr>
+          <w:szCs w:val="24"/>
+        </w:rPr>
+        <w:t>What</w:t>
+      </w:r>
+      <w:proofErr w:type="spellEnd"/>
+      <w:r>
+        <w:rPr>
+          <w:szCs w:val="24"/>
+        </w:rPr>
+        <w:t xml:space="preserve"> </w:t>
+      </w:r>
+      <w:proofErr w:type="spellStart"/>
+      <w:r>
+        <w:rPr>
+          <w:szCs w:val="24"/>
+        </w:rPr>
+        <w:t>Is</w:t>
+      </w:r>
+      <w:proofErr w:type="spellEnd"/>
+      <w:r>
+        <w:rPr>
+          <w:szCs w:val="24"/>
+        </w:rPr>
+        <w:t xml:space="preserve"> SQL?". </w:t>
       </w:r>
       <w:r>
         <w:rPr>
@@ -6330,9 +6789,298 @@
         <w:t xml:space="preserve"> Editora, 2006. ISBN 85-7522-103-5.</w:t>
       </w:r>
     </w:p>
+    <w:p>
+      <w:pPr>
+        <w:rPr>
+          <w:szCs w:val="24"/>
+        </w:rPr>
+      </w:pPr>
+      <w:r>
+        <w:rPr>
+          <w:szCs w:val="24"/>
+        </w:rPr>
+        <w:t xml:space="preserve">ANA CRISTINA VIEIRA DE MELO, F. S. C. </w:t>
+      </w:r>
+      <w:proofErr w:type="spellStart"/>
+      <w:r>
+        <w:rPr>
+          <w:szCs w:val="24"/>
+        </w:rPr>
+        <w:t>da</w:t>
+      </w:r>
+      <w:proofErr w:type="spellEnd"/>
+      <w:r>
+        <w:rPr>
+          <w:szCs w:val="24"/>
+        </w:rPr>
+        <w:t xml:space="preserve"> S. </w:t>
+      </w:r>
+      <w:r>
+        <w:rPr>
+          <w:b/>
+          <w:bCs/>
+          <w:szCs w:val="24"/>
+        </w:rPr>
+        <w:t>Princípios de linguagem de programação</w:t>
+      </w:r>
+      <w:r>
+        <w:rPr>
+          <w:szCs w:val="24"/>
+        </w:rPr>
+        <w:t xml:space="preserve">. </w:t>
+      </w:r>
+      <w:proofErr w:type="spellStart"/>
+      <w:r>
+        <w:rPr>
+          <w:szCs w:val="24"/>
+        </w:rPr>
+        <w:t>São</w:t>
+      </w:r>
+      <w:proofErr w:type="spellEnd"/>
+      <w:r>
+        <w:rPr>
+          <w:szCs w:val="24"/>
+        </w:rPr>
+        <w:t xml:space="preserve"> Paulo, SP, Brasil: </w:t>
+      </w:r>
+      <w:proofErr w:type="spellStart"/>
+      <w:r>
+        <w:rPr>
+          <w:szCs w:val="24"/>
+        </w:rPr>
+        <w:t>Blucher</w:t>
+      </w:r>
+      <w:proofErr w:type="spellEnd"/>
+      <w:r>
+        <w:rPr>
+          <w:szCs w:val="24"/>
+        </w:rPr>
+        <w:t>, 2003. ISBN 9788521214922. Disponível em: https://search.ebscohost.com/login.aspx?direct=true&amp;db=nlebk&amp;AN=2202168&amp;lang=pt-br&amp;site=ehost-live. Acesso em: 1 set. 2024.</w:t>
+      </w:r>
+    </w:p>
+    <w:p>
+      <w:pPr>
+        <w:rPr>
+          <w:szCs w:val="24"/>
+        </w:rPr>
+      </w:pPr>
+      <w:r>
+        <w:rPr>
+          <w:b/>
+          <w:bCs/>
+          <w:szCs w:val="24"/>
+        </w:rPr>
+        <w:t>MANZANO, José Augusto N. G.; COSTA JUNIOR, Roberto Affonso da.</w:t>
+      </w:r>
+      <w:r>
+        <w:rPr>
+          <w:szCs w:val="24"/>
+        </w:rPr>
+        <w:t xml:space="preserve"> </w:t>
+      </w:r>
+      <w:r>
+        <w:rPr>
+          <w:i/>
+          <w:iCs/>
+          <w:szCs w:val="24"/>
+        </w:rPr>
+        <w:t>Java 8: programação de computadores: guia prático de introdução, orientação e desenvolvimento.</w:t>
+      </w:r>
+      <w:r>
+        <w:rPr>
+          <w:szCs w:val="24"/>
+        </w:rPr>
+        <w:t xml:space="preserve"> 1. ed. São Paulo: Érica, 2014.</w:t>
+      </w:r>
+    </w:p>
+    <w:p>
+      <w:pPr>
+        <w:rPr>
+          <w:szCs w:val="24"/>
+        </w:rPr>
+      </w:pPr>
+      <w:r>
+        <w:rPr>
+          <w:b/>
+          <w:bCs/>
+          <w:szCs w:val="24"/>
+        </w:rPr>
+        <w:t>INDRUSIAK, Leandro Soares.</w:t>
+      </w:r>
+      <w:r>
+        <w:rPr>
+          <w:szCs w:val="24"/>
+        </w:rPr>
+        <w:t xml:space="preserve"> Linguagem Java. 1996. Disponível em: </w:t>
+      </w:r>
+      <w:hyperlink r:id="rId26" w:tgtFrame="_new" w:history="1">
+        <w:r>
+          <w:rPr>
+            <w:rStyle w:val="Hyperlink"/>
+            <w:szCs w:val="24"/>
+          </w:rPr>
+          <w:t>http://www.inf.ufrgs.br/tools/java</w:t>
+        </w:r>
+      </w:hyperlink>
+      <w:r>
+        <w:rPr>
+          <w:szCs w:val="24"/>
+        </w:rPr>
+        <w:t>. Acesso em: [data de acesso].</w:t>
+      </w:r>
+    </w:p>
+    <w:p>
+      <w:pPr>
+        <w:rPr>
+          <w:szCs w:val="24"/>
+        </w:rPr>
+      </w:pPr>
+      <w:r>
+        <w:rPr>
+          <w:b/>
+          <w:bCs/>
+          <w:szCs w:val="24"/>
+        </w:rPr>
+        <w:t>OLIVIERO, Carlos A.</w:t>
+      </w:r>
+      <w:r>
+        <w:rPr>
+          <w:szCs w:val="24"/>
+        </w:rPr>
+        <w:t xml:space="preserve"> </w:t>
+      </w:r>
+      <w:r>
+        <w:rPr>
+          <w:i/>
+          <w:iCs/>
+          <w:szCs w:val="24"/>
+        </w:rPr>
+        <w:t>Orientado por objetos: scripts básicos em Delphi.</w:t>
+      </w:r>
+      <w:r>
+        <w:rPr>
+          <w:szCs w:val="24"/>
+        </w:rPr>
+        <w:t xml:space="preserve"> 1. ed. São Paulo: Érica, 2001.</w:t>
+      </w:r>
+    </w:p>
+    <w:p>
+      <w:pPr>
+        <w:rPr>
+          <w:szCs w:val="24"/>
+        </w:rPr>
+      </w:pPr>
+      <w:r>
+        <w:rPr>
+          <w:szCs w:val="24"/>
+        </w:rPr>
+        <w:lastRenderedPageBreak/>
+        <w:t>SILVA JÚNIOR, W. S. d. (2013). </w:t>
+      </w:r>
+      <w:r>
+        <w:rPr>
+          <w:i/>
+          <w:iCs/>
+          <w:szCs w:val="24"/>
+        </w:rPr>
+        <w:t>Metodologia de construção de videoaulas utilizando HTML5</w:t>
+      </w:r>
+      <w:r>
+        <w:rPr>
+          <w:szCs w:val="24"/>
+        </w:rPr>
+        <w:t>.</w:t>
+      </w:r>
+    </w:p>
+    <w:p>
+      <w:pPr>
+        <w:rPr>
+          <w:szCs w:val="24"/>
+        </w:rPr>
+      </w:pPr>
+      <w:r>
+        <w:rPr>
+          <w:b/>
+          <w:bCs/>
+          <w:szCs w:val="24"/>
+        </w:rPr>
+        <w:t>SILVA, Maurício Samy.</w:t>
+      </w:r>
+      <w:r>
+        <w:rPr>
+          <w:szCs w:val="24"/>
+        </w:rPr>
+        <w:t xml:space="preserve"> Criando sites com HTML: sites de alta qualidade com HTML e CSS. São Paulo: </w:t>
+      </w:r>
+      <w:proofErr w:type="spellStart"/>
+      <w:r>
+        <w:rPr>
+          <w:szCs w:val="24"/>
+        </w:rPr>
+        <w:t>Novatec</w:t>
+      </w:r>
+      <w:proofErr w:type="spellEnd"/>
+      <w:r>
+        <w:rPr>
+          <w:szCs w:val="24"/>
+        </w:rPr>
+        <w:t xml:space="preserve"> Editora, 2008.</w:t>
+      </w:r>
+    </w:p>
+    <w:p>
+      <w:pPr>
+        <w:rPr>
+          <w:szCs w:val="24"/>
+        </w:rPr>
+      </w:pPr>
+      <w:r>
+        <w:rPr>
+          <w:szCs w:val="24"/>
+          <w:lang w:val="en-US"/>
+        </w:rPr>
+        <w:t xml:space="preserve">VOSLOO, Iwan. </w:t>
+      </w:r>
+      <w:r>
+        <w:rPr>
+          <w:b/>
+          <w:bCs/>
+          <w:szCs w:val="24"/>
+          <w:lang w:val="en-US"/>
+        </w:rPr>
+        <w:t>A web application user interface specification language based on statecharts</w:t>
+      </w:r>
+      <w:r>
+        <w:rPr>
+          <w:szCs w:val="24"/>
+          <w:lang w:val="en-US"/>
+        </w:rPr>
+        <w:t xml:space="preserve">. </w:t>
+      </w:r>
+      <w:r>
+        <w:rPr>
+          <w:szCs w:val="24"/>
+        </w:rPr>
+        <w:t xml:space="preserve">2005. Dissertação (Mestrado em Ciência da Computação) – Faculdade de Engenharia, Ambiente Construído e Tecnologia da Informação, Universidade de Pretória, Pretória, 2005. Disponível em: </w:t>
+      </w:r>
+      <w:hyperlink r:id="rId27" w:tgtFrame="_new" w:history="1">
+        <w:r>
+          <w:rPr>
+            <w:rStyle w:val="Hyperlink"/>
+            <w:szCs w:val="24"/>
+          </w:rPr>
+          <w:t>https://repository.up.ac.za/bitstream/handle/2263/27080/00dissertation.pdf</w:t>
+        </w:r>
+      </w:hyperlink>
+      <w:r>
+        <w:rPr>
+          <w:szCs w:val="24"/>
+        </w:rPr>
+        <w:t>. Acesso em: 2 set. 2024.</w:t>
+      </w:r>
+    </w:p>
     <w:sectPr>
-      <w:headerReference w:type="even" r:id="rId26"/>
-      <w:headerReference w:type="default" r:id="rId27"/>
+      <w:headerReference w:type="even" r:id="rId28"/>
+      <w:headerReference w:type="default" r:id="rId29"/>
       <w:type w:val="oddPage"/>
       <w:pgSz w:w="11907" w:h="16840" w:code="9"/>
       <w:pgMar w:top="1701" w:right="1134" w:bottom="1134" w:left="1701" w:header="1134" w:footer="1134" w:gutter="0"/>
@@ -8813,7 +9561,6 @@
   <w:style w:type="character" w:default="1" w:styleId="Fontepargpadro">
     <w:name w:val="Default Paragraph Font"/>
     <w:uiPriority w:val="1"/>
-    <w:semiHidden/>
     <w:unhideWhenUsed/>
   </w:style>
   <w:style w:type="table" w:default="1" w:styleId="Tabelanormal">
@@ -9806,6 +10553,10 @@
 </file>
 
 <file path=customXml/item1.xml><?xml version="1.0" encoding="utf-8"?>
+<b:Sources xmlns:b="http://schemas.openxmlformats.org/officeDocument/2006/bibliography" xmlns="http://schemas.openxmlformats.org/officeDocument/2006/bibliography" SelectedStyle="\GB.XSL" StyleName="GB7714"/>
+</file>
+
+<file path=customXml/item2.xml><?xml version="1.0" encoding="utf-8"?>
 <?mso-contentType ?>
 <FormTemplates xmlns="http://schemas.microsoft.com/sharepoint/v3/contenttype/forms">
   <Display>DocumentLibraryForm</Display>
@@ -9814,11 +10565,17 @@
 </FormTemplates>
 </file>
 
-<file path=customXml/item2.xml><?xml version="1.0" encoding="utf-8"?>
-<b:Sources xmlns:b="http://schemas.openxmlformats.org/officeDocument/2006/bibliography" xmlns="http://schemas.openxmlformats.org/officeDocument/2006/bibliography" SelectedStyle="\GB.XSL" StyleName="GB7714"/>
+<file path=customXml/item3.xml><?xml version="1.0" encoding="utf-8"?>
+<p:properties xmlns:p="http://schemas.microsoft.com/office/2006/metadata/properties" xmlns:xsi="http://www.w3.org/2001/XMLSchema-instance" xmlns:pc="http://schemas.microsoft.com/office/infopath/2007/PartnerControls">
+  <documentManagement>
+    <_ip_UnifiedCompliancePolicyUIAction xmlns="http://schemas.microsoft.com/sharepoint/v3" xsi:nil="true"/>
+    <_ip_UnifiedCompliancePolicyProperties xmlns="http://schemas.microsoft.com/sharepoint/v3" xsi:nil="true"/>
+    <_activity xmlns="dc236bd3-22a1-40fd-b120-f4bf2cfb02e5" xsi:nil="true"/>
+  </documentManagement>
+</p:properties>
 </file>
 
-<file path=customXml/item3.xml><?xml version="1.0" encoding="utf-8"?>
+<file path=customXml/item4.xml><?xml version="1.0" encoding="utf-8"?>
 <ct:contentTypeSchema xmlns:ct="http://schemas.microsoft.com/office/2006/metadata/contentType" xmlns:ma="http://schemas.microsoft.com/office/2006/metadata/properties/metaAttributes" ct:_="" ma:_="" ma:contentTypeName="Documento" ma:contentTypeID="0x0101009A9245E7D933DB48BB9689B768D8465E" ma:contentTypeVersion="20" ma:contentTypeDescription="Crie um novo documento." ma:contentTypeScope="" ma:versionID="c310dbd2fa624fda04c8bc918a8b03ac">
   <xsd:schema xmlns:xsd="http://www.w3.org/2001/XMLSchema" xmlns:xs="http://www.w3.org/2001/XMLSchema" xmlns:p="http://schemas.microsoft.com/office/2006/metadata/properties" xmlns:ns1="http://schemas.microsoft.com/sharepoint/v3" xmlns:ns3="dc236bd3-22a1-40fd-b120-f4bf2cfb02e5" xmlns:ns4="9d3905d4-f008-4ae0-8ecf-c0fcf643c7ce" targetNamespace="http://schemas.microsoft.com/office/2006/metadata/properties" ma:root="true" ma:fieldsID="12efab61f20a256d51c72f88e5f31734" ns1:_="" ns3:_="" ns4:_="">
     <xsd:import namespace="http://schemas.microsoft.com/sharepoint/v3"/>
@@ -10088,17 +10845,15 @@
 </ct:contentTypeSchema>
 </file>
 
-<file path=customXml/item4.xml><?xml version="1.0" encoding="utf-8"?>
-<p:properties xmlns:p="http://schemas.microsoft.com/office/2006/metadata/properties" xmlns:xsi="http://www.w3.org/2001/XMLSchema-instance" xmlns:pc="http://schemas.microsoft.com/office/infopath/2007/PartnerControls">
-  <documentManagement>
-    <_ip_UnifiedCompliancePolicyUIAction xmlns="http://schemas.microsoft.com/sharepoint/v3" xsi:nil="true"/>
-    <_ip_UnifiedCompliancePolicyProperties xmlns="http://schemas.microsoft.com/sharepoint/v3" xsi:nil="true"/>
-    <_activity xmlns="dc236bd3-22a1-40fd-b120-f4bf2cfb02e5" xsi:nil="true"/>
-  </documentManagement>
-</p:properties>
+<file path=customXml/itemProps1.xml><?xml version="1.0" encoding="utf-8"?>
+<ds:datastoreItem xmlns:ds="http://schemas.openxmlformats.org/officeDocument/2006/customXml" ds:itemID="{D5E71C61-0628-4013-9296-50A26E5B5C0D}">
+  <ds:schemaRefs>
+    <ds:schemaRef ds:uri="http://schemas.openxmlformats.org/officeDocument/2006/bibliography"/>
+  </ds:schemaRefs>
+</ds:datastoreItem>
 </file>
 
-<file path=customXml/itemProps1.xml><?xml version="1.0" encoding="utf-8"?>
+<file path=customXml/itemProps2.xml><?xml version="1.0" encoding="utf-8"?>
 <ds:datastoreItem xmlns:ds="http://schemas.openxmlformats.org/officeDocument/2006/customXml" ds:itemID="{D0EF6655-36F8-4AE8-80E8-8843D0BE3BB0}">
   <ds:schemaRefs>
     <ds:schemaRef ds:uri="http://schemas.microsoft.com/sharepoint/v3/contenttype/forms"/>
@@ -10106,15 +10861,25 @@
 </ds:datastoreItem>
 </file>
 
-<file path=customXml/itemProps2.xml><?xml version="1.0" encoding="utf-8"?>
-<ds:datastoreItem xmlns:ds="http://schemas.openxmlformats.org/officeDocument/2006/customXml" ds:itemID="{D5E71C61-0628-4013-9296-50A26E5B5C0D}">
+<file path=customXml/itemProps3.xml><?xml version="1.0" encoding="utf-8"?>
+<ds:datastoreItem xmlns:ds="http://schemas.openxmlformats.org/officeDocument/2006/customXml" ds:itemID="{74AD157C-1D73-4DC2-B2B5-0CA82C9C3AED}">
   <ds:schemaRefs>
-    <ds:schemaRef ds:uri="http://schemas.openxmlformats.org/officeDocument/2006/bibliography"/>
+    <ds:schemaRef ds:uri="dc236bd3-22a1-40fd-b120-f4bf2cfb02e5"/>
+    <ds:schemaRef ds:uri="http://schemas.microsoft.com/sharepoint/v3"/>
+    <ds:schemaRef ds:uri="http://purl.org/dc/elements/1.1/"/>
+    <ds:schemaRef ds:uri="http://purl.org/dc/dcmitype/"/>
+    <ds:schemaRef ds:uri="http://schemas.openxmlformats.org/package/2006/metadata/core-properties"/>
+    <ds:schemaRef ds:uri="http://schemas.microsoft.com/office/2006/metadata/properties"/>
+    <ds:schemaRef ds:uri="http://schemas.microsoft.com/office/2006/documentManagement/types"/>
+    <ds:schemaRef ds:uri="9d3905d4-f008-4ae0-8ecf-c0fcf643c7ce"/>
+    <ds:schemaRef ds:uri="http://www.w3.org/XML/1998/namespace"/>
+    <ds:schemaRef ds:uri="http://schemas.microsoft.com/office/infopath/2007/PartnerControls"/>
+    <ds:schemaRef ds:uri="http://purl.org/dc/terms/"/>
   </ds:schemaRefs>
 </ds:datastoreItem>
 </file>
 
-<file path=customXml/itemProps3.xml><?xml version="1.0" encoding="utf-8"?>
+<file path=customXml/itemProps4.xml><?xml version="1.0" encoding="utf-8"?>
 <ds:datastoreItem xmlns:ds="http://schemas.openxmlformats.org/officeDocument/2006/customXml" ds:itemID="{9F3B7632-F9B1-4F20-B6CF-16E183EBD773}">
   <ds:schemaRefs>
     <ds:schemaRef ds:uri="http://schemas.microsoft.com/office/2006/metadata/contentType"/>
@@ -10132,22 +10897,4 @@
     <ds:schemaRef ds:uri="http://schemas.microsoft.com/internal/obd"/>
   </ds:schemaRefs>
 </ds:datastoreItem>
-</file>
-
-<file path=customXml/itemProps4.xml><?xml version="1.0" encoding="utf-8"?>
-<ds:datastoreItem xmlns:ds="http://schemas.openxmlformats.org/officeDocument/2006/customXml" ds:itemID="{74AD157C-1D73-4DC2-B2B5-0CA82C9C3AED}">
-  <ds:schemaRefs>
-    <ds:schemaRef ds:uri="9d3905d4-f008-4ae0-8ecf-c0fcf643c7ce"/>
-    <ds:schemaRef ds:uri="dc236bd3-22a1-40fd-b120-f4bf2cfb02e5"/>
-    <ds:schemaRef ds:uri="http://purl.org/dc/elements/1.1/"/>
-    <ds:schemaRef ds:uri="http://schemas.microsoft.com/office/2006/documentManagement/types"/>
-    <ds:schemaRef ds:uri="http://schemas.microsoft.com/office/2006/metadata/properties"/>
-    <ds:schemaRef ds:uri="http://purl.org/dc/terms/"/>
-    <ds:schemaRef ds:uri="http://www.w3.org/XML/1998/namespace"/>
-    <ds:schemaRef ds:uri="http://purl.org/dc/dcmitype/"/>
-    <ds:schemaRef ds:uri="http://schemas.microsoft.com/office/infopath/2007/PartnerControls"/>
-    <ds:schemaRef ds:uri="http://schemas.openxmlformats.org/package/2006/metadata/core-properties"/>
-    <ds:schemaRef ds:uri="http://schemas.microsoft.com/sharepoint/v3"/>
-  </ds:schemaRefs>
-</ds:datastoreItem>
 </file>
--- a/reportai-docs/Reportaí.docx
+++ b/reportai-docs/Reportaí.docx
@@ -3285,7 +3285,7 @@
           <w:noProof/>
         </w:rPr>
         <w:drawing>
-          <wp:anchor distT="0" distB="0" distL="0" distR="0" simplePos="0" relativeHeight="251657216" behindDoc="0" locked="0" layoutInCell="1" allowOverlap="0" wp14:anchorId="73651F8C" wp14:editId="63D14BDE">
+          <wp:anchor distT="0" distB="0" distL="0" distR="0" simplePos="0" relativeHeight="251657216" behindDoc="0" locked="0" layoutInCell="1" allowOverlap="0" wp14:anchorId="73651F8C" wp14:editId="2D67B8F8">
             <wp:simplePos x="0" y="0"/>
             <wp:positionH relativeFrom="column">
               <wp:posOffset>56515</wp:posOffset>
@@ -3386,7 +3386,7 @@
           <w:noProof/>
         </w:rPr>
         <w:drawing>
-          <wp:anchor distT="0" distB="0" distL="0" distR="0" simplePos="0" relativeHeight="251658240" behindDoc="0" locked="0" layoutInCell="1" allowOverlap="0" wp14:anchorId="65BDD473" wp14:editId="456C38F1">
+          <wp:anchor distT="0" distB="0" distL="0" distR="0" simplePos="0" relativeHeight="251658240" behindDoc="0" locked="0" layoutInCell="1" allowOverlap="0" wp14:anchorId="65BDD473" wp14:editId="17D6FAFF">
             <wp:simplePos x="0" y="0"/>
             <wp:positionH relativeFrom="column">
               <wp:posOffset>50165</wp:posOffset>
@@ -5669,41 +5669,205 @@
     <w:p/>
     <w:p>
       <w:pPr>
-        <w:spacing w:line="240" w:lineRule="auto"/>
-        <w:ind w:firstLine="0"/>
-        <w:jc w:val="left"/>
-      </w:pPr>
-      <w:r>
-        <w:t>(mas linguagem crua não é suficiente) frameworks</w:t>
-      </w:r>
-    </w:p>
-    <w:p>
-      <w:pPr>
-        <w:spacing w:line="240" w:lineRule="auto"/>
-        <w:ind w:firstLine="0"/>
-        <w:jc w:val="left"/>
-      </w:pPr>
-      <w:r>
-        <w:tab/>
-      </w:r>
-      <w:r>
-        <w:tab/>
-        <w:t xml:space="preserve">1. </w:t>
+        <w:pStyle w:val="Ttulo4"/>
+      </w:pPr>
+      <w:r>
+        <w:t xml:space="preserve"> Java Spring</w:t>
+      </w:r>
+    </w:p>
+    <w:p>
+      <w:r>
+        <w:t xml:space="preserve">Java Spring </w:t>
+      </w:r>
+      <w:r>
+        <w:t xml:space="preserve">é um framework </w:t>
       </w:r>
       <w:proofErr w:type="spellStart"/>
       <w:r>
-        <w:t>java</w:t>
+        <w:t>que oferece</w:t>
       </w:r>
       <w:proofErr w:type="spellEnd"/>
       <w:r>
+        <w:t xml:space="preserve"> suporte ao padrão MVC, fornece funcionalidades para </w:t>
+      </w:r>
+      <w:proofErr w:type="spellStart"/>
+      <w:r>
+        <w:t>RESTful</w:t>
+      </w:r>
+      <w:proofErr w:type="spellEnd"/>
+      <w:r>
+        <w:t xml:space="preserve"> Web Services, e inclui uma conexão de banco de dados no pacote. Ele também suporta injeção de dependência, o que facilita a configuração de dependências na aplicação</w:t>
+      </w:r>
+      <w:r>
+        <w:t xml:space="preserve"> (</w:t>
+      </w:r>
+      <w:r>
+        <w:t>HATMA</w:t>
+      </w:r>
+      <w:r>
+        <w:t xml:space="preserve">, 2017). Por esses motivos, Java Spring foi escolhido para construir o </w:t>
+      </w:r>
+      <w:proofErr w:type="spellStart"/>
+      <w:r>
+        <w:t>back-end</w:t>
+      </w:r>
+      <w:proofErr w:type="spellEnd"/>
+      <w:r>
+        <w:t xml:space="preserve"> do sistema.</w:t>
+      </w:r>
+    </w:p>
+    <w:p/>
+    <w:p>
+      <w:pPr>
+        <w:pStyle w:val="Ttulo4"/>
+      </w:pPr>
+      <w:r>
         <w:t xml:space="preserve"> </w:t>
       </w:r>
       <w:proofErr w:type="spellStart"/>
       <w:r>
-        <w:t>spring</w:t>
+        <w:t>ReactJS</w:t>
       </w:r>
       <w:proofErr w:type="spellEnd"/>
     </w:p>
+    <w:p>
+      <w:r>
+        <w:t xml:space="preserve">O </w:t>
+      </w:r>
+      <w:proofErr w:type="spellStart"/>
+      <w:r>
+        <w:t>ReactJS</w:t>
+      </w:r>
+      <w:proofErr w:type="spellEnd"/>
+      <w:r>
+        <w:t xml:space="preserve">, ou só </w:t>
+      </w:r>
+      <w:proofErr w:type="spellStart"/>
+      <w:r>
+        <w:t>React</w:t>
+      </w:r>
+      <w:proofErr w:type="spellEnd"/>
+      <w:r>
+        <w:t>,</w:t>
+      </w:r>
+      <w:r>
+        <w:t xml:space="preserve"> é uma biblioteca de código aberto que é utilizada para construir interfaces de usuário</w:t>
+      </w:r>
+      <w:r>
+        <w:t>.</w:t>
+      </w:r>
+      <w:r>
+        <w:t xml:space="preserve"> O </w:t>
+      </w:r>
+      <w:proofErr w:type="spellStart"/>
+      <w:r>
+        <w:t>Reac</w:t>
+      </w:r>
+      <w:r>
+        <w:t>t</w:t>
+      </w:r>
+      <w:proofErr w:type="spellEnd"/>
+      <w:r>
+        <w:t xml:space="preserve"> permite que programadores criem grandes aplicações web que podem mudar ao longo do tempo sem precisar recarregar a página</w:t>
+      </w:r>
+      <w:r>
+        <w:t xml:space="preserve">, resultando em uma navegação mais fluída para o usuário. </w:t>
+      </w:r>
+      <w:r>
+        <w:t>(</w:t>
+      </w:r>
+      <w:r>
+        <w:t>RAWAT</w:t>
+      </w:r>
+      <w:r>
+        <w:t xml:space="preserve">, </w:t>
+      </w:r>
+      <w:r>
+        <w:t>2020</w:t>
+      </w:r>
+      <w:r>
+        <w:t>)</w:t>
+      </w:r>
+    </w:p>
+    <w:p/>
+    <w:p>
+      <w:pPr>
+        <w:pStyle w:val="Ttulo3"/>
+      </w:pPr>
+      <w:r>
+        <w:t xml:space="preserve"> API</w:t>
+      </w:r>
+    </w:p>
+    <w:p>
+      <w:r>
+        <w:t xml:space="preserve">A comunicação entre o </w:t>
+      </w:r>
+      <w:proofErr w:type="spellStart"/>
+      <w:r>
+        <w:t>front-end</w:t>
+      </w:r>
+      <w:proofErr w:type="spellEnd"/>
+      <w:r>
+        <w:t xml:space="preserve"> da aplicação e o </w:t>
+      </w:r>
+      <w:proofErr w:type="spellStart"/>
+      <w:r>
+        <w:t>back-end</w:t>
+      </w:r>
+      <w:proofErr w:type="spellEnd"/>
+      <w:r>
+        <w:t>, assim como a comunicação com sistemas externos</w:t>
+      </w:r>
+      <w:r>
+        <w:t>, ocorre via API.</w:t>
+      </w:r>
+      <w:r>
+        <w:t xml:space="preserve"> </w:t>
+      </w:r>
+      <w:r>
+        <w:t>API significa interface de programação de aplicações. Uma API ajuda a expor um serviço de negócio ou um ativo empresarial para os desenvolvedores que estão criando uma aplicação</w:t>
+      </w:r>
+      <w:r>
+        <w:t xml:space="preserve"> (</w:t>
+      </w:r>
+      <w:r>
+        <w:t>DE</w:t>
+      </w:r>
+      <w:r>
+        <w:t xml:space="preserve">, 2017). </w:t>
+      </w:r>
+      <w:r>
+        <w:t>Uma interface pode ser entendida como um acordo de serviço entre duas aplicações, estabelecendo as regras para a comunicação entre elas por meio de solicitações e respostas. A documentação das respectivas APIs fornece detalhes sobre como os desenvolvedores devem organizar essas solicitações e respostas.</w:t>
+      </w:r>
+      <w:r>
+        <w:t xml:space="preserve"> (AMAZON, 2024).</w:t>
+      </w:r>
+    </w:p>
+    <w:p>
+      <w:pPr>
+        <w:pStyle w:val="Ttulo4"/>
+      </w:pPr>
+      <w:r>
+        <w:t xml:space="preserve"> HTTP</w:t>
+      </w:r>
+    </w:p>
+    <w:p>
+      <w:pPr>
+        <w:pStyle w:val="Ttulo4"/>
+      </w:pPr>
+      <w:r>
+        <w:t xml:space="preserve"> REST</w:t>
+      </w:r>
+    </w:p>
+    <w:p>
+      <w:pPr>
+        <w:pStyle w:val="Ttulo4"/>
+      </w:pPr>
+      <w:r>
+        <w:t xml:space="preserve"> API mapa</w:t>
+      </w:r>
+    </w:p>
+    <w:p/>
     <w:p>
       <w:pPr>
         <w:spacing w:line="240" w:lineRule="auto"/>
@@ -5741,6 +5905,7 @@
         <w:jc w:val="left"/>
       </w:pPr>
       <w:r>
+        <w:lastRenderedPageBreak/>
         <w:tab/>
         <w:t>7. (para se comunicar com API) REST</w:t>
       </w:r>
@@ -6996,6 +7161,7 @@
       <w:pPr>
         <w:rPr>
           <w:szCs w:val="24"/>
+          <w:lang w:val="en-US"/>
         </w:rPr>
       </w:pPr>
       <w:r>
@@ -7010,12 +7176,20 @@
         <w:rPr>
           <w:szCs w:val="24"/>
         </w:rPr>
-        <w:t xml:space="preserve"> Criando sites com HTML: sites de alta qualidade com HTML e CSS. São Paulo: </w:t>
+        <w:t xml:space="preserve"> Criando sites com HTML: sites de alta qualidade com HTML e CSS. </w:t>
+      </w:r>
+      <w:r>
+        <w:rPr>
+          <w:szCs w:val="24"/>
+          <w:lang w:val="en-US"/>
+        </w:rPr>
+        <w:t xml:space="preserve">São Paulo: </w:t>
       </w:r>
       <w:proofErr w:type="spellStart"/>
       <w:r>
         <w:rPr>
           <w:szCs w:val="24"/>
+          <w:lang w:val="en-US"/>
         </w:rPr>
         <w:t>Novatec</w:t>
       </w:r>
@@ -7023,14 +7197,32 @@
       <w:r>
         <w:rPr>
           <w:szCs w:val="24"/>
-        </w:rPr>
-        <w:t xml:space="preserve"> Editora, 2008.</w:t>
-      </w:r>
-    </w:p>
-    <w:p>
-      <w:pPr>
-        <w:rPr>
-          <w:szCs w:val="24"/>
+          <w:lang w:val="en-US"/>
+        </w:rPr>
+        <w:t xml:space="preserve"> </w:t>
+      </w:r>
+      <w:proofErr w:type="spellStart"/>
+      <w:r>
+        <w:rPr>
+          <w:szCs w:val="24"/>
+          <w:lang w:val="en-US"/>
+        </w:rPr>
+        <w:t>Editora</w:t>
+      </w:r>
+      <w:proofErr w:type="spellEnd"/>
+      <w:r>
+        <w:rPr>
+          <w:szCs w:val="24"/>
+          <w:lang w:val="en-US"/>
+        </w:rPr>
+        <w:t>, 2008.</w:t>
+      </w:r>
+    </w:p>
+    <w:p>
+      <w:pPr>
+        <w:rPr>
+          <w:szCs w:val="24"/>
+          <w:lang w:val="en-US"/>
         </w:rPr>
       </w:pPr>
       <w:r>
@@ -7075,12 +7267,181 @@
         <w:rPr>
           <w:szCs w:val="24"/>
         </w:rPr>
-        <w:t>. Acesso em: 2 set. 2024.</w:t>
+        <w:t xml:space="preserve">. </w:t>
+      </w:r>
+      <w:proofErr w:type="spellStart"/>
+      <w:r>
+        <w:rPr>
+          <w:szCs w:val="24"/>
+          <w:lang w:val="en-US"/>
+        </w:rPr>
+        <w:t>Acesso</w:t>
+      </w:r>
+      <w:proofErr w:type="spellEnd"/>
+      <w:r>
+        <w:rPr>
+          <w:szCs w:val="24"/>
+          <w:lang w:val="en-US"/>
+        </w:rPr>
+        <w:t xml:space="preserve"> </w:t>
+      </w:r>
+      <w:proofErr w:type="spellStart"/>
+      <w:r>
+        <w:rPr>
+          <w:szCs w:val="24"/>
+          <w:lang w:val="en-US"/>
+        </w:rPr>
+        <w:t>em</w:t>
+      </w:r>
+      <w:proofErr w:type="spellEnd"/>
+      <w:r>
+        <w:rPr>
+          <w:szCs w:val="24"/>
+          <w:lang w:val="en-US"/>
+        </w:rPr>
+        <w:t>: 2 set. 2024.</w:t>
+      </w:r>
+    </w:p>
+    <w:p>
+      <w:pPr>
+        <w:rPr>
+          <w:szCs w:val="24"/>
+        </w:rPr>
+      </w:pPr>
+      <w:r>
+        <w:rPr>
+          <w:szCs w:val="24"/>
+          <w:lang w:val="en-US"/>
+        </w:rPr>
+        <w:t xml:space="preserve">HATMA, S.; DEDY, P. J.; ARIS, T. Design and Development of Backend Application for Public Complaint Systems Using Microservice Spring Boot. </w:t>
+      </w:r>
+      <w:r>
+        <w:rPr>
+          <w:i/>
+          <w:iCs/>
+          <w:szCs w:val="24"/>
+        </w:rPr>
+        <w:t>Procedia Computer Science</w:t>
+      </w:r>
+      <w:r>
+        <w:rPr>
+          <w:szCs w:val="24"/>
+        </w:rPr>
+        <w:t>, v. 124, p. 736-743, 2017.</w:t>
+      </w:r>
+    </w:p>
+    <w:p>
+      <w:pPr>
+        <w:rPr>
+          <w:szCs w:val="24"/>
+        </w:rPr>
+      </w:pPr>
+      <w:r>
+        <w:rPr>
+          <w:szCs w:val="24"/>
+          <w:lang w:val="en-US"/>
+        </w:rPr>
+        <w:t xml:space="preserve">RAWAT, Prateek; MAHAJAN, Archana N. ReactJS: A Modern Web Development Framework. </w:t>
+      </w:r>
+      <w:r>
+        <w:rPr>
+          <w:b/>
+          <w:bCs/>
+          <w:szCs w:val="24"/>
+          <w:lang w:val="en-US"/>
+        </w:rPr>
+        <w:t>International Journal of Innovative Science and Research Technology</w:t>
+      </w:r>
+      <w:r>
+        <w:rPr>
+          <w:szCs w:val="24"/>
+          <w:lang w:val="en-US"/>
+        </w:rPr>
+        <w:t xml:space="preserve">, v. 5, n. 11, p. 698, </w:t>
+      </w:r>
+      <w:proofErr w:type="spellStart"/>
+      <w:r>
+        <w:rPr>
+          <w:szCs w:val="24"/>
+          <w:lang w:val="en-US"/>
+        </w:rPr>
+        <w:t>nov.</w:t>
+      </w:r>
+      <w:proofErr w:type="spellEnd"/>
+      <w:r>
+        <w:rPr>
+          <w:szCs w:val="24"/>
+          <w:lang w:val="en-US"/>
+        </w:rPr>
+        <w:t xml:space="preserve"> 2020. </w:t>
+      </w:r>
+      <w:r>
+        <w:rPr>
+          <w:szCs w:val="24"/>
+        </w:rPr>
+        <w:t xml:space="preserve">Disponível em: </w:t>
+      </w:r>
+      <w:hyperlink r:id="rId28" w:tgtFrame="_new" w:history="1">
+        <w:r>
+          <w:rPr>
+            <w:rStyle w:val="Hyperlink"/>
+            <w:szCs w:val="24"/>
+          </w:rPr>
+          <w:t>www.ijisrt.com</w:t>
+        </w:r>
+      </w:hyperlink>
+      <w:r>
+        <w:rPr>
+          <w:szCs w:val="24"/>
+        </w:rPr>
+        <w:t>. ISSN 2456-2165.</w:t>
+      </w:r>
+    </w:p>
+    <w:p>
+      <w:pPr>
+        <w:rPr>
+          <w:szCs w:val="24"/>
+        </w:rPr>
+      </w:pPr>
+      <w:r>
+        <w:rPr>
+          <w:szCs w:val="24"/>
+        </w:rPr>
+        <w:t xml:space="preserve">AMAZON WEB SERVICES. O que é uma </w:t>
+      </w:r>
+      <w:proofErr w:type="gramStart"/>
+      <w:r>
+        <w:rPr>
+          <w:szCs w:val="24"/>
+        </w:rPr>
+        <w:t>API?.</w:t>
+      </w:r>
+      <w:proofErr w:type="gramEnd"/>
+      <w:r>
+        <w:rPr>
+          <w:szCs w:val="24"/>
+        </w:rPr>
+        <w:t xml:space="preserve"> Disponível em: </w:t>
+      </w:r>
+      <w:hyperlink r:id="rId29" w:tgtFrame="_new" w:history="1">
+        <w:r>
+          <w:rPr>
+            <w:rStyle w:val="Hyperlink"/>
+            <w:szCs w:val="24"/>
+          </w:rPr>
+          <w:t>https://aws.amazon.com/pt/what-is/api/</w:t>
+        </w:r>
+      </w:hyperlink>
+      <w:r>
+        <w:rPr>
+          <w:szCs w:val="24"/>
+        </w:rPr>
+        <w:t>. Acesso em: 3 set. 2024.</w:t>
       </w:r>
     </w:p>
     <w:sectPr>
-      <w:headerReference w:type="even" r:id="rId28"/>
-      <w:headerReference w:type="default" r:id="rId29"/>
+      <w:headerReference w:type="even" r:id="rId30"/>
+      <w:headerReference w:type="default" r:id="rId31"/>
       <w:type w:val="oddPage"/>
       <w:pgSz w:w="11907" w:h="16840" w:code="9"/>
       <w:pgMar w:top="1701" w:right="1134" w:bottom="1134" w:left="1701" w:header="1134" w:footer="1134" w:gutter="0"/>
@@ -10553,10 +10914,6 @@
 </file>
 
 <file path=customXml/item1.xml><?xml version="1.0" encoding="utf-8"?>
-<b:Sources xmlns:b="http://schemas.openxmlformats.org/officeDocument/2006/bibliography" xmlns="http://schemas.openxmlformats.org/officeDocument/2006/bibliography" SelectedStyle="\GB.XSL" StyleName="GB7714"/>
-</file>
-
-<file path=customXml/item2.xml><?xml version="1.0" encoding="utf-8"?>
 <?mso-contentType ?>
 <FormTemplates xmlns="http://schemas.microsoft.com/sharepoint/v3/contenttype/forms">
   <Display>DocumentLibraryForm</Display>
@@ -10565,17 +10922,11 @@
 </FormTemplates>
 </file>
 
-<file path=customXml/item3.xml><?xml version="1.0" encoding="utf-8"?>
-<p:properties xmlns:p="http://schemas.microsoft.com/office/2006/metadata/properties" xmlns:xsi="http://www.w3.org/2001/XMLSchema-instance" xmlns:pc="http://schemas.microsoft.com/office/infopath/2007/PartnerControls">
-  <documentManagement>
-    <_ip_UnifiedCompliancePolicyUIAction xmlns="http://schemas.microsoft.com/sharepoint/v3" xsi:nil="true"/>
-    <_ip_UnifiedCompliancePolicyProperties xmlns="http://schemas.microsoft.com/sharepoint/v3" xsi:nil="true"/>
-    <_activity xmlns="dc236bd3-22a1-40fd-b120-f4bf2cfb02e5" xsi:nil="true"/>
-  </documentManagement>
-</p:properties>
+<file path=customXml/item2.xml><?xml version="1.0" encoding="utf-8"?>
+<b:Sources xmlns:b="http://schemas.openxmlformats.org/officeDocument/2006/bibliography" xmlns="http://schemas.openxmlformats.org/officeDocument/2006/bibliography" SelectedStyle="\GB.XSL" StyleName="GB7714"/>
 </file>
 
-<file path=customXml/item4.xml><?xml version="1.0" encoding="utf-8"?>
+<file path=customXml/item3.xml><?xml version="1.0" encoding="utf-8"?>
 <ct:contentTypeSchema xmlns:ct="http://schemas.microsoft.com/office/2006/metadata/contentType" xmlns:ma="http://schemas.microsoft.com/office/2006/metadata/properties/metaAttributes" ct:_="" ma:_="" ma:contentTypeName="Documento" ma:contentTypeID="0x0101009A9245E7D933DB48BB9689B768D8465E" ma:contentTypeVersion="20" ma:contentTypeDescription="Crie um novo documento." ma:contentTypeScope="" ma:versionID="c310dbd2fa624fda04c8bc918a8b03ac">
   <xsd:schema xmlns:xsd="http://www.w3.org/2001/XMLSchema" xmlns:xs="http://www.w3.org/2001/XMLSchema" xmlns:p="http://schemas.microsoft.com/office/2006/metadata/properties" xmlns:ns1="http://schemas.microsoft.com/sharepoint/v3" xmlns:ns3="dc236bd3-22a1-40fd-b120-f4bf2cfb02e5" xmlns:ns4="9d3905d4-f008-4ae0-8ecf-c0fcf643c7ce" targetNamespace="http://schemas.microsoft.com/office/2006/metadata/properties" ma:root="true" ma:fieldsID="12efab61f20a256d51c72f88e5f31734" ns1:_="" ns3:_="" ns4:_="">
     <xsd:import namespace="http://schemas.microsoft.com/sharepoint/v3"/>
@@ -10845,7 +11196,25 @@
 </ct:contentTypeSchema>
 </file>
 
+<file path=customXml/item4.xml><?xml version="1.0" encoding="utf-8"?>
+<p:properties xmlns:p="http://schemas.microsoft.com/office/2006/metadata/properties" xmlns:xsi="http://www.w3.org/2001/XMLSchema-instance" xmlns:pc="http://schemas.microsoft.com/office/infopath/2007/PartnerControls">
+  <documentManagement>
+    <_ip_UnifiedCompliancePolicyUIAction xmlns="http://schemas.microsoft.com/sharepoint/v3" xsi:nil="true"/>
+    <_ip_UnifiedCompliancePolicyProperties xmlns="http://schemas.microsoft.com/sharepoint/v3" xsi:nil="true"/>
+    <_activity xmlns="dc236bd3-22a1-40fd-b120-f4bf2cfb02e5" xsi:nil="true"/>
+  </documentManagement>
+</p:properties>
+</file>
+
 <file path=customXml/itemProps1.xml><?xml version="1.0" encoding="utf-8"?>
+<ds:datastoreItem xmlns:ds="http://schemas.openxmlformats.org/officeDocument/2006/customXml" ds:itemID="{D0EF6655-36F8-4AE8-80E8-8843D0BE3BB0}">
+  <ds:schemaRefs>
+    <ds:schemaRef ds:uri="http://schemas.microsoft.com/sharepoint/v3/contenttype/forms"/>
+  </ds:schemaRefs>
+</ds:datastoreItem>
+</file>
+
+<file path=customXml/itemProps2.xml><?xml version="1.0" encoding="utf-8"?>
 <ds:datastoreItem xmlns:ds="http://schemas.openxmlformats.org/officeDocument/2006/customXml" ds:itemID="{D5E71C61-0628-4013-9296-50A26E5B5C0D}">
   <ds:schemaRefs>
     <ds:schemaRef ds:uri="http://schemas.openxmlformats.org/officeDocument/2006/bibliography"/>
@@ -10853,33 +11222,7 @@
 </ds:datastoreItem>
 </file>
 
-<file path=customXml/itemProps2.xml><?xml version="1.0" encoding="utf-8"?>
-<ds:datastoreItem xmlns:ds="http://schemas.openxmlformats.org/officeDocument/2006/customXml" ds:itemID="{D0EF6655-36F8-4AE8-80E8-8843D0BE3BB0}">
-  <ds:schemaRefs>
-    <ds:schemaRef ds:uri="http://schemas.microsoft.com/sharepoint/v3/contenttype/forms"/>
-  </ds:schemaRefs>
-</ds:datastoreItem>
-</file>
-
 <file path=customXml/itemProps3.xml><?xml version="1.0" encoding="utf-8"?>
-<ds:datastoreItem xmlns:ds="http://schemas.openxmlformats.org/officeDocument/2006/customXml" ds:itemID="{74AD157C-1D73-4DC2-B2B5-0CA82C9C3AED}">
-  <ds:schemaRefs>
-    <ds:schemaRef ds:uri="dc236bd3-22a1-40fd-b120-f4bf2cfb02e5"/>
-    <ds:schemaRef ds:uri="http://schemas.microsoft.com/sharepoint/v3"/>
-    <ds:schemaRef ds:uri="http://purl.org/dc/elements/1.1/"/>
-    <ds:schemaRef ds:uri="http://purl.org/dc/dcmitype/"/>
-    <ds:schemaRef ds:uri="http://schemas.openxmlformats.org/package/2006/metadata/core-properties"/>
-    <ds:schemaRef ds:uri="http://schemas.microsoft.com/office/2006/metadata/properties"/>
-    <ds:schemaRef ds:uri="http://schemas.microsoft.com/office/2006/documentManagement/types"/>
-    <ds:schemaRef ds:uri="9d3905d4-f008-4ae0-8ecf-c0fcf643c7ce"/>
-    <ds:schemaRef ds:uri="http://www.w3.org/XML/1998/namespace"/>
-    <ds:schemaRef ds:uri="http://schemas.microsoft.com/office/infopath/2007/PartnerControls"/>
-    <ds:schemaRef ds:uri="http://purl.org/dc/terms/"/>
-  </ds:schemaRefs>
-</ds:datastoreItem>
-</file>
-
-<file path=customXml/itemProps4.xml><?xml version="1.0" encoding="utf-8"?>
 <ds:datastoreItem xmlns:ds="http://schemas.openxmlformats.org/officeDocument/2006/customXml" ds:itemID="{9F3B7632-F9B1-4F20-B6CF-16E183EBD773}">
   <ds:schemaRefs>
     <ds:schemaRef ds:uri="http://schemas.microsoft.com/office/2006/metadata/contentType"/>
@@ -10897,4 +11240,22 @@
     <ds:schemaRef ds:uri="http://schemas.microsoft.com/internal/obd"/>
   </ds:schemaRefs>
 </ds:datastoreItem>
+</file>
+
+<file path=customXml/itemProps4.xml><?xml version="1.0" encoding="utf-8"?>
+<ds:datastoreItem xmlns:ds="http://schemas.openxmlformats.org/officeDocument/2006/customXml" ds:itemID="{74AD157C-1D73-4DC2-B2B5-0CA82C9C3AED}">
+  <ds:schemaRefs>
+    <ds:schemaRef ds:uri="http://purl.org/dc/elements/1.1/"/>
+    <ds:schemaRef ds:uri="http://schemas.microsoft.com/office/2006/documentManagement/types"/>
+    <ds:schemaRef ds:uri="http://schemas.openxmlformats.org/package/2006/metadata/core-properties"/>
+    <ds:schemaRef ds:uri="http://schemas.microsoft.com/office/2006/metadata/properties"/>
+    <ds:schemaRef ds:uri="http://schemas.microsoft.com/office/infopath/2007/PartnerControls"/>
+    <ds:schemaRef ds:uri="http://purl.org/dc/terms/"/>
+    <ds:schemaRef ds:uri="9d3905d4-f008-4ae0-8ecf-c0fcf643c7ce"/>
+    <ds:schemaRef ds:uri="http://purl.org/dc/dcmitype/"/>
+    <ds:schemaRef ds:uri="http://www.w3.org/XML/1998/namespace"/>
+    <ds:schemaRef ds:uri="dc236bd3-22a1-40fd-b120-f4bf2cfb02e5"/>
+    <ds:schemaRef ds:uri="http://schemas.microsoft.com/sharepoint/v3"/>
+  </ds:schemaRefs>
+</ds:datastoreItem>
 </file>
--- a/reportai-docs/Reportaí.docx
+++ b/reportai-docs/Reportaí.docx
@@ -21,16 +21,8 @@
         <w:rPr>
           <w:szCs w:val="24"/>
         </w:rPr>
-        <w:t xml:space="preserve"> SENAC </w:t>
-      </w:r>
-      <w:proofErr w:type="gramStart"/>
-      <w:r>
-        <w:rPr>
-          <w:szCs w:val="24"/>
-        </w:rPr>
-        <w:t>–  FLORIANÓPOLIS</w:t>
-      </w:r>
-      <w:proofErr w:type="gramEnd"/>
+        <w:t xml:space="preserve"> SENAC –  FLORIANÓPOLIS</w:t>
+      </w:r>
     </w:p>
     <w:p>
       <w:pPr>
@@ -183,7 +175,6 @@
           <w:szCs w:val="24"/>
         </w:rPr>
       </w:pPr>
-      <w:proofErr w:type="spellStart"/>
       <w:r>
         <w:rPr>
           <w:b/>
@@ -192,7 +183,6 @@
         </w:rPr>
         <w:t>Reportaí</w:t>
       </w:r>
-      <w:proofErr w:type="spellEnd"/>
       <w:r>
         <w:rPr>
           <w:b/>
@@ -571,7 +561,6 @@
           <w:szCs w:val="24"/>
         </w:rPr>
       </w:pPr>
-      <w:proofErr w:type="spellStart"/>
       <w:r>
         <w:rPr>
           <w:b/>
@@ -580,7 +569,6 @@
         </w:rPr>
         <w:t>Reportaí</w:t>
       </w:r>
-      <w:proofErr w:type="spellEnd"/>
       <w:r>
         <w:rPr>
           <w:b/>
@@ -690,43 +678,7 @@
           <w:sz w:val="20"/>
           <w:szCs w:val="20"/>
         </w:rPr>
-        <w:t xml:space="preserve">Orientadora: Profa. </w:t>
-      </w:r>
-      <w:proofErr w:type="spellStart"/>
-      <w:r>
-        <w:rPr>
-          <w:color w:val="000000"/>
-          <w:sz w:val="20"/>
-          <w:szCs w:val="20"/>
-        </w:rPr>
-        <w:t>Msc</w:t>
-      </w:r>
-      <w:proofErr w:type="spellEnd"/>
-      <w:r>
-        <w:rPr>
-          <w:color w:val="000000"/>
-          <w:sz w:val="20"/>
-          <w:szCs w:val="20"/>
-        </w:rPr>
-        <w:t xml:space="preserve">. </w:t>
-      </w:r>
-      <w:proofErr w:type="spellStart"/>
-      <w:r>
-        <w:rPr>
-          <w:color w:val="000000"/>
-          <w:sz w:val="20"/>
-          <w:szCs w:val="20"/>
-        </w:rPr>
-        <w:t>Thayse</w:t>
-      </w:r>
-      <w:proofErr w:type="spellEnd"/>
-      <w:r>
-        <w:rPr>
-          <w:color w:val="000000"/>
-          <w:sz w:val="20"/>
-          <w:szCs w:val="20"/>
-        </w:rPr>
-        <w:t xml:space="preserve"> Christine da Silva</w:t>
+        <w:t>Orientadora: Profa. Msc. Thayse Christine da Silva</w:t>
       </w:r>
     </w:p>
     <w:p>
@@ -742,43 +694,7 @@
           <w:sz w:val="20"/>
           <w:szCs w:val="20"/>
         </w:rPr>
-        <w:t xml:space="preserve">Coorientador: Prof. </w:t>
-      </w:r>
-      <w:proofErr w:type="spellStart"/>
-      <w:r>
-        <w:rPr>
-          <w:color w:val="000000"/>
-          <w:sz w:val="20"/>
-          <w:szCs w:val="20"/>
-        </w:rPr>
-        <w:t>Msc</w:t>
-      </w:r>
-      <w:proofErr w:type="spellEnd"/>
-      <w:r>
-        <w:rPr>
-          <w:color w:val="000000"/>
-          <w:sz w:val="20"/>
-          <w:szCs w:val="20"/>
-        </w:rPr>
-        <w:t xml:space="preserve">. </w:t>
-      </w:r>
-      <w:proofErr w:type="spellStart"/>
-      <w:r>
-        <w:rPr>
-          <w:color w:val="000000"/>
-          <w:sz w:val="20"/>
-          <w:szCs w:val="20"/>
-        </w:rPr>
-        <w:t>Myagyh</w:t>
-      </w:r>
-      <w:proofErr w:type="spellEnd"/>
-      <w:r>
-        <w:rPr>
-          <w:color w:val="000000"/>
-          <w:sz w:val="20"/>
-          <w:szCs w:val="20"/>
-        </w:rPr>
-        <w:t xml:space="preserve"> Augusto Pires Miranda.</w:t>
+        <w:t>Coorientador: Prof. Msc. Myagyh Augusto Pires Miranda.</w:t>
       </w:r>
     </w:p>
     <w:p>
@@ -931,7 +847,6 @@
           <w:szCs w:val="24"/>
         </w:rPr>
       </w:pPr>
-      <w:proofErr w:type="spellStart"/>
       <w:r>
         <w:rPr>
           <w:b/>
@@ -940,7 +855,6 @@
         </w:rPr>
         <w:t>Reportaí</w:t>
       </w:r>
-      <w:proofErr w:type="spellEnd"/>
       <w:r>
         <w:rPr>
           <w:b/>
@@ -987,21 +901,7 @@
         <w:rPr>
           <w:szCs w:val="24"/>
         </w:rPr>
-        <w:t xml:space="preserve">Este Trabalho Conclusão de Curso foi julgado adequado para obtenção do Título de Tecnólogo em Análise e Desenvolvimento de Sistemas e aprovado em sua forma final pelo Curso Análise </w:t>
-      </w:r>
-      <w:proofErr w:type="gramStart"/>
-      <w:r>
-        <w:rPr>
-          <w:szCs w:val="24"/>
-        </w:rPr>
-        <w:t>e  Desenvolvimento</w:t>
-      </w:r>
-      <w:proofErr w:type="gramEnd"/>
-      <w:r>
-        <w:rPr>
-          <w:szCs w:val="24"/>
-        </w:rPr>
-        <w:t xml:space="preserve"> de Sistemas</w:t>
+        <w:t>Este Trabalho Conclusão de Curso foi julgado adequado para obtenção do Título de Tecnólogo em Análise e Desenvolvimento de Sistemas e aprovado em sua forma final pelo Curso Análise e  Desenvolvimento de Sistemas</w:t>
       </w:r>
     </w:p>
     <w:p>
@@ -1088,21 +988,7 @@
         <w:rPr>
           <w:szCs w:val="24"/>
         </w:rPr>
-        <w:t xml:space="preserve">Prof. </w:t>
-      </w:r>
-      <w:proofErr w:type="spellStart"/>
-      <w:r>
-        <w:rPr>
-          <w:szCs w:val="24"/>
-        </w:rPr>
-        <w:t>xxx</w:t>
-      </w:r>
-      <w:proofErr w:type="spellEnd"/>
-      <w:r>
-        <w:rPr>
-          <w:szCs w:val="24"/>
-        </w:rPr>
-        <w:t>, Dr.</w:t>
+        <w:t>Prof. xxx, Dr.</w:t>
       </w:r>
     </w:p>
     <w:p>
@@ -1208,21 +1094,7 @@
         <w:rPr>
           <w:szCs w:val="24"/>
         </w:rPr>
-        <w:t xml:space="preserve">Prof.(a) </w:t>
-      </w:r>
-      <w:proofErr w:type="spellStart"/>
-      <w:r>
-        <w:rPr>
-          <w:szCs w:val="24"/>
-        </w:rPr>
-        <w:t>xxxx</w:t>
-      </w:r>
-      <w:proofErr w:type="spellEnd"/>
-      <w:r>
-        <w:rPr>
-          <w:szCs w:val="24"/>
-        </w:rPr>
-        <w:t xml:space="preserve">, Dr.(a) </w:t>
+        <w:t xml:space="preserve">Prof.(a) xxxx, Dr.(a) </w:t>
       </w:r>
     </w:p>
     <w:p>
@@ -1272,16 +1144,8 @@
         <w:rPr>
           <w:szCs w:val="24"/>
         </w:rPr>
-        <w:t xml:space="preserve">Instituição </w:t>
-      </w:r>
-      <w:proofErr w:type="spellStart"/>
-      <w:r>
-        <w:rPr>
-          <w:szCs w:val="24"/>
-        </w:rPr>
-        <w:t>xxxx</w:t>
-      </w:r>
-      <w:proofErr w:type="spellEnd"/>
+        <w:t>Instituição xxxx</w:t>
+      </w:r>
     </w:p>
     <w:p>
       <w:pPr>
@@ -1342,21 +1206,7 @@
         <w:rPr>
           <w:szCs w:val="24"/>
         </w:rPr>
-        <w:t xml:space="preserve">Prof.(a) </w:t>
-      </w:r>
-      <w:proofErr w:type="spellStart"/>
-      <w:r>
-        <w:rPr>
-          <w:szCs w:val="24"/>
-        </w:rPr>
-        <w:t>xxxx</w:t>
-      </w:r>
-      <w:proofErr w:type="spellEnd"/>
-      <w:r>
-        <w:rPr>
-          <w:szCs w:val="24"/>
-        </w:rPr>
-        <w:t xml:space="preserve">, Dr.(a) </w:t>
+        <w:t xml:space="preserve">Prof.(a) xxxx, Dr.(a) </w:t>
       </w:r>
     </w:p>
     <w:p>
@@ -1400,16 +1250,8 @@
         <w:rPr>
           <w:szCs w:val="24"/>
         </w:rPr>
-        <w:t xml:space="preserve">Instituição </w:t>
-      </w:r>
-      <w:proofErr w:type="spellStart"/>
-      <w:r>
-        <w:rPr>
-          <w:szCs w:val="24"/>
-        </w:rPr>
-        <w:t>xxxx</w:t>
-      </w:r>
-      <w:proofErr w:type="spellEnd"/>
+        <w:t>Instituição xxxx</w:t>
+      </w:r>
     </w:p>
     <w:p>
       <w:pPr>
@@ -1470,21 +1312,7 @@
         <w:rPr>
           <w:szCs w:val="24"/>
         </w:rPr>
-        <w:t xml:space="preserve">Prof.(a) </w:t>
-      </w:r>
-      <w:proofErr w:type="spellStart"/>
-      <w:r>
-        <w:rPr>
-          <w:szCs w:val="24"/>
-        </w:rPr>
-        <w:t>xxxx</w:t>
-      </w:r>
-      <w:proofErr w:type="spellEnd"/>
-      <w:r>
-        <w:rPr>
-          <w:szCs w:val="24"/>
-        </w:rPr>
-        <w:t xml:space="preserve">, Dr.(a) </w:t>
+        <w:t xml:space="preserve">Prof.(a) xxxx, Dr.(a) </w:t>
       </w:r>
     </w:p>
     <w:p>
@@ -1528,16 +1356,8 @@
         <w:rPr>
           <w:szCs w:val="24"/>
         </w:rPr>
-        <w:t xml:space="preserve">Instituição </w:t>
-      </w:r>
-      <w:proofErr w:type="spellStart"/>
-      <w:r>
-        <w:rPr>
-          <w:szCs w:val="24"/>
-        </w:rPr>
-        <w:t>xxxx</w:t>
-      </w:r>
-      <w:proofErr w:type="spellEnd"/>
+        <w:t>Instituição xxxx</w:t>
+      </w:r>
     </w:p>
     <w:p>
       <w:pPr>
@@ -3205,7 +3025,6 @@
           <w:szCs w:val="24"/>
         </w:rPr>
       </w:pPr>
-      <w:proofErr w:type="gramStart"/>
       <w:r>
         <w:rPr>
           <w:szCs w:val="24"/>
@@ -3216,14 +3035,7 @@
         <w:rPr>
           <w:szCs w:val="24"/>
         </w:rPr>
-        <w:t>Instituto</w:t>
-      </w:r>
-      <w:proofErr w:type="gramEnd"/>
-      <w:r>
-        <w:rPr>
-          <w:szCs w:val="24"/>
-        </w:rPr>
-        <w:t xml:space="preserve"> Brasileiro de Geografia e Estatística</w:t>
+        <w:t>Instituto Brasileiro de Geografia e Estatística</w:t>
       </w:r>
     </w:p>
     <w:p>
@@ -3285,7 +3097,7 @@
           <w:noProof/>
         </w:rPr>
         <w:drawing>
-          <wp:anchor distT="0" distB="0" distL="0" distR="0" simplePos="0" relativeHeight="251657216" behindDoc="0" locked="0" layoutInCell="1" allowOverlap="0" wp14:anchorId="73651F8C" wp14:editId="2D67B8F8">
+          <wp:anchor distT="0" distB="0" distL="0" distR="0" simplePos="0" relativeHeight="251657216" behindDoc="0" locked="0" layoutInCell="1" allowOverlap="0" wp14:anchorId="73651F8C" wp14:editId="68C8F813">
             <wp:simplePos x="0" y="0"/>
             <wp:positionH relativeFrom="column">
               <wp:posOffset>56515</wp:posOffset>
@@ -3386,7 +3198,7 @@
           <w:noProof/>
         </w:rPr>
         <w:drawing>
-          <wp:anchor distT="0" distB="0" distL="0" distR="0" simplePos="0" relativeHeight="251658240" behindDoc="0" locked="0" layoutInCell="1" allowOverlap="0" wp14:anchorId="65BDD473" wp14:editId="17D6FAFF">
+          <wp:anchor distT="0" distB="0" distL="0" distR="0" simplePos="0" relativeHeight="251658240" behindDoc="0" locked="0" layoutInCell="1" allowOverlap="0" wp14:anchorId="65BDD473" wp14:editId="7CFBF3E8">
             <wp:simplePos x="0" y="0"/>
             <wp:positionH relativeFrom="column">
               <wp:posOffset>50165</wp:posOffset>
@@ -4981,7 +4793,6 @@
         </w:rPr>
         <w:t xml:space="preserve">, guias, </w:t>
       </w:r>
-      <w:proofErr w:type="spellStart"/>
       <w:r>
         <w:rPr>
           <w:rStyle w:val="CitaoChar"/>
@@ -4989,7 +4800,6 @@
         </w:rPr>
         <w:t>templates</w:t>
       </w:r>
-      <w:proofErr w:type="spellEnd"/>
       <w:r>
         <w:rPr>
           <w:rStyle w:val="CitaoChar"/>
@@ -5453,15 +5263,7 @@
     </w:p>
     <w:p>
       <w:r>
-        <w:t xml:space="preserve">Assim como que para manipular um banco de dados é </w:t>
-      </w:r>
-      <w:proofErr w:type="gramStart"/>
-      <w:r>
-        <w:t>necessário uma linguagem</w:t>
-      </w:r>
-      <w:proofErr w:type="gramEnd"/>
-      <w:r>
-        <w:t>, para desenvolver um sistema é necessário uma linguagem de programação. Uma linguagem de programação é um conjunto de recursos que podem ser compostos para construir um programa de computador. (MELO, 2003). Existem várias linguagens de programação, cada uma com suas características e aplicações. Neste projeto, foram utilizadas principalmente Java e Javascript.</w:t>
+        <w:t>Assim como que para manipular um banco de dados é necessário uma linguagem, para desenvolver um sistema é necessário uma linguagem de programação. Uma linguagem de programação é um conjunto de recursos que podem ser compostos para construir um programa de computador. (MELO, 2003). Existem várias linguagens de programação, cada uma com suas características e aplicações. Neste projeto, foram utilizadas principalmente Java e Javascript.</w:t>
       </w:r>
     </w:p>
     <w:p/>
@@ -5475,472 +5277,493 @@
     </w:p>
     <w:p>
       <w:r>
-        <w:t xml:space="preserve">Java é uma linguagem de programação de propósito geral, orientada a objetos pode ser executada independentemente da plataforma operacional em uso, pois se baseia no conceito de máquina virtual (MANZANO, 2014). Além de ser uma linguagem poderosa, Java é uma linguagem simples, de fácil aprendizado ou migração, pois é uma linguagem de alto nível, ou seja, é mais próxima da linguagem humana do que da linguagem de máquina (INDRUSIAK, 1996). No contexto do sistema, Java foi utilizado para a criação do </w:t>
-      </w:r>
-      <w:proofErr w:type="spellStart"/>
-      <w:r>
-        <w:t>back-end</w:t>
-      </w:r>
-      <w:proofErr w:type="spellEnd"/>
-      <w:r>
-        <w:t xml:space="preserve">, que é a parte do </w:t>
+        <w:t xml:space="preserve">Java é uma linguagem de programação de propósito geral, orientada a objetos pode ser executada independentemente da plataforma operacional em uso, pois se baseia no conceito de máquina virtual (MANZANO, 2014). Além de ser uma linguagem poderosa, Java é uma linguagem simples, de fácil aprendizado ou migração, pois é uma linguagem de alto </w:t>
       </w:r>
       <w:r>
         <w:lastRenderedPageBreak/>
-        <w:t xml:space="preserve">sistema que não é visível ao usuário, mas que é responsável por processar as informações e retornar as respostas para o </w:t>
-      </w:r>
-      <w:proofErr w:type="spellStart"/>
-      <w:r>
-        <w:t>front-end</w:t>
-      </w:r>
-      <w:proofErr w:type="spellEnd"/>
+        <w:t>nível, ou seja, é mais próxima da linguagem humana do que da linguagem de máquina (INDRUSIAK, 1996). No contexto do sistema, Java foi utilizado para a criação do back-end, que é a parte do sistema que não é visível ao usuário, mas que é responsável por processar as informações e retornar as respostas para o front-end.</w:t>
+      </w:r>
+    </w:p>
+    <w:p/>
+    <w:p>
+      <w:pPr>
+        <w:pStyle w:val="Ttulo4"/>
+      </w:pPr>
+      <w:r>
+        <w:t xml:space="preserve"> Javascript</w:t>
+      </w:r>
+    </w:p>
+    <w:p>
+      <w:r>
+        <w:t>Embora o nome seja parecido, Javascript não tem relação com Java. Javascript é uma linguagem de programação usada em parceria com o HTML, com a finalidade de criar páginas web interativas (OLIVIERO, 2001). O HTML, como será descrito em seguida, é uma linguagem de marcação que define a estrutura de uma página web, enquanto o Javascript é uma linguagem de programação que define o comportamento da página. No contexto do sistema, Javascript foi utilizado para a criação do front-end, que é a parte do sistema que é visível ao usuário, e que permite a interação com o sistema.</w:t>
+      </w:r>
+    </w:p>
+    <w:p/>
+    <w:p>
+      <w:pPr>
+        <w:pStyle w:val="Ttulo3"/>
+      </w:pPr>
+      <w:r>
+        <w:t xml:space="preserve"> </w:t>
+      </w:r>
+      <w:r>
+        <w:t>Linguagens de marcação</w:t>
+      </w:r>
+    </w:p>
+    <w:p/>
+    <w:p>
+      <w:pPr>
+        <w:pStyle w:val="Ttulo4"/>
+      </w:pPr>
+      <w:r>
+        <w:t xml:space="preserve"> </w:t>
+      </w:r>
+      <w:r>
+        <w:t>HTML</w:t>
+      </w:r>
+    </w:p>
+    <w:p>
+      <w:r>
+        <w:t>A</w:t>
+      </w:r>
+      <w:r>
+        <w:t xml:space="preserve"> Web é baseada em três pilares: um esquema de localização de fontes, um protocolo para acessar estas fontes e uma linguagem de marcação para descrever o conteúdo: o HTML (SILVA JÚNIOR, 2013). HTML, sigla para Hypertext Markup Language, é uma linguagem utilizada para a publicação de conteúdos variados na Web, como texto, imagem, vídeo e áudio. Baseado no conceito de hipertexto, o HTML organiza elementos — ou nós — conectados entre si. Esses elementos podem incluir palavras, imagens, vídeos, áudio e documentos, formando uma vasta rede de informações interligadas. (SILVA JÚNIOR, 2013)</w:t>
+      </w:r>
+    </w:p>
+    <w:p/>
+    <w:p>
+      <w:pPr>
+        <w:pStyle w:val="Ttulo4"/>
+      </w:pPr>
+      <w:r>
+        <w:t xml:space="preserve"> </w:t>
+      </w:r>
+      <w:r>
+        <w:t>CSS</w:t>
+      </w:r>
+    </w:p>
+    <w:p>
+      <w:r>
+        <w:t>Enquanto o HTML é responsável pela estrutura de uma página web, o CSS é responsável pela aparência. CSS, sigla para Cascading Style Sheets, é um mecanismo simples para adicionar estilos, como fontes, cores e espaçamentos, a um documento web (SILVA, 2008). O CSS permite que o desenvolvedor controle a aparência de um site, separando o conteúdo da apresentação. Isso significa que o desenvolvedor pode alterar a aparência de um site sem alterar o conteúdo, tornando a manutenção mais fácil e rápida.</w:t>
+      </w:r>
+    </w:p>
+    <w:p>
+      <w:pPr>
+        <w:pStyle w:val="Ttulo3"/>
+      </w:pPr>
+      <w:r>
+        <w:lastRenderedPageBreak/>
+        <w:t xml:space="preserve"> Frameworks</w:t>
+      </w:r>
+    </w:p>
+    <w:p>
+      <w:r>
+        <w:t xml:space="preserve">As linguagens de programação </w:t>
+      </w:r>
+      <w:r>
+        <w:t>são o pilar de qualquer sistema de computação</w:t>
+      </w:r>
+      <w:r>
+        <w:t>, porém</w:t>
+      </w:r>
+      <w:r>
+        <w:t xml:space="preserve">, </w:t>
+      </w:r>
+      <w:r>
+        <w:t xml:space="preserve">um sistema </w:t>
+      </w:r>
+      <w:r>
+        <w:t xml:space="preserve">é muito maior do que uma simples construção, </w:t>
+      </w:r>
+      <w:r>
+        <w:t>seguindo esta analogia</w:t>
+      </w:r>
+      <w:r>
+        <w:t xml:space="preserve">, até um sistema simples seria equivalente a uma cidade inteira de pilares. </w:t>
+      </w:r>
+      <w:r>
+        <w:t>Para isso existe</w:t>
+      </w:r>
+      <w:r>
+        <w:t xml:space="preserve">m os frameworks, que são </w:t>
+      </w:r>
+      <w:r>
+        <w:t>construções básicas genéricas e prontas que facilitam o desenvolvimento.</w:t>
+      </w:r>
+      <w:r>
+        <w:t xml:space="preserve"> </w:t>
+      </w:r>
+      <w:r>
+        <w:t>Um framework web é uma estrutura arquitetônica que fornece um ambiente de execução para aplicações web ou suas interfaces de usuário</w:t>
+      </w:r>
+      <w:r>
+        <w:t xml:space="preserve"> </w:t>
+      </w:r>
+      <w:r>
+        <w:t>(VOSLOO,</w:t>
+      </w:r>
+      <w:r>
+        <w:t xml:space="preserve"> 2005</w:t>
+      </w:r>
+      <w:r>
+        <w:t>).</w:t>
+      </w:r>
+    </w:p>
+    <w:p/>
+    <w:p>
+      <w:pPr>
+        <w:pStyle w:val="Ttulo4"/>
+      </w:pPr>
+      <w:r>
+        <w:t xml:space="preserve"> Java Spring</w:t>
+      </w:r>
+    </w:p>
+    <w:p>
+      <w:r>
+        <w:t xml:space="preserve">Java Spring </w:t>
+      </w:r>
+      <w:r>
+        <w:t>é um framework que oferece suporte ao padrão MVC, fornece funcionalidades para RESTful Web Services, e inclui uma conexão de banco de dados no pacote. Ele também suporta injeção de dependência, o que facilita a configuração de dependências na aplicação</w:t>
+      </w:r>
+      <w:r>
+        <w:t xml:space="preserve"> (</w:t>
+      </w:r>
+      <w:r>
+        <w:t>HATMA</w:t>
+      </w:r>
+      <w:r>
+        <w:t>, 2017). Por esses motivos, Java Spring foi escolhido para construir o back-end do sistema.</w:t>
+      </w:r>
+    </w:p>
+    <w:p/>
+    <w:p>
+      <w:pPr>
+        <w:pStyle w:val="Ttulo4"/>
+      </w:pPr>
+      <w:r>
+        <w:t xml:space="preserve"> ReactJS</w:t>
+      </w:r>
+    </w:p>
+    <w:p>
+      <w:r>
+        <w:t>O ReactJS</w:t>
+      </w:r>
+      <w:r>
+        <w:t>, ou só React,</w:t>
+      </w:r>
+      <w:r>
+        <w:t xml:space="preserve"> é uma biblioteca de código aberto que é utilizada para construir interfaces de usuário</w:t>
+      </w:r>
       <w:r>
         <w:t>.</w:t>
       </w:r>
+      <w:r>
+        <w:t xml:space="preserve"> O Reac</w:t>
+      </w:r>
+      <w:r>
+        <w:t>t</w:t>
+      </w:r>
+      <w:r>
+        <w:t xml:space="preserve"> permite que programadores criem grandes aplicações web que podem mudar ao longo do tempo sem precisar recarregar a página</w:t>
+      </w:r>
+      <w:r>
+        <w:t xml:space="preserve">, resultando em uma navegação mais fluída para o usuário. </w:t>
+      </w:r>
+      <w:r>
+        <w:t>(</w:t>
+      </w:r>
+      <w:r>
+        <w:t>RAWAT</w:t>
+      </w:r>
+      <w:r>
+        <w:t xml:space="preserve">, </w:t>
+      </w:r>
+      <w:r>
+        <w:t>2020</w:t>
+      </w:r>
+      <w:r>
+        <w:t>)</w:t>
+      </w:r>
     </w:p>
     <w:p/>
     <w:p>
       <w:pPr>
+        <w:pStyle w:val="Ttulo3"/>
+      </w:pPr>
+      <w:r>
+        <w:t xml:space="preserve"> API</w:t>
+      </w:r>
+    </w:p>
+    <w:p>
+      <w:r>
+        <w:t>A comunicação entre o front-end da aplicação e o back-end, assim como a comunicação com sistemas externos</w:t>
+      </w:r>
+      <w:r>
+        <w:t>, ocorre via API.</w:t>
+      </w:r>
+      <w:r>
+        <w:t xml:space="preserve"> </w:t>
+      </w:r>
+      <w:r>
+        <w:t>API significa interface de programação de aplicações. Uma API ajuda a expor um serviço de negócio ou um ativo empresarial para os desenvolvedores que estão criando uma aplicação</w:t>
+      </w:r>
+      <w:r>
+        <w:t xml:space="preserve"> (</w:t>
+      </w:r>
+      <w:r>
+        <w:t>DE</w:t>
+      </w:r>
+      <w:r>
+        <w:t xml:space="preserve">, 2017). </w:t>
+      </w:r>
+      <w:r>
+        <w:t>Uma interface pode ser entendida como um acordo de serviço entre duas aplicações, estabelecendo as regras para a comunicação entre elas por meio de solicitações e respostas. A documentação das respectivas APIs fornece detalhes sobre como os desenvolvedores devem organizar essas solicitações e respostas.</w:t>
+      </w:r>
+      <w:r>
+        <w:t xml:space="preserve"> (AMAZON, 2024).</w:t>
+      </w:r>
+    </w:p>
+    <w:p/>
+    <w:p>
+      <w:pPr>
         <w:pStyle w:val="Ttulo4"/>
       </w:pPr>
       <w:r>
-        <w:t xml:space="preserve"> Javascript</w:t>
-      </w:r>
-    </w:p>
-    <w:p>
-      <w:r>
-        <w:t xml:space="preserve">Embora o nome seja parecido, Javascript não tem relação com Java. Javascript é uma linguagem de programação usada em parceria com o HTML, com a finalidade de criar páginas web interativas (OLIVIERO, 2001). O HTML, como será descrito em seguida, é uma linguagem de marcação que define a estrutura de uma página web, enquanto o Javascript é uma linguagem de programação que define o comportamento da página. No contexto do sistema, Javascript foi utilizado para a criação do </w:t>
-      </w:r>
-      <w:proofErr w:type="spellStart"/>
-      <w:r>
-        <w:t>front-end</w:t>
-      </w:r>
-      <w:proofErr w:type="spellEnd"/>
-      <w:r>
-        <w:t>, que é a parte do sistema que é visível ao usuário, e que permite a interação com o sistema.</w:t>
+        <w:lastRenderedPageBreak/>
+        <w:t xml:space="preserve"> </w:t>
+      </w:r>
+      <w:r>
+        <w:t>REST</w:t>
+      </w:r>
+    </w:p>
+    <w:p>
+      <w:r>
+        <w:t xml:space="preserve">As APIs, tanto internas quanto externas, utilizam o </w:t>
+      </w:r>
+      <w:r>
+        <w:t>padrão</w:t>
+      </w:r>
+      <w:r>
+        <w:t xml:space="preserve"> REST. </w:t>
+      </w:r>
+      <w:r>
+        <w:t>REST é a sigla em inglês para "Representational State Transfer", que em português significa "tansferência de estado representacional". Essa arquitetura foi criada pelo cientista da computação norte-americano Roy Fielding</w:t>
+      </w:r>
+      <w:r>
+        <w:t xml:space="preserve"> (RED HAT, 2024). </w:t>
+      </w:r>
+      <w:r>
+        <w:t>As APIs REST seguem princípios como interface uniforme, garantindo consistência nas solicitações, e desacoplamento cliente-servidor, permitindo que cada parte opere de forma independente. Elas são sem estado, exigindo que cada solicitação seja completa em si mesma, e suportam cacheabilidade para melhorar a performance. Além disso, a arquitetura em camadas permite que as interações passem por intermediários sem que isso seja perceptível</w:t>
+      </w:r>
+      <w:r>
+        <w:t xml:space="preserve"> (IMB, 2024).</w:t>
       </w:r>
     </w:p>
     <w:p/>
     <w:p>
       <w:pPr>
+        <w:pStyle w:val="Ttulo4"/>
+      </w:pPr>
+      <w:r>
+        <w:t xml:space="preserve"> </w:t>
+      </w:r>
+      <w:r>
+        <w:t>HTTP</w:t>
+      </w:r>
+    </w:p>
+    <w:p>
+      <w:r>
+        <w:t xml:space="preserve">As APIs então são pontes de contato entre sistemas e </w:t>
+      </w:r>
+      <w:r>
+        <w:t>as que foram utilizadas no projeto foram construídas seguindo os padrões REST</w:t>
+      </w:r>
+      <w:r>
+        <w:t xml:space="preserve">. </w:t>
+      </w:r>
+      <w:r>
+        <w:t>Para que a comunicação entre sistemas ocorra, é necessário um protocolo de comunicação.</w:t>
+      </w:r>
+      <w:r>
+        <w:t xml:space="preserve"> </w:t>
+      </w:r>
+      <w:r>
+        <w:t>HTTP é um protocolo que permite a obtenção de recursos, como documentos HTML</w:t>
+      </w:r>
+      <w:r>
+        <w:t>, por exemplo</w:t>
+      </w:r>
+      <w:r>
+        <w:t>. Ele serve como a base para qualquer troca de dados na Web e funciona como um protocolo cliente-servidor, no qual as solicitações são iniciadas pelo destinatário, geralmente o navegador web</w:t>
+      </w:r>
+      <w:r>
+        <w:t xml:space="preserve"> (</w:t>
+      </w:r>
+      <w:r>
+        <w:t>SUBIKSHA</w:t>
+      </w:r>
+      <w:r>
+        <w:t>, 20</w:t>
+      </w:r>
+      <w:r>
+        <w:t xml:space="preserve">19). </w:t>
+      </w:r>
+    </w:p>
+    <w:p/>
+    <w:p>
+      <w:pPr>
+        <w:pStyle w:val="Ttulo4"/>
+      </w:pPr>
+      <w:r>
+        <w:t xml:space="preserve"> </w:t>
+      </w:r>
+      <w:r>
+        <w:t>OpenStreetMap</w:t>
+      </w:r>
+    </w:p>
+    <w:p>
+      <w:r>
+        <w:t xml:space="preserve">O core do sistema consiste na utilização de mapas interativos. Estes mapas são fornecidos pela API do OpenStreetMap. </w:t>
+      </w:r>
+      <w:r>
+        <w:t>O OpenStreetMap é desenvolvido por uma comunidade voluntária de mapeadores que contribuem e mantêm atualizados os dados sobre estradas, trilhos, cafés, estações ferroviárias e muito mais por todo o mundo</w:t>
+      </w:r>
+      <w:r>
+        <w:t xml:space="preserve"> (OSM, 2024). </w:t>
+      </w:r>
+      <w:r>
+        <w:t>OpenStreetMap revolucionou a cartografia ao permitir que usuários comuns contribuam para a criação de mapas, algo antes reservado a especialistas com equipamentos avançados</w:t>
+      </w:r>
+      <w:r>
+        <w:t xml:space="preserve"> </w:t>
+      </w:r>
+      <w:r>
+        <w:t>(</w:t>
+      </w:r>
+      <w:r>
+        <w:t>HAKLAY</w:t>
+      </w:r>
+      <w:r>
+        <w:t>, 2008).</w:t>
+      </w:r>
+    </w:p>
+    <w:p/>
+    <w:p>
+      <w:pPr>
+        <w:pStyle w:val="Ttulo4"/>
+      </w:pPr>
+      <w:r>
+        <w:t xml:space="preserve"> MapTiler</w:t>
+      </w:r>
+    </w:p>
+    <w:p>
+      <w:r>
+        <w:t xml:space="preserve">Para manipular a API do OpenStreetMap, foi utilizada a API do MapTiler, que permitiu a estilização e um maior controle sobre os mapas </w:t>
+      </w:r>
+      <w:r>
+        <w:t xml:space="preserve">apresentados. </w:t>
+      </w:r>
+      <w:r>
+        <w:t xml:space="preserve">O MapTiler é uma plataforma que permite criar, personalizar e hospedar mapas utilizando dados do OpenStreetMap e outras fontes. Ele oferece uma API de mapas para integrar mapas vetoriais </w:t>
+      </w:r>
+      <w:r>
+        <w:lastRenderedPageBreak/>
+        <w:t>ou rasterizados em sites ou aplicativos, personalizando cores, fontes e até mesmo carregando tiles próprios</w:t>
+      </w:r>
+      <w:r>
+        <w:t xml:space="preserve"> </w:t>
+      </w:r>
+      <w:r>
+        <w:t>(</w:t>
+      </w:r>
+      <w:r>
+        <w:t>MAPTILER</w:t>
+      </w:r>
+      <w:r>
+        <w:t>, 2024)</w:t>
+      </w:r>
+      <w:r>
+        <w:t>.</w:t>
+      </w:r>
+    </w:p>
+    <w:p/>
+    <w:p>
+      <w:pPr>
         <w:pStyle w:val="Ttulo3"/>
       </w:pPr>
       <w:r>
+        <w:t xml:space="preserve"> Bibliotecas</w:t>
+      </w:r>
+    </w:p>
+    <w:p>
+      <w:r>
+        <w:t xml:space="preserve">Assim como os frameworks, as bibliotecas também são estruturas de código prontas que podem ser utilizadas no sistema para trazer agilidade e robustez. Enquanto um framework geralmente engloba as estruturas fundamentais do sistema, como gerenciamento de servidor e de recursos visuais, as bibliotecas são apenas funções prontas que podem ser usadas quando necessárias. </w:t>
+      </w:r>
+    </w:p>
+    <w:p/>
+    <w:p>
+      <w:pPr>
+        <w:pStyle w:val="Ttulo4"/>
+      </w:pPr>
+      <w:r>
+        <w:t xml:space="preserve"> Leaflet</w:t>
+      </w:r>
+    </w:p>
+    <w:p>
+      <w:r>
+        <w:t xml:space="preserve">O Leaflet é uma biblioteca JavaScript </w:t>
+      </w:r>
+      <w:r>
+        <w:t xml:space="preserve">utilizada para </w:t>
+      </w:r>
+      <w:r>
+        <w:t>gerenciar mapas interativos e flexíveis para web</w:t>
+      </w:r>
+      <w:r>
+        <w:t xml:space="preserve"> e </w:t>
+      </w:r>
+      <w:r>
+        <w:t>é frequentemente usada em conjunto com MapTiler Cloud e OpenStreetMap.</w:t>
+      </w:r>
+      <w:r>
         <w:t xml:space="preserve"> </w:t>
       </w:r>
       <w:r>
-        <w:t>Linguagens de marcação</w:t>
+        <w:t>Lançada em 2023, ela permite que desenvolvedores integrem interações como zoom, marcações e camadas de informações</w:t>
+      </w:r>
+      <w:r>
+        <w:t xml:space="preserve"> nos mapas.</w:t>
+      </w:r>
+      <w:r>
+        <w:t xml:space="preserve"> Além de ser de código aberto, o Leaflet suporta uma variedade de plugins que expandem suas funcionalidades, como a visualização de dados geoespaciais e rotas</w:t>
+      </w:r>
+      <w:r>
+        <w:t xml:space="preserve"> (</w:t>
+      </w:r>
+      <w:r>
+        <w:rPr>
+          <w:szCs w:val="24"/>
+        </w:rPr>
+        <w:t>LEAFLET</w:t>
+      </w:r>
+      <w:r>
+        <w:rPr>
+          <w:szCs w:val="24"/>
+        </w:rPr>
+        <w:t>, 2014).</w:t>
       </w:r>
     </w:p>
     <w:p/>
-    <w:p>
-      <w:pPr>
-        <w:pStyle w:val="Ttulo4"/>
-      </w:pPr>
-      <w:r>
-        <w:t xml:space="preserve"> </w:t>
-      </w:r>
-      <w:r>
-        <w:t>HTML</w:t>
-      </w:r>
-    </w:p>
-    <w:p>
-      <w:r>
-        <w:t>A</w:t>
-      </w:r>
-      <w:r>
-        <w:t xml:space="preserve"> Web é baseada em três pilares: um esquema de localização de fontes, um protocolo para acessar estas fontes e uma linguagem de marcação para descrever o conteúdo: o HTML (SILVA JÚNIOR, 2013). HTML, sigla para Hypertext Markup </w:t>
-      </w:r>
-      <w:proofErr w:type="spellStart"/>
-      <w:r>
-        <w:t>Language</w:t>
-      </w:r>
-      <w:proofErr w:type="spellEnd"/>
-      <w:r>
-        <w:t>, é uma linguagem utilizada para a publicação de conteúdos variados na Web, como texto, imagem, vídeo e áudio. Baseado no conceito de hipertexto, o HTML organiza elementos — ou nós — conectados entre si. Esses elementos podem incluir palavras, imagens, vídeos, áudio e documentos, formando uma vasta rede de informações interligadas. (SILVA JÚNIOR, 2013)</w:t>
-      </w:r>
-    </w:p>
     <w:p/>
     <w:p>
       <w:pPr>
-        <w:pStyle w:val="Ttulo4"/>
-      </w:pPr>
-      <w:r>
-        <w:t xml:space="preserve"> </w:t>
-      </w:r>
-      <w:r>
-        <w:t>CSS</w:t>
-      </w:r>
-    </w:p>
-    <w:p>
-      <w:r>
-        <w:t xml:space="preserve">Enquanto o HTML é responsável pela estrutura de uma página web, o CSS é responsável pela aparência. CSS, sigla para </w:t>
-      </w:r>
-      <w:proofErr w:type="spellStart"/>
-      <w:r>
-        <w:t>Cascading</w:t>
-      </w:r>
-      <w:proofErr w:type="spellEnd"/>
-      <w:r>
-        <w:t xml:space="preserve"> </w:t>
-      </w:r>
-      <w:proofErr w:type="spellStart"/>
-      <w:r>
-        <w:t>Style</w:t>
-      </w:r>
-      <w:proofErr w:type="spellEnd"/>
-      <w:r>
-        <w:t xml:space="preserve"> </w:t>
-      </w:r>
-      <w:proofErr w:type="spellStart"/>
-      <w:r>
-        <w:t>Sheets</w:t>
-      </w:r>
-      <w:proofErr w:type="spellEnd"/>
-      <w:r>
-        <w:t>, é um mecanismo simples para adicionar estilos, como fontes, cores e espaçamentos, a um documento web (SILVA, 2008). O CSS permite que o desenvolvedor controle a aparência de um site, separando o conteúdo da apresentação. Isso significa que o desenvolvedor pode alterar a aparência de um site sem alterar o conteúdo, tornando a manutenção mais fácil e rápida.</w:t>
-      </w:r>
-    </w:p>
-    <w:p>
-      <w:pPr>
-        <w:pStyle w:val="Ttulo3"/>
-      </w:pPr>
-      <w:r>
-        <w:t xml:space="preserve"> Frameworks</w:t>
-      </w:r>
-    </w:p>
-    <w:p>
-      <w:r>
-        <w:t xml:space="preserve">As linguagens de programação </w:t>
-      </w:r>
-      <w:r>
-        <w:t>são o pilar de qualquer sistema de computação</w:t>
-      </w:r>
-      <w:r>
-        <w:t>, porém</w:t>
-      </w:r>
-      <w:r>
-        <w:t xml:space="preserve">, </w:t>
-      </w:r>
-      <w:r>
-        <w:t xml:space="preserve">um sistema </w:t>
-      </w:r>
-      <w:r>
-        <w:t xml:space="preserve">é muito maior do que uma simples construção, </w:t>
-      </w:r>
-      <w:r>
-        <w:t>seguindo esta analogia</w:t>
-      </w:r>
-      <w:r>
-        <w:t xml:space="preserve">, até um </w:t>
-      </w:r>
-      <w:r>
-        <w:lastRenderedPageBreak/>
-        <w:t xml:space="preserve">sistema simples seria equivalente a uma cidade inteira de pilares. </w:t>
-      </w:r>
-      <w:r>
-        <w:t>Para isso existe</w:t>
-      </w:r>
-      <w:r>
-        <w:t xml:space="preserve">m os frameworks, que são </w:t>
-      </w:r>
-      <w:r>
-        <w:t>construções básicas genéricas e prontas que facilitam o desenvolvimento.</w:t>
-      </w:r>
-      <w:r>
-        <w:t xml:space="preserve"> </w:t>
-      </w:r>
-      <w:r>
-        <w:t>Um framework web é uma estrutura arquitetônica que fornece um ambiente de execução para aplicações web ou suas interfaces de usuário</w:t>
-      </w:r>
-      <w:r>
-        <w:t xml:space="preserve"> </w:t>
-      </w:r>
-      <w:r>
-        <w:t>(VOSLOO,</w:t>
-      </w:r>
-      <w:r>
-        <w:t xml:space="preserve"> 2005</w:t>
-      </w:r>
-      <w:r>
-        <w:t>).</w:t>
-      </w:r>
-    </w:p>
-    <w:p/>
-    <w:p>
-      <w:pPr>
-        <w:pStyle w:val="Ttulo4"/>
-      </w:pPr>
-      <w:r>
-        <w:t xml:space="preserve"> Java Spring</w:t>
-      </w:r>
-    </w:p>
-    <w:p>
-      <w:r>
-        <w:t xml:space="preserve">Java Spring </w:t>
-      </w:r>
-      <w:r>
-        <w:t xml:space="preserve">é um framework </w:t>
-      </w:r>
-      <w:proofErr w:type="spellStart"/>
-      <w:r>
-        <w:t>que oferece</w:t>
-      </w:r>
-      <w:proofErr w:type="spellEnd"/>
-      <w:r>
-        <w:t xml:space="preserve"> suporte ao padrão MVC, fornece funcionalidades para </w:t>
-      </w:r>
-      <w:proofErr w:type="spellStart"/>
-      <w:r>
-        <w:t>RESTful</w:t>
-      </w:r>
-      <w:proofErr w:type="spellEnd"/>
-      <w:r>
-        <w:t xml:space="preserve"> Web Services, e inclui uma conexão de banco de dados no pacote. Ele também suporta injeção de dependência, o que facilita a configuração de dependências na aplicação</w:t>
-      </w:r>
-      <w:r>
-        <w:t xml:space="preserve"> (</w:t>
-      </w:r>
-      <w:r>
-        <w:t>HATMA</w:t>
-      </w:r>
-      <w:r>
-        <w:t xml:space="preserve">, 2017). Por esses motivos, Java Spring foi escolhido para construir o </w:t>
-      </w:r>
-      <w:proofErr w:type="spellStart"/>
-      <w:r>
-        <w:t>back-end</w:t>
-      </w:r>
-      <w:proofErr w:type="spellEnd"/>
-      <w:r>
-        <w:t xml:space="preserve"> do sistema.</w:t>
-      </w:r>
-    </w:p>
-    <w:p/>
-    <w:p>
-      <w:pPr>
-        <w:pStyle w:val="Ttulo4"/>
-      </w:pPr>
-      <w:r>
-        <w:t xml:space="preserve"> </w:t>
-      </w:r>
-      <w:proofErr w:type="spellStart"/>
-      <w:r>
-        <w:t>ReactJS</w:t>
-      </w:r>
-      <w:proofErr w:type="spellEnd"/>
-    </w:p>
-    <w:p>
-      <w:r>
-        <w:t xml:space="preserve">O </w:t>
-      </w:r>
-      <w:proofErr w:type="spellStart"/>
-      <w:r>
-        <w:t>ReactJS</w:t>
-      </w:r>
-      <w:proofErr w:type="spellEnd"/>
-      <w:r>
-        <w:t xml:space="preserve">, ou só </w:t>
-      </w:r>
-      <w:proofErr w:type="spellStart"/>
-      <w:r>
-        <w:t>React</w:t>
-      </w:r>
-      <w:proofErr w:type="spellEnd"/>
-      <w:r>
-        <w:t>,</w:t>
-      </w:r>
-      <w:r>
-        <w:t xml:space="preserve"> é uma biblioteca de código aberto que é utilizada para construir interfaces de usuário</w:t>
-      </w:r>
-      <w:r>
-        <w:t>.</w:t>
-      </w:r>
-      <w:r>
-        <w:t xml:space="preserve"> O </w:t>
-      </w:r>
-      <w:proofErr w:type="spellStart"/>
-      <w:r>
-        <w:t>Reac</w:t>
-      </w:r>
-      <w:r>
-        <w:t>t</w:t>
-      </w:r>
-      <w:proofErr w:type="spellEnd"/>
-      <w:r>
-        <w:t xml:space="preserve"> permite que programadores criem grandes aplicações web que podem mudar ao longo do tempo sem precisar recarregar a página</w:t>
-      </w:r>
-      <w:r>
-        <w:t xml:space="preserve">, resultando em uma navegação mais fluída para o usuário. </w:t>
-      </w:r>
-      <w:r>
-        <w:t>(</w:t>
-      </w:r>
-      <w:r>
-        <w:t>RAWAT</w:t>
-      </w:r>
-      <w:r>
-        <w:t xml:space="preserve">, </w:t>
-      </w:r>
-      <w:r>
-        <w:t>2020</w:t>
-      </w:r>
-      <w:r>
-        <w:t>)</w:t>
-      </w:r>
-    </w:p>
-    <w:p/>
-    <w:p>
-      <w:pPr>
-        <w:pStyle w:val="Ttulo3"/>
-      </w:pPr>
-      <w:r>
-        <w:t xml:space="preserve"> API</w:t>
-      </w:r>
-    </w:p>
-    <w:p>
-      <w:r>
-        <w:t xml:space="preserve">A comunicação entre o </w:t>
-      </w:r>
-      <w:proofErr w:type="spellStart"/>
-      <w:r>
-        <w:t>front-end</w:t>
-      </w:r>
-      <w:proofErr w:type="spellEnd"/>
-      <w:r>
-        <w:t xml:space="preserve"> da aplicação e o </w:t>
-      </w:r>
-      <w:proofErr w:type="spellStart"/>
-      <w:r>
-        <w:t>back-end</w:t>
-      </w:r>
-      <w:proofErr w:type="spellEnd"/>
-      <w:r>
-        <w:t>, assim como a comunicação com sistemas externos</w:t>
-      </w:r>
-      <w:r>
-        <w:t>, ocorre via API.</w:t>
-      </w:r>
-      <w:r>
-        <w:t xml:space="preserve"> </w:t>
-      </w:r>
-      <w:r>
-        <w:t>API significa interface de programação de aplicações. Uma API ajuda a expor um serviço de negócio ou um ativo empresarial para os desenvolvedores que estão criando uma aplicação</w:t>
-      </w:r>
-      <w:r>
-        <w:t xml:space="preserve"> (</w:t>
-      </w:r>
-      <w:r>
-        <w:t>DE</w:t>
-      </w:r>
-      <w:r>
-        <w:t xml:space="preserve">, 2017). </w:t>
-      </w:r>
-      <w:r>
-        <w:t>Uma interface pode ser entendida como um acordo de serviço entre duas aplicações, estabelecendo as regras para a comunicação entre elas por meio de solicitações e respostas. A documentação das respectivas APIs fornece detalhes sobre como os desenvolvedores devem organizar essas solicitações e respostas.</w:t>
-      </w:r>
-      <w:r>
-        <w:t xml:space="preserve"> (AMAZON, 2024).</w:t>
-      </w:r>
-    </w:p>
-    <w:p>
-      <w:pPr>
-        <w:pStyle w:val="Ttulo4"/>
-      </w:pPr>
-      <w:r>
-        <w:t xml:space="preserve"> HTTP</w:t>
-      </w:r>
-    </w:p>
-    <w:p>
-      <w:pPr>
-        <w:pStyle w:val="Ttulo4"/>
-      </w:pPr>
-      <w:r>
-        <w:t xml:space="preserve"> REST</w:t>
-      </w:r>
-    </w:p>
-    <w:p>
-      <w:pPr>
-        <w:pStyle w:val="Ttulo4"/>
-      </w:pPr>
-      <w:r>
-        <w:t xml:space="preserve"> API mapa</w:t>
-      </w:r>
-    </w:p>
-    <w:p/>
-    <w:p>
-      <w:pPr>
         <w:spacing w:line="240" w:lineRule="auto"/>
         <w:ind w:firstLine="0"/>
         <w:jc w:val="left"/>
       </w:pPr>
       <w:r>
         <w:tab/>
-      </w:r>
-      <w:r>
-        <w:tab/>
-        <w:t xml:space="preserve">2. </w:t>
-      </w:r>
-      <w:proofErr w:type="spellStart"/>
-      <w:r>
-        <w:t>react</w:t>
-      </w:r>
-      <w:proofErr w:type="spellEnd"/>
-    </w:p>
-    <w:p>
-      <w:pPr>
-        <w:spacing w:line="240" w:lineRule="auto"/>
-        <w:ind w:firstLine="0"/>
-        <w:jc w:val="left"/>
-      </w:pPr>
-      <w:r>
-        <w:tab/>
-        <w:t>6. (além dos frameworks, além do interno) API</w:t>
-      </w:r>
-    </w:p>
-    <w:p>
-      <w:pPr>
-        <w:spacing w:line="240" w:lineRule="auto"/>
-        <w:ind w:firstLine="0"/>
-        <w:jc w:val="left"/>
-      </w:pPr>
-      <w:r>
-        <w:lastRenderedPageBreak/>
-        <w:tab/>
-        <w:t>7. (para se comunicar com API) REST</w:t>
-      </w:r>
-    </w:p>
-    <w:p>
-      <w:pPr>
-        <w:spacing w:line="240" w:lineRule="auto"/>
-        <w:ind w:firstLine="0"/>
-        <w:jc w:val="left"/>
-      </w:pPr>
-      <w:r>
-        <w:tab/>
-      </w:r>
-      <w:r>
-        <w:tab/>
-        <w:t>1. externo, interno</w:t>
-      </w:r>
-    </w:p>
-    <w:p>
-      <w:pPr>
-        <w:spacing w:line="240" w:lineRule="auto"/>
-        <w:ind w:firstLine="0"/>
-        <w:jc w:val="left"/>
-      </w:pPr>
-      <w:r>
-        <w:tab/>
-        <w:t>8. (</w:t>
-      </w:r>
-      <w:proofErr w:type="spellStart"/>
-      <w:r>
-        <w:t>hmm</w:t>
-      </w:r>
-      <w:proofErr w:type="spellEnd"/>
-      <w:r>
-        <w:t>) testes</w:t>
+        <w:t>8. (hmm) testes</w:t>
       </w:r>
     </w:p>
     <w:p>
@@ -5982,13 +5805,8 @@
       </w:r>
       <w:r>
         <w:tab/>
-        <w:t xml:space="preserve">3. o testador do </w:t>
-      </w:r>
-      <w:proofErr w:type="spellStart"/>
-      <w:r>
-        <w:t>spring</w:t>
-      </w:r>
-      <w:proofErr w:type="spellEnd"/>
+        <w:t>3. o testador do spring</w:t>
+      </w:r>
     </w:p>
     <w:p>
       <w:pPr>
@@ -5998,15 +5816,7 @@
       </w:pPr>
       <w:r>
         <w:tab/>
-        <w:t xml:space="preserve">9. (tendo tudo definido, lugar pra </w:t>
-      </w:r>
-      <w:proofErr w:type="spellStart"/>
-      <w:r>
-        <w:t>versionar</w:t>
-      </w:r>
-      <w:proofErr w:type="spellEnd"/>
-      <w:r>
-        <w:t>) GIT</w:t>
+        <w:t>9. (tendo tudo definido, lugar pra versionar) GIT</w:t>
       </w:r>
     </w:p>
     <w:p>
@@ -6020,21 +5830,8 @@
       </w:r>
       <w:r>
         <w:tab/>
-        <w:t xml:space="preserve">1. </w:t>
-      </w:r>
-      <w:proofErr w:type="spellStart"/>
-      <w:r>
-        <w:t>git</w:t>
-      </w:r>
-      <w:proofErr w:type="spellEnd"/>
-      <w:r>
-        <w:t>/</w:t>
-      </w:r>
-      <w:proofErr w:type="spellStart"/>
-      <w:r>
-        <w:t>github</w:t>
-      </w:r>
-      <w:proofErr w:type="spellEnd"/>
+        <w:t>1. git/github</w:t>
+      </w:r>
       <w:r>
         <w:br w:type="page"/>
       </w:r>
@@ -6651,15 +6448,23 @@
     </w:p>
     <w:p>
       <w:pPr>
-        <w:rPr>
-          <w:szCs w:val="24"/>
-        </w:rPr>
-      </w:pPr>
-      <w:r>
-        <w:rPr>
-          <w:szCs w:val="24"/>
-        </w:rPr>
+        <w:pStyle w:val="Ttulo1"/>
+      </w:pPr>
+      <w:r>
         <w:lastRenderedPageBreak/>
+        <w:t>RASCUNHO BIBLIOGRAFIA</w:t>
+      </w:r>
+    </w:p>
+    <w:p>
+      <w:pPr>
+        <w:rPr>
+          <w:szCs w:val="24"/>
+        </w:rPr>
+      </w:pPr>
+      <w:r>
+        <w:rPr>
+          <w:szCs w:val="24"/>
+        </w:rPr>
         <w:t xml:space="preserve">LENOVO. </w:t>
       </w:r>
       <w:r>
@@ -6723,21 +6528,7 @@
         <w:rPr>
           <w:szCs w:val="24"/>
         </w:rPr>
-        <w:t xml:space="preserve">. </w:t>
-      </w:r>
-      <w:proofErr w:type="spellStart"/>
-      <w:r>
-        <w:rPr>
-          <w:szCs w:val="24"/>
-        </w:rPr>
-        <w:t>TechTarget</w:t>
-      </w:r>
-      <w:proofErr w:type="spellEnd"/>
-      <w:r>
-        <w:rPr>
-          <w:szCs w:val="24"/>
-        </w:rPr>
-        <w:t xml:space="preserve">. </w:t>
+        <w:t xml:space="preserve">. TechTarget. </w:t>
       </w:r>
       <w:r>
         <w:rPr>
@@ -6875,35 +6666,7 @@
         <w:rPr>
           <w:szCs w:val="24"/>
         </w:rPr>
-        <w:t>Brooks, Chad. "</w:t>
-      </w:r>
-      <w:proofErr w:type="spellStart"/>
-      <w:r>
-        <w:rPr>
-          <w:szCs w:val="24"/>
-        </w:rPr>
-        <w:t>What</w:t>
-      </w:r>
-      <w:proofErr w:type="spellEnd"/>
-      <w:r>
-        <w:rPr>
-          <w:szCs w:val="24"/>
-        </w:rPr>
-        <w:t xml:space="preserve"> </w:t>
-      </w:r>
-      <w:proofErr w:type="spellStart"/>
-      <w:r>
-        <w:rPr>
-          <w:szCs w:val="24"/>
-        </w:rPr>
-        <w:t>Is</w:t>
-      </w:r>
-      <w:proofErr w:type="spellEnd"/>
-      <w:r>
-        <w:rPr>
-          <w:szCs w:val="24"/>
-        </w:rPr>
-        <w:t xml:space="preserve"> SQL?". </w:t>
+        <w:t xml:space="preserve">Brooks, Chad. "What Is SQL?". </w:t>
       </w:r>
       <w:r>
         <w:rPr>
@@ -6937,48 +6700,20 @@
         <w:rPr>
           <w:szCs w:val="24"/>
         </w:rPr>
-        <w:t xml:space="preserve">MILANI, André. MySQL: guia do programador. São Paulo: </w:t>
-      </w:r>
-      <w:proofErr w:type="spellStart"/>
-      <w:r>
-        <w:rPr>
-          <w:szCs w:val="24"/>
-        </w:rPr>
-        <w:t>Novatec</w:t>
-      </w:r>
-      <w:proofErr w:type="spellEnd"/>
-      <w:r>
-        <w:rPr>
-          <w:szCs w:val="24"/>
-        </w:rPr>
-        <w:t xml:space="preserve"> Editora, 2006. ISBN 85-7522-103-5.</w:t>
-      </w:r>
-    </w:p>
-    <w:p>
-      <w:pPr>
-        <w:rPr>
-          <w:szCs w:val="24"/>
-        </w:rPr>
-      </w:pPr>
-      <w:r>
-        <w:rPr>
-          <w:szCs w:val="24"/>
-        </w:rPr>
-        <w:t xml:space="preserve">ANA CRISTINA VIEIRA DE MELO, F. S. C. </w:t>
-      </w:r>
-      <w:proofErr w:type="spellStart"/>
-      <w:r>
-        <w:rPr>
-          <w:szCs w:val="24"/>
-        </w:rPr>
-        <w:t>da</w:t>
-      </w:r>
-      <w:proofErr w:type="spellEnd"/>
-      <w:r>
-        <w:rPr>
-          <w:szCs w:val="24"/>
-        </w:rPr>
-        <w:t xml:space="preserve"> S. </w:t>
+        <w:t>MILANI, André. MySQL: guia do programador. São Paulo: Novatec Editora, 2006. ISBN 85-7522-103-5.</w:t>
+      </w:r>
+    </w:p>
+    <w:p>
+      <w:pPr>
+        <w:rPr>
+          <w:szCs w:val="24"/>
+        </w:rPr>
+      </w:pPr>
+      <w:r>
+        <w:rPr>
+          <w:szCs w:val="24"/>
+        </w:rPr>
+        <w:t>ANA CRISTINA VIEIRA DE MELO, F. S. C. da S. </w:t>
       </w:r>
       <w:r>
         <w:rPr>
@@ -6992,35 +6727,7 @@
         <w:rPr>
           <w:szCs w:val="24"/>
         </w:rPr>
-        <w:t xml:space="preserve">. </w:t>
-      </w:r>
-      <w:proofErr w:type="spellStart"/>
-      <w:r>
-        <w:rPr>
-          <w:szCs w:val="24"/>
-        </w:rPr>
-        <w:t>São</w:t>
-      </w:r>
-      <w:proofErr w:type="spellEnd"/>
-      <w:r>
-        <w:rPr>
-          <w:szCs w:val="24"/>
-        </w:rPr>
-        <w:t xml:space="preserve"> Paulo, SP, Brasil: </w:t>
-      </w:r>
-      <w:proofErr w:type="spellStart"/>
-      <w:r>
-        <w:rPr>
-          <w:szCs w:val="24"/>
-        </w:rPr>
-        <w:t>Blucher</w:t>
-      </w:r>
-      <w:proofErr w:type="spellEnd"/>
-      <w:r>
-        <w:rPr>
-          <w:szCs w:val="24"/>
-        </w:rPr>
-        <w:t>, 2003. ISBN 9788521214922. Disponível em: https://search.ebscohost.com/login.aspx?direct=true&amp;db=nlebk&amp;AN=2202168&amp;lang=pt-br&amp;site=ehost-live. Acesso em: 1 set. 2024.</w:t>
+        <w:t>. São Paulo, SP, Brasil: Blucher, 2003. ISBN 9788521214922. Disponível em: https://search.ebscohost.com/login.aspx?direct=true&amp;db=nlebk&amp;AN=2202168&amp;lang=pt-br&amp;site=ehost-live. Acesso em: 1 set. 2024.</w:t>
       </w:r>
     </w:p>
     <w:p>
@@ -7183,39 +6890,7 @@
           <w:szCs w:val="24"/>
           <w:lang w:val="en-US"/>
         </w:rPr>
-        <w:t xml:space="preserve">São Paulo: </w:t>
-      </w:r>
-      <w:proofErr w:type="spellStart"/>
-      <w:r>
-        <w:rPr>
-          <w:szCs w:val="24"/>
-          <w:lang w:val="en-US"/>
-        </w:rPr>
-        <w:t>Novatec</w:t>
-      </w:r>
-      <w:proofErr w:type="spellEnd"/>
-      <w:r>
-        <w:rPr>
-          <w:szCs w:val="24"/>
-          <w:lang w:val="en-US"/>
-        </w:rPr>
-        <w:t xml:space="preserve"> </w:t>
-      </w:r>
-      <w:proofErr w:type="spellStart"/>
-      <w:r>
-        <w:rPr>
-          <w:szCs w:val="24"/>
-          <w:lang w:val="en-US"/>
-        </w:rPr>
-        <w:t>Editora</w:t>
-      </w:r>
-      <w:proofErr w:type="spellEnd"/>
-      <w:r>
-        <w:rPr>
-          <w:szCs w:val="24"/>
-          <w:lang w:val="en-US"/>
-        </w:rPr>
-        <w:t>, 2008.</w:t>
+        <w:t>São Paulo: Novatec Editora, 2008.</w:t>
       </w:r>
     </w:p>
     <w:p>
@@ -7269,43 +6944,19 @@
         </w:rPr>
         <w:t xml:space="preserve">. </w:t>
       </w:r>
-      <w:proofErr w:type="spellStart"/>
       <w:r>
         <w:rPr>
           <w:szCs w:val="24"/>
           <w:lang w:val="en-US"/>
         </w:rPr>
-        <w:t>Acesso</w:t>
-      </w:r>
-      <w:proofErr w:type="spellEnd"/>
-      <w:r>
+        <w:t>Acesso em: 2 set. 2024.</w:t>
+      </w:r>
+    </w:p>
+    <w:p>
+      <w:pPr>
         <w:rPr>
           <w:szCs w:val="24"/>
           <w:lang w:val="en-US"/>
-        </w:rPr>
-        <w:t xml:space="preserve"> </w:t>
-      </w:r>
-      <w:proofErr w:type="spellStart"/>
-      <w:r>
-        <w:rPr>
-          <w:szCs w:val="24"/>
-          <w:lang w:val="en-US"/>
-        </w:rPr>
-        <w:t>em</w:t>
-      </w:r>
-      <w:proofErr w:type="spellEnd"/>
-      <w:r>
-        <w:rPr>
-          <w:szCs w:val="24"/>
-          <w:lang w:val="en-US"/>
-        </w:rPr>
-        <w:t>: 2 set. 2024.</w:t>
-      </w:r>
-    </w:p>
-    <w:p>
-      <w:pPr>
-        <w:rPr>
-          <w:szCs w:val="24"/>
         </w:rPr>
       </w:pPr>
       <w:r>
@@ -7320,12 +6971,14 @@
           <w:i/>
           <w:iCs/>
           <w:szCs w:val="24"/>
+          <w:lang w:val="en-US"/>
         </w:rPr>
         <w:t>Procedia Computer Science</w:t>
       </w:r>
       <w:r>
         <w:rPr>
           <w:szCs w:val="24"/>
+          <w:lang w:val="en-US"/>
         </w:rPr>
         <w:t>, v. 124, p. 736-743, 2017.</w:t>
       </w:r>
@@ -7357,23 +7010,7 @@
           <w:szCs w:val="24"/>
           <w:lang w:val="en-US"/>
         </w:rPr>
-        <w:t xml:space="preserve">, v. 5, n. 11, p. 698, </w:t>
-      </w:r>
-      <w:proofErr w:type="spellStart"/>
-      <w:r>
-        <w:rPr>
-          <w:szCs w:val="24"/>
-          <w:lang w:val="en-US"/>
-        </w:rPr>
-        <w:t>nov.</w:t>
-      </w:r>
-      <w:proofErr w:type="spellEnd"/>
-      <w:r>
-        <w:rPr>
-          <w:szCs w:val="24"/>
-          <w:lang w:val="en-US"/>
-        </w:rPr>
-        <w:t xml:space="preserve"> 2020. </w:t>
+        <w:t xml:space="preserve">, v. 5, n. 11, p. 698, nov. 2020. </w:t>
       </w:r>
       <w:r>
         <w:rPr>
@@ -7407,21 +7044,7 @@
         <w:rPr>
           <w:szCs w:val="24"/>
         </w:rPr>
-        <w:t xml:space="preserve">AMAZON WEB SERVICES. O que é uma </w:t>
-      </w:r>
-      <w:proofErr w:type="gramStart"/>
-      <w:r>
-        <w:rPr>
-          <w:szCs w:val="24"/>
-        </w:rPr>
-        <w:t>API?.</w:t>
-      </w:r>
-      <w:proofErr w:type="gramEnd"/>
-      <w:r>
-        <w:rPr>
-          <w:szCs w:val="24"/>
-        </w:rPr>
-        <w:t xml:space="preserve"> Disponível em: </w:t>
+        <w:t xml:space="preserve">AMAZON WEB SERVICES. O que é uma API?. Disponível em: </w:t>
       </w:r>
       <w:hyperlink r:id="rId29" w:tgtFrame="_new" w:history="1">
         <w:r>
@@ -7439,9 +7062,251 @@
         <w:t>. Acesso em: 3 set. 2024.</w:t>
       </w:r>
     </w:p>
+    <w:p>
+      <w:pPr>
+        <w:rPr>
+          <w:szCs w:val="24"/>
+        </w:rPr>
+      </w:pPr>
+      <w:r>
+        <w:rPr>
+          <w:szCs w:val="24"/>
+        </w:rPr>
+        <w:t xml:space="preserve">RED HAT. </w:t>
+      </w:r>
+      <w:r>
+        <w:rPr>
+          <w:i/>
+          <w:iCs/>
+          <w:szCs w:val="24"/>
+        </w:rPr>
+        <w:t>O que é uma API REST?</w:t>
+      </w:r>
+      <w:r>
+        <w:rPr>
+          <w:szCs w:val="24"/>
+        </w:rPr>
+        <w:t xml:space="preserve"> Disponível em: </w:t>
+      </w:r>
+      <w:hyperlink r:id="rId30" w:tgtFrame="_new" w:history="1">
+        <w:r>
+          <w:rPr>
+            <w:rStyle w:val="Hyperlink"/>
+            <w:szCs w:val="24"/>
+          </w:rPr>
+          <w:t>https://www.redhat.com/pt-br/topics/api/what-is-a-rest-api</w:t>
+        </w:r>
+      </w:hyperlink>
+      <w:r>
+        <w:rPr>
+          <w:szCs w:val="24"/>
+        </w:rPr>
+        <w:t>. Acesso em: 4 set. 2024.</w:t>
+      </w:r>
+    </w:p>
+    <w:p>
+      <w:pPr>
+        <w:rPr>
+          <w:szCs w:val="24"/>
+        </w:rPr>
+      </w:pPr>
+      <w:r>
+        <w:rPr>
+          <w:szCs w:val="24"/>
+        </w:rPr>
+        <w:t xml:space="preserve">IBM. </w:t>
+      </w:r>
+      <w:r>
+        <w:rPr>
+          <w:i/>
+          <w:iCs/>
+          <w:szCs w:val="24"/>
+        </w:rPr>
+        <w:t>REST APIs</w:t>
+      </w:r>
+      <w:r>
+        <w:rPr>
+          <w:szCs w:val="24"/>
+        </w:rPr>
+        <w:t xml:space="preserve">. Disponível em: </w:t>
+      </w:r>
+      <w:hyperlink r:id="rId31" w:tgtFrame="_new" w:history="1">
+        <w:r>
+          <w:rPr>
+            <w:rStyle w:val="Hyperlink"/>
+            <w:szCs w:val="24"/>
+          </w:rPr>
+          <w:t>https://www.ibm.com/br-pt/topics/rest-apis</w:t>
+        </w:r>
+      </w:hyperlink>
+      <w:r>
+        <w:rPr>
+          <w:szCs w:val="24"/>
+        </w:rPr>
+        <w:t>. Acesso em: 4 set. 2024.</w:t>
+      </w:r>
+    </w:p>
+    <w:p>
+      <w:pPr>
+        <w:rPr>
+          <w:szCs w:val="24"/>
+        </w:rPr>
+      </w:pPr>
+      <w:r>
+        <w:rPr>
+          <w:szCs w:val="24"/>
+          <w:lang w:val="en-US"/>
+        </w:rPr>
+        <w:t xml:space="preserve">OPENSTREETMAP. </w:t>
+      </w:r>
+      <w:r>
+        <w:rPr>
+          <w:i/>
+          <w:iCs/>
+          <w:szCs w:val="24"/>
+          <w:lang w:val="en-US"/>
+        </w:rPr>
+        <w:t>About OpenStreetMap</w:t>
+      </w:r>
+      <w:r>
+        <w:rPr>
+          <w:szCs w:val="24"/>
+          <w:lang w:val="en-US"/>
+        </w:rPr>
+        <w:t xml:space="preserve">. Disponível em: </w:t>
+      </w:r>
+      <w:hyperlink r:id="rId32" w:tgtFrame="_new" w:history="1">
+        <w:r>
+          <w:rPr>
+            <w:rStyle w:val="Hyperlink"/>
+            <w:szCs w:val="24"/>
+            <w:lang w:val="en-US"/>
+          </w:rPr>
+          <w:t>https://www.openstreetmap.org/about</w:t>
+        </w:r>
+      </w:hyperlink>
+      <w:r>
+        <w:rPr>
+          <w:szCs w:val="24"/>
+          <w:lang w:val="en-US"/>
+        </w:rPr>
+        <w:t xml:space="preserve">. </w:t>
+      </w:r>
+      <w:r>
+        <w:rPr>
+          <w:szCs w:val="24"/>
+        </w:rPr>
+        <w:t>Acesso em: 08 set. 2024</w:t>
+      </w:r>
+    </w:p>
+    <w:p>
+      <w:pPr>
+        <w:rPr>
+          <w:szCs w:val="24"/>
+        </w:rPr>
+      </w:pPr>
+      <w:r>
+        <w:rPr>
+          <w:szCs w:val="24"/>
+          <w:lang w:val="en-US"/>
+        </w:rPr>
+        <w:t xml:space="preserve">HAKLAY, Mordechai (Muki); WEBER, Patrick. OpenStreetMap: User-Generated Street Maps. </w:t>
+      </w:r>
+      <w:r>
+        <w:rPr>
+          <w:i/>
+          <w:iCs/>
+          <w:szCs w:val="24"/>
+        </w:rPr>
+        <w:t>IEEE Pervasive Computing</w:t>
+      </w:r>
+      <w:r>
+        <w:rPr>
+          <w:szCs w:val="24"/>
+        </w:rPr>
+        <w:t>, v. 7, p. 12-18, 2008.</w:t>
+      </w:r>
+    </w:p>
+    <w:p>
+      <w:pPr>
+        <w:rPr>
+          <w:szCs w:val="24"/>
+        </w:rPr>
+      </w:pPr>
+      <w:r>
+        <w:rPr>
+          <w:szCs w:val="24"/>
+        </w:rPr>
+        <w:t xml:space="preserve">MAPTILER. </w:t>
+      </w:r>
+      <w:r>
+        <w:rPr>
+          <w:i/>
+          <w:iCs/>
+          <w:szCs w:val="24"/>
+        </w:rPr>
+        <w:t>Copyright</w:t>
+      </w:r>
+      <w:r>
+        <w:rPr>
+          <w:szCs w:val="24"/>
+        </w:rPr>
+        <w:t xml:space="preserve">. Disponível em: </w:t>
+      </w:r>
+      <w:hyperlink r:id="rId33" w:tgtFrame="_new" w:history="1">
+        <w:r>
+          <w:rPr>
+            <w:rStyle w:val="Hyperlink"/>
+            <w:szCs w:val="24"/>
+          </w:rPr>
+          <w:t>https://www.maptiler.com/copyright/</w:t>
+        </w:r>
+      </w:hyperlink>
+      <w:r>
+        <w:rPr>
+          <w:szCs w:val="24"/>
+        </w:rPr>
+        <w:t>. Acesso em: 8 set. 2024.</w:t>
+      </w:r>
+    </w:p>
+    <w:p>
+      <w:pPr>
+        <w:rPr>
+          <w:szCs w:val="24"/>
+        </w:rPr>
+      </w:pPr>
+      <w:r>
+        <w:rPr>
+          <w:szCs w:val="24"/>
+          <w:lang w:val="en-US"/>
+        </w:rPr>
+        <w:t xml:space="preserve">LEAFLET. Leaflet: a JavaScript library for interactive maps. </w:t>
+      </w:r>
+      <w:r>
+        <w:rPr>
+          <w:szCs w:val="24"/>
+        </w:rPr>
+        <w:t xml:space="preserve">2023. Disponível em: </w:t>
+      </w:r>
+      <w:hyperlink r:id="rId34" w:tgtFrame="_new" w:history="1">
+        <w:r>
+          <w:rPr>
+            <w:rStyle w:val="Hyperlink"/>
+            <w:szCs w:val="24"/>
+          </w:rPr>
+          <w:t>https://leafletjs.com/</w:t>
+        </w:r>
+      </w:hyperlink>
+      <w:r>
+        <w:rPr>
+          <w:szCs w:val="24"/>
+        </w:rPr>
+        <w:t>. Acesso em: 8 set. 2024.</w:t>
+      </w:r>
+    </w:p>
     <w:sectPr>
-      <w:headerReference w:type="even" r:id="rId30"/>
-      <w:headerReference w:type="default" r:id="rId31"/>
+      <w:headerReference w:type="even" r:id="rId35"/>
+      <w:headerReference w:type="default" r:id="rId36"/>
       <w:type w:val="oddPage"/>
       <w:pgSz w:w="11907" w:h="16840" w:code="9"/>
       <w:pgMar w:top="1701" w:right="1134" w:bottom="1134" w:left="1701" w:header="1134" w:footer="1134" w:gutter="0"/>
@@ -9922,6 +9787,7 @@
   <w:style w:type="character" w:default="1" w:styleId="Fontepargpadro">
     <w:name w:val="Default Paragraph Font"/>
     <w:uiPriority w:val="1"/>
+    <w:semiHidden/>
     <w:unhideWhenUsed/>
   </w:style>
   <w:style w:type="table" w:default="1" w:styleId="Tabelanormal">
@@ -10914,6 +10780,10 @@
 </file>
 
 <file path=customXml/item1.xml><?xml version="1.0" encoding="utf-8"?>
+<b:Sources xmlns:b="http://schemas.openxmlformats.org/officeDocument/2006/bibliography" xmlns="http://schemas.openxmlformats.org/officeDocument/2006/bibliography" SelectedStyle="\GB.XSL" StyleName="GB7714"/>
+</file>
+
+<file path=customXml/item2.xml><?xml version="1.0" encoding="utf-8"?>
 <?mso-contentType ?>
 <FormTemplates xmlns="http://schemas.microsoft.com/sharepoint/v3/contenttype/forms">
   <Display>DocumentLibraryForm</Display>
@@ -10922,11 +10792,17 @@
 </FormTemplates>
 </file>
 
-<file path=customXml/item2.xml><?xml version="1.0" encoding="utf-8"?>
-<b:Sources xmlns:b="http://schemas.openxmlformats.org/officeDocument/2006/bibliography" xmlns="http://schemas.openxmlformats.org/officeDocument/2006/bibliography" SelectedStyle="\GB.XSL" StyleName="GB7714"/>
+<file path=customXml/item3.xml><?xml version="1.0" encoding="utf-8"?>
+<p:properties xmlns:p="http://schemas.microsoft.com/office/2006/metadata/properties" xmlns:xsi="http://www.w3.org/2001/XMLSchema-instance" xmlns:pc="http://schemas.microsoft.com/office/infopath/2007/PartnerControls">
+  <documentManagement>
+    <_ip_UnifiedCompliancePolicyUIAction xmlns="http://schemas.microsoft.com/sharepoint/v3" xsi:nil="true"/>
+    <_ip_UnifiedCompliancePolicyProperties xmlns="http://schemas.microsoft.com/sharepoint/v3" xsi:nil="true"/>
+    <_activity xmlns="dc236bd3-22a1-40fd-b120-f4bf2cfb02e5" xsi:nil="true"/>
+  </documentManagement>
+</p:properties>
 </file>
 
-<file path=customXml/item3.xml><?xml version="1.0" encoding="utf-8"?>
+<file path=customXml/item4.xml><?xml version="1.0" encoding="utf-8"?>
 <ct:contentTypeSchema xmlns:ct="http://schemas.microsoft.com/office/2006/metadata/contentType" xmlns:ma="http://schemas.microsoft.com/office/2006/metadata/properties/metaAttributes" ct:_="" ma:_="" ma:contentTypeName="Documento" ma:contentTypeID="0x0101009A9245E7D933DB48BB9689B768D8465E" ma:contentTypeVersion="20" ma:contentTypeDescription="Crie um novo documento." ma:contentTypeScope="" ma:versionID="c310dbd2fa624fda04c8bc918a8b03ac">
   <xsd:schema xmlns:xsd="http://www.w3.org/2001/XMLSchema" xmlns:xs="http://www.w3.org/2001/XMLSchema" xmlns:p="http://schemas.microsoft.com/office/2006/metadata/properties" xmlns:ns1="http://schemas.microsoft.com/sharepoint/v3" xmlns:ns3="dc236bd3-22a1-40fd-b120-f4bf2cfb02e5" xmlns:ns4="9d3905d4-f008-4ae0-8ecf-c0fcf643c7ce" targetNamespace="http://schemas.microsoft.com/office/2006/metadata/properties" ma:root="true" ma:fieldsID="12efab61f20a256d51c72f88e5f31734" ns1:_="" ns3:_="" ns4:_="">
     <xsd:import namespace="http://schemas.microsoft.com/sharepoint/v3"/>
@@ -11196,17 +11072,15 @@
 </ct:contentTypeSchema>
 </file>
 
-<file path=customXml/item4.xml><?xml version="1.0" encoding="utf-8"?>
-<p:properties xmlns:p="http://schemas.microsoft.com/office/2006/metadata/properties" xmlns:xsi="http://www.w3.org/2001/XMLSchema-instance" xmlns:pc="http://schemas.microsoft.com/office/infopath/2007/PartnerControls">
-  <documentManagement>
-    <_ip_UnifiedCompliancePolicyUIAction xmlns="http://schemas.microsoft.com/sharepoint/v3" xsi:nil="true"/>
-    <_ip_UnifiedCompliancePolicyProperties xmlns="http://schemas.microsoft.com/sharepoint/v3" xsi:nil="true"/>
-    <_activity xmlns="dc236bd3-22a1-40fd-b120-f4bf2cfb02e5" xsi:nil="true"/>
-  </documentManagement>
-</p:properties>
+<file path=customXml/itemProps1.xml><?xml version="1.0" encoding="utf-8"?>
+<ds:datastoreItem xmlns:ds="http://schemas.openxmlformats.org/officeDocument/2006/customXml" ds:itemID="{D5E71C61-0628-4013-9296-50A26E5B5C0D}">
+  <ds:schemaRefs>
+    <ds:schemaRef ds:uri="http://schemas.openxmlformats.org/officeDocument/2006/bibliography"/>
+  </ds:schemaRefs>
+</ds:datastoreItem>
 </file>
 
-<file path=customXml/itemProps1.xml><?xml version="1.0" encoding="utf-8"?>
+<file path=customXml/itemProps2.xml><?xml version="1.0" encoding="utf-8"?>
 <ds:datastoreItem xmlns:ds="http://schemas.openxmlformats.org/officeDocument/2006/customXml" ds:itemID="{D0EF6655-36F8-4AE8-80E8-8843D0BE3BB0}">
   <ds:schemaRefs>
     <ds:schemaRef ds:uri="http://schemas.microsoft.com/sharepoint/v3/contenttype/forms"/>
@@ -11214,15 +11088,25 @@
 </ds:datastoreItem>
 </file>
 
-<file path=customXml/itemProps2.xml><?xml version="1.0" encoding="utf-8"?>
-<ds:datastoreItem xmlns:ds="http://schemas.openxmlformats.org/officeDocument/2006/customXml" ds:itemID="{D5E71C61-0628-4013-9296-50A26E5B5C0D}">
+<file path=customXml/itemProps3.xml><?xml version="1.0" encoding="utf-8"?>
+<ds:datastoreItem xmlns:ds="http://schemas.openxmlformats.org/officeDocument/2006/customXml" ds:itemID="{74AD157C-1D73-4DC2-B2B5-0CA82C9C3AED}">
   <ds:schemaRefs>
-    <ds:schemaRef ds:uri="http://schemas.openxmlformats.org/officeDocument/2006/bibliography"/>
+    <ds:schemaRef ds:uri="http://purl.org/dc/elements/1.1/"/>
+    <ds:schemaRef ds:uri="http://schemas.microsoft.com/office/2006/metadata/properties"/>
+    <ds:schemaRef ds:uri="http://schemas.microsoft.com/office/infopath/2007/PartnerControls"/>
+    <ds:schemaRef ds:uri="9d3905d4-f008-4ae0-8ecf-c0fcf643c7ce"/>
+    <ds:schemaRef ds:uri="http://schemas.openxmlformats.org/package/2006/metadata/core-properties"/>
+    <ds:schemaRef ds:uri="http://schemas.microsoft.com/office/2006/documentManagement/types"/>
+    <ds:schemaRef ds:uri="http://schemas.microsoft.com/sharepoint/v3"/>
+    <ds:schemaRef ds:uri="http://purl.org/dc/dcmitype/"/>
+    <ds:schemaRef ds:uri="dc236bd3-22a1-40fd-b120-f4bf2cfb02e5"/>
+    <ds:schemaRef ds:uri="http://www.w3.org/XML/1998/namespace"/>
+    <ds:schemaRef ds:uri="http://purl.org/dc/terms/"/>
   </ds:schemaRefs>
 </ds:datastoreItem>
 </file>
 
-<file path=customXml/itemProps3.xml><?xml version="1.0" encoding="utf-8"?>
+<file path=customXml/itemProps4.xml><?xml version="1.0" encoding="utf-8"?>
 <ds:datastoreItem xmlns:ds="http://schemas.openxmlformats.org/officeDocument/2006/customXml" ds:itemID="{9F3B7632-F9B1-4F20-B6CF-16E183EBD773}">
   <ds:schemaRefs>
     <ds:schemaRef ds:uri="http://schemas.microsoft.com/office/2006/metadata/contentType"/>
@@ -11240,22 +11124,4 @@
     <ds:schemaRef ds:uri="http://schemas.microsoft.com/internal/obd"/>
   </ds:schemaRefs>
 </ds:datastoreItem>
-</file>
-
-<file path=customXml/itemProps4.xml><?xml version="1.0" encoding="utf-8"?>
-<ds:datastoreItem xmlns:ds="http://schemas.openxmlformats.org/officeDocument/2006/customXml" ds:itemID="{74AD157C-1D73-4DC2-B2B5-0CA82C9C3AED}">
-  <ds:schemaRefs>
-    <ds:schemaRef ds:uri="http://purl.org/dc/elements/1.1/"/>
-    <ds:schemaRef ds:uri="http://schemas.microsoft.com/office/2006/documentManagement/types"/>
-    <ds:schemaRef ds:uri="http://schemas.openxmlformats.org/package/2006/metadata/core-properties"/>
-    <ds:schemaRef ds:uri="http://schemas.microsoft.com/office/2006/metadata/properties"/>
-    <ds:schemaRef ds:uri="http://schemas.microsoft.com/office/infopath/2007/PartnerControls"/>
-    <ds:schemaRef ds:uri="http://purl.org/dc/terms/"/>
-    <ds:schemaRef ds:uri="9d3905d4-f008-4ae0-8ecf-c0fcf643c7ce"/>
-    <ds:schemaRef ds:uri="http://purl.org/dc/dcmitype/"/>
-    <ds:schemaRef ds:uri="http://www.w3.org/XML/1998/namespace"/>
-    <ds:schemaRef ds:uri="dc236bd3-22a1-40fd-b120-f4bf2cfb02e5"/>
-    <ds:schemaRef ds:uri="http://schemas.microsoft.com/sharepoint/v3"/>
-  </ds:schemaRefs>
-</ds:datastoreItem>
 </file>
--- a/reportai-docs/Reportaí.docx
+++ b/reportai-docs/Reportaí.docx
@@ -21,8 +21,16 @@
         <w:rPr>
           <w:szCs w:val="24"/>
         </w:rPr>
-        <w:t xml:space="preserve"> SENAC –  FLORIANÓPOLIS</w:t>
-      </w:r>
+        <w:t xml:space="preserve"> SENAC </w:t>
+      </w:r>
+      <w:proofErr w:type="gramStart"/>
+      <w:r>
+        <w:rPr>
+          <w:szCs w:val="24"/>
+        </w:rPr>
+        <w:t>–  FLORIANÓPOLIS</w:t>
+      </w:r>
+      <w:proofErr w:type="gramEnd"/>
     </w:p>
     <w:p>
       <w:pPr>
@@ -175,6 +183,7 @@
           <w:szCs w:val="24"/>
         </w:rPr>
       </w:pPr>
+      <w:proofErr w:type="spellStart"/>
       <w:r>
         <w:rPr>
           <w:b/>
@@ -183,6 +192,7 @@
         </w:rPr>
         <w:t>Reportaí</w:t>
       </w:r>
+      <w:proofErr w:type="spellEnd"/>
       <w:r>
         <w:rPr>
           <w:b/>
@@ -561,6 +571,7 @@
           <w:szCs w:val="24"/>
         </w:rPr>
       </w:pPr>
+      <w:proofErr w:type="spellStart"/>
       <w:r>
         <w:rPr>
           <w:b/>
@@ -569,6 +580,7 @@
         </w:rPr>
         <w:t>Reportaí</w:t>
       </w:r>
+      <w:proofErr w:type="spellEnd"/>
       <w:r>
         <w:rPr>
           <w:b/>
@@ -678,7 +690,43 @@
           <w:sz w:val="20"/>
           <w:szCs w:val="20"/>
         </w:rPr>
-        <w:t>Orientadora: Profa. Msc. Thayse Christine da Silva</w:t>
+        <w:t xml:space="preserve">Orientadora: Profa. </w:t>
+      </w:r>
+      <w:proofErr w:type="spellStart"/>
+      <w:r>
+        <w:rPr>
+          <w:color w:val="000000"/>
+          <w:sz w:val="20"/>
+          <w:szCs w:val="20"/>
+        </w:rPr>
+        <w:t>Msc</w:t>
+      </w:r>
+      <w:proofErr w:type="spellEnd"/>
+      <w:r>
+        <w:rPr>
+          <w:color w:val="000000"/>
+          <w:sz w:val="20"/>
+          <w:szCs w:val="20"/>
+        </w:rPr>
+        <w:t xml:space="preserve">. </w:t>
+      </w:r>
+      <w:proofErr w:type="spellStart"/>
+      <w:r>
+        <w:rPr>
+          <w:color w:val="000000"/>
+          <w:sz w:val="20"/>
+          <w:szCs w:val="20"/>
+        </w:rPr>
+        <w:t>Thayse</w:t>
+      </w:r>
+      <w:proofErr w:type="spellEnd"/>
+      <w:r>
+        <w:rPr>
+          <w:color w:val="000000"/>
+          <w:sz w:val="20"/>
+          <w:szCs w:val="20"/>
+        </w:rPr>
+        <w:t xml:space="preserve"> Christine da Silva</w:t>
       </w:r>
     </w:p>
     <w:p>
@@ -694,7 +742,43 @@
           <w:sz w:val="20"/>
           <w:szCs w:val="20"/>
         </w:rPr>
-        <w:t>Coorientador: Prof. Msc. Myagyh Augusto Pires Miranda.</w:t>
+        <w:t xml:space="preserve">Coorientador: Prof. </w:t>
+      </w:r>
+      <w:proofErr w:type="spellStart"/>
+      <w:r>
+        <w:rPr>
+          <w:color w:val="000000"/>
+          <w:sz w:val="20"/>
+          <w:szCs w:val="20"/>
+        </w:rPr>
+        <w:t>Msc</w:t>
+      </w:r>
+      <w:proofErr w:type="spellEnd"/>
+      <w:r>
+        <w:rPr>
+          <w:color w:val="000000"/>
+          <w:sz w:val="20"/>
+          <w:szCs w:val="20"/>
+        </w:rPr>
+        <w:t xml:space="preserve">. </w:t>
+      </w:r>
+      <w:proofErr w:type="spellStart"/>
+      <w:r>
+        <w:rPr>
+          <w:color w:val="000000"/>
+          <w:sz w:val="20"/>
+          <w:szCs w:val="20"/>
+        </w:rPr>
+        <w:t>Myagyh</w:t>
+      </w:r>
+      <w:proofErr w:type="spellEnd"/>
+      <w:r>
+        <w:rPr>
+          <w:color w:val="000000"/>
+          <w:sz w:val="20"/>
+          <w:szCs w:val="20"/>
+        </w:rPr>
+        <w:t xml:space="preserve"> Augusto Pires Miranda.</w:t>
       </w:r>
     </w:p>
     <w:p>
@@ -847,6 +931,7 @@
           <w:szCs w:val="24"/>
         </w:rPr>
       </w:pPr>
+      <w:proofErr w:type="spellStart"/>
       <w:r>
         <w:rPr>
           <w:b/>
@@ -855,6 +940,7 @@
         </w:rPr>
         <w:t>Reportaí</w:t>
       </w:r>
+      <w:proofErr w:type="spellEnd"/>
       <w:r>
         <w:rPr>
           <w:b/>
@@ -901,7 +987,21 @@
         <w:rPr>
           <w:szCs w:val="24"/>
         </w:rPr>
-        <w:t>Este Trabalho Conclusão de Curso foi julgado adequado para obtenção do Título de Tecnólogo em Análise e Desenvolvimento de Sistemas e aprovado em sua forma final pelo Curso Análise e  Desenvolvimento de Sistemas</w:t>
+        <w:t xml:space="preserve">Este Trabalho Conclusão de Curso foi julgado adequado para obtenção do Título de Tecnólogo em Análise e Desenvolvimento de Sistemas e aprovado em sua forma final pelo Curso Análise </w:t>
+      </w:r>
+      <w:proofErr w:type="gramStart"/>
+      <w:r>
+        <w:rPr>
+          <w:szCs w:val="24"/>
+        </w:rPr>
+        <w:t>e  Desenvolvimento</w:t>
+      </w:r>
+      <w:proofErr w:type="gramEnd"/>
+      <w:r>
+        <w:rPr>
+          <w:szCs w:val="24"/>
+        </w:rPr>
+        <w:t xml:space="preserve"> de Sistemas</w:t>
       </w:r>
     </w:p>
     <w:p>
@@ -988,7 +1088,21 @@
         <w:rPr>
           <w:szCs w:val="24"/>
         </w:rPr>
-        <w:t>Prof. xxx, Dr.</w:t>
+        <w:t xml:space="preserve">Prof. </w:t>
+      </w:r>
+      <w:proofErr w:type="spellStart"/>
+      <w:r>
+        <w:rPr>
+          <w:szCs w:val="24"/>
+        </w:rPr>
+        <w:t>xxx</w:t>
+      </w:r>
+      <w:proofErr w:type="spellEnd"/>
+      <w:r>
+        <w:rPr>
+          <w:szCs w:val="24"/>
+        </w:rPr>
+        <w:t>, Dr.</w:t>
       </w:r>
     </w:p>
     <w:p>
@@ -1094,7 +1208,21 @@
         <w:rPr>
           <w:szCs w:val="24"/>
         </w:rPr>
-        <w:t xml:space="preserve">Prof.(a) xxxx, Dr.(a) </w:t>
+        <w:t xml:space="preserve">Prof.(a) </w:t>
+      </w:r>
+      <w:proofErr w:type="spellStart"/>
+      <w:r>
+        <w:rPr>
+          <w:szCs w:val="24"/>
+        </w:rPr>
+        <w:t>xxxx</w:t>
+      </w:r>
+      <w:proofErr w:type="spellEnd"/>
+      <w:r>
+        <w:rPr>
+          <w:szCs w:val="24"/>
+        </w:rPr>
+        <w:t xml:space="preserve">, Dr.(a) </w:t>
       </w:r>
     </w:p>
     <w:p>
@@ -1144,8 +1272,16 @@
         <w:rPr>
           <w:szCs w:val="24"/>
         </w:rPr>
-        <w:t>Instituição xxxx</w:t>
-      </w:r>
+        <w:t xml:space="preserve">Instituição </w:t>
+      </w:r>
+      <w:proofErr w:type="spellStart"/>
+      <w:r>
+        <w:rPr>
+          <w:szCs w:val="24"/>
+        </w:rPr>
+        <w:t>xxxx</w:t>
+      </w:r>
+      <w:proofErr w:type="spellEnd"/>
     </w:p>
     <w:p>
       <w:pPr>
@@ -1206,7 +1342,21 @@
         <w:rPr>
           <w:szCs w:val="24"/>
         </w:rPr>
-        <w:t xml:space="preserve">Prof.(a) xxxx, Dr.(a) </w:t>
+        <w:t xml:space="preserve">Prof.(a) </w:t>
+      </w:r>
+      <w:proofErr w:type="spellStart"/>
+      <w:r>
+        <w:rPr>
+          <w:szCs w:val="24"/>
+        </w:rPr>
+        <w:t>xxxx</w:t>
+      </w:r>
+      <w:proofErr w:type="spellEnd"/>
+      <w:r>
+        <w:rPr>
+          <w:szCs w:val="24"/>
+        </w:rPr>
+        <w:t xml:space="preserve">, Dr.(a) </w:t>
       </w:r>
     </w:p>
     <w:p>
@@ -1250,8 +1400,16 @@
         <w:rPr>
           <w:szCs w:val="24"/>
         </w:rPr>
-        <w:t>Instituição xxxx</w:t>
-      </w:r>
+        <w:t xml:space="preserve">Instituição </w:t>
+      </w:r>
+      <w:proofErr w:type="spellStart"/>
+      <w:r>
+        <w:rPr>
+          <w:szCs w:val="24"/>
+        </w:rPr>
+        <w:t>xxxx</w:t>
+      </w:r>
+      <w:proofErr w:type="spellEnd"/>
     </w:p>
     <w:p>
       <w:pPr>
@@ -1312,7 +1470,21 @@
         <w:rPr>
           <w:szCs w:val="24"/>
         </w:rPr>
-        <w:t xml:space="preserve">Prof.(a) xxxx, Dr.(a) </w:t>
+        <w:t xml:space="preserve">Prof.(a) </w:t>
+      </w:r>
+      <w:proofErr w:type="spellStart"/>
+      <w:r>
+        <w:rPr>
+          <w:szCs w:val="24"/>
+        </w:rPr>
+        <w:t>xxxx</w:t>
+      </w:r>
+      <w:proofErr w:type="spellEnd"/>
+      <w:r>
+        <w:rPr>
+          <w:szCs w:val="24"/>
+        </w:rPr>
+        <w:t xml:space="preserve">, Dr.(a) </w:t>
       </w:r>
     </w:p>
     <w:p>
@@ -1356,8 +1528,16 @@
         <w:rPr>
           <w:szCs w:val="24"/>
         </w:rPr>
-        <w:t>Instituição xxxx</w:t>
-      </w:r>
+        <w:t xml:space="preserve">Instituição </w:t>
+      </w:r>
+      <w:proofErr w:type="spellStart"/>
+      <w:r>
+        <w:rPr>
+          <w:szCs w:val="24"/>
+        </w:rPr>
+        <w:t>xxxx</w:t>
+      </w:r>
+      <w:proofErr w:type="spellEnd"/>
     </w:p>
     <w:p>
       <w:pPr>
@@ -3025,6 +3205,7 @@
           <w:szCs w:val="24"/>
         </w:rPr>
       </w:pPr>
+      <w:proofErr w:type="gramStart"/>
       <w:r>
         <w:rPr>
           <w:szCs w:val="24"/>
@@ -3035,7 +3216,14 @@
         <w:rPr>
           <w:szCs w:val="24"/>
         </w:rPr>
-        <w:t>Instituto Brasileiro de Geografia e Estatística</w:t>
+        <w:t>Instituto</w:t>
+      </w:r>
+      <w:proofErr w:type="gramEnd"/>
+      <w:r>
+        <w:rPr>
+          <w:szCs w:val="24"/>
+        </w:rPr>
+        <w:t xml:space="preserve"> Brasileiro de Geografia e Estatística</w:t>
       </w:r>
     </w:p>
     <w:p>
@@ -3097,7 +3285,7 @@
           <w:noProof/>
         </w:rPr>
         <w:drawing>
-          <wp:anchor distT="0" distB="0" distL="0" distR="0" simplePos="0" relativeHeight="251657216" behindDoc="0" locked="0" layoutInCell="1" allowOverlap="0" wp14:anchorId="73651F8C" wp14:editId="68C8F813">
+          <wp:anchor distT="0" distB="0" distL="0" distR="0" simplePos="0" relativeHeight="251657216" behindDoc="0" locked="0" layoutInCell="1" allowOverlap="0" wp14:anchorId="73651F8C" wp14:editId="009C6D51">
             <wp:simplePos x="0" y="0"/>
             <wp:positionH relativeFrom="column">
               <wp:posOffset>56515</wp:posOffset>
@@ -3198,7 +3386,7 @@
           <w:noProof/>
         </w:rPr>
         <w:drawing>
-          <wp:anchor distT="0" distB="0" distL="0" distR="0" simplePos="0" relativeHeight="251658240" behindDoc="0" locked="0" layoutInCell="1" allowOverlap="0" wp14:anchorId="65BDD473" wp14:editId="7CFBF3E8">
+          <wp:anchor distT="0" distB="0" distL="0" distR="0" simplePos="0" relativeHeight="251658240" behindDoc="0" locked="0" layoutInCell="1" allowOverlap="0" wp14:anchorId="65BDD473" wp14:editId="475E1D72">
             <wp:simplePos x="0" y="0"/>
             <wp:positionH relativeFrom="column">
               <wp:posOffset>50165</wp:posOffset>
@@ -4793,6 +4981,7 @@
         </w:rPr>
         <w:t xml:space="preserve">, guias, </w:t>
       </w:r>
+      <w:proofErr w:type="spellStart"/>
       <w:r>
         <w:rPr>
           <w:rStyle w:val="CitaoChar"/>
@@ -4800,6 +4989,7 @@
         </w:rPr>
         <w:t>templates</w:t>
       </w:r>
+      <w:proofErr w:type="spellEnd"/>
       <w:r>
         <w:rPr>
           <w:rStyle w:val="CitaoChar"/>
@@ -5033,506 +5223,810 @@
       </w:r>
       <w:bookmarkEnd w:id="16"/>
     </w:p>
+    <w:p>
+      <w:r>
+        <w:t xml:space="preserve">Nesta seção serão listadas </w:t>
+      </w:r>
+      <w:r>
+        <w:t>as principais informações que fazem parte do contexto no qual o sistema se insere.</w:t>
+      </w:r>
+    </w:p>
     <w:p/>
     <w:p>
-      <w:r>
-        <w:t>Descrição...</w:t>
+      <w:pPr>
+        <w:pStyle w:val="Ttulo3"/>
+      </w:pPr>
+      <w:r>
+        <w:t xml:space="preserve"> Florianópolis</w:t>
+      </w:r>
+    </w:p>
+    <w:p>
+      <w:r>
+        <w:t xml:space="preserve">Florianópolis, ou Floripa, é a capital do estado de Santa Catarina. </w:t>
+      </w:r>
+      <w:r>
+        <w:t xml:space="preserve">Segundo o IBGE, em 2024 possui aproximadamente </w:t>
+      </w:r>
+      <w:r>
+        <w:t>quinhentos e trinta mil habitantes</w:t>
+      </w:r>
+      <w:r>
+        <w:t xml:space="preserve"> e é o segundo </w:t>
+      </w:r>
+      <w:r>
+        <w:t>município mais populoso do estado.</w:t>
+      </w:r>
+      <w:r>
+        <w:t xml:space="preserve"> </w:t>
+      </w:r>
+      <w:r>
+        <w:t>A cidade, conhecida por suas praias e qualidade de vida, está se transformando em um centro de tecnologia, especialmente no setor de software</w:t>
+      </w:r>
+      <w:r>
+        <w:t xml:space="preserve"> (BBC, 2009)</w:t>
+      </w:r>
+      <w:r>
+        <w:t>.</w:t>
+      </w:r>
+      <w:r>
+        <w:t xml:space="preserve"> </w:t>
+      </w:r>
+    </w:p>
+    <w:p>
+      <w:r>
+        <w:t xml:space="preserve">Florianópolis foi classificada como a capital mais segura do Brasil em 2023, de acordo com </w:t>
+      </w:r>
+      <w:r>
+        <w:t xml:space="preserve">o IBGE, que considerou </w:t>
+      </w:r>
+      <w:r>
+        <w:t>os índices de violência</w:t>
+      </w:r>
+      <w:r>
+        <w:t xml:space="preserve"> no país. </w:t>
+      </w:r>
+      <w:r>
+        <w:t xml:space="preserve">Dentre os </w:t>
+      </w:r>
+      <w:r>
+        <w:t>principais problemas da cidade, encontra</w:t>
+      </w:r>
+      <w:r>
+        <w:t>m</w:t>
+      </w:r>
+      <w:r>
+        <w:t xml:space="preserve">-se </w:t>
+      </w:r>
+      <w:r>
+        <w:t xml:space="preserve">questões </w:t>
+      </w:r>
+      <w:r>
+        <w:t>de saneamento e mobilidade.</w:t>
+      </w:r>
+      <w:r>
+        <w:t xml:space="preserve"> </w:t>
+      </w:r>
+      <w:r>
+        <w:t>O sistema de drenagem e esgoto apresenta falhas, e a cidade sofre com congestionamentos e uma elevada quantidade de veículos por habitante</w:t>
+      </w:r>
+      <w:r>
+        <w:t xml:space="preserve"> (IGOR, 2022).</w:t>
       </w:r>
     </w:p>
     <w:p/>
     <w:p>
       <w:pPr>
-        <w:pStyle w:val="Ttulo2"/>
-      </w:pPr>
-      <w:r>
-        <w:t xml:space="preserve"> </w:t>
-      </w:r>
-      <w:bookmarkStart w:id="17" w:name="_Toc167826083"/>
-      <w:r>
-        <w:t>TECNOLOGIAS</w:t>
-      </w:r>
-      <w:bookmarkEnd w:id="17"/>
-    </w:p>
-    <w:p>
-      <w:r>
-        <w:t xml:space="preserve">Nesta seção serão </w:t>
-      </w:r>
-      <w:r>
-        <w:t>listadas as tecnologias que foram utilizadas na construção do sistema.</w:t>
+        <w:pStyle w:val="Ttulo3"/>
+      </w:pPr>
+      <w:r>
+        <w:t xml:space="preserve"> Problemas Urbanos</w:t>
+      </w:r>
+    </w:p>
+    <w:p>
+      <w:r>
+        <w:t xml:space="preserve">Os problemas urbanos são questões que afetam o desenvolvimento e a qualidade de vida nas cidades, </w:t>
+      </w:r>
+      <w:r>
+        <w:t xml:space="preserve">geralmente </w:t>
+      </w:r>
+      <w:r>
+        <w:t>resultantes de processos acelerados de urbanização e crescimento desordenado</w:t>
+      </w:r>
+      <w:r>
+        <w:t xml:space="preserve"> (</w:t>
+      </w:r>
+      <w:r>
+        <w:t>DELLORE</w:t>
+      </w:r>
+      <w:r>
+        <w:t>, 2018)</w:t>
+      </w:r>
+      <w:r>
+        <w:t xml:space="preserve">. Entre os principais problemas, destacam-se o déficit habitacional, com a formação de favelas; o aumento da violência; a poluição ambiental; e a precariedade dos serviços de saneamento e transporte público. </w:t>
+      </w:r>
+      <w:r>
+        <w:t>(SMEG, 2024)</w:t>
       </w:r>
     </w:p>
     <w:p/>
     <w:p>
       <w:pPr>
         <w:pStyle w:val="Ttulo3"/>
-      </w:pPr>
-      <w:r>
-        <w:t xml:space="preserve"> </w:t>
-      </w:r>
-      <w:r>
-        <w:t>Dados</w:t>
-      </w:r>
-    </w:p>
-    <w:p>
-      <w:r>
-        <w:t xml:space="preserve">Em um contexto de aplicação, todos os </w:t>
-      </w:r>
-      <w:r>
-        <w:t>registros de problemas urbanos</w:t>
-      </w:r>
-      <w:r>
-        <w:t>, de</w:t>
-      </w:r>
-      <w:r>
-        <w:t xml:space="preserve"> usuários, </w:t>
-      </w:r>
-      <w:r>
-        <w:t>de</w:t>
-      </w:r>
-      <w:r>
-        <w:t xml:space="preserve"> localizações </w:t>
-      </w:r>
-      <w:r>
-        <w:t xml:space="preserve">e de interações são tratados como dados. </w:t>
-      </w:r>
-      <w:r>
-        <w:t>Dados são</w:t>
-      </w:r>
-      <w:r>
-        <w:t xml:space="preserve"> </w:t>
-      </w:r>
-      <w:r>
-        <w:t>informações que foram traduzidas para uma forma eficiente para movimentação ou processamento</w:t>
-      </w:r>
-      <w:r>
-        <w:t xml:space="preserve"> por computadores. </w:t>
-      </w:r>
-      <w:r>
-        <w:t>(JACK-VAUGHAN, 2019).</w:t>
-      </w:r>
-      <w:r>
-        <w:t xml:space="preserve"> Estas informações podem ser</w:t>
-      </w:r>
-      <w:r>
-        <w:t xml:space="preserve"> uma coleção de fatos, como números, palavras, medições, observações ou até mesmo descrições de coisas</w:t>
-      </w:r>
-      <w:r>
-        <w:t xml:space="preserve"> (LENOVO, 2024). </w:t>
-      </w:r>
-    </w:p>
-    <w:p>
-      <w:r>
-        <w:t xml:space="preserve">O valor dos dados, porém, está nas </w:t>
-      </w:r>
-      <w:r>
-        <w:t xml:space="preserve">suas relações. </w:t>
-      </w:r>
-      <w:r>
-        <w:t>Conforme Freitas (2005), “dos dados são extraídas as informações; das informações se constroem os conhecimentos”.</w:t>
-      </w:r>
-      <w:r>
-        <w:t xml:space="preserve"> </w:t>
-      </w:r>
-      <w:r>
-        <w:t xml:space="preserve">Combinando dados de localizações, com pessoas e problemas urbanos, </w:t>
-      </w:r>
-      <w:r>
-        <w:t>conseguimos identificar pontos de atenção na cidade e agilizar a resolução</w:t>
-      </w:r>
-      <w:r>
-        <w:t xml:space="preserve">. </w:t>
-      </w:r>
-      <w:r>
-        <w:t>Para armazenar e relacionar os dados, usa-se um Banco de Dados.</w:t>
-      </w:r>
-    </w:p>
-    <w:p/>
-    <w:p>
-      <w:pPr>
-        <w:pStyle w:val="Ttulo3"/>
-      </w:pPr>
-      <w:r>
-        <w:t xml:space="preserve"> Banco de dados</w:t>
-      </w:r>
-    </w:p>
-    <w:p>
-      <w:r>
-        <w:t>O banco de dados</w:t>
-      </w:r>
-      <w:r>
-        <w:t>, por si só, pode ser considerado como o equivalente eletrônico de um armário de arquivamento</w:t>
-      </w:r>
-      <w:r>
-        <w:t>, é um repositório para uma coleção de dados</w:t>
-      </w:r>
-      <w:r>
-        <w:t xml:space="preserve"> (</w:t>
-      </w:r>
-      <w:r>
-        <w:t>DATE</w:t>
-      </w:r>
-      <w:r>
-        <w:t xml:space="preserve">, 2003). Os </w:t>
-      </w:r>
-      <w:r>
-        <w:lastRenderedPageBreak/>
-        <w:t>dados são armazenados em tabelas</w:t>
-      </w:r>
-      <w:r>
-        <w:t xml:space="preserve"> seguindo o modelo relacional</w:t>
-      </w:r>
-      <w:r>
-        <w:t xml:space="preserve">, </w:t>
-      </w:r>
-      <w:r>
-        <w:t xml:space="preserve">no qual as tabelas representam entidades e cada linha </w:t>
-      </w:r>
-      <w:r>
-        <w:t>é um registro único daquela entidade</w:t>
-      </w:r>
-      <w:r>
-        <w:t xml:space="preserve"> </w:t>
-      </w:r>
-      <w:r>
-        <w:t>com</w:t>
-      </w:r>
-      <w:r>
-        <w:t xml:space="preserve"> um código único que o identifica. Esta chave única é utilizada em </w:t>
-      </w:r>
-      <w:r>
-        <w:t xml:space="preserve">outras tabelas para referenciar relações entre as entidades. </w:t>
-      </w:r>
-      <w:r>
-        <w:t xml:space="preserve">(ORACLE, 2023). </w:t>
-      </w:r>
-    </w:p>
-    <w:p/>
-    <w:p>
-      <w:pPr>
-        <w:pStyle w:val="Ttulo4"/>
-      </w:pPr>
-      <w:r>
-        <w:t>MySQL</w:t>
-      </w:r>
-    </w:p>
-    <w:p>
-      <w:r>
-        <w:t>Para um banco de dados operar, é necessário um servidor. Existem várias opções no mercado, entre elas o MySQL. O MySQL é um banco de dados completo, robusto e extremamente rápido, com todas as características dos principais bancos de dados pagos, porém possui licenças para uso gratuito (MILANI, 2006).</w:t>
-      </w:r>
-    </w:p>
-    <w:p/>
-    <w:p>
-      <w:pPr>
-        <w:pStyle w:val="Ttulo4"/>
-      </w:pPr>
-      <w:r>
-        <w:t xml:space="preserve"> SQL</w:t>
-      </w:r>
-    </w:p>
-    <w:p>
-      <w:r>
-        <w:t xml:space="preserve">Para manipular um banco de dados, utiliza-se uma linguagem </w:t>
-      </w:r>
-      <w:r>
-        <w:t xml:space="preserve">chamada SQL. SQL é a linguagem padrão para se lidar com banco de dados relacionais, e é aceita por quase todos os produtos no mercado </w:t>
-      </w:r>
-      <w:r>
-        <w:t>(</w:t>
-      </w:r>
-      <w:r>
-        <w:t>DATE</w:t>
-      </w:r>
-      <w:r>
-        <w:t xml:space="preserve">, 2003). </w:t>
-      </w:r>
-      <w:r>
-        <w:t>SQL utiliza um conjunto de comandos para manipular os dados em bancos de dados. Exemplos incluem SQL INSERT, que é usado para adicionar dados às tabelas do banco de dados; SQL SELECT, que recupera dados das tabelas do banco de dados; e SQL UPDATE, que modifica registros existentes no banco de dados</w:t>
-      </w:r>
-      <w:r>
-        <w:t xml:space="preserve"> (BROOKS, 2024).</w:t>
-      </w:r>
-    </w:p>
-    <w:p/>
-    <w:p>
-      <w:pPr>
-        <w:pStyle w:val="Ttulo3"/>
-      </w:pPr>
-      <w:r>
-        <w:t xml:space="preserve"> Linguagens de programação</w:t>
-      </w:r>
-    </w:p>
-    <w:p>
-      <w:r>
-        <w:t>Assim como que para manipular um banco de dados é necessário uma linguagem, para desenvolver um sistema é necessário uma linguagem de programação. Uma linguagem de programação é um conjunto de recursos que podem ser compostos para construir um programa de computador. (MELO, 2003). Existem várias linguagens de programação, cada uma com suas características e aplicações. Neste projeto, foram utilizadas principalmente Java e Javascript.</w:t>
-      </w:r>
-    </w:p>
-    <w:p/>
-    <w:p>
-      <w:pPr>
-        <w:pStyle w:val="Ttulo4"/>
-      </w:pPr>
-      <w:r>
-        <w:t xml:space="preserve"> Java</w:t>
-      </w:r>
-    </w:p>
-    <w:p>
-      <w:r>
-        <w:t xml:space="preserve">Java é uma linguagem de programação de propósito geral, orientada a objetos pode ser executada independentemente da plataforma operacional em uso, pois se baseia no conceito de máquina virtual (MANZANO, 2014). Além de ser uma linguagem poderosa, Java é uma linguagem simples, de fácil aprendizado ou migração, pois é uma linguagem de alto </w:t>
-      </w:r>
-      <w:r>
-        <w:lastRenderedPageBreak/>
-        <w:t>nível, ou seja, é mais próxima da linguagem humana do que da linguagem de máquina (INDRUSIAK, 1996). No contexto do sistema, Java foi utilizado para a criação do back-end, que é a parte do sistema que não é visível ao usuário, mas que é responsável por processar as informações e retornar as respostas para o front-end.</w:t>
-      </w:r>
-    </w:p>
-    <w:p/>
-    <w:p>
-      <w:pPr>
-        <w:pStyle w:val="Ttulo4"/>
-      </w:pPr>
-      <w:r>
-        <w:t xml:space="preserve"> Javascript</w:t>
-      </w:r>
-    </w:p>
-    <w:p>
-      <w:r>
-        <w:t>Embora o nome seja parecido, Javascript não tem relação com Java. Javascript é uma linguagem de programação usada em parceria com o HTML, com a finalidade de criar páginas web interativas (OLIVIERO, 2001). O HTML, como será descrito em seguida, é uma linguagem de marcação que define a estrutura de uma página web, enquanto o Javascript é uma linguagem de programação que define o comportamento da página. No contexto do sistema, Javascript foi utilizado para a criação do front-end, que é a parte do sistema que é visível ao usuário, e que permite a interação com o sistema.</w:t>
-      </w:r>
-    </w:p>
-    <w:p/>
-    <w:p>
-      <w:pPr>
-        <w:pStyle w:val="Ttulo3"/>
-      </w:pPr>
-      <w:r>
-        <w:t xml:space="preserve"> </w:t>
-      </w:r>
-      <w:r>
-        <w:t>Linguagens de marcação</w:t>
-      </w:r>
-    </w:p>
-    <w:p/>
-    <w:p>
-      <w:pPr>
-        <w:pStyle w:val="Ttulo4"/>
-      </w:pPr>
-      <w:r>
-        <w:t xml:space="preserve"> </w:t>
-      </w:r>
-      <w:r>
-        <w:t>HTML</w:t>
-      </w:r>
-    </w:p>
-    <w:p>
-      <w:r>
-        <w:t>A</w:t>
-      </w:r>
-      <w:r>
-        <w:t xml:space="preserve"> Web é baseada em três pilares: um esquema de localização de fontes, um protocolo para acessar estas fontes e uma linguagem de marcação para descrever o conteúdo: o HTML (SILVA JÚNIOR, 2013). HTML, sigla para Hypertext Markup Language, é uma linguagem utilizada para a publicação de conteúdos variados na Web, como texto, imagem, vídeo e áudio. Baseado no conceito de hipertexto, o HTML organiza elementos — ou nós — conectados entre si. Esses elementos podem incluir palavras, imagens, vídeos, áudio e documentos, formando uma vasta rede de informações interligadas. (SILVA JÚNIOR, 2013)</w:t>
-      </w:r>
-    </w:p>
-    <w:p/>
-    <w:p>
-      <w:pPr>
-        <w:pStyle w:val="Ttulo4"/>
-      </w:pPr>
-      <w:r>
-        <w:t xml:space="preserve"> </w:t>
-      </w:r>
-      <w:r>
-        <w:t>CSS</w:t>
-      </w:r>
-    </w:p>
-    <w:p>
-      <w:r>
-        <w:t>Enquanto o HTML é responsável pela estrutura de uma página web, o CSS é responsável pela aparência. CSS, sigla para Cascading Style Sheets, é um mecanismo simples para adicionar estilos, como fontes, cores e espaçamentos, a um documento web (SILVA, 2008). O CSS permite que o desenvolvedor controle a aparência de um site, separando o conteúdo da apresentação. Isso significa que o desenvolvedor pode alterar a aparência de um site sem alterar o conteúdo, tornando a manutenção mais fácil e rápida.</w:t>
-      </w:r>
-    </w:p>
-    <w:p>
-      <w:pPr>
-        <w:pStyle w:val="Ttulo3"/>
-      </w:pPr>
-      <w:r>
-        <w:lastRenderedPageBreak/>
-        <w:t xml:space="preserve"> Frameworks</w:t>
-      </w:r>
-    </w:p>
-    <w:p>
-      <w:r>
-        <w:t xml:space="preserve">As linguagens de programação </w:t>
-      </w:r>
-      <w:r>
-        <w:t>são o pilar de qualquer sistema de computação</w:t>
-      </w:r>
-      <w:r>
-        <w:t>, porém</w:t>
-      </w:r>
-      <w:r>
-        <w:t xml:space="preserve">, </w:t>
-      </w:r>
-      <w:r>
-        <w:t xml:space="preserve">um sistema </w:t>
-      </w:r>
-      <w:r>
-        <w:t xml:space="preserve">é muito maior do que uma simples construção, </w:t>
-      </w:r>
-      <w:r>
-        <w:t>seguindo esta analogia</w:t>
-      </w:r>
-      <w:r>
-        <w:t xml:space="preserve">, até um sistema simples seria equivalente a uma cidade inteira de pilares. </w:t>
-      </w:r>
-      <w:r>
-        <w:t>Para isso existe</w:t>
-      </w:r>
-      <w:r>
-        <w:t xml:space="preserve">m os frameworks, que são </w:t>
-      </w:r>
-      <w:r>
-        <w:t>construções básicas genéricas e prontas que facilitam o desenvolvimento.</w:t>
-      </w:r>
-      <w:r>
-        <w:t xml:space="preserve"> </w:t>
-      </w:r>
-      <w:r>
-        <w:t>Um framework web é uma estrutura arquitetônica que fornece um ambiente de execução para aplicações web ou suas interfaces de usuário</w:t>
-      </w:r>
-      <w:r>
-        <w:t xml:space="preserve"> </w:t>
-      </w:r>
-      <w:r>
-        <w:t>(VOSLOO,</w:t>
-      </w:r>
-      <w:r>
-        <w:t xml:space="preserve"> 2005</w:t>
-      </w:r>
-      <w:r>
-        <w:t>).</w:t>
-      </w:r>
-    </w:p>
-    <w:p/>
-    <w:p>
-      <w:pPr>
-        <w:pStyle w:val="Ttulo4"/>
-      </w:pPr>
-      <w:r>
-        <w:t xml:space="preserve"> Java Spring</w:t>
-      </w:r>
-    </w:p>
-    <w:p>
-      <w:r>
-        <w:t xml:space="preserve">Java Spring </w:t>
-      </w:r>
-      <w:r>
-        <w:t>é um framework que oferece suporte ao padrão MVC, fornece funcionalidades para RESTful Web Services, e inclui uma conexão de banco de dados no pacote. Ele também suporta injeção de dependência, o que facilita a configuração de dependências na aplicação</w:t>
-      </w:r>
-      <w:r>
-        <w:t xml:space="preserve"> (</w:t>
-      </w:r>
-      <w:r>
-        <w:t>HATMA</w:t>
-      </w:r>
-      <w:r>
-        <w:t>, 2017). Por esses motivos, Java Spring foi escolhido para construir o back-end do sistema.</w:t>
-      </w:r>
-    </w:p>
-    <w:p/>
-    <w:p>
-      <w:pPr>
-        <w:pStyle w:val="Ttulo4"/>
-      </w:pPr>
-      <w:r>
-        <w:t xml:space="preserve"> ReactJS</w:t>
-      </w:r>
-    </w:p>
-    <w:p>
-      <w:r>
-        <w:t>O ReactJS</w:t>
-      </w:r>
-      <w:r>
-        <w:t>, ou só React,</w:t>
-      </w:r>
-      <w:r>
-        <w:t xml:space="preserve"> é uma biblioteca de código aberto que é utilizada para construir interfaces de usuário</w:t>
-      </w:r>
-      <w:r>
-        <w:t>.</w:t>
-      </w:r>
-      <w:r>
-        <w:t xml:space="preserve"> O Reac</w:t>
-      </w:r>
-      <w:r>
-        <w:t>t</w:t>
-      </w:r>
-      <w:r>
-        <w:t xml:space="preserve"> permite que programadores criem grandes aplicações web que podem mudar ao longo do tempo sem precisar recarregar a página</w:t>
-      </w:r>
-      <w:r>
-        <w:t xml:space="preserve">, resultando em uma navegação mais fluída para o usuário. </w:t>
-      </w:r>
-      <w:r>
-        <w:t>(</w:t>
-      </w:r>
-      <w:r>
-        <w:t>RAWAT</w:t>
-      </w:r>
-      <w:r>
-        <w:t xml:space="preserve">, </w:t>
-      </w:r>
-      <w:r>
-        <w:t>2020</w:t>
-      </w:r>
-      <w:r>
-        <w:t>)</w:t>
-      </w:r>
-    </w:p>
-    <w:p/>
-    <w:p>
-      <w:pPr>
-        <w:pStyle w:val="Ttulo3"/>
-      </w:pPr>
-      <w:r>
-        <w:t xml:space="preserve"> API</w:t>
-      </w:r>
-    </w:p>
-    <w:p>
-      <w:r>
-        <w:t>A comunicação entre o front-end da aplicação e o back-end, assim como a comunicação com sistemas externos</w:t>
-      </w:r>
-      <w:r>
-        <w:t>, ocorre via API.</w:t>
-      </w:r>
-      <w:r>
-        <w:t xml:space="preserve"> </w:t>
-      </w:r>
-      <w:r>
-        <w:t>API significa interface de programação de aplicações. Uma API ajuda a expor um serviço de negócio ou um ativo empresarial para os desenvolvedores que estão criando uma aplicação</w:t>
-      </w:r>
-      <w:r>
-        <w:t xml:space="preserve"> (</w:t>
-      </w:r>
-      <w:r>
-        <w:t>DE</w:t>
-      </w:r>
-      <w:r>
-        <w:t xml:space="preserve">, 2017). </w:t>
-      </w:r>
-      <w:r>
-        <w:t>Uma interface pode ser entendida como um acordo de serviço entre duas aplicações, estabelecendo as regras para a comunicação entre elas por meio de solicitações e respostas. A documentação das respectivas APIs fornece detalhes sobre como os desenvolvedores devem organizar essas solicitações e respostas.</w:t>
-      </w:r>
-      <w:r>
-        <w:t xml:space="preserve"> (AMAZON, 2024).</w:t>
-      </w:r>
-    </w:p>
-    <w:p/>
-    <w:p>
-      <w:pPr>
-        <w:pStyle w:val="Ttulo4"/>
       </w:pPr>
       <w:r>
         <w:lastRenderedPageBreak/>
         <w:t xml:space="preserve"> </w:t>
       </w:r>
       <w:r>
+        <w:t>Design</w:t>
+      </w:r>
+      <w:r>
+        <w:t xml:space="preserve"> </w:t>
+      </w:r>
+      <w:r>
+        <w:t>r</w:t>
+      </w:r>
+      <w:r>
+        <w:t>esponsivo</w:t>
+      </w:r>
+    </w:p>
+    <w:p>
+      <w:r>
+        <w:t xml:space="preserve">O </w:t>
+      </w:r>
+      <w:r>
+        <w:t>d</w:t>
+      </w:r>
+      <w:r>
+        <w:t xml:space="preserve">esign </w:t>
+      </w:r>
+      <w:r>
+        <w:t>r</w:t>
+      </w:r>
+      <w:r>
+        <w:t>esponsivo é uma abordagem de design web em que um site é construído para proporcionar uma experiência de visualização com fácil leitura e navegação, exigindo o mínimo de redimensionamento, rolagem e deslocamento em uma ampla variedade de dispositivos, como desktop, notebook, tablet</w:t>
+      </w:r>
+      <w:r>
+        <w:t xml:space="preserve"> e</w:t>
+      </w:r>
+      <w:r>
+        <w:t xml:space="preserve"> smartphones</w:t>
+      </w:r>
+      <w:r>
+        <w:t xml:space="preserve"> (</w:t>
+      </w:r>
+      <w:r>
+        <w:t>NATDA</w:t>
+      </w:r>
+      <w:r>
+        <w:t xml:space="preserve">, 2013). </w:t>
+      </w:r>
+      <w:r>
+        <w:t xml:space="preserve">Em outras palavras, </w:t>
+      </w:r>
+      <w:r>
+        <w:t>u</w:t>
+      </w:r>
+      <w:r>
+        <w:t>m site responsivo é desenvolvido para se ajustar automaticamente a diferentes resoluções de tela, garantindo que o conteúdo seja exibido corretamente sem distorções</w:t>
+      </w:r>
+      <w:r>
+        <w:t xml:space="preserve"> (FARIAS, 2020).</w:t>
+      </w:r>
+    </w:p>
+    <w:p/>
+    <w:p>
+      <w:pPr>
+        <w:pStyle w:val="Ttulo2"/>
+      </w:pPr>
+      <w:r>
+        <w:t xml:space="preserve"> </w:t>
+      </w:r>
+      <w:bookmarkStart w:id="17" w:name="_Toc167826083"/>
+      <w:r>
+        <w:t>TECNOLOGIAS</w:t>
+      </w:r>
+      <w:bookmarkEnd w:id="17"/>
+    </w:p>
+    <w:p>
+      <w:r>
+        <w:t xml:space="preserve">Nesta seção serão </w:t>
+      </w:r>
+      <w:r>
+        <w:t>listadas as tecnologias que foram utilizadas na construção do sistema.</w:t>
+      </w:r>
+    </w:p>
+    <w:p/>
+    <w:p>
+      <w:pPr>
+        <w:pStyle w:val="Ttulo3"/>
+      </w:pPr>
+      <w:r>
+        <w:t xml:space="preserve"> </w:t>
+      </w:r>
+      <w:r>
+        <w:t>Dados</w:t>
+      </w:r>
+    </w:p>
+    <w:p>
+      <w:r>
+        <w:t xml:space="preserve">Em um contexto de aplicação, todos os </w:t>
+      </w:r>
+      <w:r>
+        <w:t>registros de problemas urbanos</w:t>
+      </w:r>
+      <w:r>
+        <w:t>, de</w:t>
+      </w:r>
+      <w:r>
+        <w:t xml:space="preserve"> usuários, </w:t>
+      </w:r>
+      <w:r>
+        <w:t>de</w:t>
+      </w:r>
+      <w:r>
+        <w:t xml:space="preserve"> localizações </w:t>
+      </w:r>
+      <w:r>
+        <w:t xml:space="preserve">e de interações são tratados como dados. </w:t>
+      </w:r>
+      <w:r>
+        <w:t>Dados são</w:t>
+      </w:r>
+      <w:r>
+        <w:t xml:space="preserve"> </w:t>
+      </w:r>
+      <w:r>
+        <w:t>informações que foram traduzidas para uma forma eficiente para movimentação ou processamento</w:t>
+      </w:r>
+      <w:r>
+        <w:t xml:space="preserve"> por computadores. </w:t>
+      </w:r>
+      <w:r>
+        <w:t>(JACK-VAUGHAN, 2019).</w:t>
+      </w:r>
+      <w:r>
+        <w:t xml:space="preserve"> Estas informações podem ser</w:t>
+      </w:r>
+      <w:r>
+        <w:t xml:space="preserve"> uma coleção de fatos, como números, palavras, medições, observações ou até mesmo descrições de coisas</w:t>
+      </w:r>
+      <w:r>
+        <w:t xml:space="preserve"> (LENOVO, 2024). </w:t>
+      </w:r>
+    </w:p>
+    <w:p>
+      <w:r>
+        <w:t xml:space="preserve">O valor dos dados, porém, está nas </w:t>
+      </w:r>
+      <w:r>
+        <w:t xml:space="preserve">suas relações. </w:t>
+      </w:r>
+      <w:r>
+        <w:t>Conforme Freitas (2005), “dos dados são extraídas as informações; das informações se constroem os conhecimentos”.</w:t>
+      </w:r>
+      <w:r>
+        <w:t xml:space="preserve"> </w:t>
+      </w:r>
+      <w:r>
+        <w:t xml:space="preserve">Combinando dados de localizações, com pessoas e problemas urbanos, </w:t>
+      </w:r>
+      <w:r>
+        <w:t>conseguimos identificar pontos de atenção na cidade e agilizar a resolução</w:t>
+      </w:r>
+      <w:r>
+        <w:t xml:space="preserve">. </w:t>
+      </w:r>
+      <w:r>
+        <w:t>Para armazenar e relacionar os dados, usa-se um Banco de Dados.</w:t>
+      </w:r>
+    </w:p>
+    <w:p/>
+    <w:p>
+      <w:pPr>
+        <w:pStyle w:val="Ttulo3"/>
+      </w:pPr>
+      <w:r>
+        <w:t xml:space="preserve"> Banco de dados</w:t>
+      </w:r>
+    </w:p>
+    <w:p>
+      <w:r>
+        <w:t>O banco de dados</w:t>
+      </w:r>
+      <w:r>
+        <w:t>, por si só, pode ser considerado como o equivalente eletrônico de um armário de arquivamento</w:t>
+      </w:r>
+      <w:r>
+        <w:t>, é um repositório para uma coleção de dados</w:t>
+      </w:r>
+      <w:r>
+        <w:t xml:space="preserve"> (</w:t>
+      </w:r>
+      <w:r>
+        <w:t>DATE</w:t>
+      </w:r>
+      <w:r>
+        <w:t>, 2003). Os dados são armazenados em tabelas</w:t>
+      </w:r>
+      <w:r>
+        <w:t xml:space="preserve"> seguindo o modelo relacional</w:t>
+      </w:r>
+      <w:r>
+        <w:t xml:space="preserve">, </w:t>
+      </w:r>
+      <w:r>
+        <w:t xml:space="preserve">no qual as tabelas representam entidades e cada linha </w:t>
+      </w:r>
+      <w:r>
+        <w:t>é um registro único daquela entidade</w:t>
+      </w:r>
+      <w:r>
+        <w:t xml:space="preserve"> </w:t>
+      </w:r>
+      <w:r>
+        <w:t>com</w:t>
+      </w:r>
+      <w:r>
+        <w:t xml:space="preserve"> um código único que o identifica. Esta chave única é utilizada em </w:t>
+      </w:r>
+      <w:r>
+        <w:t xml:space="preserve">outras tabelas para referenciar relações entre as entidades. </w:t>
+      </w:r>
+      <w:r>
+        <w:t xml:space="preserve">(ORACLE, 2023). </w:t>
+      </w:r>
+    </w:p>
+    <w:p/>
+    <w:p>
+      <w:pPr>
+        <w:pStyle w:val="Ttulo4"/>
+      </w:pPr>
+      <w:r>
+        <w:t>MySQL</w:t>
+      </w:r>
+    </w:p>
+    <w:p>
+      <w:r>
+        <w:t>Para um banco de dados operar, é necessário um servidor. Existem várias opções no mercado, entre elas o MySQL. O MySQL é um banco de dados completo, robusto e extremamente rápido, com todas as características dos principais bancos de dados pagos, porém possui licenças para uso gratuito (MILANI, 2006).</w:t>
+      </w:r>
+    </w:p>
+    <w:p/>
+    <w:p>
+      <w:pPr>
+        <w:pStyle w:val="Ttulo4"/>
+      </w:pPr>
+      <w:r>
+        <w:t xml:space="preserve"> SQL</w:t>
+      </w:r>
+    </w:p>
+    <w:p>
+      <w:r>
+        <w:t xml:space="preserve">Para manipular um banco de dados, utiliza-se uma linguagem </w:t>
+      </w:r>
+      <w:r>
+        <w:t xml:space="preserve">chamada SQL. SQL é a linguagem padrão para se lidar com banco de dados relacionais, e é aceita por quase todos os produtos no mercado </w:t>
+      </w:r>
+      <w:r>
+        <w:t>(</w:t>
+      </w:r>
+      <w:r>
+        <w:t>DATE</w:t>
+      </w:r>
+      <w:r>
+        <w:t xml:space="preserve">, 2003). </w:t>
+      </w:r>
+      <w:r>
+        <w:t>SQL utiliza um conjunto de comandos para manipular os dados em bancos de dados. Exemplos incluem SQL INSERT, que é usado para adicionar dados às tabelas do banco de dados; SQL SELECT, que recupera dados das tabelas do banco de dados; e SQL UPDATE, que modifica registros existentes no banco de dados</w:t>
+      </w:r>
+      <w:r>
+        <w:t xml:space="preserve"> (BROOKS, 2024).</w:t>
+      </w:r>
+    </w:p>
+    <w:p/>
+    <w:p>
+      <w:pPr>
+        <w:pStyle w:val="Ttulo3"/>
+      </w:pPr>
+      <w:r>
+        <w:t xml:space="preserve"> Linguagens de programação</w:t>
+      </w:r>
+    </w:p>
+    <w:p>
+      <w:r>
+        <w:t xml:space="preserve">Assim como que para manipular um banco de dados é </w:t>
+      </w:r>
+      <w:proofErr w:type="gramStart"/>
+      <w:r>
+        <w:t>necessário uma linguagem</w:t>
+      </w:r>
+      <w:proofErr w:type="gramEnd"/>
+      <w:r>
+        <w:t>, para desenvolver um sistema é necessário uma linguagem de programação. Uma linguagem de programação é um conjunto de recursos que podem ser compostos para construir um programa de computador. (MELO, 2003). Existem várias linguagens de programação, cada uma com suas características e aplicações. Neste projeto, foram utilizadas principalmente Java e Javascript.</w:t>
+      </w:r>
+    </w:p>
+    <w:p/>
+    <w:p>
+      <w:pPr>
+        <w:pStyle w:val="Ttulo4"/>
+      </w:pPr>
+      <w:r>
+        <w:t xml:space="preserve"> Java</w:t>
+      </w:r>
+    </w:p>
+    <w:p>
+      <w:r>
+        <w:t xml:space="preserve">Java é uma linguagem de programação de propósito geral, orientada a objetos pode ser executada independentemente da plataforma operacional em uso, pois se baseia no conceito de máquina virtual (MANZANO, 2014). Além de ser uma linguagem poderosa, Java é uma linguagem simples, de fácil aprendizado ou migração, pois é uma linguagem de alto nível, ou seja, é mais próxima da linguagem humana do que da linguagem de máquina (INDRUSIAK, 1996). No contexto do sistema, Java foi utilizado para a criação do </w:t>
+      </w:r>
+      <w:proofErr w:type="spellStart"/>
+      <w:r>
+        <w:t>back-end</w:t>
+      </w:r>
+      <w:proofErr w:type="spellEnd"/>
+      <w:r>
+        <w:t xml:space="preserve">, que é a parte do sistema que não é visível ao usuário, mas que é responsável por processar as informações e retornar as respostas para o </w:t>
+      </w:r>
+      <w:proofErr w:type="spellStart"/>
+      <w:r>
+        <w:t>front-end</w:t>
+      </w:r>
+      <w:proofErr w:type="spellEnd"/>
+      <w:r>
+        <w:t>.</w:t>
+      </w:r>
+    </w:p>
+    <w:p/>
+    <w:p>
+      <w:pPr>
+        <w:pStyle w:val="Ttulo4"/>
+      </w:pPr>
+      <w:r>
+        <w:lastRenderedPageBreak/>
+        <w:t xml:space="preserve"> Javascript</w:t>
+      </w:r>
+    </w:p>
+    <w:p>
+      <w:r>
+        <w:t xml:space="preserve">Embora o nome seja parecido, Javascript não tem relação com Java. Javascript é uma linguagem de programação usada em parceria com o HTML, com a finalidade de criar páginas web interativas (OLIVIERO, 2001). O HTML, como será descrito em seguida, é uma linguagem de marcação que define a estrutura de uma página web, enquanto o Javascript é uma linguagem de programação que define o comportamento da página. No contexto do sistema, Javascript foi utilizado para a criação do </w:t>
+      </w:r>
+      <w:proofErr w:type="spellStart"/>
+      <w:r>
+        <w:t>front-end</w:t>
+      </w:r>
+      <w:proofErr w:type="spellEnd"/>
+      <w:r>
+        <w:t>, que é a parte do sistema que é visível ao usuário, e que permite a interação com o sistema.</w:t>
+      </w:r>
+    </w:p>
+    <w:p/>
+    <w:p>
+      <w:pPr>
+        <w:pStyle w:val="Ttulo3"/>
+      </w:pPr>
+      <w:r>
+        <w:t xml:space="preserve"> </w:t>
+      </w:r>
+      <w:r>
+        <w:t>Linguagens de marcação</w:t>
+      </w:r>
+    </w:p>
+    <w:p/>
+    <w:p>
+      <w:pPr>
+        <w:pStyle w:val="Ttulo4"/>
+      </w:pPr>
+      <w:r>
+        <w:t xml:space="preserve"> </w:t>
+      </w:r>
+      <w:r>
+        <w:t>HTML</w:t>
+      </w:r>
+    </w:p>
+    <w:p>
+      <w:r>
+        <w:t>A</w:t>
+      </w:r>
+      <w:r>
+        <w:t xml:space="preserve"> Web é baseada em três pilares: um esquema de localização de fontes, um protocolo para acessar estas fontes e uma linguagem de marcação para descrever o conteúdo: o HTML (SILVA JÚNIOR, 2013). HTML, sigla para Hypertext Markup </w:t>
+      </w:r>
+      <w:proofErr w:type="spellStart"/>
+      <w:r>
+        <w:t>Language</w:t>
+      </w:r>
+      <w:proofErr w:type="spellEnd"/>
+      <w:r>
+        <w:t>, é uma linguagem utilizada para a publicação de conteúdos variados na Web, como texto, imagem, vídeo e áudio. Baseado no conceito de hipertexto, o HTML organiza elementos — ou nós — conectados entre si. Esses elementos podem incluir palavras, imagens, vídeos, áudio e documentos, formando uma vasta rede de informações interligadas. (SILVA JÚNIOR, 2013)</w:t>
+      </w:r>
+    </w:p>
+    <w:p/>
+    <w:p>
+      <w:pPr>
+        <w:pStyle w:val="Ttulo4"/>
+      </w:pPr>
+      <w:r>
+        <w:t xml:space="preserve"> </w:t>
+      </w:r>
+      <w:r>
+        <w:t>CSS</w:t>
+      </w:r>
+    </w:p>
+    <w:p>
+      <w:r>
+        <w:t xml:space="preserve">Enquanto o HTML é responsável pela estrutura de uma página web, o CSS é responsável pela aparência. CSS, sigla para </w:t>
+      </w:r>
+      <w:proofErr w:type="spellStart"/>
+      <w:r>
+        <w:t>Cascading</w:t>
+      </w:r>
+      <w:proofErr w:type="spellEnd"/>
+      <w:r>
+        <w:t xml:space="preserve"> </w:t>
+      </w:r>
+      <w:proofErr w:type="spellStart"/>
+      <w:r>
+        <w:t>Style</w:t>
+      </w:r>
+      <w:proofErr w:type="spellEnd"/>
+      <w:r>
+        <w:t xml:space="preserve"> </w:t>
+      </w:r>
+      <w:proofErr w:type="spellStart"/>
+      <w:r>
+        <w:t>Sheets</w:t>
+      </w:r>
+      <w:proofErr w:type="spellEnd"/>
+      <w:r>
+        <w:t>, é um mecanismo simples para adicionar estilos, como fontes, cores e espaçamentos, a um documento web (SILVA, 2008). O CSS permite que o desenvolvedor controle a aparência de um site, separando o conteúdo da apresentação. Isso significa que o desenvolvedor pode alterar a aparência de um site sem alterar o conteúdo, tornando a manutenção mais fácil e rápida.</w:t>
+      </w:r>
+    </w:p>
+    <w:p>
+      <w:pPr>
+        <w:pStyle w:val="Ttulo3"/>
+      </w:pPr>
+      <w:r>
+        <w:t xml:space="preserve"> Frameworks</w:t>
+      </w:r>
+    </w:p>
+    <w:p>
+      <w:r>
+        <w:t xml:space="preserve">As linguagens de programação </w:t>
+      </w:r>
+      <w:r>
+        <w:t>são o pilar de qualquer sistema de computação</w:t>
+      </w:r>
+      <w:r>
+        <w:t>, porém</w:t>
+      </w:r>
+      <w:r>
+        <w:t xml:space="preserve">, </w:t>
+      </w:r>
+      <w:r>
+        <w:t xml:space="preserve">um sistema </w:t>
+      </w:r>
+      <w:r>
+        <w:t xml:space="preserve">é muito maior do que uma simples construção, </w:t>
+      </w:r>
+      <w:r>
+        <w:t>seguindo esta analogia</w:t>
+      </w:r>
+      <w:r>
+        <w:t xml:space="preserve">, até um sistema simples seria equivalente a uma cidade inteira de pilares. </w:t>
+      </w:r>
+      <w:r>
+        <w:t>Para isso existe</w:t>
+      </w:r>
+      <w:r>
+        <w:t xml:space="preserve">m os frameworks, que são </w:t>
+      </w:r>
+      <w:r>
+        <w:t>construções básicas genéricas e prontas que facilitam o desenvolvimento.</w:t>
+      </w:r>
+      <w:r>
+        <w:t xml:space="preserve"> </w:t>
+      </w:r>
+      <w:r>
+        <w:lastRenderedPageBreak/>
+        <w:t>Um framework web é uma estrutura arquitetônica que fornece um ambiente de execução para aplicações web ou suas interfaces de usuário</w:t>
+      </w:r>
+      <w:r>
+        <w:t xml:space="preserve"> </w:t>
+      </w:r>
+      <w:r>
+        <w:t>(VOSLOO,</w:t>
+      </w:r>
+      <w:r>
+        <w:t xml:space="preserve"> 2005</w:t>
+      </w:r>
+      <w:r>
+        <w:t>).</w:t>
+      </w:r>
+    </w:p>
+    <w:p/>
+    <w:p>
+      <w:pPr>
+        <w:pStyle w:val="Ttulo4"/>
+      </w:pPr>
+      <w:r>
+        <w:t xml:space="preserve"> Java Spring</w:t>
+      </w:r>
+    </w:p>
+    <w:p>
+      <w:r>
+        <w:t xml:space="preserve">Java Spring </w:t>
+      </w:r>
+      <w:r>
+        <w:t xml:space="preserve">é um framework </w:t>
+      </w:r>
+      <w:proofErr w:type="spellStart"/>
+      <w:r>
+        <w:t>que oferece</w:t>
+      </w:r>
+      <w:proofErr w:type="spellEnd"/>
+      <w:r>
+        <w:t xml:space="preserve"> suporte ao padrão MVC, fornece funcionalidades para </w:t>
+      </w:r>
+      <w:proofErr w:type="spellStart"/>
+      <w:r>
+        <w:t>RESTful</w:t>
+      </w:r>
+      <w:proofErr w:type="spellEnd"/>
+      <w:r>
+        <w:t xml:space="preserve"> Web Services, e inclui uma conexão de banco de dados no pacote. Ele também suporta injeção de dependência, o que facilita a configuração de dependências na aplicação</w:t>
+      </w:r>
+      <w:r>
+        <w:t xml:space="preserve"> (</w:t>
+      </w:r>
+      <w:r>
+        <w:t>HATMA</w:t>
+      </w:r>
+      <w:r>
+        <w:t xml:space="preserve">, 2017). Por esses motivos, Java Spring foi escolhido para construir o </w:t>
+      </w:r>
+      <w:proofErr w:type="spellStart"/>
+      <w:r>
+        <w:t>back-end</w:t>
+      </w:r>
+      <w:proofErr w:type="spellEnd"/>
+      <w:r>
+        <w:t xml:space="preserve"> do sistema.</w:t>
+      </w:r>
+    </w:p>
+    <w:p/>
+    <w:p>
+      <w:pPr>
+        <w:pStyle w:val="Ttulo4"/>
+      </w:pPr>
+      <w:r>
+        <w:t xml:space="preserve"> </w:t>
+      </w:r>
+      <w:proofErr w:type="spellStart"/>
+      <w:r>
+        <w:t>ReactJS</w:t>
+      </w:r>
+      <w:proofErr w:type="spellEnd"/>
+    </w:p>
+    <w:p>
+      <w:r>
+        <w:t xml:space="preserve">O </w:t>
+      </w:r>
+      <w:proofErr w:type="spellStart"/>
+      <w:r>
+        <w:t>ReactJS</w:t>
+      </w:r>
+      <w:proofErr w:type="spellEnd"/>
+      <w:r>
+        <w:t xml:space="preserve">, ou só </w:t>
+      </w:r>
+      <w:proofErr w:type="spellStart"/>
+      <w:r>
+        <w:t>React</w:t>
+      </w:r>
+      <w:proofErr w:type="spellEnd"/>
+      <w:r>
+        <w:t>,</w:t>
+      </w:r>
+      <w:r>
+        <w:t xml:space="preserve"> é uma biblioteca de código aberto que é utilizada para construir interfaces de usuário</w:t>
+      </w:r>
+      <w:r>
+        <w:t>.</w:t>
+      </w:r>
+      <w:r>
+        <w:t xml:space="preserve"> O </w:t>
+      </w:r>
+      <w:proofErr w:type="spellStart"/>
+      <w:r>
+        <w:t>Reac</w:t>
+      </w:r>
+      <w:r>
+        <w:t>t</w:t>
+      </w:r>
+      <w:proofErr w:type="spellEnd"/>
+      <w:r>
+        <w:t xml:space="preserve"> permite que programadores criem grandes aplicações web que podem mudar ao longo do tempo sem precisar recarregar a página</w:t>
+      </w:r>
+      <w:r>
+        <w:t xml:space="preserve">, resultando em uma navegação mais fluída para o usuário. </w:t>
+      </w:r>
+      <w:r>
+        <w:t>(</w:t>
+      </w:r>
+      <w:r>
+        <w:t>RAWAT</w:t>
+      </w:r>
+      <w:r>
+        <w:t xml:space="preserve">, </w:t>
+      </w:r>
+      <w:r>
+        <w:t>2020</w:t>
+      </w:r>
+      <w:r>
+        <w:t>)</w:t>
+      </w:r>
+    </w:p>
+    <w:p/>
+    <w:p>
+      <w:pPr>
+        <w:pStyle w:val="Ttulo3"/>
+      </w:pPr>
+      <w:r>
+        <w:t xml:space="preserve"> API</w:t>
+      </w:r>
+    </w:p>
+    <w:p>
+      <w:r>
+        <w:t xml:space="preserve">A comunicação entre o </w:t>
+      </w:r>
+      <w:proofErr w:type="spellStart"/>
+      <w:r>
+        <w:t>front-end</w:t>
+      </w:r>
+      <w:proofErr w:type="spellEnd"/>
+      <w:r>
+        <w:t xml:space="preserve"> da aplicação e o </w:t>
+      </w:r>
+      <w:proofErr w:type="spellStart"/>
+      <w:r>
+        <w:t>back-end</w:t>
+      </w:r>
+      <w:proofErr w:type="spellEnd"/>
+      <w:r>
+        <w:t>, assim como a comunicação com sistemas externos</w:t>
+      </w:r>
+      <w:r>
+        <w:t>, ocorre via API.</w:t>
+      </w:r>
+      <w:r>
+        <w:t xml:space="preserve"> </w:t>
+      </w:r>
+      <w:r>
+        <w:t>API significa interface de programação de aplicações. Uma API ajuda a expor um serviço de negócio ou um ativo empresarial para os desenvolvedores que estão criando uma aplicação</w:t>
+      </w:r>
+      <w:r>
+        <w:t xml:space="preserve"> (</w:t>
+      </w:r>
+      <w:r>
+        <w:t>DE</w:t>
+      </w:r>
+      <w:r>
+        <w:t xml:space="preserve">, 2017). </w:t>
+      </w:r>
+      <w:r>
+        <w:t>Uma interface pode ser entendida como um acordo de serviço entre duas aplicações, estabelecendo as regras para a comunicação entre elas por meio de solicitações e respostas. A documentação das respectivas APIs fornece detalhes sobre como os desenvolvedores devem organizar essas solicitações e respostas.</w:t>
+      </w:r>
+      <w:r>
+        <w:t xml:space="preserve"> (AMAZON, 2024).</w:t>
+      </w:r>
+    </w:p>
+    <w:p/>
+    <w:p>
+      <w:pPr>
+        <w:pStyle w:val="Ttulo4"/>
+      </w:pPr>
+      <w:r>
+        <w:t xml:space="preserve"> </w:t>
+      </w:r>
+      <w:r>
         <w:t>REST</w:t>
       </w:r>
     </w:p>
@@ -5547,13 +6041,57 @@
         <w:t xml:space="preserve"> REST. </w:t>
       </w:r>
       <w:r>
-        <w:t>REST é a sigla em inglês para "Representational State Transfer", que em português significa "tansferência de estado representacional". Essa arquitetura foi criada pelo cientista da computação norte-americano Roy Fielding</w:t>
+        <w:t>REST é a sigla em inglês para "</w:t>
+      </w:r>
+      <w:proofErr w:type="spellStart"/>
+      <w:r>
+        <w:t>Representational</w:t>
+      </w:r>
+      <w:proofErr w:type="spellEnd"/>
+      <w:r>
+        <w:t xml:space="preserve"> </w:t>
+      </w:r>
+      <w:proofErr w:type="spellStart"/>
+      <w:r>
+        <w:t>State</w:t>
+      </w:r>
+      <w:proofErr w:type="spellEnd"/>
+      <w:r>
+        <w:t xml:space="preserve"> </w:t>
+      </w:r>
+      <w:proofErr w:type="spellStart"/>
+      <w:r>
+        <w:t>Transfer</w:t>
+      </w:r>
+      <w:proofErr w:type="spellEnd"/>
+      <w:r>
+        <w:t>", que em português significa "</w:t>
+      </w:r>
+      <w:proofErr w:type="spellStart"/>
+      <w:r>
+        <w:t>tansferência</w:t>
+      </w:r>
+      <w:proofErr w:type="spellEnd"/>
+      <w:r>
+        <w:t xml:space="preserve"> de estado representacional". Essa arquitetura foi criada pelo cientista da computação norte-americano Roy Fielding</w:t>
       </w:r>
       <w:r>
         <w:t xml:space="preserve"> (RED HAT, 2024). </w:t>
       </w:r>
       <w:r>
-        <w:t>As APIs REST seguem princípios como interface uniforme, garantindo consistência nas solicitações, e desacoplamento cliente-servidor, permitindo que cada parte opere de forma independente. Elas são sem estado, exigindo que cada solicitação seja completa em si mesma, e suportam cacheabilidade para melhorar a performance. Além disso, a arquitetura em camadas permite que as interações passem por intermediários sem que isso seja perceptível</w:t>
+        <w:t xml:space="preserve">As APIs REST seguem princípios como interface uniforme, garantindo consistência nas solicitações, e desacoplamento cliente-servidor, permitindo que cada parte opere de forma independente. Elas são sem estado, exigindo que </w:t>
+      </w:r>
+      <w:r>
+        <w:lastRenderedPageBreak/>
+        <w:t xml:space="preserve">cada solicitação seja completa em si mesma, e suportam </w:t>
+      </w:r>
+      <w:proofErr w:type="spellStart"/>
+      <w:r>
+        <w:t>cacheabilidade</w:t>
+      </w:r>
+      <w:proofErr w:type="spellEnd"/>
+      <w:r>
+        <w:t xml:space="preserve"> para melhorar a performance. Além disso, a arquitetura em camadas permite que as interações passem por intermediários sem que isso seja perceptível</w:t>
       </w:r>
       <w:r>
         <w:t xml:space="preserve"> (IMB, 2024).</w:t>
@@ -5617,22 +6155,53 @@
       <w:r>
         <w:t xml:space="preserve"> </w:t>
       </w:r>
+      <w:proofErr w:type="spellStart"/>
       <w:r>
         <w:t>OpenStreetMap</w:t>
       </w:r>
-    </w:p>
-    <w:p>
-      <w:r>
-        <w:t xml:space="preserve">O core do sistema consiste na utilização de mapas interativos. Estes mapas são fornecidos pela API do OpenStreetMap. </w:t>
-      </w:r>
-      <w:r>
-        <w:t>O OpenStreetMap é desenvolvido por uma comunidade voluntária de mapeadores que contribuem e mantêm atualizados os dados sobre estradas, trilhos, cafés, estações ferroviárias e muito mais por todo o mundo</w:t>
+      <w:proofErr w:type="spellEnd"/>
+    </w:p>
+    <w:p>
+      <w:r>
+        <w:t xml:space="preserve">O core do sistema consiste na utilização de mapas interativos. Estes mapas são fornecidos pela API do </w:t>
+      </w:r>
+      <w:proofErr w:type="spellStart"/>
+      <w:r>
+        <w:t>OpenStreetMap</w:t>
+      </w:r>
+      <w:proofErr w:type="spellEnd"/>
+      <w:r>
+        <w:t xml:space="preserve">. </w:t>
+      </w:r>
+      <w:r>
+        <w:t xml:space="preserve">O </w:t>
+      </w:r>
+      <w:proofErr w:type="spellStart"/>
+      <w:r>
+        <w:t>OpenStreetMap</w:t>
+      </w:r>
+      <w:proofErr w:type="spellEnd"/>
+      <w:r>
+        <w:t xml:space="preserve"> é desenvolvido por uma comunidade voluntária de </w:t>
+      </w:r>
+      <w:proofErr w:type="spellStart"/>
+      <w:r>
+        <w:t>mapeadores</w:t>
+      </w:r>
+      <w:proofErr w:type="spellEnd"/>
+      <w:r>
+        <w:t xml:space="preserve"> que contribuem e mantêm atualizados os dados sobre estradas, trilhos, cafés, estações ferroviárias e muito mais por todo o mundo</w:t>
       </w:r>
       <w:r>
         <w:t xml:space="preserve"> (OSM, 2024). </w:t>
       </w:r>
-      <w:r>
-        <w:t>OpenStreetMap revolucionou a cartografia ao permitir que usuários comuns contribuam para a criação de mapas, algo antes reservado a especialistas com equipamentos avançados</w:t>
+      <w:proofErr w:type="spellStart"/>
+      <w:r>
+        <w:t>OpenStreetMap</w:t>
+      </w:r>
+      <w:proofErr w:type="spellEnd"/>
+      <w:r>
+        <w:t xml:space="preserve"> revolucionou a cartografia ao permitir que usuários comuns contribuam para a criação de mapas, algo antes reservado a especialistas com equipamentos avançados</w:t>
       </w:r>
       <w:r>
         <w:t xml:space="preserve"> </w:t>
@@ -5653,78 +6222,160 @@
         <w:pStyle w:val="Ttulo4"/>
       </w:pPr>
       <w:r>
-        <w:t xml:space="preserve"> MapTiler</w:t>
-      </w:r>
-    </w:p>
-    <w:p>
-      <w:r>
-        <w:t xml:space="preserve">Para manipular a API do OpenStreetMap, foi utilizada a API do MapTiler, que permitiu a estilização e um maior controle sobre os mapas </w:t>
+        <w:t xml:space="preserve"> </w:t>
+      </w:r>
+      <w:proofErr w:type="spellStart"/>
+      <w:r>
+        <w:t>MapTiler</w:t>
+      </w:r>
+      <w:proofErr w:type="spellEnd"/>
+    </w:p>
+    <w:p>
+      <w:r>
+        <w:t xml:space="preserve">Para manipular a API do </w:t>
+      </w:r>
+      <w:proofErr w:type="spellStart"/>
+      <w:r>
+        <w:t>OpenStreetMap</w:t>
+      </w:r>
+      <w:proofErr w:type="spellEnd"/>
+      <w:r>
+        <w:t xml:space="preserve">, foi utilizada a API do </w:t>
+      </w:r>
+      <w:proofErr w:type="spellStart"/>
+      <w:r>
+        <w:t>MapTiler</w:t>
+      </w:r>
+      <w:proofErr w:type="spellEnd"/>
+      <w:r>
+        <w:t xml:space="preserve">, que permitiu a estilização e um maior controle sobre os mapas </w:t>
       </w:r>
       <w:r>
         <w:t xml:space="preserve">apresentados. </w:t>
       </w:r>
       <w:r>
-        <w:t xml:space="preserve">O MapTiler é uma plataforma que permite criar, personalizar e hospedar mapas utilizando dados do OpenStreetMap e outras fontes. Ele oferece uma API de mapas para integrar mapas vetoriais </w:t>
+        <w:t xml:space="preserve">O </w:t>
+      </w:r>
+      <w:proofErr w:type="spellStart"/>
+      <w:r>
+        <w:t>MapTiler</w:t>
+      </w:r>
+      <w:proofErr w:type="spellEnd"/>
+      <w:r>
+        <w:t xml:space="preserve"> é uma plataforma que permite criar, personalizar e hospedar mapas utilizando dados do </w:t>
+      </w:r>
+      <w:proofErr w:type="spellStart"/>
+      <w:r>
+        <w:t>OpenStreetMap</w:t>
+      </w:r>
+      <w:proofErr w:type="spellEnd"/>
+      <w:r>
+        <w:t xml:space="preserve"> e outras fontes. Ele oferece uma API de mapas para integrar mapas vetoriais ou </w:t>
+      </w:r>
+      <w:proofErr w:type="spellStart"/>
+      <w:r>
+        <w:t>rasterizados</w:t>
+      </w:r>
+      <w:proofErr w:type="spellEnd"/>
+      <w:r>
+        <w:t xml:space="preserve"> em sites ou aplicativos, personalizando cores, fontes e até mesmo carregando tiles próprios</w:t>
+      </w:r>
+      <w:r>
+        <w:t xml:space="preserve"> </w:t>
+      </w:r>
+      <w:r>
+        <w:t>(</w:t>
+      </w:r>
+      <w:r>
+        <w:t>MAPTILER</w:t>
+      </w:r>
+      <w:r>
+        <w:t>, 2024)</w:t>
+      </w:r>
+      <w:r>
+        <w:t>.</w:t>
+      </w:r>
+    </w:p>
+    <w:p/>
+    <w:p>
+      <w:pPr>
+        <w:pStyle w:val="Ttulo3"/>
+      </w:pPr>
+      <w:r>
+        <w:t xml:space="preserve"> Bibliotecas</w:t>
+      </w:r>
+    </w:p>
+    <w:p>
+      <w:r>
+        <w:t xml:space="preserve">Assim como os frameworks, as bibliotecas também são estruturas de código prontas que podem ser utilizadas no sistema para trazer agilidade e robustez. Enquanto um framework geralmente engloba as estruturas fundamentais do sistema, como gerenciamento de servidor e </w:t>
       </w:r>
       <w:r>
         <w:lastRenderedPageBreak/>
-        <w:t>ou rasterizados em sites ou aplicativos, personalizando cores, fontes e até mesmo carregando tiles próprios</w:t>
-      </w:r>
+        <w:t xml:space="preserve">de recursos visuais, as bibliotecas são apenas funções prontas que podem ser usadas quando necessárias. </w:t>
+      </w:r>
+    </w:p>
+    <w:p/>
+    <w:p>
+      <w:pPr>
+        <w:pStyle w:val="Ttulo4"/>
+      </w:pPr>
       <w:r>
         <w:t xml:space="preserve"> </w:t>
       </w:r>
-      <w:r>
-        <w:t>(</w:t>
-      </w:r>
-      <w:r>
-        <w:t>MAPTILER</w:t>
-      </w:r>
-      <w:r>
-        <w:t>, 2024)</w:t>
-      </w:r>
+      <w:proofErr w:type="spellStart"/>
+      <w:r>
+        <w:t>Leaflet</w:t>
+      </w:r>
+      <w:proofErr w:type="spellEnd"/>
+    </w:p>
+    <w:p>
+      <w:r>
+        <w:t xml:space="preserve">O </w:t>
+      </w:r>
+      <w:proofErr w:type="spellStart"/>
+      <w:r>
+        <w:t>Leaflet</w:t>
+      </w:r>
+      <w:proofErr w:type="spellEnd"/>
+      <w:r>
+        <w:t xml:space="preserve"> é uma biblioteca </w:t>
+      </w:r>
+      <w:proofErr w:type="spellStart"/>
+      <w:r>
+        <w:t>JavaScript</w:t>
+      </w:r>
+      <w:proofErr w:type="spellEnd"/>
+      <w:r>
+        <w:t xml:space="preserve"> </w:t>
+      </w:r>
+      <w:r>
+        <w:t xml:space="preserve">utilizada para </w:t>
+      </w:r>
+      <w:r>
+        <w:t>gerenciar mapas interativos e flexíveis para web</w:t>
+      </w:r>
+      <w:r>
+        <w:t xml:space="preserve"> e </w:t>
+      </w:r>
+      <w:r>
+        <w:t xml:space="preserve">é frequentemente usada em conjunto com </w:t>
+      </w:r>
+      <w:proofErr w:type="spellStart"/>
+      <w:r>
+        <w:t>MapTiler</w:t>
+      </w:r>
+      <w:proofErr w:type="spellEnd"/>
+      <w:r>
+        <w:t xml:space="preserve"> Cloud e </w:t>
+      </w:r>
+      <w:proofErr w:type="spellStart"/>
+      <w:r>
+        <w:t>OpenStreetMap</w:t>
+      </w:r>
+      <w:proofErr w:type="spellEnd"/>
       <w:r>
         <w:t>.</w:t>
       </w:r>
-    </w:p>
-    <w:p/>
-    <w:p>
-      <w:pPr>
-        <w:pStyle w:val="Ttulo3"/>
-      </w:pPr>
-      <w:r>
-        <w:t xml:space="preserve"> Bibliotecas</w:t>
-      </w:r>
-    </w:p>
-    <w:p>
-      <w:r>
-        <w:t xml:space="preserve">Assim como os frameworks, as bibliotecas também são estruturas de código prontas que podem ser utilizadas no sistema para trazer agilidade e robustez. Enquanto um framework geralmente engloba as estruturas fundamentais do sistema, como gerenciamento de servidor e de recursos visuais, as bibliotecas são apenas funções prontas que podem ser usadas quando necessárias. </w:t>
-      </w:r>
-    </w:p>
-    <w:p/>
-    <w:p>
-      <w:pPr>
-        <w:pStyle w:val="Ttulo4"/>
-      </w:pPr>
-      <w:r>
-        <w:t xml:space="preserve"> Leaflet</w:t>
-      </w:r>
-    </w:p>
-    <w:p>
-      <w:r>
-        <w:t xml:space="preserve">O Leaflet é uma biblioteca JavaScript </w:t>
-      </w:r>
-      <w:r>
-        <w:t xml:space="preserve">utilizada para </w:t>
-      </w:r>
-      <w:r>
-        <w:t>gerenciar mapas interativos e flexíveis para web</w:t>
-      </w:r>
-      <w:r>
-        <w:t xml:space="preserve"> e </w:t>
-      </w:r>
-      <w:r>
-        <w:t>é frequentemente usada em conjunto com MapTiler Cloud e OpenStreetMap.</w:t>
-      </w:r>
       <w:r>
         <w:t xml:space="preserve"> </w:t>
       </w:r>
@@ -5735,7 +6386,15 @@
         <w:t xml:space="preserve"> nos mapas.</w:t>
       </w:r>
       <w:r>
-        <w:t xml:space="preserve"> Além de ser de código aberto, o Leaflet suporta uma variedade de plugins que expandem suas funcionalidades, como a visualização de dados geoespaciais e rotas</w:t>
+        <w:t xml:space="preserve"> Além de ser de código aberto, o </w:t>
+      </w:r>
+      <w:proofErr w:type="spellStart"/>
+      <w:r>
+        <w:t>Leaflet</w:t>
+      </w:r>
+      <w:proofErr w:type="spellEnd"/>
+      <w:r>
+        <w:t xml:space="preserve"> suporta uma variedade de plugins que expandem suas funcionalidades, como a visualização de dados geoespaciais e rotas</w:t>
       </w:r>
       <w:r>
         <w:t xml:space="preserve"> (</w:t>
@@ -5763,7 +6422,15 @@
       </w:pPr>
       <w:r>
         <w:tab/>
-        <w:t>8. (hmm) testes</w:t>
+        <w:t>8. (</w:t>
+      </w:r>
+      <w:proofErr w:type="spellStart"/>
+      <w:r>
+        <w:t>hmm</w:t>
+      </w:r>
+      <w:proofErr w:type="spellEnd"/>
+      <w:r>
+        <w:t>) testes</w:t>
       </w:r>
     </w:p>
     <w:p>
@@ -5805,8 +6472,13 @@
       </w:r>
       <w:r>
         <w:tab/>
-        <w:t>3. o testador do spring</w:t>
-      </w:r>
+        <w:t xml:space="preserve">3. o testador do </w:t>
+      </w:r>
+      <w:proofErr w:type="spellStart"/>
+      <w:r>
+        <w:t>spring</w:t>
+      </w:r>
+      <w:proofErr w:type="spellEnd"/>
     </w:p>
     <w:p>
       <w:pPr>
@@ -5816,7 +6488,15 @@
       </w:pPr>
       <w:r>
         <w:tab/>
-        <w:t>9. (tendo tudo definido, lugar pra versionar) GIT</w:t>
+        <w:t xml:space="preserve">9. (tendo tudo definido, lugar pra </w:t>
+      </w:r>
+      <w:proofErr w:type="spellStart"/>
+      <w:r>
+        <w:t>versionar</w:t>
+      </w:r>
+      <w:proofErr w:type="spellEnd"/>
+      <w:r>
+        <w:t>) GIT</w:t>
       </w:r>
     </w:p>
     <w:p>
@@ -5830,8 +6510,21 @@
       </w:r>
       <w:r>
         <w:tab/>
-        <w:t>1. git/github</w:t>
-      </w:r>
+        <w:t xml:space="preserve">1. </w:t>
+      </w:r>
+      <w:proofErr w:type="spellStart"/>
+      <w:r>
+        <w:t>git</w:t>
+      </w:r>
+      <w:proofErr w:type="spellEnd"/>
+      <w:r>
+        <w:t>/</w:t>
+      </w:r>
+      <w:proofErr w:type="spellStart"/>
+      <w:r>
+        <w:t>github</w:t>
+      </w:r>
+      <w:proofErr w:type="spellEnd"/>
       <w:r>
         <w:br w:type="page"/>
       </w:r>
@@ -6528,7 +7221,21 @@
         <w:rPr>
           <w:szCs w:val="24"/>
         </w:rPr>
-        <w:t xml:space="preserve">. TechTarget. </w:t>
+        <w:t xml:space="preserve">. </w:t>
+      </w:r>
+      <w:proofErr w:type="spellStart"/>
+      <w:r>
+        <w:rPr>
+          <w:szCs w:val="24"/>
+        </w:rPr>
+        <w:t>TechTarget</w:t>
+      </w:r>
+      <w:proofErr w:type="spellEnd"/>
+      <w:r>
+        <w:rPr>
+          <w:szCs w:val="24"/>
+        </w:rPr>
+        <w:t xml:space="preserve">. </w:t>
       </w:r>
       <w:r>
         <w:rPr>
@@ -6666,7 +7373,35 @@
         <w:rPr>
           <w:szCs w:val="24"/>
         </w:rPr>
-        <w:t xml:space="preserve">Brooks, Chad. "What Is SQL?". </w:t>
+        <w:t>Brooks, Chad. "</w:t>
+      </w:r>
+      <w:proofErr w:type="spellStart"/>
+      <w:r>
+        <w:rPr>
+          <w:szCs w:val="24"/>
+        </w:rPr>
+        <w:t>What</w:t>
+      </w:r>
+      <w:proofErr w:type="spellEnd"/>
+      <w:r>
+        <w:rPr>
+          <w:szCs w:val="24"/>
+        </w:rPr>
+        <w:t xml:space="preserve"> </w:t>
+      </w:r>
+      <w:proofErr w:type="spellStart"/>
+      <w:r>
+        <w:rPr>
+          <w:szCs w:val="24"/>
+        </w:rPr>
+        <w:t>Is</w:t>
+      </w:r>
+      <w:proofErr w:type="spellEnd"/>
+      <w:r>
+        <w:rPr>
+          <w:szCs w:val="24"/>
+        </w:rPr>
+        <w:t xml:space="preserve"> SQL?". </w:t>
       </w:r>
       <w:r>
         <w:rPr>
@@ -6700,20 +7435,48 @@
         <w:rPr>
           <w:szCs w:val="24"/>
         </w:rPr>
-        <w:t>MILANI, André. MySQL: guia do programador. São Paulo: Novatec Editora, 2006. ISBN 85-7522-103-5.</w:t>
-      </w:r>
-    </w:p>
-    <w:p>
-      <w:pPr>
-        <w:rPr>
-          <w:szCs w:val="24"/>
-        </w:rPr>
-      </w:pPr>
-      <w:r>
-        <w:rPr>
-          <w:szCs w:val="24"/>
-        </w:rPr>
-        <w:t>ANA CRISTINA VIEIRA DE MELO, F. S. C. da S. </w:t>
+        <w:t xml:space="preserve">MILANI, André. MySQL: guia do programador. São Paulo: </w:t>
+      </w:r>
+      <w:proofErr w:type="spellStart"/>
+      <w:r>
+        <w:rPr>
+          <w:szCs w:val="24"/>
+        </w:rPr>
+        <w:t>Novatec</w:t>
+      </w:r>
+      <w:proofErr w:type="spellEnd"/>
+      <w:r>
+        <w:rPr>
+          <w:szCs w:val="24"/>
+        </w:rPr>
+        <w:t xml:space="preserve"> Editora, 2006. ISBN 85-7522-103-5.</w:t>
+      </w:r>
+    </w:p>
+    <w:p>
+      <w:pPr>
+        <w:rPr>
+          <w:szCs w:val="24"/>
+        </w:rPr>
+      </w:pPr>
+      <w:r>
+        <w:rPr>
+          <w:szCs w:val="24"/>
+        </w:rPr>
+        <w:t xml:space="preserve">ANA CRISTINA VIEIRA DE MELO, F. S. C. </w:t>
+      </w:r>
+      <w:proofErr w:type="spellStart"/>
+      <w:r>
+        <w:rPr>
+          <w:szCs w:val="24"/>
+        </w:rPr>
+        <w:t>da</w:t>
+      </w:r>
+      <w:proofErr w:type="spellEnd"/>
+      <w:r>
+        <w:rPr>
+          <w:szCs w:val="24"/>
+        </w:rPr>
+        <w:t xml:space="preserve"> S. </w:t>
       </w:r>
       <w:r>
         <w:rPr>
@@ -6727,7 +7490,35 @@
         <w:rPr>
           <w:szCs w:val="24"/>
         </w:rPr>
-        <w:t>. São Paulo, SP, Brasil: Blucher, 2003. ISBN 9788521214922. Disponível em: https://search.ebscohost.com/login.aspx?direct=true&amp;db=nlebk&amp;AN=2202168&amp;lang=pt-br&amp;site=ehost-live. Acesso em: 1 set. 2024.</w:t>
+        <w:t xml:space="preserve">. </w:t>
+      </w:r>
+      <w:proofErr w:type="spellStart"/>
+      <w:r>
+        <w:rPr>
+          <w:szCs w:val="24"/>
+        </w:rPr>
+        <w:t>São</w:t>
+      </w:r>
+      <w:proofErr w:type="spellEnd"/>
+      <w:r>
+        <w:rPr>
+          <w:szCs w:val="24"/>
+        </w:rPr>
+        <w:t xml:space="preserve"> Paulo, SP, Brasil: </w:t>
+      </w:r>
+      <w:proofErr w:type="spellStart"/>
+      <w:r>
+        <w:rPr>
+          <w:szCs w:val="24"/>
+        </w:rPr>
+        <w:t>Blucher</w:t>
+      </w:r>
+      <w:proofErr w:type="spellEnd"/>
+      <w:r>
+        <w:rPr>
+          <w:szCs w:val="24"/>
+        </w:rPr>
+        <w:t>, 2003. ISBN 9788521214922. Disponível em: https://search.ebscohost.com/login.aspx?direct=true&amp;db=nlebk&amp;AN=2202168&amp;lang=pt-br&amp;site=ehost-live. Acesso em: 1 set. 2024.</w:t>
       </w:r>
     </w:p>
     <w:p>
@@ -6890,7 +7681,39 @@
           <w:szCs w:val="24"/>
           <w:lang w:val="en-US"/>
         </w:rPr>
-        <w:t>São Paulo: Novatec Editora, 2008.</w:t>
+        <w:t xml:space="preserve">São Paulo: </w:t>
+      </w:r>
+      <w:proofErr w:type="spellStart"/>
+      <w:r>
+        <w:rPr>
+          <w:szCs w:val="24"/>
+          <w:lang w:val="en-US"/>
+        </w:rPr>
+        <w:t>Novatec</w:t>
+      </w:r>
+      <w:proofErr w:type="spellEnd"/>
+      <w:r>
+        <w:rPr>
+          <w:szCs w:val="24"/>
+          <w:lang w:val="en-US"/>
+        </w:rPr>
+        <w:t xml:space="preserve"> </w:t>
+      </w:r>
+      <w:proofErr w:type="spellStart"/>
+      <w:r>
+        <w:rPr>
+          <w:szCs w:val="24"/>
+          <w:lang w:val="en-US"/>
+        </w:rPr>
+        <w:t>Editora</w:t>
+      </w:r>
+      <w:proofErr w:type="spellEnd"/>
+      <w:r>
+        <w:rPr>
+          <w:szCs w:val="24"/>
+          <w:lang w:val="en-US"/>
+        </w:rPr>
+        <w:t>, 2008.</w:t>
       </w:r>
     </w:p>
     <w:p>
@@ -6944,12 +7767,37 @@
         </w:rPr>
         <w:t xml:space="preserve">. </w:t>
       </w:r>
+      <w:proofErr w:type="spellStart"/>
       <w:r>
         <w:rPr>
           <w:szCs w:val="24"/>
           <w:lang w:val="en-US"/>
         </w:rPr>
-        <w:t>Acesso em: 2 set. 2024.</w:t>
+        <w:t>Acesso</w:t>
+      </w:r>
+      <w:proofErr w:type="spellEnd"/>
+      <w:r>
+        <w:rPr>
+          <w:szCs w:val="24"/>
+          <w:lang w:val="en-US"/>
+        </w:rPr>
+        <w:t xml:space="preserve"> </w:t>
+      </w:r>
+      <w:proofErr w:type="spellStart"/>
+      <w:r>
+        <w:rPr>
+          <w:szCs w:val="24"/>
+          <w:lang w:val="en-US"/>
+        </w:rPr>
+        <w:t>em</w:t>
+      </w:r>
+      <w:proofErr w:type="spellEnd"/>
+      <w:r>
+        <w:rPr>
+          <w:szCs w:val="24"/>
+          <w:lang w:val="en-US"/>
+        </w:rPr>
+        <w:t>: 2 set. 2024.</w:t>
       </w:r>
     </w:p>
     <w:p>
@@ -7010,7 +7858,23 @@
           <w:szCs w:val="24"/>
           <w:lang w:val="en-US"/>
         </w:rPr>
-        <w:t xml:space="preserve">, v. 5, n. 11, p. 698, nov. 2020. </w:t>
+        <w:t xml:space="preserve">, v. 5, n. 11, p. 698, </w:t>
+      </w:r>
+      <w:proofErr w:type="spellStart"/>
+      <w:r>
+        <w:rPr>
+          <w:szCs w:val="24"/>
+          <w:lang w:val="en-US"/>
+        </w:rPr>
+        <w:t>nov.</w:t>
+      </w:r>
+      <w:proofErr w:type="spellEnd"/>
+      <w:r>
+        <w:rPr>
+          <w:szCs w:val="24"/>
+          <w:lang w:val="en-US"/>
+        </w:rPr>
+        <w:t xml:space="preserve"> 2020. </w:t>
       </w:r>
       <w:r>
         <w:rPr>
@@ -7044,7 +7908,21 @@
         <w:rPr>
           <w:szCs w:val="24"/>
         </w:rPr>
-        <w:t xml:space="preserve">AMAZON WEB SERVICES. O que é uma API?. Disponível em: </w:t>
+        <w:t xml:space="preserve">AMAZON WEB SERVICES. O que é uma </w:t>
+      </w:r>
+      <w:proofErr w:type="gramStart"/>
+      <w:r>
+        <w:rPr>
+          <w:szCs w:val="24"/>
+        </w:rPr>
+        <w:t>API?.</w:t>
+      </w:r>
+      <w:proofErr w:type="gramEnd"/>
+      <w:r>
+        <w:rPr>
+          <w:szCs w:val="24"/>
+        </w:rPr>
+        <w:t xml:space="preserve"> Disponível em: </w:t>
       </w:r>
       <w:hyperlink r:id="rId29" w:tgtFrame="_new" w:history="1">
         <w:r>
@@ -7155,23 +8033,40 @@
       <w:r>
         <w:rPr>
           <w:szCs w:val="24"/>
-          <w:lang w:val="en-US"/>
         </w:rPr>
         <w:t xml:space="preserve">OPENSTREETMAP. </w:t>
       </w:r>
+      <w:proofErr w:type="spellStart"/>
       <w:r>
         <w:rPr>
           <w:i/>
           <w:iCs/>
           <w:szCs w:val="24"/>
-          <w:lang w:val="en-US"/>
-        </w:rPr>
-        <w:t>About OpenStreetMap</w:t>
-      </w:r>
-      <w:r>
-        <w:rPr>
-          <w:szCs w:val="24"/>
-          <w:lang w:val="en-US"/>
+        </w:rPr>
+        <w:t>About</w:t>
+      </w:r>
+      <w:proofErr w:type="spellEnd"/>
+      <w:r>
+        <w:rPr>
+          <w:i/>
+          <w:iCs/>
+          <w:szCs w:val="24"/>
+        </w:rPr>
+        <w:t xml:space="preserve"> </w:t>
+      </w:r>
+      <w:proofErr w:type="spellStart"/>
+      <w:r>
+        <w:rPr>
+          <w:i/>
+          <w:iCs/>
+          <w:szCs w:val="24"/>
+        </w:rPr>
+        <w:t>OpenStreetMap</w:t>
+      </w:r>
+      <w:proofErr w:type="spellEnd"/>
+      <w:r>
+        <w:rPr>
+          <w:szCs w:val="24"/>
         </w:rPr>
         <w:t xml:space="preserve">. Disponível em: </w:t>
       </w:r>
@@ -7180,7 +8075,6 @@
           <w:rPr>
             <w:rStyle w:val="Hyperlink"/>
             <w:szCs w:val="24"/>
-            <w:lang w:val="en-US"/>
           </w:rPr>
           <w:t>https://www.openstreetmap.org/about</w:t>
         </w:r>
@@ -7188,7 +8082,6 @@
       <w:r>
         <w:rPr>
           <w:szCs w:val="24"/>
-          <w:lang w:val="en-US"/>
         </w:rPr>
         <w:t xml:space="preserve">. </w:t>
       </w:r>
@@ -7218,33 +8111,61 @@
           <w:iCs/>
           <w:szCs w:val="24"/>
         </w:rPr>
-        <w:t>IEEE Pervasive Computing</w:t>
-      </w:r>
-      <w:r>
-        <w:rPr>
-          <w:szCs w:val="24"/>
-        </w:rPr>
-        <w:t>, v. 7, p. 12-18, 2008.</w:t>
-      </w:r>
-    </w:p>
-    <w:p>
-      <w:pPr>
-        <w:rPr>
-          <w:szCs w:val="24"/>
-        </w:rPr>
-      </w:pPr>
-      <w:r>
-        <w:rPr>
-          <w:szCs w:val="24"/>
-        </w:rPr>
-        <w:t xml:space="preserve">MAPTILER. </w:t>
-      </w:r>
+        <w:t xml:space="preserve">IEEE </w:t>
+      </w:r>
+      <w:proofErr w:type="spellStart"/>
       <w:r>
         <w:rPr>
           <w:i/>
           <w:iCs/>
           <w:szCs w:val="24"/>
         </w:rPr>
+        <w:t>Pervasive</w:t>
+      </w:r>
+      <w:proofErr w:type="spellEnd"/>
+      <w:r>
+        <w:rPr>
+          <w:i/>
+          <w:iCs/>
+          <w:szCs w:val="24"/>
+        </w:rPr>
+        <w:t xml:space="preserve"> </w:t>
+      </w:r>
+      <w:proofErr w:type="spellStart"/>
+      <w:r>
+        <w:rPr>
+          <w:i/>
+          <w:iCs/>
+          <w:szCs w:val="24"/>
+        </w:rPr>
+        <w:t>Computing</w:t>
+      </w:r>
+      <w:proofErr w:type="spellEnd"/>
+      <w:r>
+        <w:rPr>
+          <w:szCs w:val="24"/>
+        </w:rPr>
+        <w:t>, v. 7, p. 12-18, 2008.</w:t>
+      </w:r>
+    </w:p>
+    <w:p>
+      <w:pPr>
+        <w:rPr>
+          <w:szCs w:val="24"/>
+        </w:rPr>
+      </w:pPr>
+      <w:r>
+        <w:rPr>
+          <w:szCs w:val="24"/>
+        </w:rPr>
+        <w:t xml:space="preserve">MAPTILER. </w:t>
+      </w:r>
+      <w:r>
+        <w:rPr>
+          <w:i/>
+          <w:iCs/>
+          <w:szCs w:val="24"/>
+        </w:rPr>
         <w:t>Copyright</w:t>
       </w:r>
       <w:r>
@@ -7304,9 +8225,186 @@
         <w:t>. Acesso em: 8 set. 2024.</w:t>
       </w:r>
     </w:p>
+    <w:p>
+      <w:pPr>
+        <w:rPr>
+          <w:szCs w:val="24"/>
+        </w:rPr>
+      </w:pPr>
+      <w:r>
+        <w:rPr>
+          <w:b/>
+          <w:bCs/>
+          <w:szCs w:val="24"/>
+        </w:rPr>
+        <w:t>IBGE – Instituto Brasileiro de Geografia e Estatística.</w:t>
+      </w:r>
+      <w:r>
+        <w:rPr>
+          <w:szCs w:val="24"/>
+        </w:rPr>
+        <w:t xml:space="preserve"> Florianópolis. Disponível em: </w:t>
+      </w:r>
+      <w:hyperlink r:id="rId35" w:tgtFrame="_new" w:history="1">
+        <w:r>
+          <w:rPr>
+            <w:rStyle w:val="Hyperlink"/>
+            <w:szCs w:val="24"/>
+          </w:rPr>
+          <w:t>https://www.ibge.gov.br/cidades-e-estados/sc/florianopolis.html</w:t>
+        </w:r>
+      </w:hyperlink>
+      <w:r>
+        <w:rPr>
+          <w:szCs w:val="24"/>
+        </w:rPr>
+        <w:t>. Acesso em: 8 set. 2024.</w:t>
+      </w:r>
+    </w:p>
+    <w:p>
+      <w:pPr>
+        <w:rPr>
+          <w:szCs w:val="24"/>
+        </w:rPr>
+      </w:pPr>
+      <w:r>
+        <w:rPr>
+          <w:b/>
+          <w:bCs/>
+          <w:szCs w:val="24"/>
+        </w:rPr>
+        <w:lastRenderedPageBreak/>
+        <w:t>IGOR, Renato.</w:t>
+      </w:r>
+      <w:r>
+        <w:rPr>
+          <w:szCs w:val="24"/>
+        </w:rPr>
+        <w:t xml:space="preserve"> Principais problemas de Florianópolis são saneamento e mobilidade, aponta pesquisa. </w:t>
+      </w:r>
+      <w:r>
+        <w:rPr>
+          <w:i/>
+          <w:iCs/>
+          <w:szCs w:val="24"/>
+        </w:rPr>
+        <w:t>NSC Total</w:t>
+      </w:r>
+      <w:r>
+        <w:rPr>
+          <w:szCs w:val="24"/>
+        </w:rPr>
+        <w:t xml:space="preserve">, 13 dez. 2022. Disponível em: </w:t>
+      </w:r>
+      <w:hyperlink r:id="rId36" w:tgtFrame="_new" w:history="1">
+        <w:r>
+          <w:rPr>
+            <w:rStyle w:val="Hyperlink"/>
+            <w:szCs w:val="24"/>
+          </w:rPr>
+          <w:t>https://www.nsctotal.com.br/colunistas/renato-igor/principais-problemas-de-florianopolis-sao-saneamento-e-mobilidade-aponta-pesquisa</w:t>
+        </w:r>
+      </w:hyperlink>
+      <w:r>
+        <w:rPr>
+          <w:szCs w:val="24"/>
+        </w:rPr>
+        <w:t>. Acesso em: 8 set. 2024.</w:t>
+      </w:r>
+    </w:p>
+    <w:p>
+      <w:pPr>
+        <w:rPr>
+          <w:szCs w:val="24"/>
+        </w:rPr>
+      </w:pPr>
+    </w:p>
+    <w:p>
+      <w:pPr>
+        <w:pStyle w:val="Ttulo3"/>
+      </w:pPr>
+    </w:p>
+    <w:p/>
+    <w:p>
+      <w:r>
+        <w:t xml:space="preserve">DELLORE, Cesar </w:t>
+      </w:r>
+      <w:proofErr w:type="spellStart"/>
+      <w:r>
+        <w:t>Brumini</w:t>
+      </w:r>
+      <w:proofErr w:type="spellEnd"/>
+      <w:r>
+        <w:t>. Araribá Mais: Geografia. Editora Moderna, 1ª Ed, São Paulo, 2018. 6º ao 9º. PNLD 2020</w:t>
+      </w:r>
+    </w:p>
+    <w:p>
+      <w:r>
+        <w:rPr>
+          <w:b/>
+          <w:bCs/>
+        </w:rPr>
+        <w:t xml:space="preserve">SMEG, </w:t>
+      </w:r>
+      <w:r>
+        <w:t>Secretaria Municipal De Educação De Goiânia.</w:t>
+      </w:r>
+      <w:r>
+        <w:rPr>
+          <w:b/>
+          <w:bCs/>
+        </w:rPr>
+        <w:t xml:space="preserve"> </w:t>
+      </w:r>
+      <w:r>
+        <w:t xml:space="preserve">Os principais problemas urbanos. </w:t>
+      </w:r>
+      <w:r>
+        <w:rPr>
+          <w:i/>
+          <w:iCs/>
+        </w:rPr>
+        <w:t>Conexão Escola</w:t>
+      </w:r>
+      <w:r>
+        <w:t xml:space="preserve">, 2024. Disponível em: </w:t>
+      </w:r>
+      <w:hyperlink r:id="rId37" w:tgtFrame="_new" w:history="1">
+        <w:r>
+          <w:rPr>
+            <w:rStyle w:val="Hyperlink"/>
+          </w:rPr>
+          <w:t>https://sme.goiania.go.gov.br/conexaoescola/eaja/geografia-os-principais-problemas-urbanos/</w:t>
+        </w:r>
+      </w:hyperlink>
+      <w:r>
+        <w:t>. Acesso em: 8 set. 2024.</w:t>
+      </w:r>
+    </w:p>
+    <w:p>
+      <w:r>
+        <w:t xml:space="preserve">FARIAS, </w:t>
+      </w:r>
+      <w:proofErr w:type="spellStart"/>
+      <w:r>
+        <w:t>Flaubi</w:t>
+      </w:r>
+      <w:proofErr w:type="spellEnd"/>
+      <w:r>
+        <w:t xml:space="preserve">. Site responsivo: o que é, como funciona e por que você precisa de um. RD </w:t>
+      </w:r>
+      <w:proofErr w:type="spellStart"/>
+      <w:r>
+        <w:t>Station</w:t>
+      </w:r>
+      <w:proofErr w:type="spellEnd"/>
+      <w:r>
+        <w:t>, 12 ago. 2020. Disponível em: https://www.rdstation.com/blog/marketing/site-responsivo/. Acesso em: 8 set. 2024.</w:t>
+      </w:r>
+    </w:p>
     <w:sectPr>
-      <w:headerReference w:type="even" r:id="rId35"/>
-      <w:headerReference w:type="default" r:id="rId36"/>
+      <w:headerReference w:type="even" r:id="rId38"/>
+      <w:headerReference w:type="default" r:id="rId39"/>
       <w:type w:val="oddPage"/>
       <w:pgSz w:w="11907" w:h="16840" w:code="9"/>
       <w:pgMar w:top="1701" w:right="1134" w:bottom="1134" w:left="1701" w:header="1134" w:footer="1134" w:gutter="0"/>
@@ -8545,6 +9643,120 @@
     </w:lvl>
   </w:abstractNum>
   <w:abstractNum w:abstractNumId="10" w15:restartNumberingAfterBreak="0">
+    <w:nsid w:val="576D4771"/>
+    <w:multiLevelType w:val="hybridMultilevel"/>
+    <w:tmpl w:val="545CA4CC"/>
+    <w:lvl w:ilvl="0" w:tplc="BA447428">
+      <w:start w:val="1"/>
+      <w:numFmt w:val="bullet"/>
+      <w:pStyle w:val="PargrafodaLista"/>
+      <w:lvlText w:val=""/>
+      <w:lvlJc w:val="left"/>
+      <w:pPr>
+        <w:ind w:left="1569" w:hanging="360"/>
+      </w:pPr>
+      <w:rPr>
+        <w:rFonts w:ascii="Symbol" w:hAnsi="Symbol" w:hint="default"/>
+      </w:rPr>
+    </w:lvl>
+    <w:lvl w:ilvl="1" w:tplc="04160003" w:tentative="1">
+      <w:start w:val="1"/>
+      <w:numFmt w:val="bullet"/>
+      <w:lvlText w:val="o"/>
+      <w:lvlJc w:val="left"/>
+      <w:pPr>
+        <w:ind w:left="2289" w:hanging="360"/>
+      </w:pPr>
+      <w:rPr>
+        <w:rFonts w:ascii="Courier New" w:hAnsi="Courier New" w:cs="Courier New" w:hint="default"/>
+      </w:rPr>
+    </w:lvl>
+    <w:lvl w:ilvl="2" w:tplc="04160005" w:tentative="1">
+      <w:start w:val="1"/>
+      <w:numFmt w:val="bullet"/>
+      <w:lvlText w:val=""/>
+      <w:lvlJc w:val="left"/>
+      <w:pPr>
+        <w:ind w:left="3009" w:hanging="360"/>
+      </w:pPr>
+      <w:rPr>
+        <w:rFonts w:ascii="Wingdings" w:hAnsi="Wingdings" w:hint="default"/>
+      </w:rPr>
+    </w:lvl>
+    <w:lvl w:ilvl="3" w:tplc="04160001" w:tentative="1">
+      <w:start w:val="1"/>
+      <w:numFmt w:val="bullet"/>
+      <w:lvlText w:val=""/>
+      <w:lvlJc w:val="left"/>
+      <w:pPr>
+        <w:ind w:left="3729" w:hanging="360"/>
+      </w:pPr>
+      <w:rPr>
+        <w:rFonts w:ascii="Symbol" w:hAnsi="Symbol" w:hint="default"/>
+      </w:rPr>
+    </w:lvl>
+    <w:lvl w:ilvl="4" w:tplc="04160003" w:tentative="1">
+      <w:start w:val="1"/>
+      <w:numFmt w:val="bullet"/>
+      <w:lvlText w:val="o"/>
+      <w:lvlJc w:val="left"/>
+      <w:pPr>
+        <w:ind w:left="4449" w:hanging="360"/>
+      </w:pPr>
+      <w:rPr>
+        <w:rFonts w:ascii="Courier New" w:hAnsi="Courier New" w:cs="Courier New" w:hint="default"/>
+      </w:rPr>
+    </w:lvl>
+    <w:lvl w:ilvl="5" w:tplc="04160005" w:tentative="1">
+      <w:start w:val="1"/>
+      <w:numFmt w:val="bullet"/>
+      <w:lvlText w:val=""/>
+      <w:lvlJc w:val="left"/>
+      <w:pPr>
+        <w:ind w:left="5169" w:hanging="360"/>
+      </w:pPr>
+      <w:rPr>
+        <w:rFonts w:ascii="Wingdings" w:hAnsi="Wingdings" w:hint="default"/>
+      </w:rPr>
+    </w:lvl>
+    <w:lvl w:ilvl="6" w:tplc="04160001" w:tentative="1">
+      <w:start w:val="1"/>
+      <w:numFmt w:val="bullet"/>
+      <w:lvlText w:val=""/>
+      <w:lvlJc w:val="left"/>
+      <w:pPr>
+        <w:ind w:left="5889" w:hanging="360"/>
+      </w:pPr>
+      <w:rPr>
+        <w:rFonts w:ascii="Symbol" w:hAnsi="Symbol" w:hint="default"/>
+      </w:rPr>
+    </w:lvl>
+    <w:lvl w:ilvl="7" w:tplc="04160003" w:tentative="1">
+      <w:start w:val="1"/>
+      <w:numFmt w:val="bullet"/>
+      <w:lvlText w:val="o"/>
+      <w:lvlJc w:val="left"/>
+      <w:pPr>
+        <w:ind w:left="6609" w:hanging="360"/>
+      </w:pPr>
+      <w:rPr>
+        <w:rFonts w:ascii="Courier New" w:hAnsi="Courier New" w:cs="Courier New" w:hint="default"/>
+      </w:rPr>
+    </w:lvl>
+    <w:lvl w:ilvl="8" w:tplc="04160005" w:tentative="1">
+      <w:start w:val="1"/>
+      <w:numFmt w:val="bullet"/>
+      <w:lvlText w:val=""/>
+      <w:lvlJc w:val="left"/>
+      <w:pPr>
+        <w:ind w:left="7329" w:hanging="360"/>
+      </w:pPr>
+      <w:rPr>
+        <w:rFonts w:ascii="Wingdings" w:hAnsi="Wingdings" w:hint="default"/>
+      </w:rPr>
+    </w:lvl>
+  </w:abstractNum>
+  <w:abstractNum w:abstractNumId="11" w15:restartNumberingAfterBreak="0">
     <w:nsid w:val="5794174C"/>
     <w:multiLevelType w:val="multilevel"/>
     <w:tmpl w:val="3DD2026A"/>
@@ -8640,7 +9852,7 @@
       </w:pPr>
     </w:lvl>
   </w:abstractNum>
-  <w:abstractNum w:abstractNumId="11" w15:restartNumberingAfterBreak="0">
+  <w:abstractNum w:abstractNumId="12" w15:restartNumberingAfterBreak="0">
     <w:nsid w:val="6AB56586"/>
     <w:multiLevelType w:val="hybridMultilevel"/>
     <w:tmpl w:val="1DD82A9A"/>
@@ -8729,7 +9941,7 @@
       </w:pPr>
     </w:lvl>
   </w:abstractNum>
-  <w:abstractNum w:abstractNumId="12" w15:restartNumberingAfterBreak="0">
+  <w:abstractNum w:abstractNumId="13" w15:restartNumberingAfterBreak="0">
     <w:nsid w:val="6EC41A5D"/>
     <w:multiLevelType w:val="hybridMultilevel"/>
     <w:tmpl w:val="0F8A7ED8"/>
@@ -8818,7 +10030,7 @@
       </w:pPr>
     </w:lvl>
   </w:abstractNum>
-  <w:abstractNum w:abstractNumId="13" w15:restartNumberingAfterBreak="0">
+  <w:abstractNum w:abstractNumId="14" w15:restartNumberingAfterBreak="0">
     <w:nsid w:val="7CC867D9"/>
     <w:multiLevelType w:val="hybridMultilevel"/>
     <w:tmpl w:val="C1A0B2AA"/>
@@ -8907,7 +10119,7 @@
       </w:pPr>
     </w:lvl>
   </w:abstractNum>
-  <w:abstractNum w:abstractNumId="14" w15:restartNumberingAfterBreak="0">
+  <w:abstractNum w:abstractNumId="15" w15:restartNumberingAfterBreak="0">
     <w:nsid w:val="7D002EE3"/>
     <w:multiLevelType w:val="hybridMultilevel"/>
     <w:tmpl w:val="507C2DD0"/>
@@ -8997,7 +10209,7 @@
       </w:pPr>
     </w:lvl>
   </w:abstractNum>
-  <w:abstractNum w:abstractNumId="15" w15:restartNumberingAfterBreak="0">
+  <w:abstractNum w:abstractNumId="16" w15:restartNumberingAfterBreak="0">
     <w:nsid w:val="7FE84A51"/>
     <w:multiLevelType w:val="hybridMultilevel"/>
     <w:tmpl w:val="C97AEF1A"/>
@@ -9093,16 +10305,16 @@
     <w:abstractNumId w:val="0"/>
   </w:num>
   <w:num w:numId="3" w16cid:durableId="1998729329">
-    <w:abstractNumId w:val="11"/>
+    <w:abstractNumId w:val="12"/>
   </w:num>
   <w:num w:numId="4" w16cid:durableId="1893345794">
-    <w:abstractNumId w:val="13"/>
+    <w:abstractNumId w:val="14"/>
   </w:num>
   <w:num w:numId="5" w16cid:durableId="2014720277">
-    <w:abstractNumId w:val="15"/>
+    <w:abstractNumId w:val="16"/>
   </w:num>
   <w:num w:numId="6" w16cid:durableId="704602211">
-    <w:abstractNumId w:val="10"/>
+    <w:abstractNumId w:val="11"/>
   </w:num>
   <w:num w:numId="7" w16cid:durableId="1242760292">
     <w:abstractNumId w:val="6"/>
@@ -9126,13 +10338,16 @@
     <w:abstractNumId w:val="4"/>
   </w:num>
   <w:num w:numId="14" w16cid:durableId="1523520064">
-    <w:abstractNumId w:val="14"/>
+    <w:abstractNumId w:val="15"/>
   </w:num>
   <w:num w:numId="15" w16cid:durableId="1102141344">
-    <w:abstractNumId w:val="12"/>
+    <w:abstractNumId w:val="13"/>
   </w:num>
   <w:num w:numId="16" w16cid:durableId="2124880581">
     <w:abstractNumId w:val="7"/>
+  </w:num>
+  <w:num w:numId="17" w16cid:durableId="1082264381">
+    <w:abstractNumId w:val="10"/>
   </w:num>
 </w:numbering>
 </file>
@@ -9787,7 +11002,6 @@
   <w:style w:type="character" w:default="1" w:styleId="Fontepargpadro">
     <w:name w:val="Default Paragraph Font"/>
     <w:uiPriority w:val="1"/>
-    <w:semiHidden/>
     <w:unhideWhenUsed/>
   </w:style>
   <w:style w:type="table" w:default="1" w:styleId="Tabelanormal">
@@ -10268,12 +11482,14 @@
     <w:autoRedefine/>
     <w:uiPriority w:val="34"/>
     <w:qFormat/>
-    <w:rsid w:val="00507C5B"/>
+    <w:rsid w:val="00BC7588"/>
     <w:pPr>
+      <w:numPr>
+        <w:numId w:val="17"/>
+      </w:numPr>
       <w:spacing w:line="240" w:lineRule="auto"/>
-      <w:ind w:firstLine="0"/>
       <w:contextualSpacing/>
-      <w:jc w:val="center"/>
+      <w:jc w:val="left"/>
     </w:pPr>
   </w:style>
   <w:style w:type="character" w:styleId="Refdecomentrio">
@@ -11091,17 +12307,17 @@
 <file path=customXml/itemProps3.xml><?xml version="1.0" encoding="utf-8"?>
 <ds:datastoreItem xmlns:ds="http://schemas.openxmlformats.org/officeDocument/2006/customXml" ds:itemID="{74AD157C-1D73-4DC2-B2B5-0CA82C9C3AED}">
   <ds:schemaRefs>
+    <ds:schemaRef ds:uri="http://www.w3.org/XML/1998/namespace"/>
+    <ds:schemaRef ds:uri="http://schemas.microsoft.com/office/2006/documentManagement/types"/>
+    <ds:schemaRef ds:uri="http://purl.org/dc/dcmitype/"/>
+    <ds:schemaRef ds:uri="http://schemas.openxmlformats.org/package/2006/metadata/core-properties"/>
+    <ds:schemaRef ds:uri="http://purl.org/dc/terms/"/>
+    <ds:schemaRef ds:uri="http://schemas.microsoft.com/sharepoint/v3"/>
+    <ds:schemaRef ds:uri="9d3905d4-f008-4ae0-8ecf-c0fcf643c7ce"/>
     <ds:schemaRef ds:uri="http://purl.org/dc/elements/1.1/"/>
+    <ds:schemaRef ds:uri="http://schemas.microsoft.com/office/infopath/2007/PartnerControls"/>
+    <ds:schemaRef ds:uri="dc236bd3-22a1-40fd-b120-f4bf2cfb02e5"/>
     <ds:schemaRef ds:uri="http://schemas.microsoft.com/office/2006/metadata/properties"/>
-    <ds:schemaRef ds:uri="http://schemas.microsoft.com/office/infopath/2007/PartnerControls"/>
-    <ds:schemaRef ds:uri="9d3905d4-f008-4ae0-8ecf-c0fcf643c7ce"/>
-    <ds:schemaRef ds:uri="http://schemas.openxmlformats.org/package/2006/metadata/core-properties"/>
-    <ds:schemaRef ds:uri="http://schemas.microsoft.com/office/2006/documentManagement/types"/>
-    <ds:schemaRef ds:uri="http://schemas.microsoft.com/sharepoint/v3"/>
-    <ds:schemaRef ds:uri="http://purl.org/dc/dcmitype/"/>
-    <ds:schemaRef ds:uri="dc236bd3-22a1-40fd-b120-f4bf2cfb02e5"/>
-    <ds:schemaRef ds:uri="http://www.w3.org/XML/1998/namespace"/>
-    <ds:schemaRef ds:uri="http://purl.org/dc/terms/"/>
   </ds:schemaRefs>
 </ds:datastoreItem>
 </file>

--- a/reportai-docs/Reportaí.docx
+++ b/reportai-docs/Reportaí.docx
@@ -3285,7 +3285,7 @@
           <w:noProof/>
         </w:rPr>
         <w:drawing>
-          <wp:anchor distT="0" distB="0" distL="0" distR="0" simplePos="0" relativeHeight="251657216" behindDoc="0" locked="0" layoutInCell="1" allowOverlap="0" wp14:anchorId="73651F8C" wp14:editId="009C6D51">
+          <wp:anchor distT="0" distB="0" distL="0" distR="0" simplePos="0" relativeHeight="251657216" behindDoc="0" locked="0" layoutInCell="1" allowOverlap="0" wp14:anchorId="73651F8C" wp14:editId="4FDA280E">
             <wp:simplePos x="0" y="0"/>
             <wp:positionH relativeFrom="column">
               <wp:posOffset>56515</wp:posOffset>
@@ -3386,7 +3386,7 @@
           <w:noProof/>
         </w:rPr>
         <w:drawing>
-          <wp:anchor distT="0" distB="0" distL="0" distR="0" simplePos="0" relativeHeight="251658240" behindDoc="0" locked="0" layoutInCell="1" allowOverlap="0" wp14:anchorId="65BDD473" wp14:editId="475E1D72">
+          <wp:anchor distT="0" distB="0" distL="0" distR="0" simplePos="0" relativeHeight="251658240" behindDoc="0" locked="0" layoutInCell="1" allowOverlap="0" wp14:anchorId="65BDD473" wp14:editId="7CAE9013">
             <wp:simplePos x="0" y="0"/>
             <wp:positionH relativeFrom="column">
               <wp:posOffset>50165</wp:posOffset>
@@ -4942,6 +4942,7 @@
       <w:bookmarkEnd w:id="1"/>
       <w:bookmarkEnd w:id="2"/>
     </w:p>
+    <w:p/>
     <w:p>
       <w:pPr>
         <w:rPr>
@@ -4949,71 +4950,596 @@
           <w:szCs w:val="24"/>
         </w:rPr>
       </w:pPr>
-    </w:p>
-    <w:p>
-      <w:r>
-        <w:t>As orientações aqui apresentadas são baseadas em um conjunto de normas elaboradas pela ABNT. Além das normas técnica</w:t>
-      </w:r>
-      <w:r>
-        <w:t>s</w:t>
-      </w:r>
-      <w:r>
-        <w:t>,</w:t>
-      </w:r>
-      <w:r>
-        <w:t xml:space="preserve"> a </w:t>
-      </w:r>
-      <w:r>
-        <w:rPr>
-          <w:rStyle w:val="CitaoChar"/>
-        </w:rPr>
-        <w:t xml:space="preserve">Biblioteca também elaborou </w:t>
-      </w:r>
-      <w:r>
-        <w:rPr>
-          <w:rStyle w:val="CitaoChar"/>
-        </w:rPr>
-        <w:t>uma série de tutoriais</w:t>
-      </w:r>
-      <w:r>
-        <w:rPr>
-          <w:rStyle w:val="CitaoChar"/>
-        </w:rPr>
-        <w:t xml:space="preserve">, guias, </w:t>
-      </w:r>
-      <w:proofErr w:type="spellStart"/>
-      <w:r>
-        <w:rPr>
-          <w:rStyle w:val="CitaoChar"/>
-          <w:i/>
-        </w:rPr>
-        <w:t>templates</w:t>
-      </w:r>
-      <w:proofErr w:type="spellEnd"/>
-      <w:r>
-        <w:rPr>
-          <w:rStyle w:val="CitaoChar"/>
-        </w:rPr>
-        <w:t xml:space="preserve"> os quais estão disponíveis em seu site, no endereço </w:t>
-      </w:r>
-      <w:hyperlink r:id="rId20" w:history="1">
-        <w:r>
-          <w:rPr>
-            <w:rStyle w:val="Hyperlink"/>
-            <w:color w:val="0070C0"/>
-          </w:rPr>
-          <w:t>http://portal.bu.ufsc.br/normalizacao/</w:t>
-        </w:r>
-      </w:hyperlink>
-      <w:r>
-        <w:t>.</w:t>
-      </w:r>
-      <w:r>
+      <w:r>
+        <w:rPr>
+          <w:rFonts w:ascii="Arial" w:hAnsi="Arial" w:cs="Arial"/>
+          <w:szCs w:val="24"/>
+        </w:rPr>
+        <w:t>A grande expansão urbana no Brasil é relativamente recente</w:t>
+      </w:r>
+      <w:r>
+        <w:rPr>
+          <w:rFonts w:ascii="Arial" w:hAnsi="Arial" w:cs="Arial"/>
+          <w:szCs w:val="24"/>
+        </w:rPr>
+        <w:t>. S</w:t>
+      </w:r>
+      <w:r>
+        <w:rPr>
+          <w:rFonts w:ascii="Arial" w:hAnsi="Arial" w:cs="Arial"/>
+          <w:szCs w:val="24"/>
+        </w:rPr>
+        <w:t>egundo BRITO (2005)</w:t>
+      </w:r>
+      <w:r>
+        <w:rPr>
+          <w:rFonts w:ascii="Arial" w:hAnsi="Arial" w:cs="Arial"/>
+          <w:szCs w:val="24"/>
+        </w:rPr>
+        <w:t xml:space="preserve">, o início da urbanização no </w:t>
+      </w:r>
+      <w:r>
+        <w:rPr>
+          <w:rFonts w:ascii="Arial" w:hAnsi="Arial" w:cs="Arial"/>
+          <w:szCs w:val="24"/>
+        </w:rPr>
+        <w:t>país, o conjunto de mudanças estruturais na economia e na sociedade brasileira, data a partir de 1930</w:t>
+      </w:r>
+      <w:r>
+        <w:rPr>
+          <w:rFonts w:ascii="Arial" w:hAnsi="Arial" w:cs="Arial"/>
+          <w:szCs w:val="24"/>
+        </w:rPr>
+        <w:t xml:space="preserve"> e somente a partir de 1970 a população urbana ultr</w:t>
+      </w:r>
+      <w:r>
+        <w:rPr>
+          <w:rFonts w:ascii="Arial" w:hAnsi="Arial" w:cs="Arial"/>
+          <w:szCs w:val="24"/>
+        </w:rPr>
+        <w:t xml:space="preserve">apassou a população rural. </w:t>
+      </w:r>
+      <w:r>
+        <w:rPr>
+          <w:rFonts w:ascii="Arial" w:hAnsi="Arial" w:cs="Arial"/>
+          <w:szCs w:val="24"/>
+        </w:rPr>
+        <w:t xml:space="preserve">Este crescimento, porém, não </w:t>
+      </w:r>
+      <w:r>
+        <w:rPr>
+          <w:rFonts w:ascii="Arial" w:hAnsi="Arial" w:cs="Arial"/>
+          <w:szCs w:val="24"/>
+        </w:rPr>
+        <w:t>parou no final do século XX, segundo o Relatório Mundial das Cidades, publicado pela ONU-Habitat</w:t>
+      </w:r>
+      <w:r>
+        <w:rPr>
+          <w:rFonts w:ascii="Arial" w:hAnsi="Arial" w:cs="Arial"/>
+          <w:szCs w:val="24"/>
+        </w:rPr>
+        <w:t xml:space="preserve">, espera-se que a população urbana represente </w:t>
+      </w:r>
+      <w:r>
+        <w:rPr>
+          <w:rFonts w:ascii="Arial" w:hAnsi="Arial" w:cs="Arial"/>
+          <w:szCs w:val="24"/>
+        </w:rPr>
+        <w:t>68% da população mundial até 2050.</w:t>
+      </w:r>
+    </w:p>
+    <w:p>
+      <w:pPr>
+        <w:rPr>
+          <w:rFonts w:ascii="Arial" w:hAnsi="Arial" w:cs="Arial"/>
+          <w:szCs w:val="24"/>
+        </w:rPr>
+      </w:pPr>
+      <w:r>
+        <w:rPr>
+          <w:rFonts w:ascii="Arial" w:hAnsi="Arial" w:cs="Arial"/>
+          <w:szCs w:val="24"/>
+        </w:rPr>
+        <w:t xml:space="preserve">O crescimento acelerado dos centros urbanos </w:t>
+      </w:r>
+      <w:r>
+        <w:rPr>
+          <w:rFonts w:ascii="Arial" w:hAnsi="Arial" w:cs="Arial"/>
+          <w:szCs w:val="24"/>
+        </w:rPr>
+        <w:t xml:space="preserve">soluciona muitos problemas </w:t>
+      </w:r>
+      <w:r>
+        <w:rPr>
+          <w:rFonts w:ascii="Arial" w:hAnsi="Arial" w:cs="Arial"/>
+          <w:szCs w:val="24"/>
+        </w:rPr>
+        <w:t xml:space="preserve">públicos como alocação e acessibilidade, porém também possui seus desafios. Segundo </w:t>
+      </w:r>
+      <w:r>
+        <w:rPr>
+          <w:rFonts w:ascii="Arial" w:hAnsi="Arial" w:cs="Arial"/>
+          <w:szCs w:val="24"/>
+        </w:rPr>
+        <w:t>KRAUSZ</w:t>
+      </w:r>
+      <w:r>
+        <w:rPr>
+          <w:rFonts w:ascii="Arial" w:hAnsi="Arial" w:cs="Arial"/>
+          <w:szCs w:val="24"/>
+        </w:rPr>
+        <w:t xml:space="preserve"> (2006), </w:t>
+      </w:r>
+      <w:r>
+        <w:rPr>
+          <w:rFonts w:ascii="Arial" w:hAnsi="Arial" w:cs="Arial"/>
+          <w:szCs w:val="24"/>
+        </w:rPr>
+        <w:t xml:space="preserve">há casos em que </w:t>
+      </w:r>
+      <w:r>
+        <w:rPr>
+          <w:rFonts w:ascii="Arial" w:hAnsi="Arial" w:cs="Arial"/>
+          <w:szCs w:val="24"/>
+        </w:rPr>
+        <w:t xml:space="preserve">a população nas cidades cresce e o desenvolvimento urbano não acompanha este crescimento, resultando em uma população com </w:t>
+      </w:r>
+      <w:r>
+        <w:rPr>
+          <w:rFonts w:ascii="Arial" w:hAnsi="Arial" w:cs="Arial"/>
+          <w:szCs w:val="24"/>
+        </w:rPr>
+        <w:t xml:space="preserve">pouco acesso a benefícios como educação, </w:t>
+      </w:r>
+      <w:r>
+        <w:rPr>
+          <w:rFonts w:ascii="Arial" w:hAnsi="Arial" w:cs="Arial"/>
+          <w:szCs w:val="24"/>
+        </w:rPr>
+        <w:t xml:space="preserve">saneamento e empregos, resultando </w:t>
+      </w:r>
+      <w:r>
+        <w:rPr>
+          <w:rFonts w:ascii="Arial" w:hAnsi="Arial" w:cs="Arial"/>
+          <w:szCs w:val="24"/>
+        </w:rPr>
+        <w:t xml:space="preserve">na deterioração da qualidade de vida urbana. </w:t>
+      </w:r>
+      <w:r>
+        <w:rPr>
+          <w:rFonts w:ascii="Arial" w:hAnsi="Arial" w:cs="Arial"/>
+          <w:szCs w:val="24"/>
+        </w:rPr>
+        <w:t xml:space="preserve">Segundo </w:t>
+      </w:r>
+      <w:r>
+        <w:rPr>
+          <w:rFonts w:ascii="Arial" w:hAnsi="Arial" w:cs="Arial"/>
+          <w:szCs w:val="24"/>
+        </w:rPr>
+        <w:t xml:space="preserve">o Instituto Pólis (2016), a ausência de planejamento urbano </w:t>
+      </w:r>
+      <w:r>
+        <w:rPr>
+          <w:rFonts w:ascii="Arial" w:hAnsi="Arial" w:cs="Arial"/>
+          <w:szCs w:val="24"/>
+        </w:rPr>
+        <w:t>em diversos municípios do país resultou em uma série de problemas públicos, como de</w:t>
+      </w:r>
+      <w:r>
+        <w:rPr>
+          <w:rFonts w:ascii="Arial" w:hAnsi="Arial" w:cs="Arial"/>
+          <w:szCs w:val="24"/>
+        </w:rPr>
+        <w:t xml:space="preserve">sigualdade </w:t>
+      </w:r>
+      <w:r>
+        <w:rPr>
+          <w:rFonts w:ascii="Arial" w:hAnsi="Arial" w:cs="Arial"/>
+          <w:szCs w:val="24"/>
+        </w:rPr>
+        <w:t>sócio territorial</w:t>
+      </w:r>
+      <w:r>
+        <w:rPr>
+          <w:rFonts w:ascii="Arial" w:hAnsi="Arial" w:cs="Arial"/>
+          <w:szCs w:val="24"/>
+        </w:rPr>
+        <w:t xml:space="preserve">, em que a qualidade da infraestrutura </w:t>
+      </w:r>
+      <w:r>
+        <w:rPr>
+          <w:rFonts w:ascii="Arial" w:hAnsi="Arial" w:cs="Arial"/>
+          <w:szCs w:val="24"/>
+        </w:rPr>
+        <w:t>é drasticamente diferente em pontos distintos das cidades.</w:t>
+      </w:r>
+    </w:p>
+    <w:p>
+      <w:pPr>
+        <w:rPr>
+          <w:rFonts w:ascii="Arial" w:hAnsi="Arial" w:cs="Arial"/>
+          <w:szCs w:val="24"/>
+        </w:rPr>
+      </w:pPr>
+      <w:r>
+        <w:rPr>
+          <w:rFonts w:ascii="Arial" w:hAnsi="Arial" w:cs="Arial"/>
+          <w:szCs w:val="24"/>
+        </w:rPr>
+        <w:t xml:space="preserve">Os problemas urbanos vão desde a criação de </w:t>
+      </w:r>
+      <w:r>
+        <w:rPr>
+          <w:rFonts w:ascii="Arial" w:hAnsi="Arial" w:cs="Arial"/>
+          <w:szCs w:val="24"/>
+        </w:rPr>
+        <w:t xml:space="preserve">favelas a problemas mais simples como ruas com buracos e falta de </w:t>
+      </w:r>
+      <w:r>
+        <w:rPr>
+          <w:rFonts w:ascii="Arial" w:hAnsi="Arial" w:cs="Arial"/>
+          <w:szCs w:val="24"/>
+        </w:rPr>
+        <w:t>fiscalização</w:t>
+      </w:r>
+      <w:r>
+        <w:rPr>
+          <w:rFonts w:ascii="Arial" w:hAnsi="Arial" w:cs="Arial"/>
+          <w:szCs w:val="24"/>
+        </w:rPr>
+        <w:t xml:space="preserve"> da infraestrutura</w:t>
+      </w:r>
+      <w:r>
+        <w:rPr>
+          <w:rFonts w:ascii="Arial" w:hAnsi="Arial" w:cs="Arial"/>
+          <w:szCs w:val="24"/>
+        </w:rPr>
+        <w:t xml:space="preserve"> pelas prefeituras. </w:t>
+      </w:r>
+      <w:r>
+        <w:rPr>
+          <w:rFonts w:ascii="Arial" w:hAnsi="Arial" w:cs="Arial"/>
+          <w:szCs w:val="24"/>
+        </w:rPr>
+        <w:t xml:space="preserve">Em um artigo publicado no jornal NSC Total </w:t>
+      </w:r>
+      <w:r>
+        <w:rPr>
+          <w:rFonts w:ascii="Arial" w:hAnsi="Arial" w:cs="Arial"/>
+          <w:szCs w:val="24"/>
+        </w:rPr>
+        <w:t xml:space="preserve">(2023), Luana Amorim relata </w:t>
+      </w:r>
+      <w:r>
+        <w:rPr>
+          <w:rFonts w:ascii="Arial" w:hAnsi="Arial" w:cs="Arial"/>
+          <w:szCs w:val="24"/>
+        </w:rPr>
+        <w:t>casos de moradores de Florianópolis</w:t>
+      </w:r>
+      <w:r>
+        <w:rPr>
+          <w:rFonts w:ascii="Arial" w:hAnsi="Arial" w:cs="Arial"/>
+          <w:szCs w:val="24"/>
+        </w:rPr>
+        <w:t xml:space="preserve">, Santa Catarina, que sofreram dados </w:t>
+      </w:r>
+      <w:r>
+        <w:rPr>
+          <w:rFonts w:ascii="Arial" w:hAnsi="Arial" w:cs="Arial"/>
+          <w:szCs w:val="24"/>
+        </w:rPr>
+        <w:t>físicos por buracos nas calçadas</w:t>
+      </w:r>
+      <w:r>
+        <w:rPr>
+          <w:rFonts w:ascii="Arial" w:hAnsi="Arial" w:cs="Arial"/>
+          <w:szCs w:val="24"/>
+        </w:rPr>
+        <w:t>, além d</w:t>
+      </w:r>
+      <w:r>
+        <w:rPr>
+          <w:rFonts w:ascii="Arial" w:hAnsi="Arial" w:cs="Arial"/>
+          <w:szCs w:val="24"/>
+        </w:rPr>
+        <w:t xml:space="preserve">e motoboys </w:t>
+      </w:r>
+      <w:r>
+        <w:rPr>
+          <w:rFonts w:ascii="Arial" w:hAnsi="Arial" w:cs="Arial"/>
+          <w:szCs w:val="24"/>
+        </w:rPr>
+        <w:t xml:space="preserve">que </w:t>
+      </w:r>
+      <w:r>
+        <w:rPr>
+          <w:rFonts w:ascii="Arial" w:hAnsi="Arial" w:cs="Arial"/>
+          <w:szCs w:val="24"/>
+        </w:rPr>
+        <w:t xml:space="preserve">mencionam a dificuldade de enxergar buracos nas ruas </w:t>
+      </w:r>
+      <w:r>
+        <w:rPr>
+          <w:rFonts w:ascii="Arial" w:hAnsi="Arial" w:cs="Arial"/>
+          <w:szCs w:val="24"/>
+        </w:rPr>
+        <w:t xml:space="preserve">à noite. </w:t>
+      </w:r>
+      <w:r>
+        <w:rPr>
+          <w:rFonts w:ascii="Arial" w:hAnsi="Arial" w:cs="Arial"/>
+          <w:szCs w:val="24"/>
+        </w:rPr>
         <w:t xml:space="preserve"> </w:t>
       </w:r>
-    </w:p>
-    <w:p>
-      <w:pPr>
+      <w:r>
+        <w:rPr>
+          <w:rFonts w:ascii="Arial" w:hAnsi="Arial" w:cs="Arial"/>
+          <w:szCs w:val="24"/>
+        </w:rPr>
+        <w:t>Da mesma forma, Laura Machado (2024), descreve em artigo publicado no jornal ND</w:t>
+      </w:r>
+      <w:r>
+        <w:rPr>
+          <w:rFonts w:ascii="Arial" w:hAnsi="Arial" w:cs="Arial"/>
+          <w:szCs w:val="24"/>
+        </w:rPr>
+        <w:t xml:space="preserve"> Mais, </w:t>
+      </w:r>
+      <w:r>
+        <w:rPr>
+          <w:rFonts w:ascii="Arial" w:hAnsi="Arial" w:cs="Arial"/>
+          <w:szCs w:val="24"/>
+        </w:rPr>
+        <w:t xml:space="preserve">o caso de um acidente envolvendo dois veículos que </w:t>
+      </w:r>
+      <w:r>
+        <w:rPr>
+          <w:rFonts w:ascii="Arial" w:hAnsi="Arial" w:cs="Arial"/>
+          <w:szCs w:val="24"/>
+        </w:rPr>
+        <w:t>caíram em uma cratera no norte da cidade.</w:t>
+      </w:r>
+    </w:p>
+    <w:p>
+      <w:pPr>
+        <w:rPr>
+          <w:rFonts w:ascii="Arial" w:hAnsi="Arial" w:cs="Arial"/>
+          <w:szCs w:val="24"/>
+        </w:rPr>
+      </w:pPr>
+      <w:r>
+        <w:rPr>
+          <w:rFonts w:ascii="Arial" w:hAnsi="Arial" w:cs="Arial"/>
+          <w:szCs w:val="24"/>
+        </w:rPr>
+        <w:t xml:space="preserve">Segundo o </w:t>
+      </w:r>
+      <w:r>
+        <w:rPr>
+          <w:rFonts w:ascii="Arial" w:hAnsi="Arial" w:cs="Arial"/>
+          <w:szCs w:val="24"/>
+        </w:rPr>
+        <w:t>artigo 37, parágrafo 6º</w:t>
+      </w:r>
+      <w:r>
+        <w:rPr>
+          <w:rFonts w:ascii="Arial" w:hAnsi="Arial" w:cs="Arial"/>
+          <w:szCs w:val="24"/>
+        </w:rPr>
+        <w:t xml:space="preserve"> da Constituição Federal, </w:t>
+      </w:r>
+      <w:r>
+        <w:rPr>
+          <w:rFonts w:ascii="Arial" w:hAnsi="Arial" w:cs="Arial"/>
+          <w:szCs w:val="24"/>
+        </w:rPr>
+        <w:t xml:space="preserve">é responsabilidade do Município </w:t>
+      </w:r>
+      <w:r>
+        <w:rPr>
+          <w:rFonts w:ascii="Arial" w:hAnsi="Arial" w:cs="Arial"/>
+          <w:szCs w:val="24"/>
+        </w:rPr>
+        <w:t xml:space="preserve">indenizar </w:t>
+      </w:r>
+      <w:r>
+        <w:rPr>
+          <w:rFonts w:ascii="Arial" w:hAnsi="Arial" w:cs="Arial"/>
+          <w:szCs w:val="24"/>
+        </w:rPr>
+        <w:t>por danos causados a terceiros em razão de suas ações ou omissões</w:t>
+      </w:r>
+      <w:r>
+        <w:rPr>
+          <w:rFonts w:ascii="Arial" w:hAnsi="Arial" w:cs="Arial"/>
+          <w:szCs w:val="24"/>
+        </w:rPr>
+        <w:t xml:space="preserve">. </w:t>
+      </w:r>
+      <w:r>
+        <w:rPr>
+          <w:rFonts w:ascii="Arial" w:hAnsi="Arial" w:cs="Arial"/>
+          <w:szCs w:val="24"/>
+        </w:rPr>
+        <w:t>Estas ações e omissões, porém, segundo KRAUSZ (2006</w:t>
+      </w:r>
+      <w:r>
+        <w:rPr>
+          <w:rFonts w:ascii="Arial" w:hAnsi="Arial" w:cs="Arial"/>
+          <w:szCs w:val="24"/>
+        </w:rPr>
+        <w:t>), precisam</w:t>
+      </w:r>
+      <w:r>
+        <w:rPr>
+          <w:rFonts w:ascii="Arial" w:hAnsi="Arial" w:cs="Arial"/>
+          <w:szCs w:val="24"/>
+        </w:rPr>
+        <w:t xml:space="preserve"> ser provadas, o que nem sempre é uma tarefa simples.</w:t>
+      </w:r>
+      <w:r>
+        <w:rPr>
+          <w:rFonts w:ascii="Arial" w:hAnsi="Arial" w:cs="Arial"/>
+          <w:szCs w:val="24"/>
+        </w:rPr>
+        <w:t xml:space="preserve"> </w:t>
+      </w:r>
+      <w:r>
+        <w:rPr>
+          <w:rFonts w:ascii="Arial" w:hAnsi="Arial" w:cs="Arial"/>
+          <w:szCs w:val="24"/>
+        </w:rPr>
+        <w:t xml:space="preserve">A forma mais comum de </w:t>
+      </w:r>
+      <w:r>
+        <w:rPr>
+          <w:rFonts w:ascii="Arial" w:hAnsi="Arial" w:cs="Arial"/>
+          <w:szCs w:val="24"/>
+        </w:rPr>
+        <w:t xml:space="preserve">comprovação envolve a apresentação de </w:t>
+      </w:r>
+      <w:r>
+        <w:rPr>
+          <w:rFonts w:ascii="Arial" w:hAnsi="Arial" w:cs="Arial"/>
+          <w:szCs w:val="24"/>
+        </w:rPr>
+        <w:t>provas de que a prefeitura recebeu reclamações e foi informada dos problemas que causaram o dano.</w:t>
+      </w:r>
+    </w:p>
+    <w:p>
+      <w:pPr>
+        <w:rPr>
+          <w:rFonts w:ascii="Arial" w:hAnsi="Arial" w:cs="Arial"/>
+          <w:szCs w:val="24"/>
+        </w:rPr>
+      </w:pPr>
+      <w:r>
+        <w:rPr>
+          <w:rFonts w:ascii="Arial" w:hAnsi="Arial" w:cs="Arial"/>
+          <w:szCs w:val="24"/>
+        </w:rPr>
+        <w:lastRenderedPageBreak/>
+        <w:t>Existem diversas formas de reportar um problema público</w:t>
+      </w:r>
+      <w:r>
+        <w:rPr>
+          <w:rFonts w:ascii="Arial" w:hAnsi="Arial" w:cs="Arial"/>
+          <w:szCs w:val="24"/>
+        </w:rPr>
+        <w:t xml:space="preserve">, cada município tem liberdade para implementar a forma que preferir. </w:t>
+      </w:r>
+      <w:r>
+        <w:rPr>
+          <w:rFonts w:ascii="Arial" w:hAnsi="Arial" w:cs="Arial"/>
+          <w:szCs w:val="24"/>
+        </w:rPr>
+        <w:t xml:space="preserve">Porto Alegre, </w:t>
+      </w:r>
+      <w:r>
+        <w:rPr>
+          <w:rFonts w:ascii="Arial" w:hAnsi="Arial" w:cs="Arial"/>
+          <w:szCs w:val="24"/>
+        </w:rPr>
+        <w:t>capital do Rio Grande do Sul, por exemplo, possui um portal online</w:t>
+      </w:r>
+      <w:r>
+        <w:rPr>
+          <w:rFonts w:ascii="Arial" w:hAnsi="Arial" w:cs="Arial"/>
+          <w:szCs w:val="24"/>
+        </w:rPr>
+        <w:t xml:space="preserve"> chamado 156 WEB </w:t>
+      </w:r>
+      <w:r>
+        <w:rPr>
+          <w:rFonts w:ascii="Arial" w:hAnsi="Arial" w:cs="Arial"/>
+          <w:szCs w:val="24"/>
+        </w:rPr>
+        <w:t>(2024)</w:t>
+      </w:r>
+      <w:r>
+        <w:rPr>
+          <w:rFonts w:ascii="Arial" w:hAnsi="Arial" w:cs="Arial"/>
+          <w:szCs w:val="24"/>
+        </w:rPr>
+        <w:t xml:space="preserve"> </w:t>
+      </w:r>
+      <w:r>
+        <w:rPr>
+          <w:rFonts w:ascii="Arial" w:hAnsi="Arial" w:cs="Arial"/>
+          <w:szCs w:val="24"/>
+        </w:rPr>
+        <w:t xml:space="preserve">em que o cidadão pode descrever diversos tipos de </w:t>
+      </w:r>
+      <w:r>
+        <w:rPr>
+          <w:rFonts w:ascii="Arial" w:hAnsi="Arial" w:cs="Arial"/>
+          <w:szCs w:val="24"/>
+        </w:rPr>
+        <w:t xml:space="preserve">problemas. Em Florianópolis, </w:t>
+      </w:r>
+      <w:r>
+        <w:rPr>
+          <w:rFonts w:ascii="Arial" w:hAnsi="Arial" w:cs="Arial"/>
+          <w:szCs w:val="24"/>
+        </w:rPr>
+        <w:t xml:space="preserve">as reclamações podem ser feitas tanto registrando um ticket na ouvidoria </w:t>
+      </w:r>
+      <w:r>
+        <w:rPr>
+          <w:rFonts w:ascii="Arial" w:hAnsi="Arial" w:cs="Arial"/>
+          <w:szCs w:val="24"/>
+        </w:rPr>
+        <w:t>do Governo</w:t>
+      </w:r>
+      <w:r>
+        <w:rPr>
+          <w:rFonts w:ascii="Arial" w:hAnsi="Arial" w:cs="Arial"/>
+          <w:szCs w:val="24"/>
+        </w:rPr>
+        <w:t xml:space="preserve">, quanto </w:t>
+      </w:r>
+      <w:r>
+        <w:rPr>
+          <w:rFonts w:ascii="Arial" w:hAnsi="Arial" w:cs="Arial"/>
+          <w:szCs w:val="24"/>
+        </w:rPr>
+        <w:t xml:space="preserve">pelo telefone diretamente com o órgão público responsável. </w:t>
+      </w:r>
+      <w:r>
+        <w:rPr>
+          <w:rFonts w:ascii="Arial" w:hAnsi="Arial" w:cs="Arial"/>
+          <w:szCs w:val="24"/>
+        </w:rPr>
+        <w:t xml:space="preserve">Em </w:t>
+      </w:r>
+      <w:r>
+        <w:rPr>
+          <w:rFonts w:ascii="Arial" w:hAnsi="Arial" w:cs="Arial"/>
+          <w:szCs w:val="24"/>
+        </w:rPr>
+        <w:t xml:space="preserve">todas as formas, porém, as reclamações são </w:t>
+      </w:r>
+      <w:r>
+        <w:rPr>
+          <w:rFonts w:ascii="Arial" w:hAnsi="Arial" w:cs="Arial"/>
+          <w:szCs w:val="24"/>
+        </w:rPr>
+        <w:t xml:space="preserve">privadas e </w:t>
+      </w:r>
+      <w:r>
+        <w:rPr>
+          <w:rFonts w:ascii="Arial" w:hAnsi="Arial" w:cs="Arial"/>
+          <w:szCs w:val="24"/>
+        </w:rPr>
+        <w:t>não há uma grande divulgação dos meios de acesso.</w:t>
+      </w:r>
+    </w:p>
+    <w:p>
+      <w:pPr>
+        <w:ind w:firstLine="0"/>
         <w:rPr>
           <w:rFonts w:ascii="Arial" w:hAnsi="Arial" w:cs="Arial"/>
         </w:rPr>
@@ -5087,7 +5613,10 @@
     </w:p>
     <w:p>
       <w:r>
-        <w:t>Descrição...</w:t>
+        <w:t xml:space="preserve">Desenvolver um sistema web responsivo para auxiliar a população </w:t>
+      </w:r>
+      <w:r>
+        <w:t>no registro e acompanhamento de problemas urbanos.</w:t>
       </w:r>
     </w:p>
     <w:p>
@@ -5128,24 +5657,69 @@
       </w:pPr>
     </w:p>
     <w:p>
-      <w:r>
-        <w:t>Descrição...</w:t>
-      </w:r>
-    </w:p>
-    <w:p>
-      <w:pPr>
+      <w:pPr>
+        <w:pStyle w:val="SemEspaamento"/>
+      </w:pPr>
+      <w:r>
+        <w:t>Realizar o levantamento de requisitos e criar protótipos de telas para o desenvolvimento do sistema.</w:t>
+      </w:r>
+    </w:p>
+    <w:p>
+      <w:pPr>
+        <w:pStyle w:val="SemEspaamento"/>
+      </w:pPr>
+      <w:r>
+        <w:t>Desenvolver diagramas UML para auxiliar no processo de desenvolvimento.</w:t>
+      </w:r>
+    </w:p>
+    <w:p>
+      <w:pPr>
+        <w:pStyle w:val="SemEspaamento"/>
+      </w:pPr>
+      <w:r>
+        <w:t>Implementar uma aplicação web responsiva.</w:t>
+      </w:r>
+    </w:p>
+    <w:p>
+      <w:pPr>
+        <w:pStyle w:val="SemEspaamento"/>
+      </w:pPr>
+      <w:r>
+        <w:t>Conduzir testes no sistema para assegurar a qualidade para o usuário final.</w:t>
+      </w:r>
+    </w:p>
+    <w:p>
+      <w:pPr>
+        <w:pStyle w:val="SemEspaamento"/>
         <w:rPr>
           <w:rFonts w:ascii="Arial" w:hAnsi="Arial" w:cs="Arial"/>
           <w:szCs w:val="24"/>
         </w:rPr>
       </w:pPr>
       <w:r>
+        <w:t>Realizar pesquisa para validar a ideia do sistema.</w:t>
+      </w:r>
+      <w:r>
         <w:rPr>
           <w:rFonts w:ascii="Arial" w:hAnsi="Arial" w:cs="Arial"/>
           <w:szCs w:val="24"/>
         </w:rPr>
         <w:t xml:space="preserve"> </w:t>
       </w:r>
+    </w:p>
+    <w:p>
+      <w:pPr>
+        <w:pStyle w:val="SemEspaamento"/>
+        <w:numPr>
+          <w:ilvl w:val="0"/>
+          <w:numId w:val="0"/>
+        </w:numPr>
+        <w:ind w:left="1287"/>
+        <w:rPr>
+          <w:rFonts w:ascii="Arial" w:hAnsi="Arial" w:cs="Arial"/>
+          <w:szCs w:val="24"/>
+        </w:rPr>
+      </w:pPr>
     </w:p>
     <w:p>
       <w:pPr>
@@ -5681,151 +6255,153 @@
         <w:pStyle w:val="Ttulo4"/>
       </w:pPr>
       <w:r>
+        <w:t xml:space="preserve"> Javascript</w:t>
+      </w:r>
+    </w:p>
+    <w:p>
+      <w:r>
+        <w:t xml:space="preserve">Embora o nome seja parecido, Javascript não tem relação com Java. Javascript é uma linguagem de programação usada em parceria com o HTML, com a finalidade de criar páginas web interativas (OLIVIERO, 2001). O HTML, como será descrito em seguida, é uma linguagem de marcação que define a estrutura de uma página web, enquanto o Javascript é uma linguagem de programação que define o comportamento da página. No contexto do sistema, Javascript foi utilizado para a criação do </w:t>
+      </w:r>
+      <w:proofErr w:type="spellStart"/>
+      <w:r>
+        <w:t>front-end</w:t>
+      </w:r>
+      <w:proofErr w:type="spellEnd"/>
+      <w:r>
+        <w:t>, que é a parte do sistema que é visível ao usuário, e que permite a interação com o sistema.</w:t>
+      </w:r>
+    </w:p>
+    <w:p/>
+    <w:p>
+      <w:pPr>
+        <w:pStyle w:val="Ttulo3"/>
+      </w:pPr>
+      <w:r>
+        <w:t xml:space="preserve"> </w:t>
+      </w:r>
+      <w:r>
+        <w:t>Linguagens de marcação</w:t>
+      </w:r>
+    </w:p>
+    <w:p/>
+    <w:p>
+      <w:pPr>
+        <w:pStyle w:val="Ttulo4"/>
+      </w:pPr>
+      <w:r>
+        <w:t xml:space="preserve"> </w:t>
+      </w:r>
+      <w:r>
+        <w:t>HTML</w:t>
+      </w:r>
+    </w:p>
+    <w:p>
+      <w:r>
+        <w:t>A</w:t>
+      </w:r>
+      <w:r>
+        <w:t xml:space="preserve"> Web é baseada em três pilares: um esquema de localização de fontes, um protocolo para acessar estas fontes e uma linguagem de marcação para descrever o conteúdo: o HTML (SILVA JÚNIOR, 2013). HTML, sigla para Hypertext Markup </w:t>
+      </w:r>
+      <w:proofErr w:type="spellStart"/>
+      <w:r>
+        <w:t>Language</w:t>
+      </w:r>
+      <w:proofErr w:type="spellEnd"/>
+      <w:r>
+        <w:t>, é uma linguagem utilizada para a publicação de conteúdos variados na Web, como texto, imagem, vídeo e áudio. Baseado no conceito de hipertexto, o HTML organiza elementos — ou nós — conectados entre si. Esses elementos podem incluir palavras, imagens, vídeos, áudio e documentos, formando uma vasta rede de informações interligadas. (SILVA JÚNIOR, 2013)</w:t>
+      </w:r>
+    </w:p>
+    <w:p/>
+    <w:p>
+      <w:pPr>
+        <w:pStyle w:val="Ttulo4"/>
+      </w:pPr>
+      <w:r>
+        <w:t xml:space="preserve"> </w:t>
+      </w:r>
+      <w:r>
+        <w:t>CSS</w:t>
+      </w:r>
+    </w:p>
+    <w:p>
+      <w:r>
+        <w:t xml:space="preserve">Enquanto o HTML é responsável pela estrutura de uma página web, o CSS é responsável pela aparência. CSS, sigla para </w:t>
+      </w:r>
+      <w:proofErr w:type="spellStart"/>
+      <w:r>
+        <w:t>Cascading</w:t>
+      </w:r>
+      <w:proofErr w:type="spellEnd"/>
+      <w:r>
+        <w:t xml:space="preserve"> </w:t>
+      </w:r>
+      <w:proofErr w:type="spellStart"/>
+      <w:r>
+        <w:t>Style</w:t>
+      </w:r>
+      <w:proofErr w:type="spellEnd"/>
+      <w:r>
+        <w:t xml:space="preserve"> </w:t>
+      </w:r>
+      <w:proofErr w:type="spellStart"/>
+      <w:r>
+        <w:t>Sheets</w:t>
+      </w:r>
+      <w:proofErr w:type="spellEnd"/>
+      <w:r>
+        <w:t>, é um mecanismo simples para adicionar estilos, como fontes, cores e espaçamentos, a um documento web (SILVA, 2008). O CSS permite que o desenvolvedor controle a aparência de um site, separando o conteúdo da apresentação. Isso significa que o desenvolvedor pode alterar a aparência de um site sem alterar o conteúdo, tornando a manutenção mais fácil e rápida.</w:t>
+      </w:r>
+    </w:p>
+    <w:p>
+      <w:pPr>
+        <w:pStyle w:val="Ttulo3"/>
+      </w:pPr>
+      <w:r>
+        <w:t xml:space="preserve"> Frameworks</w:t>
+      </w:r>
+    </w:p>
+    <w:p>
+      <w:r>
+        <w:t xml:space="preserve">As linguagens de programação </w:t>
+      </w:r>
+      <w:r>
+        <w:t>são o pilar de qualquer sistema de computação</w:t>
+      </w:r>
+      <w:r>
+        <w:t>, porém</w:t>
+      </w:r>
+      <w:r>
+        <w:t xml:space="preserve">, </w:t>
+      </w:r>
+      <w:r>
+        <w:t xml:space="preserve">um sistema </w:t>
+      </w:r>
+      <w:r>
+        <w:t xml:space="preserve">é muito maior do que uma simples construção, </w:t>
+      </w:r>
+      <w:r>
+        <w:t>seguindo esta analogia</w:t>
+      </w:r>
+      <w:r>
+        <w:t xml:space="preserve">, até um sistema simples seria equivalente a uma cidade inteira de pilares. </w:t>
+      </w:r>
+      <w:r>
+        <w:t>Para isso existe</w:t>
+      </w:r>
+      <w:r>
+        <w:t xml:space="preserve">m os frameworks, que são </w:t>
+      </w:r>
+      <w:r>
+        <w:t xml:space="preserve">construções básicas genéricas e prontas que facilitam o </w:t>
+      </w:r>
+      <w:r>
         <w:lastRenderedPageBreak/>
-        <w:t xml:space="preserve"> Javascript</w:t>
-      </w:r>
-    </w:p>
-    <w:p>
-      <w:r>
-        <w:t xml:space="preserve">Embora o nome seja parecido, Javascript não tem relação com Java. Javascript é uma linguagem de programação usada em parceria com o HTML, com a finalidade de criar páginas web interativas (OLIVIERO, 2001). O HTML, como será descrito em seguida, é uma linguagem de marcação que define a estrutura de uma página web, enquanto o Javascript é uma linguagem de programação que define o comportamento da página. No contexto do sistema, Javascript foi utilizado para a criação do </w:t>
-      </w:r>
-      <w:proofErr w:type="spellStart"/>
-      <w:r>
-        <w:t>front-end</w:t>
-      </w:r>
-      <w:proofErr w:type="spellEnd"/>
-      <w:r>
-        <w:t>, que é a parte do sistema que é visível ao usuário, e que permite a interação com o sistema.</w:t>
-      </w:r>
-    </w:p>
-    <w:p/>
-    <w:p>
-      <w:pPr>
-        <w:pStyle w:val="Ttulo3"/>
-      </w:pPr>
+        <w:t>desenvolvimento.</w:t>
+      </w:r>
       <w:r>
         <w:t xml:space="preserve"> </w:t>
       </w:r>
       <w:r>
-        <w:t>Linguagens de marcação</w:t>
-      </w:r>
-    </w:p>
-    <w:p/>
-    <w:p>
-      <w:pPr>
-        <w:pStyle w:val="Ttulo4"/>
-      </w:pPr>
-      <w:r>
-        <w:t xml:space="preserve"> </w:t>
-      </w:r>
-      <w:r>
-        <w:t>HTML</w:t>
-      </w:r>
-    </w:p>
-    <w:p>
-      <w:r>
-        <w:t>A</w:t>
-      </w:r>
-      <w:r>
-        <w:t xml:space="preserve"> Web é baseada em três pilares: um esquema de localização de fontes, um protocolo para acessar estas fontes e uma linguagem de marcação para descrever o conteúdo: o HTML (SILVA JÚNIOR, 2013). HTML, sigla para Hypertext Markup </w:t>
-      </w:r>
-      <w:proofErr w:type="spellStart"/>
-      <w:r>
-        <w:t>Language</w:t>
-      </w:r>
-      <w:proofErr w:type="spellEnd"/>
-      <w:r>
-        <w:t>, é uma linguagem utilizada para a publicação de conteúdos variados na Web, como texto, imagem, vídeo e áudio. Baseado no conceito de hipertexto, o HTML organiza elementos — ou nós — conectados entre si. Esses elementos podem incluir palavras, imagens, vídeos, áudio e documentos, formando uma vasta rede de informações interligadas. (SILVA JÚNIOR, 2013)</w:t>
-      </w:r>
-    </w:p>
-    <w:p/>
-    <w:p>
-      <w:pPr>
-        <w:pStyle w:val="Ttulo4"/>
-      </w:pPr>
-      <w:r>
-        <w:t xml:space="preserve"> </w:t>
-      </w:r>
-      <w:r>
-        <w:t>CSS</w:t>
-      </w:r>
-    </w:p>
-    <w:p>
-      <w:r>
-        <w:t xml:space="preserve">Enquanto o HTML é responsável pela estrutura de uma página web, o CSS é responsável pela aparência. CSS, sigla para </w:t>
-      </w:r>
-      <w:proofErr w:type="spellStart"/>
-      <w:r>
-        <w:t>Cascading</w:t>
-      </w:r>
-      <w:proofErr w:type="spellEnd"/>
-      <w:r>
-        <w:t xml:space="preserve"> </w:t>
-      </w:r>
-      <w:proofErr w:type="spellStart"/>
-      <w:r>
-        <w:t>Style</w:t>
-      </w:r>
-      <w:proofErr w:type="spellEnd"/>
-      <w:r>
-        <w:t xml:space="preserve"> </w:t>
-      </w:r>
-      <w:proofErr w:type="spellStart"/>
-      <w:r>
-        <w:t>Sheets</w:t>
-      </w:r>
-      <w:proofErr w:type="spellEnd"/>
-      <w:r>
-        <w:t>, é um mecanismo simples para adicionar estilos, como fontes, cores e espaçamentos, a um documento web (SILVA, 2008). O CSS permite que o desenvolvedor controle a aparência de um site, separando o conteúdo da apresentação. Isso significa que o desenvolvedor pode alterar a aparência de um site sem alterar o conteúdo, tornando a manutenção mais fácil e rápida.</w:t>
-      </w:r>
-    </w:p>
-    <w:p>
-      <w:pPr>
-        <w:pStyle w:val="Ttulo3"/>
-      </w:pPr>
-      <w:r>
-        <w:t xml:space="preserve"> Frameworks</w:t>
-      </w:r>
-    </w:p>
-    <w:p>
-      <w:r>
-        <w:t xml:space="preserve">As linguagens de programação </w:t>
-      </w:r>
-      <w:r>
-        <w:t>são o pilar de qualquer sistema de computação</w:t>
-      </w:r>
-      <w:r>
-        <w:t>, porém</w:t>
-      </w:r>
-      <w:r>
-        <w:t xml:space="preserve">, </w:t>
-      </w:r>
-      <w:r>
-        <w:t xml:space="preserve">um sistema </w:t>
-      </w:r>
-      <w:r>
-        <w:t xml:space="preserve">é muito maior do que uma simples construção, </w:t>
-      </w:r>
-      <w:r>
-        <w:t>seguindo esta analogia</w:t>
-      </w:r>
-      <w:r>
-        <w:t xml:space="preserve">, até um sistema simples seria equivalente a uma cidade inteira de pilares. </w:t>
-      </w:r>
-      <w:r>
-        <w:t>Para isso existe</w:t>
-      </w:r>
-      <w:r>
-        <w:t xml:space="preserve">m os frameworks, que são </w:t>
-      </w:r>
-      <w:r>
-        <w:t>construções básicas genéricas e prontas que facilitam o desenvolvimento.</w:t>
-      </w:r>
-      <w:r>
-        <w:t xml:space="preserve"> </w:t>
-      </w:r>
-      <w:r>
-        <w:lastRenderedPageBreak/>
         <w:t>Um framework web é uma estrutura arquitetônica que fornece um ambiente de execução para aplicações web ou suas interfaces de usuário</w:t>
       </w:r>
       <w:r>
@@ -6411,120 +6987,6 @@
         </w:rPr>
         <w:t>, 2014).</w:t>
       </w:r>
-    </w:p>
-    <w:p/>
-    <w:p/>
-    <w:p>
-      <w:pPr>
-        <w:spacing w:line="240" w:lineRule="auto"/>
-        <w:ind w:firstLine="0"/>
-        <w:jc w:val="left"/>
-      </w:pPr>
-      <w:r>
-        <w:tab/>
-        <w:t>8. (</w:t>
-      </w:r>
-      <w:proofErr w:type="spellStart"/>
-      <w:r>
-        <w:t>hmm</w:t>
-      </w:r>
-      <w:proofErr w:type="spellEnd"/>
-      <w:r>
-        <w:t>) testes</w:t>
-      </w:r>
-    </w:p>
-    <w:p>
-      <w:pPr>
-        <w:spacing w:line="240" w:lineRule="auto"/>
-        <w:ind w:firstLine="0"/>
-        <w:jc w:val="left"/>
-      </w:pPr>
-      <w:r>
-        <w:tab/>
-      </w:r>
-      <w:r>
-        <w:tab/>
-        <w:t>1. introdução</w:t>
-      </w:r>
-    </w:p>
-    <w:p>
-      <w:pPr>
-        <w:spacing w:line="240" w:lineRule="auto"/>
-        <w:ind w:firstLine="0"/>
-        <w:jc w:val="left"/>
-      </w:pPr>
-      <w:r>
-        <w:tab/>
-      </w:r>
-      <w:r>
-        <w:tab/>
-        <w:t>2. testes unitários</w:t>
-      </w:r>
-    </w:p>
-    <w:p>
-      <w:pPr>
-        <w:spacing w:line="240" w:lineRule="auto"/>
-        <w:ind w:firstLine="0"/>
-        <w:jc w:val="left"/>
-      </w:pPr>
-      <w:r>
-        <w:tab/>
-      </w:r>
-      <w:r>
-        <w:tab/>
-        <w:t xml:space="preserve">3. o testador do </w:t>
-      </w:r>
-      <w:proofErr w:type="spellStart"/>
-      <w:r>
-        <w:t>spring</w:t>
-      </w:r>
-      <w:proofErr w:type="spellEnd"/>
-    </w:p>
-    <w:p>
-      <w:pPr>
-        <w:spacing w:line="240" w:lineRule="auto"/>
-        <w:ind w:firstLine="0"/>
-        <w:jc w:val="left"/>
-      </w:pPr>
-      <w:r>
-        <w:tab/>
-        <w:t xml:space="preserve">9. (tendo tudo definido, lugar pra </w:t>
-      </w:r>
-      <w:proofErr w:type="spellStart"/>
-      <w:r>
-        <w:t>versionar</w:t>
-      </w:r>
-      <w:proofErr w:type="spellEnd"/>
-      <w:r>
-        <w:t>) GIT</w:t>
-      </w:r>
-    </w:p>
-    <w:p>
-      <w:pPr>
-        <w:spacing w:line="240" w:lineRule="auto"/>
-        <w:ind w:firstLine="0"/>
-        <w:jc w:val="left"/>
-      </w:pPr>
-      <w:r>
-        <w:tab/>
-      </w:r>
-      <w:r>
-        <w:tab/>
-        <w:t xml:space="preserve">1. </w:t>
-      </w:r>
-      <w:proofErr w:type="spellStart"/>
-      <w:r>
-        <w:t>git</w:t>
-      </w:r>
-      <w:proofErr w:type="spellEnd"/>
-      <w:r>
-        <w:t>/</w:t>
-      </w:r>
-      <w:proofErr w:type="spellStart"/>
-      <w:r>
-        <w:t>github</w:t>
-      </w:r>
-      <w:proofErr w:type="spellEnd"/>
       <w:r>
         <w:br w:type="page"/>
       </w:r>
@@ -7174,7 +7636,7 @@
         </w:rPr>
         <w:t xml:space="preserve">. Disponível em: </w:t>
       </w:r>
-      <w:hyperlink r:id="rId21" w:tgtFrame="_new" w:history="1">
+      <w:hyperlink r:id="rId20" w:tgtFrame="_new" w:history="1">
         <w:r>
           <w:rPr>
             <w:rStyle w:val="Hyperlink"/>
@@ -7243,7 +7705,7 @@
         </w:rPr>
         <w:t xml:space="preserve">Disponível em: </w:t>
       </w:r>
-      <w:hyperlink r:id="rId22" w:tgtFrame="_new" w:history="1">
+      <w:hyperlink r:id="rId21" w:tgtFrame="_new" w:history="1">
         <w:r>
           <w:rPr>
             <w:rStyle w:val="Hyperlink"/>
@@ -7285,7 +7747,7 @@
         </w:rPr>
         <w:t xml:space="preserve">. 2005. Dissertação (Mestrado em Engenharia de Sistemas e Computação) – Departamento de Informática, Pontifícia Universidade Católica do Rio de Janeiro, Rio de Janeiro, 2005. Disponível em: </w:t>
       </w:r>
-      <w:hyperlink r:id="rId23" w:tgtFrame="_new" w:history="1">
+      <w:hyperlink r:id="rId22" w:tgtFrame="_new" w:history="1">
         <w:r>
           <w:rPr>
             <w:rStyle w:val="Hyperlink"/>
@@ -7340,7 +7802,7 @@
         </w:rPr>
         <w:t xml:space="preserve">ORACLE. O que é um Banco de Dados Relacional? 2023. Disponível em: </w:t>
       </w:r>
-      <w:hyperlink r:id="rId24" w:tgtFrame="_new" w:history="1">
+      <w:hyperlink r:id="rId23" w:tgtFrame="_new" w:history="1">
         <w:r>
           <w:rPr>
             <w:rStyle w:val="Hyperlink"/>
@@ -7409,7 +7871,7 @@
         </w:rPr>
         <w:t xml:space="preserve">Atualizado em 30 de janeiro de 2024. Disponível em: </w:t>
       </w:r>
-      <w:hyperlink r:id="rId25" w:tgtFrame="_new" w:history="1">
+      <w:hyperlink r:id="rId24" w:tgtFrame="_new" w:history="1">
         <w:r>
           <w:rPr>
             <w:rStyle w:val="Hyperlink"/>
@@ -7576,7 +8038,7 @@
         </w:rPr>
         <w:t xml:space="preserve"> Linguagem Java. 1996. Disponível em: </w:t>
       </w:r>
-      <w:hyperlink r:id="rId26" w:tgtFrame="_new" w:history="1">
+      <w:hyperlink r:id="rId25" w:tgtFrame="_new" w:history="1">
         <w:r>
           <w:rPr>
             <w:rStyle w:val="Hyperlink"/>
@@ -7752,7 +8214,7 @@
         </w:rPr>
         <w:t xml:space="preserve">2005. Dissertação (Mestrado em Ciência da Computação) – Faculdade de Engenharia, Ambiente Construído e Tecnologia da Informação, Universidade de Pretória, Pretória, 2005. Disponível em: </w:t>
       </w:r>
-      <w:hyperlink r:id="rId27" w:tgtFrame="_new" w:history="1">
+      <w:hyperlink r:id="rId26" w:tgtFrame="_new" w:history="1">
         <w:r>
           <w:rPr>
             <w:rStyle w:val="Hyperlink"/>
@@ -7882,7 +8344,7 @@
         </w:rPr>
         <w:t xml:space="preserve">Disponível em: </w:t>
       </w:r>
-      <w:hyperlink r:id="rId28" w:tgtFrame="_new" w:history="1">
+      <w:hyperlink r:id="rId27" w:tgtFrame="_new" w:history="1">
         <w:r>
           <w:rPr>
             <w:rStyle w:val="Hyperlink"/>
@@ -7924,7 +8386,7 @@
         </w:rPr>
         <w:t xml:space="preserve"> Disponível em: </w:t>
       </w:r>
-      <w:hyperlink r:id="rId29" w:tgtFrame="_new" w:history="1">
+      <w:hyperlink r:id="rId28" w:tgtFrame="_new" w:history="1">
         <w:r>
           <w:rPr>
             <w:rStyle w:val="Hyperlink"/>
@@ -7966,7 +8428,7 @@
         </w:rPr>
         <w:t xml:space="preserve"> Disponível em: </w:t>
       </w:r>
-      <w:hyperlink r:id="rId30" w:tgtFrame="_new" w:history="1">
+      <w:hyperlink r:id="rId29" w:tgtFrame="_new" w:history="1">
         <w:r>
           <w:rPr>
             <w:rStyle w:val="Hyperlink"/>
@@ -8008,7 +8470,7 @@
         </w:rPr>
         <w:t xml:space="preserve">. Disponível em: </w:t>
       </w:r>
-      <w:hyperlink r:id="rId31" w:tgtFrame="_new" w:history="1">
+      <w:hyperlink r:id="rId30" w:tgtFrame="_new" w:history="1">
         <w:r>
           <w:rPr>
             <w:rStyle w:val="Hyperlink"/>
@@ -8070,7 +8532,7 @@
         </w:rPr>
         <w:t xml:space="preserve">. Disponível em: </w:t>
       </w:r>
-      <w:hyperlink r:id="rId32" w:tgtFrame="_new" w:history="1">
+      <w:hyperlink r:id="rId31" w:tgtFrame="_new" w:history="1">
         <w:r>
           <w:rPr>
             <w:rStyle w:val="Hyperlink"/>
@@ -8174,7 +8636,7 @@
         </w:rPr>
         <w:t xml:space="preserve">. Disponível em: </w:t>
       </w:r>
-      <w:hyperlink r:id="rId33" w:tgtFrame="_new" w:history="1">
+      <w:hyperlink r:id="rId32" w:tgtFrame="_new" w:history="1">
         <w:r>
           <w:rPr>
             <w:rStyle w:val="Hyperlink"/>
@@ -8209,7 +8671,7 @@
         </w:rPr>
         <w:t xml:space="preserve">2023. Disponível em: </w:t>
       </w:r>
-      <w:hyperlink r:id="rId34" w:tgtFrame="_new" w:history="1">
+      <w:hyperlink r:id="rId33" w:tgtFrame="_new" w:history="1">
         <w:r>
           <w:rPr>
             <w:rStyle w:val="Hyperlink"/>
@@ -8245,7 +8707,7 @@
         </w:rPr>
         <w:t xml:space="preserve"> Florianópolis. Disponível em: </w:t>
       </w:r>
-      <w:hyperlink r:id="rId35" w:tgtFrame="_new" w:history="1">
+      <w:hyperlink r:id="rId34" w:tgtFrame="_new" w:history="1">
         <w:r>
           <w:rPr>
             <w:rStyle w:val="Hyperlink"/>
@@ -8296,7 +8758,7 @@
         </w:rPr>
         <w:t xml:space="preserve">, 13 dez. 2022. Disponível em: </w:t>
       </w:r>
-      <w:hyperlink r:id="rId36" w:tgtFrame="_new" w:history="1">
+      <w:hyperlink r:id="rId35" w:tgtFrame="_new" w:history="1">
         <w:r>
           <w:rPr>
             <w:rStyle w:val="Hyperlink"/>
@@ -8312,18 +8774,6 @@
         <w:t>. Acesso em: 8 set. 2024.</w:t>
       </w:r>
     </w:p>
-    <w:p>
-      <w:pPr>
-        <w:rPr>
-          <w:szCs w:val="24"/>
-        </w:rPr>
-      </w:pPr>
-    </w:p>
-    <w:p>
-      <w:pPr>
-        <w:pStyle w:val="Ttulo3"/>
-      </w:pPr>
-    </w:p>
     <w:p/>
     <w:p>
       <w:r>
@@ -8369,42 +8819,299 @@
       <w:r>
         <w:t xml:space="preserve">, 2024. Disponível em: </w:t>
       </w:r>
+      <w:hyperlink r:id="rId36" w:tgtFrame="_new" w:history="1">
+        <w:r>
+          <w:rPr>
+            <w:rStyle w:val="Hyperlink"/>
+          </w:rPr>
+          <w:t>https://sme.goiania.go.gov.br/conexaoescola/eaja/geografia-os-principais-problemas-urbanos/</w:t>
+        </w:r>
+      </w:hyperlink>
+      <w:r>
+        <w:t>. Acesso em: 8 set. 2024.</w:t>
+      </w:r>
+    </w:p>
+    <w:p>
+      <w:r>
+        <w:t xml:space="preserve">FARIAS, </w:t>
+      </w:r>
+      <w:proofErr w:type="spellStart"/>
+      <w:r>
+        <w:t>Flaubi</w:t>
+      </w:r>
+      <w:proofErr w:type="spellEnd"/>
+      <w:r>
+        <w:t xml:space="preserve">. Site responsivo: o que é, como funciona e por que você precisa de um. RD </w:t>
+      </w:r>
+      <w:proofErr w:type="spellStart"/>
+      <w:r>
+        <w:t>Station</w:t>
+      </w:r>
+      <w:proofErr w:type="spellEnd"/>
+      <w:r>
+        <w:t>, 12 ago. 2020. Disponível em: https://www.rdstation.com/blog/marketing/site-responsivo/. Acesso em: 8 set. 2024.</w:t>
+      </w:r>
+    </w:p>
+    <w:p>
+      <w:r>
+        <w:t>Brito, F., &amp; Souza, J. de</w:t>
+      </w:r>
+      <w:proofErr w:type="gramStart"/>
+      <w:r>
+        <w:t xml:space="preserve"> ..</w:t>
+      </w:r>
+      <w:proofErr w:type="gramEnd"/>
+      <w:r>
+        <w:t xml:space="preserve"> (2005). Expansão urbana nas grandes metrópoles: o significado das migrações </w:t>
+      </w:r>
+      <w:proofErr w:type="spellStart"/>
+      <w:r>
+        <w:t>intrametropolitanas</w:t>
+      </w:r>
+      <w:proofErr w:type="spellEnd"/>
+      <w:r>
+        <w:t xml:space="preserve"> e da mobilidade pendular na reprodução da pobreza. </w:t>
+      </w:r>
+      <w:r>
+        <w:rPr>
+          <w:i/>
+          <w:iCs/>
+        </w:rPr>
+        <w:t>São Paulo Em Perspectiva</w:t>
+      </w:r>
+      <w:r>
+        <w:t xml:space="preserve">, </w:t>
+      </w:r>
+      <w:r>
+        <w:rPr>
+          <w:i/>
+          <w:iCs/>
+        </w:rPr>
+        <w:t>19</w:t>
+      </w:r>
+      <w:r>
+        <w:t>(4), 48–63. https://doi.org/10.1590/S0102-88392005000400003</w:t>
+      </w:r>
+    </w:p>
+    <w:p>
+      <w:r>
+        <w:br/>
+      </w:r>
+      <w:r>
+        <w:rPr>
+          <w:b/>
+          <w:bCs/>
+        </w:rPr>
+        <w:t>UN-HABITAT.</w:t>
+      </w:r>
+      <w:r>
+        <w:t xml:space="preserve"> </w:t>
+      </w:r>
+      <w:r>
+        <w:rPr>
+          <w:i/>
+          <w:iCs/>
+          <w:lang w:val="en-US"/>
+        </w:rPr>
+        <w:t>World Cities Report 2022: Envisaging the Future of Cities.</w:t>
+      </w:r>
+      <w:r>
+        <w:rPr>
+          <w:lang w:val="en-US"/>
+        </w:rPr>
+        <w:t xml:space="preserve"> Nairobi: United Nations Human Settlements </w:t>
+      </w:r>
+      <w:proofErr w:type="spellStart"/>
+      <w:r>
+        <w:rPr>
+          <w:lang w:val="en-US"/>
+        </w:rPr>
+        <w:t>Programme</w:t>
+      </w:r>
+      <w:proofErr w:type="spellEnd"/>
+      <w:r>
+        <w:rPr>
+          <w:lang w:val="en-US"/>
+        </w:rPr>
+        <w:t xml:space="preserve">, 2022. </w:t>
+      </w:r>
+      <w:proofErr w:type="spellStart"/>
+      <w:r>
+        <w:rPr>
+          <w:lang w:val="en-US"/>
+        </w:rPr>
+        <w:t>Disponível</w:t>
+      </w:r>
+      <w:proofErr w:type="spellEnd"/>
+      <w:r>
+        <w:rPr>
+          <w:lang w:val="en-US"/>
+        </w:rPr>
+        <w:t xml:space="preserve"> </w:t>
+      </w:r>
+      <w:proofErr w:type="spellStart"/>
+      <w:r>
+        <w:rPr>
+          <w:lang w:val="en-US"/>
+        </w:rPr>
+        <w:t>em</w:t>
+      </w:r>
+      <w:proofErr w:type="spellEnd"/>
+      <w:r>
+        <w:rPr>
+          <w:lang w:val="en-US"/>
+        </w:rPr>
+        <w:t xml:space="preserve">: </w:t>
+      </w:r>
       <w:hyperlink r:id="rId37" w:tgtFrame="_new" w:history="1">
         <w:r>
           <w:rPr>
             <w:rStyle w:val="Hyperlink"/>
-          </w:rPr>
-          <w:t>https://sme.goiania.go.gov.br/conexaoescola/eaja/geografia-os-principais-problemas-urbanos/</w:t>
+            <w:lang w:val="en-US"/>
+          </w:rPr>
+          <w:t>https://unhabitat.org/wcr/</w:t>
         </w:r>
       </w:hyperlink>
       <w:r>
-        <w:t>. Acesso em: 8 set. 2024.</w:t>
-      </w:r>
-    </w:p>
-    <w:p>
-      <w:r>
-        <w:t xml:space="preserve">FARIAS, </w:t>
-      </w:r>
+        <w:rPr>
+          <w:lang w:val="en-US"/>
+        </w:rPr>
+        <w:t xml:space="preserve">. </w:t>
+      </w:r>
+      <w:r>
+        <w:t>Acesso em: 15 set. 2024.</w:t>
+      </w:r>
+    </w:p>
+    <w:p>
       <w:proofErr w:type="spellStart"/>
       <w:r>
-        <w:t>Flaubi</w:t>
+        <w:t>Krausz</w:t>
       </w:r>
       <w:proofErr w:type="spellEnd"/>
       <w:r>
-        <w:t xml:space="preserve">. Site responsivo: o que é, como funciona e por que você precisa de um. RD </w:t>
-      </w:r>
-      <w:proofErr w:type="spellStart"/>
-      <w:r>
-        <w:t>Station</w:t>
-      </w:r>
-      <w:proofErr w:type="spellEnd"/>
-      <w:r>
-        <w:t>, 12 ago. 2020. Disponível em: https://www.rdstation.com/blog/marketing/site-responsivo/. Acesso em: 8 set. 2024.</w:t>
+        <w:t xml:space="preserve">, R. </w:t>
+      </w:r>
+      <w:proofErr w:type="gramStart"/>
+      <w:r>
+        <w:t>R..</w:t>
+      </w:r>
+      <w:proofErr w:type="gramEnd"/>
+      <w:r>
+        <w:t xml:space="preserve"> (1971). Os desafios da urbanização para a educação em saúde. </w:t>
+      </w:r>
+      <w:r>
+        <w:rPr>
+          <w:i/>
+          <w:iCs/>
+        </w:rPr>
+        <w:t>Revista De Saúde Pública</w:t>
+      </w:r>
+      <w:r>
+        <w:t xml:space="preserve">, </w:t>
+      </w:r>
+      <w:r>
+        <w:rPr>
+          <w:i/>
+          <w:iCs/>
+        </w:rPr>
+        <w:t>5</w:t>
+      </w:r>
+      <w:r>
+        <w:t>(2), 285–289. https://doi.org/10.1590/S0034-89101971000200010</w:t>
+      </w:r>
+    </w:p>
+    <w:p>
+      <w:r>
+        <w:t xml:space="preserve">INSTITUTO PÓLIS. </w:t>
+      </w:r>
+      <w:r>
+        <w:rPr>
+          <w:b/>
+          <w:bCs/>
+        </w:rPr>
+        <w:t>Encarando os desafios de uma urbanização não planejada</w:t>
+      </w:r>
+      <w:r>
+        <w:t xml:space="preserve">. 11 jul. 2016. Disponível em: </w:t>
+      </w:r>
+      <w:hyperlink r:id="rId38" w:tgtFrame="_new" w:history="1">
+        <w:r>
+          <w:rPr>
+            <w:rStyle w:val="Hyperlink"/>
+          </w:rPr>
+          <w:t>https://polis.org.br/noticias/encarando-os-desafios-de-uma-urbanizacao-nao-planejada/</w:t>
+        </w:r>
+      </w:hyperlink>
+      <w:r>
+        <w:t>. Acesso em: 15 set. 2024.</w:t>
+      </w:r>
+    </w:p>
+    <w:p>
+      <w:r>
+        <w:t xml:space="preserve">VENÂNCIO, Júlia. </w:t>
+      </w:r>
+      <w:r>
+        <w:rPr>
+          <w:b/>
+          <w:bCs/>
+        </w:rPr>
+        <w:t>FOTOS: Buracos causam transtorno em Florianópolis e moradores reclamam dos perigos</w:t>
+      </w:r>
+      <w:r>
+        <w:t xml:space="preserve">. NSC Total, 08 jan. 2024. Disponível em: </w:t>
+      </w:r>
+      <w:hyperlink r:id="rId39" w:tgtFrame="_new" w:history="1">
+        <w:r>
+          <w:rPr>
+            <w:rStyle w:val="Hyperlink"/>
+          </w:rPr>
+          <w:t>https://www.nsctotal.com.br/noticias/fotos-buracos-causam-transtorno-em-florianopolis-e-moradores-reclamam-dos-perigos</w:t>
+        </w:r>
+      </w:hyperlink>
+      <w:r>
+        <w:t>. Acesso em: 15 set. 2024.</w:t>
+      </w:r>
+    </w:p>
+    <w:p>
+      <w:r>
+        <w:lastRenderedPageBreak/>
+        <w:t xml:space="preserve">MACHADO, Laura. </w:t>
+      </w:r>
+      <w:r>
+        <w:rPr>
+          <w:b/>
+          <w:bCs/>
+        </w:rPr>
+        <w:t>Cratera que se abriu em rodovia de Florianópolis é fechada após acidente com carro de luxo</w:t>
+      </w:r>
+      <w:r>
+        <w:t>. ND Mais, 23 jan. 2024. Disponível em: &lt;URL&gt;. Acesso em: 15 set. 2024.</w:t>
+      </w:r>
+    </w:p>
+    <w:p>
+      <w:pPr>
+        <w:pStyle w:val="Ttulo1"/>
+      </w:pPr>
+    </w:p>
+    <w:p/>
+    <w:p>
+      <w:r>
+        <w:t xml:space="preserve">BRASIL. </w:t>
+      </w:r>
+      <w:r>
+        <w:rPr>
+          <w:b/>
+          <w:bCs/>
+        </w:rPr>
+        <w:t>Constituição (1988)</w:t>
+      </w:r>
+      <w:r>
+        <w:t>. Constituição da República Federativa do Brasil de 1988. Disponível em: https://www.planalto.gov.br/ccivil_03/constituicao/constituicao.htm. Acesso em: 15 set. 2024.</w:t>
       </w:r>
     </w:p>
     <w:sectPr>
-      <w:headerReference w:type="even" r:id="rId38"/>
-      <w:headerReference w:type="default" r:id="rId39"/>
+      <w:headerReference w:type="even" r:id="rId40"/>
+      <w:headerReference w:type="default" r:id="rId41"/>
       <w:type w:val="oddPage"/>
       <w:pgSz w:w="11907" w:h="16840" w:code="9"/>
       <w:pgMar w:top="1701" w:right="1134" w:bottom="1134" w:left="1701" w:header="1134" w:footer="1134" w:gutter="0"/>
@@ -9033,6 +9740,95 @@
     </w:lvl>
   </w:abstractNum>
   <w:abstractNum w:abstractNumId="4" w15:restartNumberingAfterBreak="0">
+    <w:nsid w:val="1B221347"/>
+    <w:multiLevelType w:val="hybridMultilevel"/>
+    <w:tmpl w:val="87426AF4"/>
+    <w:lvl w:ilvl="0" w:tplc="EA9E4182">
+      <w:start w:val="1"/>
+      <w:numFmt w:val="decimal"/>
+      <w:lvlText w:val="%1."/>
+      <w:lvlJc w:val="left"/>
+      <w:pPr>
+        <w:ind w:left="1211" w:hanging="360"/>
+      </w:pPr>
+      <w:rPr>
+        <w:rFonts w:hint="default"/>
+      </w:rPr>
+    </w:lvl>
+    <w:lvl w:ilvl="1" w:tplc="04160019" w:tentative="1">
+      <w:start w:val="1"/>
+      <w:numFmt w:val="lowerLetter"/>
+      <w:lvlText w:val="%2."/>
+      <w:lvlJc w:val="left"/>
+      <w:pPr>
+        <w:ind w:left="1931" w:hanging="360"/>
+      </w:pPr>
+    </w:lvl>
+    <w:lvl w:ilvl="2" w:tplc="0416001B" w:tentative="1">
+      <w:start w:val="1"/>
+      <w:numFmt w:val="lowerRoman"/>
+      <w:lvlText w:val="%3."/>
+      <w:lvlJc w:val="right"/>
+      <w:pPr>
+        <w:ind w:left="2651" w:hanging="180"/>
+      </w:pPr>
+    </w:lvl>
+    <w:lvl w:ilvl="3" w:tplc="0416000F" w:tentative="1">
+      <w:start w:val="1"/>
+      <w:numFmt w:val="decimal"/>
+      <w:lvlText w:val="%4."/>
+      <w:lvlJc w:val="left"/>
+      <w:pPr>
+        <w:ind w:left="3371" w:hanging="360"/>
+      </w:pPr>
+    </w:lvl>
+    <w:lvl w:ilvl="4" w:tplc="04160019" w:tentative="1">
+      <w:start w:val="1"/>
+      <w:numFmt w:val="lowerLetter"/>
+      <w:lvlText w:val="%5."/>
+      <w:lvlJc w:val="left"/>
+      <w:pPr>
+        <w:ind w:left="4091" w:hanging="360"/>
+      </w:pPr>
+    </w:lvl>
+    <w:lvl w:ilvl="5" w:tplc="0416001B" w:tentative="1">
+      <w:start w:val="1"/>
+      <w:numFmt w:val="lowerRoman"/>
+      <w:lvlText w:val="%6."/>
+      <w:lvlJc w:val="right"/>
+      <w:pPr>
+        <w:ind w:left="4811" w:hanging="180"/>
+      </w:pPr>
+    </w:lvl>
+    <w:lvl w:ilvl="6" w:tplc="0416000F" w:tentative="1">
+      <w:start w:val="1"/>
+      <w:numFmt w:val="decimal"/>
+      <w:lvlText w:val="%7."/>
+      <w:lvlJc w:val="left"/>
+      <w:pPr>
+        <w:ind w:left="5531" w:hanging="360"/>
+      </w:pPr>
+    </w:lvl>
+    <w:lvl w:ilvl="7" w:tplc="04160019" w:tentative="1">
+      <w:start w:val="1"/>
+      <w:numFmt w:val="lowerLetter"/>
+      <w:lvlText w:val="%8."/>
+      <w:lvlJc w:val="left"/>
+      <w:pPr>
+        <w:ind w:left="6251" w:hanging="360"/>
+      </w:pPr>
+    </w:lvl>
+    <w:lvl w:ilvl="8" w:tplc="0416001B" w:tentative="1">
+      <w:start w:val="1"/>
+      <w:numFmt w:val="lowerRoman"/>
+      <w:lvlText w:val="%9."/>
+      <w:lvlJc w:val="right"/>
+      <w:pPr>
+        <w:ind w:left="6971" w:hanging="180"/>
+      </w:pPr>
+    </w:lvl>
+  </w:abstractNum>
+  <w:abstractNum w:abstractNumId="5" w15:restartNumberingAfterBreak="0">
     <w:nsid w:val="30DE79C9"/>
     <w:multiLevelType w:val="hybridMultilevel"/>
     <w:tmpl w:val="F23EF360"/>
@@ -9118,7 +9914,7 @@
       </w:pPr>
     </w:lvl>
   </w:abstractNum>
-  <w:abstractNum w:abstractNumId="5" w15:restartNumberingAfterBreak="0">
+  <w:abstractNum w:abstractNumId="6" w15:restartNumberingAfterBreak="0">
     <w:nsid w:val="339403BD"/>
     <w:multiLevelType w:val="hybridMultilevel"/>
     <w:tmpl w:val="43F0B0E8"/>
@@ -9204,7 +10000,7 @@
       </w:pPr>
     </w:lvl>
   </w:abstractNum>
-  <w:abstractNum w:abstractNumId="6" w15:restartNumberingAfterBreak="0">
+  <w:abstractNum w:abstractNumId="7" w15:restartNumberingAfterBreak="0">
     <w:nsid w:val="3BDF1407"/>
     <w:multiLevelType w:val="multilevel"/>
     <w:tmpl w:val="1654DC12"/>
@@ -9317,7 +10113,7 @@
       </w:rPr>
     </w:lvl>
   </w:abstractNum>
-  <w:abstractNum w:abstractNumId="7" w15:restartNumberingAfterBreak="0">
+  <w:abstractNum w:abstractNumId="8" w15:restartNumberingAfterBreak="0">
     <w:nsid w:val="48744C67"/>
     <w:multiLevelType w:val="hybridMultilevel"/>
     <w:tmpl w:val="896A30F4"/>
@@ -9406,7 +10202,7 @@
       </w:pPr>
     </w:lvl>
   </w:abstractNum>
-  <w:abstractNum w:abstractNumId="8" w15:restartNumberingAfterBreak="0">
+  <w:abstractNum w:abstractNumId="9" w15:restartNumberingAfterBreak="0">
     <w:nsid w:val="4C191426"/>
     <w:multiLevelType w:val="hybridMultilevel"/>
     <w:tmpl w:val="6D7CC2E8"/>
@@ -9519,7 +10315,7 @@
       </w:rPr>
     </w:lvl>
   </w:abstractNum>
-  <w:abstractNum w:abstractNumId="9" w15:restartNumberingAfterBreak="0">
+  <w:abstractNum w:abstractNumId="10" w15:restartNumberingAfterBreak="0">
     <w:nsid w:val="4C2A28DC"/>
     <w:multiLevelType w:val="hybridMultilevel"/>
     <w:tmpl w:val="954ADF9A"/>
@@ -9642,7 +10438,7 @@
       </w:pPr>
     </w:lvl>
   </w:abstractNum>
-  <w:abstractNum w:abstractNumId="10" w15:restartNumberingAfterBreak="0">
+  <w:abstractNum w:abstractNumId="11" w15:restartNumberingAfterBreak="0">
     <w:nsid w:val="576D4771"/>
     <w:multiLevelType w:val="hybridMultilevel"/>
     <w:tmpl w:val="545CA4CC"/>
@@ -9756,7 +10552,7 @@
       </w:rPr>
     </w:lvl>
   </w:abstractNum>
-  <w:abstractNum w:abstractNumId="11" w15:restartNumberingAfterBreak="0">
+  <w:abstractNum w:abstractNumId="12" w15:restartNumberingAfterBreak="0">
     <w:nsid w:val="5794174C"/>
     <w:multiLevelType w:val="multilevel"/>
     <w:tmpl w:val="3DD2026A"/>
@@ -9852,7 +10648,7 @@
       </w:pPr>
     </w:lvl>
   </w:abstractNum>
-  <w:abstractNum w:abstractNumId="12" w15:restartNumberingAfterBreak="0">
+  <w:abstractNum w:abstractNumId="13" w15:restartNumberingAfterBreak="0">
     <w:nsid w:val="6AB56586"/>
     <w:multiLevelType w:val="hybridMultilevel"/>
     <w:tmpl w:val="1DD82A9A"/>
@@ -9941,7 +10737,7 @@
       </w:pPr>
     </w:lvl>
   </w:abstractNum>
-  <w:abstractNum w:abstractNumId="13" w15:restartNumberingAfterBreak="0">
+  <w:abstractNum w:abstractNumId="14" w15:restartNumberingAfterBreak="0">
     <w:nsid w:val="6EC41A5D"/>
     <w:multiLevelType w:val="hybridMultilevel"/>
     <w:tmpl w:val="0F8A7ED8"/>
@@ -10030,7 +10826,7 @@
       </w:pPr>
     </w:lvl>
   </w:abstractNum>
-  <w:abstractNum w:abstractNumId="14" w15:restartNumberingAfterBreak="0">
+  <w:abstractNum w:abstractNumId="15" w15:restartNumberingAfterBreak="0">
     <w:nsid w:val="7CC867D9"/>
     <w:multiLevelType w:val="hybridMultilevel"/>
     <w:tmpl w:val="C1A0B2AA"/>
@@ -10119,7 +10915,7 @@
       </w:pPr>
     </w:lvl>
   </w:abstractNum>
-  <w:abstractNum w:abstractNumId="15" w15:restartNumberingAfterBreak="0">
+  <w:abstractNum w:abstractNumId="16" w15:restartNumberingAfterBreak="0">
     <w:nsid w:val="7D002EE3"/>
     <w:multiLevelType w:val="hybridMultilevel"/>
     <w:tmpl w:val="507C2DD0"/>
@@ -10209,7 +11005,7 @@
       </w:pPr>
     </w:lvl>
   </w:abstractNum>
-  <w:abstractNum w:abstractNumId="16" w15:restartNumberingAfterBreak="0">
+  <w:abstractNum w:abstractNumId="17" w15:restartNumberingAfterBreak="0">
     <w:nsid w:val="7FE84A51"/>
     <w:multiLevelType w:val="hybridMultilevel"/>
     <w:tmpl w:val="C97AEF1A"/>
@@ -10299,34 +11095,34 @@
     </w:lvl>
   </w:abstractNum>
   <w:num w:numId="1" w16cid:durableId="264070753">
-    <w:abstractNumId w:val="9"/>
+    <w:abstractNumId w:val="10"/>
   </w:num>
   <w:num w:numId="2" w16cid:durableId="862328128">
     <w:abstractNumId w:val="0"/>
   </w:num>
   <w:num w:numId="3" w16cid:durableId="1998729329">
+    <w:abstractNumId w:val="13"/>
+  </w:num>
+  <w:num w:numId="4" w16cid:durableId="1893345794">
+    <w:abstractNumId w:val="15"/>
+  </w:num>
+  <w:num w:numId="5" w16cid:durableId="2014720277">
+    <w:abstractNumId w:val="17"/>
+  </w:num>
+  <w:num w:numId="6" w16cid:durableId="704602211">
     <w:abstractNumId w:val="12"/>
   </w:num>
-  <w:num w:numId="4" w16cid:durableId="1893345794">
-    <w:abstractNumId w:val="14"/>
-  </w:num>
-  <w:num w:numId="5" w16cid:durableId="2014720277">
-    <w:abstractNumId w:val="16"/>
-  </w:num>
-  <w:num w:numId="6" w16cid:durableId="704602211">
-    <w:abstractNumId w:val="11"/>
-  </w:num>
   <w:num w:numId="7" w16cid:durableId="1242760292">
-    <w:abstractNumId w:val="6"/>
+    <w:abstractNumId w:val="7"/>
   </w:num>
   <w:num w:numId="8" w16cid:durableId="1639260886">
     <w:abstractNumId w:val="2"/>
   </w:num>
   <w:num w:numId="9" w16cid:durableId="848494814">
-    <w:abstractNumId w:val="5"/>
+    <w:abstractNumId w:val="6"/>
   </w:num>
   <w:num w:numId="10" w16cid:durableId="1184438777">
-    <w:abstractNumId w:val="8"/>
+    <w:abstractNumId w:val="9"/>
   </w:num>
   <w:num w:numId="11" w16cid:durableId="1459642458">
     <w:abstractNumId w:val="1"/>
@@ -10335,19 +11131,22 @@
     <w:abstractNumId w:val="3"/>
   </w:num>
   <w:num w:numId="13" w16cid:durableId="1621495418">
-    <w:abstractNumId w:val="4"/>
+    <w:abstractNumId w:val="5"/>
   </w:num>
   <w:num w:numId="14" w16cid:durableId="1523520064">
-    <w:abstractNumId w:val="15"/>
+    <w:abstractNumId w:val="16"/>
   </w:num>
   <w:num w:numId="15" w16cid:durableId="1102141344">
-    <w:abstractNumId w:val="13"/>
+    <w:abstractNumId w:val="14"/>
   </w:num>
   <w:num w:numId="16" w16cid:durableId="2124880581">
-    <w:abstractNumId w:val="7"/>
+    <w:abstractNumId w:val="8"/>
   </w:num>
   <w:num w:numId="17" w16cid:durableId="1082264381">
-    <w:abstractNumId w:val="10"/>
+    <w:abstractNumId w:val="11"/>
+  </w:num>
+  <w:num w:numId="18" w16cid:durableId="1299997685">
+    <w:abstractNumId w:val="4"/>
   </w:num>
 </w:numbering>
 </file>
@@ -11996,10 +12795,6 @@
 </file>
 
 <file path=customXml/item1.xml><?xml version="1.0" encoding="utf-8"?>
-<b:Sources xmlns:b="http://schemas.openxmlformats.org/officeDocument/2006/bibliography" xmlns="http://schemas.openxmlformats.org/officeDocument/2006/bibliography" SelectedStyle="\GB.XSL" StyleName="GB7714"/>
-</file>
-
-<file path=customXml/item2.xml><?xml version="1.0" encoding="utf-8"?>
 <?mso-contentType ?>
 <FormTemplates xmlns="http://schemas.microsoft.com/sharepoint/v3/contenttype/forms">
   <Display>DocumentLibraryForm</Display>
@@ -12008,17 +12803,11 @@
 </FormTemplates>
 </file>
 
-<file path=customXml/item3.xml><?xml version="1.0" encoding="utf-8"?>
-<p:properties xmlns:p="http://schemas.microsoft.com/office/2006/metadata/properties" xmlns:xsi="http://www.w3.org/2001/XMLSchema-instance" xmlns:pc="http://schemas.microsoft.com/office/infopath/2007/PartnerControls">
-  <documentManagement>
-    <_ip_UnifiedCompliancePolicyUIAction xmlns="http://schemas.microsoft.com/sharepoint/v3" xsi:nil="true"/>
-    <_ip_UnifiedCompliancePolicyProperties xmlns="http://schemas.microsoft.com/sharepoint/v3" xsi:nil="true"/>
-    <_activity xmlns="dc236bd3-22a1-40fd-b120-f4bf2cfb02e5" xsi:nil="true"/>
-  </documentManagement>
-</p:properties>
+<file path=customXml/item2.xml><?xml version="1.0" encoding="utf-8"?>
+<b:Sources xmlns:b="http://schemas.openxmlformats.org/officeDocument/2006/bibliography" xmlns="http://schemas.openxmlformats.org/officeDocument/2006/bibliography" SelectedStyle="\GB.XSL" StyleName="GB7714"/>
 </file>
 
-<file path=customXml/item4.xml><?xml version="1.0" encoding="utf-8"?>
+<file path=customXml/item3.xml><?xml version="1.0" encoding="utf-8"?>
 <ct:contentTypeSchema xmlns:ct="http://schemas.microsoft.com/office/2006/metadata/contentType" xmlns:ma="http://schemas.microsoft.com/office/2006/metadata/properties/metaAttributes" ct:_="" ma:_="" ma:contentTypeName="Documento" ma:contentTypeID="0x0101009A9245E7D933DB48BB9689B768D8465E" ma:contentTypeVersion="20" ma:contentTypeDescription="Crie um novo documento." ma:contentTypeScope="" ma:versionID="c310dbd2fa624fda04c8bc918a8b03ac">
   <xsd:schema xmlns:xsd="http://www.w3.org/2001/XMLSchema" xmlns:xs="http://www.w3.org/2001/XMLSchema" xmlns:p="http://schemas.microsoft.com/office/2006/metadata/properties" xmlns:ns1="http://schemas.microsoft.com/sharepoint/v3" xmlns:ns3="dc236bd3-22a1-40fd-b120-f4bf2cfb02e5" xmlns:ns4="9d3905d4-f008-4ae0-8ecf-c0fcf643c7ce" targetNamespace="http://schemas.microsoft.com/office/2006/metadata/properties" ma:root="true" ma:fieldsID="12efab61f20a256d51c72f88e5f31734" ns1:_="" ns3:_="" ns4:_="">
     <xsd:import namespace="http://schemas.microsoft.com/sharepoint/v3"/>
@@ -12288,7 +13077,25 @@
 </ct:contentTypeSchema>
 </file>
 
+<file path=customXml/item4.xml><?xml version="1.0" encoding="utf-8"?>
+<p:properties xmlns:p="http://schemas.microsoft.com/office/2006/metadata/properties" xmlns:xsi="http://www.w3.org/2001/XMLSchema-instance" xmlns:pc="http://schemas.microsoft.com/office/infopath/2007/PartnerControls">
+  <documentManagement>
+    <_ip_UnifiedCompliancePolicyUIAction xmlns="http://schemas.microsoft.com/sharepoint/v3" xsi:nil="true"/>
+    <_ip_UnifiedCompliancePolicyProperties xmlns="http://schemas.microsoft.com/sharepoint/v3" xsi:nil="true"/>
+    <_activity xmlns="dc236bd3-22a1-40fd-b120-f4bf2cfb02e5" xsi:nil="true"/>
+  </documentManagement>
+</p:properties>
+</file>
+
 <file path=customXml/itemProps1.xml><?xml version="1.0" encoding="utf-8"?>
+<ds:datastoreItem xmlns:ds="http://schemas.openxmlformats.org/officeDocument/2006/customXml" ds:itemID="{D0EF6655-36F8-4AE8-80E8-8843D0BE3BB0}">
+  <ds:schemaRefs>
+    <ds:schemaRef ds:uri="http://schemas.microsoft.com/sharepoint/v3/contenttype/forms"/>
+  </ds:schemaRefs>
+</ds:datastoreItem>
+</file>
+
+<file path=customXml/itemProps2.xml><?xml version="1.0" encoding="utf-8"?>
 <ds:datastoreItem xmlns:ds="http://schemas.openxmlformats.org/officeDocument/2006/customXml" ds:itemID="{D5E71C61-0628-4013-9296-50A26E5B5C0D}">
   <ds:schemaRefs>
     <ds:schemaRef ds:uri="http://schemas.openxmlformats.org/officeDocument/2006/bibliography"/>
@@ -12296,33 +13103,7 @@
 </ds:datastoreItem>
 </file>
 
-<file path=customXml/itemProps2.xml><?xml version="1.0" encoding="utf-8"?>
-<ds:datastoreItem xmlns:ds="http://schemas.openxmlformats.org/officeDocument/2006/customXml" ds:itemID="{D0EF6655-36F8-4AE8-80E8-8843D0BE3BB0}">
-  <ds:schemaRefs>
-    <ds:schemaRef ds:uri="http://schemas.microsoft.com/sharepoint/v3/contenttype/forms"/>
-  </ds:schemaRefs>
-</ds:datastoreItem>
-</file>
-
 <file path=customXml/itemProps3.xml><?xml version="1.0" encoding="utf-8"?>
-<ds:datastoreItem xmlns:ds="http://schemas.openxmlformats.org/officeDocument/2006/customXml" ds:itemID="{74AD157C-1D73-4DC2-B2B5-0CA82C9C3AED}">
-  <ds:schemaRefs>
-    <ds:schemaRef ds:uri="http://www.w3.org/XML/1998/namespace"/>
-    <ds:schemaRef ds:uri="http://schemas.microsoft.com/office/2006/documentManagement/types"/>
-    <ds:schemaRef ds:uri="http://purl.org/dc/dcmitype/"/>
-    <ds:schemaRef ds:uri="http://schemas.openxmlformats.org/package/2006/metadata/core-properties"/>
-    <ds:schemaRef ds:uri="http://purl.org/dc/terms/"/>
-    <ds:schemaRef ds:uri="http://schemas.microsoft.com/sharepoint/v3"/>
-    <ds:schemaRef ds:uri="9d3905d4-f008-4ae0-8ecf-c0fcf643c7ce"/>
-    <ds:schemaRef ds:uri="http://purl.org/dc/elements/1.1/"/>
-    <ds:schemaRef ds:uri="http://schemas.microsoft.com/office/infopath/2007/PartnerControls"/>
-    <ds:schemaRef ds:uri="dc236bd3-22a1-40fd-b120-f4bf2cfb02e5"/>
-    <ds:schemaRef ds:uri="http://schemas.microsoft.com/office/2006/metadata/properties"/>
-  </ds:schemaRefs>
-</ds:datastoreItem>
-</file>
-
-<file path=customXml/itemProps4.xml><?xml version="1.0" encoding="utf-8"?>
 <ds:datastoreItem xmlns:ds="http://schemas.openxmlformats.org/officeDocument/2006/customXml" ds:itemID="{9F3B7632-F9B1-4F20-B6CF-16E183EBD773}">
   <ds:schemaRefs>
     <ds:schemaRef ds:uri="http://schemas.microsoft.com/office/2006/metadata/contentType"/>
@@ -12340,4 +13121,22 @@
     <ds:schemaRef ds:uri="http://schemas.microsoft.com/internal/obd"/>
   </ds:schemaRefs>
 </ds:datastoreItem>
+</file>
+
+<file path=customXml/itemProps4.xml><?xml version="1.0" encoding="utf-8"?>
+<ds:datastoreItem xmlns:ds="http://schemas.openxmlformats.org/officeDocument/2006/customXml" ds:itemID="{74AD157C-1D73-4DC2-B2B5-0CA82C9C3AED}">
+  <ds:schemaRefs>
+    <ds:schemaRef ds:uri="http://schemas.microsoft.com/sharepoint/v3"/>
+    <ds:schemaRef ds:uri="http://schemas.microsoft.com/office/infopath/2007/PartnerControls"/>
+    <ds:schemaRef ds:uri="9d3905d4-f008-4ae0-8ecf-c0fcf643c7ce"/>
+    <ds:schemaRef ds:uri="http://schemas.microsoft.com/office/2006/metadata/properties"/>
+    <ds:schemaRef ds:uri="http://purl.org/dc/elements/1.1/"/>
+    <ds:schemaRef ds:uri="http://schemas.openxmlformats.org/package/2006/metadata/core-properties"/>
+    <ds:schemaRef ds:uri="http://schemas.microsoft.com/office/2006/documentManagement/types"/>
+    <ds:schemaRef ds:uri="dc236bd3-22a1-40fd-b120-f4bf2cfb02e5"/>
+    <ds:schemaRef ds:uri="http://www.w3.org/XML/1998/namespace"/>
+    <ds:schemaRef ds:uri="http://purl.org/dc/dcmitype/"/>
+    <ds:schemaRef ds:uri="http://purl.org/dc/terms/"/>
+  </ds:schemaRefs>
+</ds:datastoreItem>
 </file>
--- a/reportai-docs/Reportaí.docx
+++ b/reportai-docs/Reportaí.docx
@@ -3285,7 +3285,7 @@
           <w:noProof/>
         </w:rPr>
         <w:drawing>
-          <wp:anchor distT="0" distB="0" distL="0" distR="0" simplePos="0" relativeHeight="251657216" behindDoc="0" locked="0" layoutInCell="1" allowOverlap="0" wp14:anchorId="73651F8C" wp14:editId="4FDA280E">
+          <wp:anchor distT="0" distB="0" distL="0" distR="0" simplePos="0" relativeHeight="251657216" behindDoc="0" locked="0" layoutInCell="1" allowOverlap="0" wp14:anchorId="73651F8C" wp14:editId="53F1026D">
             <wp:simplePos x="0" y="0"/>
             <wp:positionH relativeFrom="column">
               <wp:posOffset>56515</wp:posOffset>
@@ -3386,7 +3386,7 @@
           <w:noProof/>
         </w:rPr>
         <w:drawing>
-          <wp:anchor distT="0" distB="0" distL="0" distR="0" simplePos="0" relativeHeight="251658240" behindDoc="0" locked="0" layoutInCell="1" allowOverlap="0" wp14:anchorId="65BDD473" wp14:editId="7CAE9013">
+          <wp:anchor distT="0" distB="0" distL="0" distR="0" simplePos="0" relativeHeight="251658240" behindDoc="0" locked="0" layoutInCell="1" allowOverlap="0" wp14:anchorId="65BDD473" wp14:editId="5BA7EB0C">
             <wp:simplePos x="0" y="0"/>
             <wp:positionH relativeFrom="column">
               <wp:posOffset>50165</wp:posOffset>
@@ -4944,596 +4944,253 @@
     </w:p>
     <w:p/>
     <w:p>
-      <w:pPr>
-        <w:rPr>
-          <w:rFonts w:ascii="Arial" w:hAnsi="Arial" w:cs="Arial"/>
-          <w:szCs w:val="24"/>
-        </w:rPr>
-      </w:pPr>
-      <w:r>
-        <w:rPr>
-          <w:rFonts w:ascii="Arial" w:hAnsi="Arial" w:cs="Arial"/>
-          <w:szCs w:val="24"/>
-        </w:rPr>
+      <w:r>
         <w:t>A grande expansão urbana no Brasil é relativamente recente</w:t>
       </w:r>
       <w:r>
-        <w:rPr>
-          <w:rFonts w:ascii="Arial" w:hAnsi="Arial" w:cs="Arial"/>
-          <w:szCs w:val="24"/>
-        </w:rPr>
         <w:t>. S</w:t>
       </w:r>
       <w:r>
-        <w:rPr>
-          <w:rFonts w:ascii="Arial" w:hAnsi="Arial" w:cs="Arial"/>
-          <w:szCs w:val="24"/>
-        </w:rPr>
         <w:t>egundo BRITO (2005)</w:t>
       </w:r>
       <w:r>
-        <w:rPr>
-          <w:rFonts w:ascii="Arial" w:hAnsi="Arial" w:cs="Arial"/>
-          <w:szCs w:val="24"/>
-        </w:rPr>
         <w:t xml:space="preserve">, o início da urbanização no </w:t>
       </w:r>
       <w:r>
-        <w:rPr>
-          <w:rFonts w:ascii="Arial" w:hAnsi="Arial" w:cs="Arial"/>
-          <w:szCs w:val="24"/>
-        </w:rPr>
         <w:t>país, o conjunto de mudanças estruturais na economia e na sociedade brasileira, data a partir de 1930</w:t>
       </w:r>
       <w:r>
-        <w:rPr>
-          <w:rFonts w:ascii="Arial" w:hAnsi="Arial" w:cs="Arial"/>
-          <w:szCs w:val="24"/>
-        </w:rPr>
         <w:t xml:space="preserve"> e somente a partir de 1970 a população urbana ultr</w:t>
       </w:r>
       <w:r>
-        <w:rPr>
-          <w:rFonts w:ascii="Arial" w:hAnsi="Arial" w:cs="Arial"/>
-          <w:szCs w:val="24"/>
-        </w:rPr>
         <w:t xml:space="preserve">apassou a população rural. </w:t>
       </w:r>
       <w:r>
-        <w:rPr>
-          <w:rFonts w:ascii="Arial" w:hAnsi="Arial" w:cs="Arial"/>
-          <w:szCs w:val="24"/>
-        </w:rPr>
         <w:t xml:space="preserve">Este crescimento, porém, não </w:t>
       </w:r>
       <w:r>
-        <w:rPr>
-          <w:rFonts w:ascii="Arial" w:hAnsi="Arial" w:cs="Arial"/>
-          <w:szCs w:val="24"/>
-        </w:rPr>
         <w:t>parou no final do século XX, segundo o Relatório Mundial das Cidades, publicado pela ONU-Habitat</w:t>
       </w:r>
       <w:r>
-        <w:rPr>
-          <w:rFonts w:ascii="Arial" w:hAnsi="Arial" w:cs="Arial"/>
-          <w:szCs w:val="24"/>
-        </w:rPr>
         <w:t xml:space="preserve">, espera-se que a população urbana represente </w:t>
       </w:r>
       <w:r>
-        <w:rPr>
-          <w:rFonts w:ascii="Arial" w:hAnsi="Arial" w:cs="Arial"/>
-          <w:szCs w:val="24"/>
-        </w:rPr>
         <w:t>68% da população mundial até 2050.</w:t>
       </w:r>
     </w:p>
     <w:p>
-      <w:pPr>
-        <w:rPr>
-          <w:rFonts w:ascii="Arial" w:hAnsi="Arial" w:cs="Arial"/>
-          <w:szCs w:val="24"/>
-        </w:rPr>
-      </w:pPr>
-      <w:r>
-        <w:rPr>
-          <w:rFonts w:ascii="Arial" w:hAnsi="Arial" w:cs="Arial"/>
-          <w:szCs w:val="24"/>
-        </w:rPr>
+      <w:r>
         <w:t xml:space="preserve">O crescimento acelerado dos centros urbanos </w:t>
       </w:r>
       <w:r>
-        <w:rPr>
-          <w:rFonts w:ascii="Arial" w:hAnsi="Arial" w:cs="Arial"/>
-          <w:szCs w:val="24"/>
-        </w:rPr>
         <w:t xml:space="preserve">soluciona muitos problemas </w:t>
       </w:r>
       <w:r>
-        <w:rPr>
-          <w:rFonts w:ascii="Arial" w:hAnsi="Arial" w:cs="Arial"/>
-          <w:szCs w:val="24"/>
-        </w:rPr>
         <w:t xml:space="preserve">públicos como alocação e acessibilidade, porém também possui seus desafios. Segundo </w:t>
       </w:r>
       <w:r>
-        <w:rPr>
-          <w:rFonts w:ascii="Arial" w:hAnsi="Arial" w:cs="Arial"/>
-          <w:szCs w:val="24"/>
-        </w:rPr>
         <w:t>KRAUSZ</w:t>
       </w:r>
       <w:r>
-        <w:rPr>
-          <w:rFonts w:ascii="Arial" w:hAnsi="Arial" w:cs="Arial"/>
-          <w:szCs w:val="24"/>
-        </w:rPr>
         <w:t xml:space="preserve"> (2006), </w:t>
       </w:r>
       <w:r>
-        <w:rPr>
-          <w:rFonts w:ascii="Arial" w:hAnsi="Arial" w:cs="Arial"/>
-          <w:szCs w:val="24"/>
-        </w:rPr>
         <w:t xml:space="preserve">há casos em que </w:t>
       </w:r>
       <w:r>
-        <w:rPr>
-          <w:rFonts w:ascii="Arial" w:hAnsi="Arial" w:cs="Arial"/>
-          <w:szCs w:val="24"/>
-        </w:rPr>
         <w:t xml:space="preserve">a população nas cidades cresce e o desenvolvimento urbano não acompanha este crescimento, resultando em uma população com </w:t>
       </w:r>
       <w:r>
-        <w:rPr>
-          <w:rFonts w:ascii="Arial" w:hAnsi="Arial" w:cs="Arial"/>
-          <w:szCs w:val="24"/>
-        </w:rPr>
         <w:t xml:space="preserve">pouco acesso a benefícios como educação, </w:t>
       </w:r>
       <w:r>
-        <w:rPr>
-          <w:rFonts w:ascii="Arial" w:hAnsi="Arial" w:cs="Arial"/>
-          <w:szCs w:val="24"/>
-        </w:rPr>
         <w:t xml:space="preserve">saneamento e empregos, resultando </w:t>
       </w:r>
       <w:r>
-        <w:rPr>
-          <w:rFonts w:ascii="Arial" w:hAnsi="Arial" w:cs="Arial"/>
-          <w:szCs w:val="24"/>
-        </w:rPr>
         <w:t xml:space="preserve">na deterioração da qualidade de vida urbana. </w:t>
       </w:r>
       <w:r>
-        <w:rPr>
-          <w:rFonts w:ascii="Arial" w:hAnsi="Arial" w:cs="Arial"/>
-          <w:szCs w:val="24"/>
-        </w:rPr>
         <w:t xml:space="preserve">Segundo </w:t>
       </w:r>
       <w:r>
-        <w:rPr>
-          <w:rFonts w:ascii="Arial" w:hAnsi="Arial" w:cs="Arial"/>
-          <w:szCs w:val="24"/>
-        </w:rPr>
         <w:t xml:space="preserve">o Instituto Pólis (2016), a ausência de planejamento urbano </w:t>
       </w:r>
       <w:r>
-        <w:rPr>
-          <w:rFonts w:ascii="Arial" w:hAnsi="Arial" w:cs="Arial"/>
-          <w:szCs w:val="24"/>
-        </w:rPr>
         <w:t>em diversos municípios do país resultou em uma série de problemas públicos, como de</w:t>
       </w:r>
       <w:r>
-        <w:rPr>
-          <w:rFonts w:ascii="Arial" w:hAnsi="Arial" w:cs="Arial"/>
-          <w:szCs w:val="24"/>
-        </w:rPr>
         <w:t xml:space="preserve">sigualdade </w:t>
       </w:r>
       <w:r>
-        <w:rPr>
-          <w:rFonts w:ascii="Arial" w:hAnsi="Arial" w:cs="Arial"/>
-          <w:szCs w:val="24"/>
-        </w:rPr>
         <w:t>sócio territorial</w:t>
       </w:r>
       <w:r>
-        <w:rPr>
-          <w:rFonts w:ascii="Arial" w:hAnsi="Arial" w:cs="Arial"/>
-          <w:szCs w:val="24"/>
-        </w:rPr>
         <w:t xml:space="preserve">, em que a qualidade da infraestrutura </w:t>
       </w:r>
       <w:r>
-        <w:rPr>
-          <w:rFonts w:ascii="Arial" w:hAnsi="Arial" w:cs="Arial"/>
-          <w:szCs w:val="24"/>
-        </w:rPr>
         <w:t>é drasticamente diferente em pontos distintos das cidades.</w:t>
       </w:r>
     </w:p>
     <w:p>
-      <w:pPr>
-        <w:rPr>
-          <w:rFonts w:ascii="Arial" w:hAnsi="Arial" w:cs="Arial"/>
-          <w:szCs w:val="24"/>
-        </w:rPr>
-      </w:pPr>
-      <w:r>
-        <w:rPr>
-          <w:rFonts w:ascii="Arial" w:hAnsi="Arial" w:cs="Arial"/>
-          <w:szCs w:val="24"/>
-        </w:rPr>
+      <w:r>
         <w:t xml:space="preserve">Os problemas urbanos vão desde a criação de </w:t>
       </w:r>
       <w:r>
-        <w:rPr>
-          <w:rFonts w:ascii="Arial" w:hAnsi="Arial" w:cs="Arial"/>
-          <w:szCs w:val="24"/>
-        </w:rPr>
         <w:t xml:space="preserve">favelas a problemas mais simples como ruas com buracos e falta de </w:t>
       </w:r>
       <w:r>
-        <w:rPr>
-          <w:rFonts w:ascii="Arial" w:hAnsi="Arial" w:cs="Arial"/>
-          <w:szCs w:val="24"/>
-        </w:rPr>
         <w:t>fiscalização</w:t>
       </w:r>
       <w:r>
-        <w:rPr>
-          <w:rFonts w:ascii="Arial" w:hAnsi="Arial" w:cs="Arial"/>
-          <w:szCs w:val="24"/>
-        </w:rPr>
         <w:t xml:space="preserve"> da infraestrutura</w:t>
       </w:r>
       <w:r>
-        <w:rPr>
-          <w:rFonts w:ascii="Arial" w:hAnsi="Arial" w:cs="Arial"/>
-          <w:szCs w:val="24"/>
-        </w:rPr>
         <w:t xml:space="preserve"> pelas prefeituras. </w:t>
       </w:r>
       <w:r>
-        <w:rPr>
-          <w:rFonts w:ascii="Arial" w:hAnsi="Arial" w:cs="Arial"/>
-          <w:szCs w:val="24"/>
-        </w:rPr>
         <w:t xml:space="preserve">Em um artigo publicado no jornal NSC Total </w:t>
       </w:r>
       <w:r>
-        <w:rPr>
-          <w:rFonts w:ascii="Arial" w:hAnsi="Arial" w:cs="Arial"/>
-          <w:szCs w:val="24"/>
-        </w:rPr>
         <w:t xml:space="preserve">(2023), Luana Amorim relata </w:t>
       </w:r>
       <w:r>
-        <w:rPr>
-          <w:rFonts w:ascii="Arial" w:hAnsi="Arial" w:cs="Arial"/>
-          <w:szCs w:val="24"/>
-        </w:rPr>
         <w:t>casos de moradores de Florianópolis</w:t>
       </w:r>
       <w:r>
-        <w:rPr>
-          <w:rFonts w:ascii="Arial" w:hAnsi="Arial" w:cs="Arial"/>
-          <w:szCs w:val="24"/>
-        </w:rPr>
         <w:t xml:space="preserve">, Santa Catarina, que sofreram dados </w:t>
       </w:r>
       <w:r>
-        <w:rPr>
-          <w:rFonts w:ascii="Arial" w:hAnsi="Arial" w:cs="Arial"/>
-          <w:szCs w:val="24"/>
-        </w:rPr>
         <w:t>físicos por buracos nas calçadas</w:t>
       </w:r>
       <w:r>
-        <w:rPr>
-          <w:rFonts w:ascii="Arial" w:hAnsi="Arial" w:cs="Arial"/>
-          <w:szCs w:val="24"/>
-        </w:rPr>
         <w:t>, além d</w:t>
       </w:r>
       <w:r>
-        <w:rPr>
-          <w:rFonts w:ascii="Arial" w:hAnsi="Arial" w:cs="Arial"/>
-          <w:szCs w:val="24"/>
-        </w:rPr>
         <w:t xml:space="preserve">e motoboys </w:t>
       </w:r>
       <w:r>
-        <w:rPr>
-          <w:rFonts w:ascii="Arial" w:hAnsi="Arial" w:cs="Arial"/>
-          <w:szCs w:val="24"/>
-        </w:rPr>
         <w:t xml:space="preserve">que </w:t>
       </w:r>
       <w:r>
-        <w:rPr>
-          <w:rFonts w:ascii="Arial" w:hAnsi="Arial" w:cs="Arial"/>
-          <w:szCs w:val="24"/>
-        </w:rPr>
         <w:t xml:space="preserve">mencionam a dificuldade de enxergar buracos nas ruas </w:t>
       </w:r>
       <w:r>
-        <w:rPr>
-          <w:rFonts w:ascii="Arial" w:hAnsi="Arial" w:cs="Arial"/>
-          <w:szCs w:val="24"/>
-        </w:rPr>
         <w:t xml:space="preserve">à noite. </w:t>
       </w:r>
       <w:r>
-        <w:rPr>
-          <w:rFonts w:ascii="Arial" w:hAnsi="Arial" w:cs="Arial"/>
-          <w:szCs w:val="24"/>
-        </w:rPr>
         <w:t xml:space="preserve"> </w:t>
       </w:r>
       <w:r>
-        <w:rPr>
-          <w:rFonts w:ascii="Arial" w:hAnsi="Arial" w:cs="Arial"/>
-          <w:szCs w:val="24"/>
-        </w:rPr>
         <w:t>Da mesma forma, Laura Machado (2024), descreve em artigo publicado no jornal ND</w:t>
       </w:r>
       <w:r>
-        <w:rPr>
-          <w:rFonts w:ascii="Arial" w:hAnsi="Arial" w:cs="Arial"/>
-          <w:szCs w:val="24"/>
-        </w:rPr>
         <w:t xml:space="preserve"> Mais, </w:t>
       </w:r>
       <w:r>
-        <w:rPr>
-          <w:rFonts w:ascii="Arial" w:hAnsi="Arial" w:cs="Arial"/>
-          <w:szCs w:val="24"/>
-        </w:rPr>
         <w:t xml:space="preserve">o caso de um acidente envolvendo dois veículos que </w:t>
       </w:r>
       <w:r>
-        <w:rPr>
-          <w:rFonts w:ascii="Arial" w:hAnsi="Arial" w:cs="Arial"/>
-          <w:szCs w:val="24"/>
-        </w:rPr>
         <w:t>caíram em uma cratera no norte da cidade.</w:t>
       </w:r>
     </w:p>
     <w:p>
-      <w:pPr>
-        <w:rPr>
-          <w:rFonts w:ascii="Arial" w:hAnsi="Arial" w:cs="Arial"/>
-          <w:szCs w:val="24"/>
-        </w:rPr>
-      </w:pPr>
-      <w:r>
-        <w:rPr>
-          <w:rFonts w:ascii="Arial" w:hAnsi="Arial" w:cs="Arial"/>
-          <w:szCs w:val="24"/>
-        </w:rPr>
+      <w:r>
         <w:t xml:space="preserve">Segundo o </w:t>
       </w:r>
       <w:r>
-        <w:rPr>
-          <w:rFonts w:ascii="Arial" w:hAnsi="Arial" w:cs="Arial"/>
-          <w:szCs w:val="24"/>
-        </w:rPr>
         <w:t>artigo 37, parágrafo 6º</w:t>
       </w:r>
       <w:r>
-        <w:rPr>
-          <w:rFonts w:ascii="Arial" w:hAnsi="Arial" w:cs="Arial"/>
-          <w:szCs w:val="24"/>
-        </w:rPr>
         <w:t xml:space="preserve"> da Constituição Federal, </w:t>
       </w:r>
       <w:r>
-        <w:rPr>
-          <w:rFonts w:ascii="Arial" w:hAnsi="Arial" w:cs="Arial"/>
-          <w:szCs w:val="24"/>
-        </w:rPr>
         <w:t xml:space="preserve">é responsabilidade do Município </w:t>
       </w:r>
       <w:r>
-        <w:rPr>
-          <w:rFonts w:ascii="Arial" w:hAnsi="Arial" w:cs="Arial"/>
-          <w:szCs w:val="24"/>
-        </w:rPr>
         <w:t xml:space="preserve">indenizar </w:t>
       </w:r>
       <w:r>
-        <w:rPr>
-          <w:rFonts w:ascii="Arial" w:hAnsi="Arial" w:cs="Arial"/>
-          <w:szCs w:val="24"/>
-        </w:rPr>
         <w:t>por danos causados a terceiros em razão de suas ações ou omissões</w:t>
       </w:r>
       <w:r>
-        <w:rPr>
-          <w:rFonts w:ascii="Arial" w:hAnsi="Arial" w:cs="Arial"/>
-          <w:szCs w:val="24"/>
-        </w:rPr>
         <w:t xml:space="preserve">. </w:t>
       </w:r>
       <w:r>
-        <w:rPr>
-          <w:rFonts w:ascii="Arial" w:hAnsi="Arial" w:cs="Arial"/>
-          <w:szCs w:val="24"/>
-        </w:rPr>
         <w:t>Estas ações e omissões, porém, segundo KRAUSZ (2006</w:t>
       </w:r>
       <w:r>
-        <w:rPr>
-          <w:rFonts w:ascii="Arial" w:hAnsi="Arial" w:cs="Arial"/>
-          <w:szCs w:val="24"/>
-        </w:rPr>
         <w:t>), precisam</w:t>
       </w:r>
       <w:r>
-        <w:rPr>
-          <w:rFonts w:ascii="Arial" w:hAnsi="Arial" w:cs="Arial"/>
-          <w:szCs w:val="24"/>
-        </w:rPr>
         <w:t xml:space="preserve"> ser provadas, o que nem sempre é uma tarefa simples.</w:t>
       </w:r>
       <w:r>
-        <w:rPr>
-          <w:rFonts w:ascii="Arial" w:hAnsi="Arial" w:cs="Arial"/>
-          <w:szCs w:val="24"/>
-        </w:rPr>
         <w:t xml:space="preserve"> </w:t>
       </w:r>
       <w:r>
-        <w:rPr>
-          <w:rFonts w:ascii="Arial" w:hAnsi="Arial" w:cs="Arial"/>
-          <w:szCs w:val="24"/>
-        </w:rPr>
         <w:t xml:space="preserve">A forma mais comum de </w:t>
       </w:r>
       <w:r>
-        <w:rPr>
-          <w:rFonts w:ascii="Arial" w:hAnsi="Arial" w:cs="Arial"/>
-          <w:szCs w:val="24"/>
-        </w:rPr>
         <w:t xml:space="preserve">comprovação envolve a apresentação de </w:t>
       </w:r>
       <w:r>
-        <w:rPr>
-          <w:rFonts w:ascii="Arial" w:hAnsi="Arial" w:cs="Arial"/>
-          <w:szCs w:val="24"/>
-        </w:rPr>
         <w:t>provas de que a prefeitura recebeu reclamações e foi informada dos problemas que causaram o dano.</w:t>
       </w:r>
     </w:p>
     <w:p>
-      <w:pPr>
-        <w:rPr>
-          <w:rFonts w:ascii="Arial" w:hAnsi="Arial" w:cs="Arial"/>
-          <w:szCs w:val="24"/>
-        </w:rPr>
-      </w:pPr>
-      <w:r>
-        <w:rPr>
-          <w:rFonts w:ascii="Arial" w:hAnsi="Arial" w:cs="Arial"/>
-          <w:szCs w:val="24"/>
-        </w:rPr>
+      <w:r>
+        <w:t>Existem diversas formas de reportar um problema público</w:t>
+      </w:r>
+      <w:r>
+        <w:t xml:space="preserve">, cada município tem liberdade para implementar a forma que preferir. </w:t>
+      </w:r>
+      <w:r>
+        <w:t xml:space="preserve">Porto Alegre, </w:t>
+      </w:r>
+      <w:r>
+        <w:t>capital do Rio Grande do Sul, por exemplo, possui um portal online</w:t>
+      </w:r>
+      <w:r>
+        <w:t xml:space="preserve"> chamado 156 WEB </w:t>
+      </w:r>
+      <w:r>
+        <w:t>(2024)</w:t>
+      </w:r>
+      <w:r>
+        <w:t xml:space="preserve"> </w:t>
+      </w:r>
+      <w:r>
+        <w:t xml:space="preserve">em que o cidadão pode </w:t>
+      </w:r>
+      <w:r>
         <w:lastRenderedPageBreak/>
-        <w:t>Existem diversas formas de reportar um problema público</w:t>
-      </w:r>
-      <w:r>
-        <w:rPr>
-          <w:rFonts w:ascii="Arial" w:hAnsi="Arial" w:cs="Arial"/>
-          <w:szCs w:val="24"/>
-        </w:rPr>
-        <w:t xml:space="preserve">, cada município tem liberdade para implementar a forma que preferir. </w:t>
-      </w:r>
-      <w:r>
-        <w:rPr>
-          <w:rFonts w:ascii="Arial" w:hAnsi="Arial" w:cs="Arial"/>
-          <w:szCs w:val="24"/>
-        </w:rPr>
-        <w:t xml:space="preserve">Porto Alegre, </w:t>
-      </w:r>
-      <w:r>
-        <w:rPr>
-          <w:rFonts w:ascii="Arial" w:hAnsi="Arial" w:cs="Arial"/>
-          <w:szCs w:val="24"/>
-        </w:rPr>
-        <w:t>capital do Rio Grande do Sul, por exemplo, possui um portal online</w:t>
-      </w:r>
-      <w:r>
-        <w:rPr>
-          <w:rFonts w:ascii="Arial" w:hAnsi="Arial" w:cs="Arial"/>
-          <w:szCs w:val="24"/>
-        </w:rPr>
-        <w:t xml:space="preserve"> chamado 156 WEB </w:t>
-      </w:r>
-      <w:r>
-        <w:rPr>
-          <w:rFonts w:ascii="Arial" w:hAnsi="Arial" w:cs="Arial"/>
-          <w:szCs w:val="24"/>
-        </w:rPr>
-        <w:t>(2024)</w:t>
-      </w:r>
-      <w:r>
-        <w:rPr>
-          <w:rFonts w:ascii="Arial" w:hAnsi="Arial" w:cs="Arial"/>
-          <w:szCs w:val="24"/>
-        </w:rPr>
-        <w:t xml:space="preserve"> </w:t>
-      </w:r>
-      <w:r>
-        <w:rPr>
-          <w:rFonts w:ascii="Arial" w:hAnsi="Arial" w:cs="Arial"/>
-          <w:szCs w:val="24"/>
-        </w:rPr>
-        <w:t xml:space="preserve">em que o cidadão pode descrever diversos tipos de </w:t>
-      </w:r>
-      <w:r>
-        <w:rPr>
-          <w:rFonts w:ascii="Arial" w:hAnsi="Arial" w:cs="Arial"/>
-          <w:szCs w:val="24"/>
-        </w:rPr>
+        <w:t xml:space="preserve">descrever diversos tipos de </w:t>
+      </w:r>
+      <w:r>
         <w:t xml:space="preserve">problemas. Em Florianópolis, </w:t>
       </w:r>
       <w:r>
-        <w:rPr>
-          <w:rFonts w:ascii="Arial" w:hAnsi="Arial" w:cs="Arial"/>
-          <w:szCs w:val="24"/>
-        </w:rPr>
         <w:t xml:space="preserve">as reclamações podem ser feitas tanto registrando um ticket na ouvidoria </w:t>
       </w:r>
       <w:r>
-        <w:rPr>
-          <w:rFonts w:ascii="Arial" w:hAnsi="Arial" w:cs="Arial"/>
-          <w:szCs w:val="24"/>
-        </w:rPr>
         <w:t>do Governo</w:t>
       </w:r>
       <w:r>
-        <w:rPr>
-          <w:rFonts w:ascii="Arial" w:hAnsi="Arial" w:cs="Arial"/>
-          <w:szCs w:val="24"/>
-        </w:rPr>
         <w:t xml:space="preserve">, quanto </w:t>
       </w:r>
       <w:r>
-        <w:rPr>
-          <w:rFonts w:ascii="Arial" w:hAnsi="Arial" w:cs="Arial"/>
-          <w:szCs w:val="24"/>
-        </w:rPr>
         <w:t xml:space="preserve">pelo telefone diretamente com o órgão público responsável. </w:t>
       </w:r>
       <w:r>
-        <w:rPr>
-          <w:rFonts w:ascii="Arial" w:hAnsi="Arial" w:cs="Arial"/>
-          <w:szCs w:val="24"/>
-        </w:rPr>
         <w:t xml:space="preserve">Em </w:t>
       </w:r>
       <w:r>
-        <w:rPr>
-          <w:rFonts w:ascii="Arial" w:hAnsi="Arial" w:cs="Arial"/>
-          <w:szCs w:val="24"/>
-        </w:rPr>
         <w:t xml:space="preserve">todas as formas, porém, as reclamações são </w:t>
       </w:r>
       <w:r>
-        <w:rPr>
-          <w:rFonts w:ascii="Arial" w:hAnsi="Arial" w:cs="Arial"/>
-          <w:szCs w:val="24"/>
-        </w:rPr>
         <w:t xml:space="preserve">privadas e </w:t>
       </w:r>
       <w:r>
-        <w:rPr>
-          <w:rFonts w:ascii="Arial" w:hAnsi="Arial" w:cs="Arial"/>
-          <w:szCs w:val="24"/>
-        </w:rPr>
         <w:t>não há uma grande divulgação dos meios de acesso.</w:t>
       </w:r>
     </w:p>
@@ -5727,6 +5384,9 @@
       </w:pPr>
       <w:bookmarkStart w:id="12" w:name="_Toc167826080"/>
       <w:r>
+        <w:t xml:space="preserve"> </w:t>
+      </w:r>
+      <w:r>
         <w:t>JUSTIFICATIVA</w:t>
       </w:r>
       <w:bookmarkEnd w:id="12"/>
@@ -5734,7 +5394,105 @@
     <w:p/>
     <w:p>
       <w:r>
-        <w:t>Descrição...</w:t>
+        <w:t xml:space="preserve"> </w:t>
+      </w:r>
+      <w:r>
+        <w:t xml:space="preserve">A urbanização é um processo em constante crescimento </w:t>
+      </w:r>
+      <w:r>
+        <w:t xml:space="preserve">a nível mundial. </w:t>
+      </w:r>
+      <w:r>
+        <w:t xml:space="preserve">Este crescimento muitas vezes ocorre </w:t>
+      </w:r>
+      <w:r>
+        <w:t>de forma mais acelerada do que a infraestrutura e os poderes públicos conseguem acompanhar</w:t>
+      </w:r>
+      <w:r>
+        <w:t xml:space="preserve">. </w:t>
+      </w:r>
+      <w:r>
+        <w:t>Os problemas urbanos</w:t>
+      </w:r>
+      <w:r>
+        <w:t xml:space="preserve"> gerados por esta aceleração</w:t>
+      </w:r>
+      <w:r>
+        <w:t>, como buracos nas ruas, falhas no sistema de saneamento e falta de fiscalização, são questões comuns</w:t>
+      </w:r>
+      <w:r>
+        <w:t xml:space="preserve"> e</w:t>
+      </w:r>
+      <w:r>
+        <w:t xml:space="preserve"> que podem causar danos significativos à população, incluindo acidentes e prejuízos financeiros.</w:t>
+      </w:r>
+      <w:r>
+        <w:t xml:space="preserve"> </w:t>
+      </w:r>
+    </w:p>
+    <w:p>
+      <w:r>
+        <w:lastRenderedPageBreak/>
+        <w:t xml:space="preserve">O primeiro passo para resolver estes problemas é </w:t>
+      </w:r>
+      <w:r>
+        <w:t>identificá-los</w:t>
+      </w:r>
+      <w:r>
+        <w:t>, porém r</w:t>
+      </w:r>
+      <w:r>
+        <w:t xml:space="preserve">eportar </w:t>
+      </w:r>
+      <w:r>
+        <w:t xml:space="preserve">estas questões </w:t>
+      </w:r>
+      <w:r>
+        <w:t xml:space="preserve">e exigir soluções, </w:t>
+      </w:r>
+      <w:r>
+        <w:t xml:space="preserve">nem sempre é uma tarefa fácil. Os canais de comunicação </w:t>
+      </w:r>
+      <w:r>
+        <w:t xml:space="preserve">são pouco conhecidos pela população </w:t>
+      </w:r>
+      <w:r>
+        <w:t xml:space="preserve">e, além disso, a natureza privada destas reclamações faz com que </w:t>
+      </w:r>
+      <w:r>
+        <w:t xml:space="preserve">não seja possível identificar o que já foi reportado por outras pessoas, nem contribuir com </w:t>
+      </w:r>
+      <w:r>
+        <w:t xml:space="preserve">apoio </w:t>
+      </w:r>
+      <w:r>
+        <w:t>a</w:t>
+      </w:r>
+      <w:r>
+        <w:t xml:space="preserve"> causas comuns </w:t>
+      </w:r>
+      <w:r>
+        <w:t>de cada região.</w:t>
+      </w:r>
+    </w:p>
+    <w:p>
+      <w:r>
+        <w:t xml:space="preserve">Neste contexto, a implementação de um sistema web responsivo que </w:t>
+      </w:r>
+      <w:r>
+        <w:t xml:space="preserve">possibilita a interação entre a comunidade se mostra uma solução viável e acessível. A acessibilidade </w:t>
+      </w:r>
+      <w:r>
+        <w:t>gerada pelo design responsivo permite que o sistema possa ser utilizado em diversos dispositivos</w:t>
+      </w:r>
+      <w:r>
+        <w:t xml:space="preserve"> </w:t>
+      </w:r>
+      <w:r>
+        <w:t xml:space="preserve">e que a </w:t>
+      </w:r>
+      <w:r>
+        <w:t>tarefa de reportar problemas se torna fácil.</w:t>
       </w:r>
     </w:p>
     <w:p/>
@@ -5797,6 +5555,7 @@
       </w:r>
       <w:bookmarkEnd w:id="16"/>
     </w:p>
+    <w:p/>
     <w:p>
       <w:r>
         <w:t xml:space="preserve">Nesta seção serão listadas </w:t>
@@ -5814,6 +5573,7 @@
         <w:t xml:space="preserve"> Florianópolis</w:t>
       </w:r>
     </w:p>
+    <w:p/>
     <w:p>
       <w:r>
         <w:t xml:space="preserve">Florianópolis, ou Floripa, é a capital do estado de Santa Catarina. </w:t>
@@ -5896,6 +5656,7 @@
         <w:t xml:space="preserve"> Problemas Urbanos</w:t>
       </w:r>
     </w:p>
+    <w:p/>
     <w:p>
       <w:r>
         <w:t xml:space="preserve">Os problemas urbanos são questões que afetam o desenvolvimento e a qualidade de vida nas cidades, </w:t>
@@ -5926,1043 +5687,1061 @@
     <w:p>
       <w:pPr>
         <w:pStyle w:val="Ttulo3"/>
+      </w:pPr>
+      <w:r>
+        <w:t xml:space="preserve"> </w:t>
+      </w:r>
+      <w:r>
+        <w:t>Design</w:t>
+      </w:r>
+      <w:r>
+        <w:t xml:space="preserve"> </w:t>
+      </w:r>
+      <w:r>
+        <w:t>r</w:t>
+      </w:r>
+      <w:r>
+        <w:t>esponsivo</w:t>
+      </w:r>
+    </w:p>
+    <w:p/>
+    <w:p>
+      <w:r>
+        <w:t xml:space="preserve">O </w:t>
+      </w:r>
+      <w:r>
+        <w:t>d</w:t>
+      </w:r>
+      <w:r>
+        <w:t xml:space="preserve">esign </w:t>
+      </w:r>
+      <w:r>
+        <w:t>r</w:t>
+      </w:r>
+      <w:r>
+        <w:t>esponsivo é uma abordagem de design web em que um site é construído para proporcionar uma experiência de visualização com fácil leitura e navegação, exigindo o mínimo de redimensionamento, rolagem e deslocamento em uma ampla variedade de dispositivos, como desktop, notebook, tablet</w:t>
+      </w:r>
+      <w:r>
+        <w:t xml:space="preserve"> e</w:t>
+      </w:r>
+      <w:r>
+        <w:t xml:space="preserve"> smartphones</w:t>
+      </w:r>
+      <w:r>
+        <w:t xml:space="preserve"> (</w:t>
+      </w:r>
+      <w:r>
+        <w:t>NATDA</w:t>
+      </w:r>
+      <w:r>
+        <w:t xml:space="preserve">, 2013). </w:t>
+      </w:r>
+      <w:r>
+        <w:t xml:space="preserve">Em outras palavras, </w:t>
+      </w:r>
+      <w:r>
+        <w:t>u</w:t>
+      </w:r>
+      <w:r>
+        <w:t>m site responsivo é desenvolvido para se ajustar automaticamente a diferentes resoluções de tela, garantindo que o conteúdo seja exibido corretamente sem distorções</w:t>
+      </w:r>
+      <w:r>
+        <w:t xml:space="preserve"> (FARIAS, 2020).</w:t>
+      </w:r>
+    </w:p>
+    <w:p/>
+    <w:p>
+      <w:pPr>
+        <w:pStyle w:val="Ttulo2"/>
+      </w:pPr>
+      <w:r>
+        <w:t xml:space="preserve"> </w:t>
+      </w:r>
+      <w:bookmarkStart w:id="17" w:name="_Toc167826083"/>
+      <w:r>
+        <w:t>TECNOLOGIAS</w:t>
+      </w:r>
+      <w:bookmarkEnd w:id="17"/>
+    </w:p>
+    <w:p/>
+    <w:p>
+      <w:r>
+        <w:t xml:space="preserve">Nesta seção serão </w:t>
+      </w:r>
+      <w:r>
+        <w:t>listadas as tecnologias que foram utilizadas na construção do sistema.</w:t>
+      </w:r>
+    </w:p>
+    <w:p/>
+    <w:p>
+      <w:pPr>
+        <w:pStyle w:val="Ttulo3"/>
+      </w:pPr>
+      <w:r>
+        <w:t xml:space="preserve"> </w:t>
+      </w:r>
+      <w:r>
+        <w:t>Dados</w:t>
+      </w:r>
+    </w:p>
+    <w:p/>
+    <w:p>
+      <w:r>
+        <w:t xml:space="preserve">Em um contexto de aplicação, todos os </w:t>
+      </w:r>
+      <w:r>
+        <w:t>registros de problemas urbanos</w:t>
+      </w:r>
+      <w:r>
+        <w:t>, de</w:t>
+      </w:r>
+      <w:r>
+        <w:t xml:space="preserve"> usuários, </w:t>
+      </w:r>
+      <w:r>
+        <w:t>de</w:t>
+      </w:r>
+      <w:r>
+        <w:t xml:space="preserve"> localizações </w:t>
+      </w:r>
+      <w:r>
+        <w:t xml:space="preserve">e de interações são tratados como dados. </w:t>
+      </w:r>
+      <w:r>
+        <w:t>Dados são</w:t>
+      </w:r>
+      <w:r>
+        <w:t xml:space="preserve"> </w:t>
+      </w:r>
+      <w:r>
+        <w:t>informações que foram traduzidas para uma forma eficiente para movimentação ou processamento</w:t>
+      </w:r>
+      <w:r>
+        <w:t xml:space="preserve"> por computadores. </w:t>
+      </w:r>
+      <w:r>
+        <w:t>(JACK-VAUGHAN, 2019).</w:t>
+      </w:r>
+      <w:r>
+        <w:t xml:space="preserve"> Estas informações podem ser</w:t>
+      </w:r>
+      <w:r>
+        <w:t xml:space="preserve"> uma coleção de fatos, como números, palavras, medições, observações ou até mesmo descrições de coisas</w:t>
+      </w:r>
+      <w:r>
+        <w:t xml:space="preserve"> (LENOVO, 2024). </w:t>
+      </w:r>
+    </w:p>
+    <w:p>
+      <w:r>
+        <w:t xml:space="preserve">O valor dos dados, porém, está nas </w:t>
+      </w:r>
+      <w:r>
+        <w:t xml:space="preserve">suas relações. </w:t>
+      </w:r>
+      <w:r>
+        <w:t>Conforme Freitas (2005), “dos dados são extraídas as informações; das informações se constroem os conhecimentos”.</w:t>
+      </w:r>
+      <w:r>
+        <w:t xml:space="preserve"> </w:t>
+      </w:r>
+      <w:r>
+        <w:t xml:space="preserve">Combinando dados de localizações, com pessoas e problemas urbanos, </w:t>
+      </w:r>
+      <w:r>
+        <w:t>conseguimos identificar pontos de atenção na cidade e agilizar a resolução</w:t>
+      </w:r>
+      <w:r>
+        <w:t xml:space="preserve">. </w:t>
+      </w:r>
+      <w:r>
+        <w:t>Para armazenar e relacionar os dados, usa-se um Banco de Dados.</w:t>
+      </w:r>
+    </w:p>
+    <w:p/>
+    <w:p>
+      <w:pPr>
+        <w:pStyle w:val="Ttulo3"/>
+      </w:pPr>
+      <w:r>
+        <w:t xml:space="preserve"> Banco de dados</w:t>
+      </w:r>
+    </w:p>
+    <w:p/>
+    <w:p>
+      <w:r>
+        <w:lastRenderedPageBreak/>
+        <w:t>O banco de dados</w:t>
+      </w:r>
+      <w:r>
+        <w:t>, por si só, pode ser considerado como o equivalente eletrônico de um armário de arquivamento</w:t>
+      </w:r>
+      <w:r>
+        <w:t>, é um repositório para uma coleção de dados</w:t>
+      </w:r>
+      <w:r>
+        <w:t xml:space="preserve"> (</w:t>
+      </w:r>
+      <w:r>
+        <w:t>DATE</w:t>
+      </w:r>
+      <w:r>
+        <w:t>, 2003). Os dados são armazenados em tabelas</w:t>
+      </w:r>
+      <w:r>
+        <w:t xml:space="preserve"> seguindo o modelo relacional</w:t>
+      </w:r>
+      <w:r>
+        <w:t xml:space="preserve">, </w:t>
+      </w:r>
+      <w:r>
+        <w:t xml:space="preserve">no qual as tabelas representam entidades e cada linha </w:t>
+      </w:r>
+      <w:r>
+        <w:t>é um registro único daquela entidade</w:t>
+      </w:r>
+      <w:r>
+        <w:t xml:space="preserve"> </w:t>
+      </w:r>
+      <w:r>
+        <w:t>com</w:t>
+      </w:r>
+      <w:r>
+        <w:t xml:space="preserve"> um código único que o identifica. Esta chave única é utilizada em </w:t>
+      </w:r>
+      <w:r>
+        <w:t xml:space="preserve">outras tabelas para referenciar relações entre as entidades. </w:t>
+      </w:r>
+      <w:r>
+        <w:t xml:space="preserve">(ORACLE, 2023). </w:t>
+      </w:r>
+    </w:p>
+    <w:p/>
+    <w:p>
+      <w:pPr>
+        <w:pStyle w:val="Ttulo4"/>
+      </w:pPr>
+      <w:r>
+        <w:t>MySQL</w:t>
+      </w:r>
+    </w:p>
+    <w:p/>
+    <w:p>
+      <w:r>
+        <w:t>Para um banco de dados operar, é necessário um servidor. Existem várias opções no mercado, entre elas o MySQL. O MySQL é um banco de dados completo, robusto e extremamente rápido, com todas as características dos principais bancos de dados pagos, porém possui licenças para uso gratuito (MILANI, 2006).</w:t>
+      </w:r>
+    </w:p>
+    <w:p/>
+    <w:p>
+      <w:pPr>
+        <w:pStyle w:val="Ttulo4"/>
+      </w:pPr>
+      <w:r>
+        <w:t xml:space="preserve"> SQL</w:t>
+      </w:r>
+    </w:p>
+    <w:p/>
+    <w:p>
+      <w:r>
+        <w:t xml:space="preserve">Para manipular um banco de dados, utiliza-se uma linguagem </w:t>
+      </w:r>
+      <w:r>
+        <w:t xml:space="preserve">chamada SQL. SQL é a linguagem padrão para se lidar com banco de dados relacionais, e é aceita por quase todos os produtos no mercado </w:t>
+      </w:r>
+      <w:r>
+        <w:t>(</w:t>
+      </w:r>
+      <w:r>
+        <w:t>DATE</w:t>
+      </w:r>
+      <w:r>
+        <w:t xml:space="preserve">, 2003). </w:t>
+      </w:r>
+      <w:r>
+        <w:t>SQL utiliza um conjunto de comandos para manipular os dados em bancos de dados. Exemplos incluem SQL INSERT, que é usado para adicionar dados às tabelas do banco de dados; SQL SELECT, que recupera dados das tabelas do banco de dados; e SQL UPDATE, que modifica registros existentes no banco de dados</w:t>
+      </w:r>
+      <w:r>
+        <w:t xml:space="preserve"> (BROOKS, 2024).</w:t>
+      </w:r>
+    </w:p>
+    <w:p/>
+    <w:p>
+      <w:pPr>
+        <w:pStyle w:val="Ttulo3"/>
+      </w:pPr>
+      <w:r>
+        <w:t xml:space="preserve"> Linguagens de programação</w:t>
+      </w:r>
+    </w:p>
+    <w:p/>
+    <w:p>
+      <w:r>
+        <w:t xml:space="preserve">Assim como que para manipular um banco de dados é </w:t>
+      </w:r>
+      <w:proofErr w:type="gramStart"/>
+      <w:r>
+        <w:t>necessário uma linguagem</w:t>
+      </w:r>
+      <w:proofErr w:type="gramEnd"/>
+      <w:r>
+        <w:t>, para desenvolver um sistema é necessário uma linguagem de programação. Uma linguagem de programação é um conjunto de recursos que podem ser compostos para construir um programa de computador. (MELO, 2003). Existem várias linguagens de programação, cada uma com suas características e aplicações. Neste projeto, foram utilizadas principalmente Java e Javascript.</w:t>
+      </w:r>
+    </w:p>
+    <w:p/>
+    <w:p>
+      <w:pPr>
+        <w:pStyle w:val="Ttulo4"/>
+      </w:pPr>
+      <w:r>
+        <w:lastRenderedPageBreak/>
+        <w:t xml:space="preserve"> Java</w:t>
+      </w:r>
+    </w:p>
+    <w:p/>
+    <w:p>
+      <w:r>
+        <w:t xml:space="preserve">Java é uma linguagem de programação de propósito geral, orientada a objetos pode ser executada independentemente da plataforma operacional em uso, pois se baseia no conceito de máquina virtual (MANZANO, 2014). Além de ser uma linguagem poderosa, Java é uma linguagem simples, de fácil aprendizado ou migração, pois é uma linguagem de alto nível, ou seja, é mais próxima da linguagem humana do que da linguagem de máquina (INDRUSIAK, 1996). No contexto do sistema, Java foi utilizado para a criação do </w:t>
+      </w:r>
+      <w:proofErr w:type="spellStart"/>
+      <w:r>
+        <w:t>back-end</w:t>
+      </w:r>
+      <w:proofErr w:type="spellEnd"/>
+      <w:r>
+        <w:t xml:space="preserve">, que é a parte do sistema que não é visível ao usuário, mas que é responsável por processar as informações e retornar as respostas para o </w:t>
+      </w:r>
+      <w:proofErr w:type="spellStart"/>
+      <w:r>
+        <w:t>front-end</w:t>
+      </w:r>
+      <w:proofErr w:type="spellEnd"/>
+      <w:r>
+        <w:t>.</w:t>
+      </w:r>
+    </w:p>
+    <w:p/>
+    <w:p>
+      <w:pPr>
+        <w:pStyle w:val="Ttulo4"/>
+      </w:pPr>
+      <w:r>
+        <w:t xml:space="preserve"> Javascript</w:t>
+      </w:r>
+    </w:p>
+    <w:p/>
+    <w:p>
+      <w:r>
+        <w:t xml:space="preserve">Embora o nome seja parecido, Javascript não tem relação com Java. Javascript é uma linguagem de programação usada em parceria com o HTML, com a finalidade de criar páginas web interativas (OLIVIERO, 2001). O HTML, como será descrito em seguida, é uma linguagem de marcação que define a estrutura de uma página web, enquanto o Javascript é uma linguagem de programação que define o comportamento da página. No contexto do sistema, Javascript foi utilizado para a criação do </w:t>
+      </w:r>
+      <w:proofErr w:type="spellStart"/>
+      <w:r>
+        <w:t>front-end</w:t>
+      </w:r>
+      <w:proofErr w:type="spellEnd"/>
+      <w:r>
+        <w:t>, que é a parte do sistema que é visível ao usuário, e que permite a interação com o sistema.</w:t>
+      </w:r>
+    </w:p>
+    <w:p/>
+    <w:p>
+      <w:pPr>
+        <w:pStyle w:val="Ttulo3"/>
+      </w:pPr>
+      <w:r>
+        <w:t xml:space="preserve"> </w:t>
+      </w:r>
+      <w:r>
+        <w:t>Linguagens de marcação</w:t>
+      </w:r>
+    </w:p>
+    <w:p/>
+    <w:p>
+      <w:pPr>
+        <w:pStyle w:val="Ttulo4"/>
+      </w:pPr>
+      <w:r>
+        <w:t xml:space="preserve"> </w:t>
+      </w:r>
+      <w:r>
+        <w:t>HTML</w:t>
+      </w:r>
+    </w:p>
+    <w:p/>
+    <w:p>
+      <w:r>
+        <w:t>A</w:t>
+      </w:r>
+      <w:r>
+        <w:t xml:space="preserve"> Web é baseada em três pilares: um esquema de localização de fontes, um protocolo para acessar estas fontes e uma linguagem de marcação para descrever o conteúdo: o HTML (SILVA JÚNIOR, 2013). HTML, sigla para Hypertext Markup </w:t>
+      </w:r>
+      <w:proofErr w:type="spellStart"/>
+      <w:r>
+        <w:t>Language</w:t>
+      </w:r>
+      <w:proofErr w:type="spellEnd"/>
+      <w:r>
+        <w:t>, é uma linguagem utilizada para a publicação de conteúdos variados na Web, como texto, imagem, vídeo e áudio. Baseado no conceito de hipertexto, o HTML organiza elementos — ou nós — conectados entre si. Esses elementos podem incluir palavras, imagens, vídeos, áudio e documentos, formando uma vasta rede de informações interligadas. (SILVA JÚNIOR, 2013)</w:t>
+      </w:r>
+    </w:p>
+    <w:p/>
+    <w:p>
+      <w:pPr>
+        <w:pStyle w:val="Ttulo4"/>
       </w:pPr>
       <w:r>
         <w:lastRenderedPageBreak/>
         <w:t xml:space="preserve"> </w:t>
       </w:r>
       <w:r>
-        <w:t>Design</w:t>
-      </w:r>
+        <w:t>CSS</w:t>
+      </w:r>
+    </w:p>
+    <w:p/>
+    <w:p>
+      <w:r>
+        <w:t xml:space="preserve">Enquanto o HTML é responsável pela estrutura de uma página web, o CSS é responsável pela aparência. CSS, sigla para </w:t>
+      </w:r>
+      <w:proofErr w:type="spellStart"/>
+      <w:r>
+        <w:t>Cascading</w:t>
+      </w:r>
+      <w:proofErr w:type="spellEnd"/>
       <w:r>
         <w:t xml:space="preserve"> </w:t>
       </w:r>
-      <w:r>
-        <w:t>r</w:t>
-      </w:r>
-      <w:r>
-        <w:t>esponsivo</w:t>
-      </w:r>
-    </w:p>
+      <w:proofErr w:type="spellStart"/>
+      <w:r>
+        <w:t>Style</w:t>
+      </w:r>
+      <w:proofErr w:type="spellEnd"/>
+      <w:r>
+        <w:t xml:space="preserve"> </w:t>
+      </w:r>
+      <w:proofErr w:type="spellStart"/>
+      <w:r>
+        <w:t>Sheets</w:t>
+      </w:r>
+      <w:proofErr w:type="spellEnd"/>
+      <w:r>
+        <w:t>, é um mecanismo simples para adicionar estilos, como fontes, cores e espaçamentos, a um documento web (SILVA, 2008). O CSS permite que o desenvolvedor controle a aparência de um site, separando o conteúdo da apresentação. Isso significa que o desenvolvedor pode alterar a aparência de um site sem alterar o conteúdo, tornando a manutenção mais fácil e rápida.</w:t>
+      </w:r>
+    </w:p>
+    <w:p/>
+    <w:p>
+      <w:pPr>
+        <w:pStyle w:val="Ttulo3"/>
+      </w:pPr>
+      <w:r>
+        <w:t xml:space="preserve"> Frameworks</w:t>
+      </w:r>
+    </w:p>
+    <w:p/>
+    <w:p>
+      <w:r>
+        <w:t xml:space="preserve">As linguagens de programação </w:t>
+      </w:r>
+      <w:r>
+        <w:t>são o pilar de qualquer sistema de computação</w:t>
+      </w:r>
+      <w:r>
+        <w:t>, porém</w:t>
+      </w:r>
+      <w:r>
+        <w:t xml:space="preserve">, </w:t>
+      </w:r>
+      <w:r>
+        <w:t xml:space="preserve">um sistema </w:t>
+      </w:r>
+      <w:r>
+        <w:t xml:space="preserve">é muito maior do que uma simples construção, </w:t>
+      </w:r>
+      <w:r>
+        <w:t>seguindo esta analogia</w:t>
+      </w:r>
+      <w:r>
+        <w:t xml:space="preserve">, até um sistema simples seria equivalente a uma cidade inteira de pilares. </w:t>
+      </w:r>
+      <w:r>
+        <w:t>Para isso existe</w:t>
+      </w:r>
+      <w:r>
+        <w:t xml:space="preserve">m os frameworks, que são </w:t>
+      </w:r>
+      <w:r>
+        <w:t>construções básicas genéricas e prontas que facilitam o desenvolvimento.</w:t>
+      </w:r>
+      <w:r>
+        <w:t xml:space="preserve"> </w:t>
+      </w:r>
+      <w:r>
+        <w:t>Um framework web é uma estrutura arquitetônica que fornece um ambiente de execução para aplicações web ou suas interfaces de usuário</w:t>
+      </w:r>
+      <w:r>
+        <w:t xml:space="preserve"> </w:t>
+      </w:r>
+      <w:r>
+        <w:t>(VOSLOO,</w:t>
+      </w:r>
+      <w:r>
+        <w:t xml:space="preserve"> 2005</w:t>
+      </w:r>
+      <w:r>
+        <w:t>).</w:t>
+      </w:r>
+    </w:p>
+    <w:p/>
+    <w:p>
+      <w:pPr>
+        <w:pStyle w:val="Ttulo4"/>
+      </w:pPr>
+      <w:r>
+        <w:t xml:space="preserve"> Java Spring</w:t>
+      </w:r>
+    </w:p>
+    <w:p/>
+    <w:p>
+      <w:r>
+        <w:t xml:space="preserve">Java Spring </w:t>
+      </w:r>
+      <w:r>
+        <w:t xml:space="preserve">é um framework </w:t>
+      </w:r>
+      <w:proofErr w:type="spellStart"/>
+      <w:r>
+        <w:t>que oferece</w:t>
+      </w:r>
+      <w:proofErr w:type="spellEnd"/>
+      <w:r>
+        <w:t xml:space="preserve"> suporte ao padrão MVC, fornece funcionalidades para </w:t>
+      </w:r>
+      <w:proofErr w:type="spellStart"/>
+      <w:r>
+        <w:t>RESTful</w:t>
+      </w:r>
+      <w:proofErr w:type="spellEnd"/>
+      <w:r>
+        <w:t xml:space="preserve"> Web Services, e inclui uma conexão de banco de dados no pacote. Ele também suporta injeção de dependência, o que facilita a configuração de dependências na aplicação</w:t>
+      </w:r>
+      <w:r>
+        <w:t xml:space="preserve"> (</w:t>
+      </w:r>
+      <w:r>
+        <w:t>HATMA</w:t>
+      </w:r>
+      <w:r>
+        <w:t xml:space="preserve">, 2017). Por esses motivos, Java Spring foi escolhido para construir o </w:t>
+      </w:r>
+      <w:proofErr w:type="spellStart"/>
+      <w:r>
+        <w:t>back-end</w:t>
+      </w:r>
+      <w:proofErr w:type="spellEnd"/>
+      <w:r>
+        <w:t xml:space="preserve"> do sistema.</w:t>
+      </w:r>
+    </w:p>
+    <w:p/>
+    <w:p>
+      <w:pPr>
+        <w:pStyle w:val="Ttulo4"/>
+      </w:pPr>
+      <w:r>
+        <w:t xml:space="preserve"> </w:t>
+      </w:r>
+      <w:proofErr w:type="spellStart"/>
+      <w:r>
+        <w:t>ReactJS</w:t>
+      </w:r>
+      <w:proofErr w:type="spellEnd"/>
+    </w:p>
+    <w:p/>
     <w:p>
       <w:r>
         <w:t xml:space="preserve">O </w:t>
       </w:r>
-      <w:r>
-        <w:t>d</w:t>
-      </w:r>
-      <w:r>
-        <w:t xml:space="preserve">esign </w:t>
-      </w:r>
-      <w:r>
-        <w:t>r</w:t>
-      </w:r>
-      <w:r>
-        <w:t>esponsivo é uma abordagem de design web em que um site é construído para proporcionar uma experiência de visualização com fácil leitura e navegação, exigindo o mínimo de redimensionamento, rolagem e deslocamento em uma ampla variedade de dispositivos, como desktop, notebook, tablet</w:t>
-      </w:r>
-      <w:r>
-        <w:t xml:space="preserve"> e</w:t>
-      </w:r>
-      <w:r>
-        <w:t xml:space="preserve"> smartphones</w:t>
+      <w:proofErr w:type="spellStart"/>
+      <w:r>
+        <w:t>ReactJS</w:t>
+      </w:r>
+      <w:proofErr w:type="spellEnd"/>
+      <w:r>
+        <w:t xml:space="preserve">, ou só </w:t>
+      </w:r>
+      <w:proofErr w:type="spellStart"/>
+      <w:r>
+        <w:t>React</w:t>
+      </w:r>
+      <w:proofErr w:type="spellEnd"/>
+      <w:r>
+        <w:t>,</w:t>
+      </w:r>
+      <w:r>
+        <w:t xml:space="preserve"> é uma biblioteca de código aberto que é utilizada para construir interfaces de usuário</w:t>
+      </w:r>
+      <w:r>
+        <w:t>.</w:t>
+      </w:r>
+      <w:r>
+        <w:t xml:space="preserve"> O </w:t>
+      </w:r>
+      <w:proofErr w:type="spellStart"/>
+      <w:r>
+        <w:t>Reac</w:t>
+      </w:r>
+      <w:r>
+        <w:t>t</w:t>
+      </w:r>
+      <w:proofErr w:type="spellEnd"/>
+      <w:r>
+        <w:t xml:space="preserve"> permite que programadores criem grandes aplicações web que podem mudar ao longo do tempo sem precisar recarregar a página</w:t>
+      </w:r>
+      <w:r>
+        <w:t xml:space="preserve">, resultando em uma navegação mais fluída para o usuário. </w:t>
+      </w:r>
+      <w:r>
+        <w:t>(</w:t>
+      </w:r>
+      <w:r>
+        <w:t>RAWAT</w:t>
+      </w:r>
+      <w:r>
+        <w:t xml:space="preserve">, </w:t>
+      </w:r>
+      <w:r>
+        <w:t>2020</w:t>
+      </w:r>
+      <w:r>
+        <w:t>)</w:t>
+      </w:r>
+    </w:p>
+    <w:p/>
+    <w:p>
+      <w:pPr>
+        <w:pStyle w:val="Ttulo3"/>
+      </w:pPr>
+      <w:r>
+        <w:lastRenderedPageBreak/>
+        <w:t xml:space="preserve"> API</w:t>
+      </w:r>
+    </w:p>
+    <w:p/>
+    <w:p>
+      <w:r>
+        <w:t xml:space="preserve">A comunicação entre o </w:t>
+      </w:r>
+      <w:proofErr w:type="spellStart"/>
+      <w:r>
+        <w:t>front-end</w:t>
+      </w:r>
+      <w:proofErr w:type="spellEnd"/>
+      <w:r>
+        <w:t xml:space="preserve"> da aplicação e o </w:t>
+      </w:r>
+      <w:proofErr w:type="spellStart"/>
+      <w:r>
+        <w:t>back-end</w:t>
+      </w:r>
+      <w:proofErr w:type="spellEnd"/>
+      <w:r>
+        <w:t>, assim como a comunicação com sistemas externos</w:t>
+      </w:r>
+      <w:r>
+        <w:t>, ocorre via API.</w:t>
+      </w:r>
+      <w:r>
+        <w:t xml:space="preserve"> </w:t>
+      </w:r>
+      <w:r>
+        <w:t>API significa interface de programação de aplicações. Uma API ajuda a expor um serviço de negócio ou um ativo empresarial para os desenvolvedores que estão criando uma aplicação</w:t>
       </w:r>
       <w:r>
         <w:t xml:space="preserve"> (</w:t>
       </w:r>
       <w:r>
-        <w:t>NATDA</w:t>
-      </w:r>
-      <w:r>
-        <w:t xml:space="preserve">, 2013). </w:t>
-      </w:r>
-      <w:r>
-        <w:t xml:space="preserve">Em outras palavras, </w:t>
-      </w:r>
-      <w:r>
-        <w:t>u</w:t>
-      </w:r>
-      <w:r>
-        <w:t>m site responsivo é desenvolvido para se ajustar automaticamente a diferentes resoluções de tela, garantindo que o conteúdo seja exibido corretamente sem distorções</w:t>
-      </w:r>
-      <w:r>
-        <w:t xml:space="preserve"> (FARIAS, 2020).</w:t>
+        <w:t>DE</w:t>
+      </w:r>
+      <w:r>
+        <w:t xml:space="preserve">, 2017). </w:t>
+      </w:r>
+      <w:r>
+        <w:t>Uma interface pode ser entendida como um acordo de serviço entre duas aplicações, estabelecendo as regras para a comunicação entre elas por meio de solicitações e respostas. A documentação das respectivas APIs fornece detalhes sobre como os desenvolvedores devem organizar essas solicitações e respostas.</w:t>
+      </w:r>
+      <w:r>
+        <w:t xml:space="preserve"> (AMAZON, 2024).</w:t>
       </w:r>
     </w:p>
     <w:p/>
     <w:p>
       <w:pPr>
-        <w:pStyle w:val="Ttulo2"/>
+        <w:pStyle w:val="Ttulo4"/>
       </w:pPr>
       <w:r>
         <w:t xml:space="preserve"> </w:t>
       </w:r>
-      <w:bookmarkStart w:id="17" w:name="_Toc167826083"/>
-      <w:r>
-        <w:t>TECNOLOGIAS</w:t>
-      </w:r>
-      <w:bookmarkEnd w:id="17"/>
-    </w:p>
-    <w:p>
-      <w:r>
-        <w:t xml:space="preserve">Nesta seção serão </w:t>
-      </w:r>
-      <w:r>
-        <w:t>listadas as tecnologias que foram utilizadas na construção do sistema.</w:t>
+      <w:r>
+        <w:t>REST</w:t>
       </w:r>
     </w:p>
     <w:p/>
     <w:p>
+      <w:r>
+        <w:t xml:space="preserve">As APIs, tanto internas quanto externas, utilizam o </w:t>
+      </w:r>
+      <w:r>
+        <w:t>padrão</w:t>
+      </w:r>
+      <w:r>
+        <w:t xml:space="preserve"> REST. </w:t>
+      </w:r>
+      <w:r>
+        <w:t>REST é a sigla em inglês para "</w:t>
+      </w:r>
+      <w:proofErr w:type="spellStart"/>
+      <w:r>
+        <w:t>Representational</w:t>
+      </w:r>
+      <w:proofErr w:type="spellEnd"/>
+      <w:r>
+        <w:t xml:space="preserve"> </w:t>
+      </w:r>
+      <w:proofErr w:type="spellStart"/>
+      <w:r>
+        <w:t>State</w:t>
+      </w:r>
+      <w:proofErr w:type="spellEnd"/>
+      <w:r>
+        <w:t xml:space="preserve"> </w:t>
+      </w:r>
+      <w:proofErr w:type="spellStart"/>
+      <w:r>
+        <w:t>Transfer</w:t>
+      </w:r>
+      <w:proofErr w:type="spellEnd"/>
+      <w:r>
+        <w:t>", que em português significa "</w:t>
+      </w:r>
+      <w:proofErr w:type="spellStart"/>
+      <w:r>
+        <w:t>tansferência</w:t>
+      </w:r>
+      <w:proofErr w:type="spellEnd"/>
+      <w:r>
+        <w:t xml:space="preserve"> de estado representacional". Essa arquitetura foi criada pelo cientista da computação norte-americano Roy Fielding</w:t>
+      </w:r>
+      <w:r>
+        <w:t xml:space="preserve"> (RED HAT, 2024). </w:t>
+      </w:r>
+      <w:r>
+        <w:t xml:space="preserve">As APIs REST seguem princípios como interface uniforme, garantindo consistência nas solicitações, e desacoplamento cliente-servidor, permitindo que cada parte opere de forma independente. Elas são sem estado, exigindo que cada solicitação seja completa em si mesma, e suportam </w:t>
+      </w:r>
+      <w:proofErr w:type="spellStart"/>
+      <w:r>
+        <w:t>cacheabilidade</w:t>
+      </w:r>
+      <w:proofErr w:type="spellEnd"/>
+      <w:r>
+        <w:t xml:space="preserve"> para melhorar a performance. Além disso, a arquitetura em camadas permite que as interações passem por intermediários sem que isso seja perceptível</w:t>
+      </w:r>
+      <w:r>
+        <w:t xml:space="preserve"> (IMB, 2024).</w:t>
+      </w:r>
+    </w:p>
+    <w:p/>
+    <w:p>
+      <w:pPr>
+        <w:pStyle w:val="Ttulo4"/>
+      </w:pPr>
+      <w:r>
+        <w:t xml:space="preserve"> </w:t>
+      </w:r>
+      <w:r>
+        <w:t>HTTP</w:t>
+      </w:r>
+    </w:p>
+    <w:p/>
+    <w:p>
+      <w:r>
+        <w:t xml:space="preserve">As APIs então são pontes de contato entre sistemas e </w:t>
+      </w:r>
+      <w:r>
+        <w:t>as que foram utilizadas no projeto foram construídas seguindo os padrões REST</w:t>
+      </w:r>
+      <w:r>
+        <w:t xml:space="preserve">. </w:t>
+      </w:r>
+      <w:r>
+        <w:t>Para que a comunicação entre sistemas ocorra, é necessário um protocolo de comunicação.</w:t>
+      </w:r>
+      <w:r>
+        <w:t xml:space="preserve"> </w:t>
+      </w:r>
+      <w:r>
+        <w:t>HTTP é um protocolo que permite a obtenção de recursos, como documentos HTML</w:t>
+      </w:r>
+      <w:r>
+        <w:t>, por exemplo</w:t>
+      </w:r>
+      <w:r>
+        <w:t>. Ele serve como a base para qualquer troca de dados na Web e funciona como um protocolo cliente-servidor, no qual as solicitações são iniciadas pelo destinatário, geralmente o navegador web</w:t>
+      </w:r>
+      <w:r>
+        <w:t xml:space="preserve"> (</w:t>
+      </w:r>
+      <w:r>
+        <w:t>SUBIKSHA</w:t>
+      </w:r>
+      <w:r>
+        <w:t>, 20</w:t>
+      </w:r>
+      <w:r>
+        <w:t xml:space="preserve">19). </w:t>
+      </w:r>
+    </w:p>
+    <w:p/>
+    <w:p>
+      <w:pPr>
+        <w:pStyle w:val="Ttulo4"/>
+      </w:pPr>
+      <w:r>
+        <w:lastRenderedPageBreak/>
+        <w:t xml:space="preserve"> </w:t>
+      </w:r>
+      <w:proofErr w:type="spellStart"/>
+      <w:r>
+        <w:t>OpenStreetMap</w:t>
+      </w:r>
+      <w:proofErr w:type="spellEnd"/>
+    </w:p>
+    <w:p/>
+    <w:p>
+      <w:r>
+        <w:t xml:space="preserve">O core do sistema consiste na utilização de mapas interativos. Estes mapas são fornecidos pela API do </w:t>
+      </w:r>
+      <w:proofErr w:type="spellStart"/>
+      <w:r>
+        <w:t>OpenStreetMap</w:t>
+      </w:r>
+      <w:proofErr w:type="spellEnd"/>
+      <w:r>
+        <w:t xml:space="preserve">. </w:t>
+      </w:r>
+      <w:r>
+        <w:t xml:space="preserve">O </w:t>
+      </w:r>
+      <w:proofErr w:type="spellStart"/>
+      <w:r>
+        <w:t>OpenStreetMap</w:t>
+      </w:r>
+      <w:proofErr w:type="spellEnd"/>
+      <w:r>
+        <w:t xml:space="preserve"> é desenvolvido por uma comunidade voluntária de </w:t>
+      </w:r>
+      <w:proofErr w:type="spellStart"/>
+      <w:r>
+        <w:t>mapeadores</w:t>
+      </w:r>
+      <w:proofErr w:type="spellEnd"/>
+      <w:r>
+        <w:t xml:space="preserve"> que contribuem e mantêm atualizados os dados sobre estradas, trilhos, cafés, estações ferroviárias e muito mais por todo o mundo</w:t>
+      </w:r>
+      <w:r>
+        <w:t xml:space="preserve"> (OSM, 2024). </w:t>
+      </w:r>
+      <w:proofErr w:type="spellStart"/>
+      <w:r>
+        <w:t>OpenStreetMap</w:t>
+      </w:r>
+      <w:proofErr w:type="spellEnd"/>
+      <w:r>
+        <w:t xml:space="preserve"> revolucionou a cartografia ao permitir que usuários comuns contribuam para a criação de mapas, algo antes reservado a especialistas com equipamentos avançados</w:t>
+      </w:r>
+      <w:r>
+        <w:t xml:space="preserve"> </w:t>
+      </w:r>
+      <w:r>
+        <w:t>(</w:t>
+      </w:r>
+      <w:r>
+        <w:t>HAKLAY</w:t>
+      </w:r>
+      <w:r>
+        <w:t>, 2008).</w:t>
+      </w:r>
+    </w:p>
+    <w:p/>
+    <w:p>
+      <w:pPr>
+        <w:pStyle w:val="Ttulo4"/>
+      </w:pPr>
+      <w:r>
+        <w:t xml:space="preserve"> </w:t>
+      </w:r>
+      <w:proofErr w:type="spellStart"/>
+      <w:r>
+        <w:t>MapTiler</w:t>
+      </w:r>
+      <w:proofErr w:type="spellEnd"/>
+    </w:p>
+    <w:p/>
+    <w:p>
+      <w:r>
+        <w:t xml:space="preserve">Para manipular a API do </w:t>
+      </w:r>
+      <w:proofErr w:type="spellStart"/>
+      <w:r>
+        <w:t>OpenStreetMap</w:t>
+      </w:r>
+      <w:proofErr w:type="spellEnd"/>
+      <w:r>
+        <w:t xml:space="preserve">, foi utilizada a API do </w:t>
+      </w:r>
+      <w:proofErr w:type="spellStart"/>
+      <w:r>
+        <w:t>MapTiler</w:t>
+      </w:r>
+      <w:proofErr w:type="spellEnd"/>
+      <w:r>
+        <w:t xml:space="preserve">, que permitiu a estilização e um maior controle sobre os mapas </w:t>
+      </w:r>
+      <w:r>
+        <w:t xml:space="preserve">apresentados. </w:t>
+      </w:r>
+      <w:r>
+        <w:t xml:space="preserve">O </w:t>
+      </w:r>
+      <w:proofErr w:type="spellStart"/>
+      <w:r>
+        <w:t>MapTiler</w:t>
+      </w:r>
+      <w:proofErr w:type="spellEnd"/>
+      <w:r>
+        <w:t xml:space="preserve"> é uma plataforma que permite criar, personalizar e hospedar mapas utilizando dados do </w:t>
+      </w:r>
+      <w:proofErr w:type="spellStart"/>
+      <w:r>
+        <w:t>OpenStreetMap</w:t>
+      </w:r>
+      <w:proofErr w:type="spellEnd"/>
+      <w:r>
+        <w:t xml:space="preserve"> e outras fontes. Ele oferece uma API de mapas para integrar mapas vetoriais ou </w:t>
+      </w:r>
+      <w:proofErr w:type="spellStart"/>
+      <w:r>
+        <w:t>rasterizados</w:t>
+      </w:r>
+      <w:proofErr w:type="spellEnd"/>
+      <w:r>
+        <w:t xml:space="preserve"> em sites ou aplicativos, personalizando cores, fontes e até mesmo carregando tiles próprios</w:t>
+      </w:r>
+      <w:r>
+        <w:t xml:space="preserve"> </w:t>
+      </w:r>
+      <w:r>
+        <w:t>(</w:t>
+      </w:r>
+      <w:r>
+        <w:t>MAPTILER</w:t>
+      </w:r>
+      <w:r>
+        <w:t>, 2024)</w:t>
+      </w:r>
+      <w:r>
+        <w:t>.</w:t>
+      </w:r>
+    </w:p>
+    <w:p/>
+    <w:p>
       <w:pPr>
         <w:pStyle w:val="Ttulo3"/>
       </w:pPr>
       <w:r>
+        <w:t xml:space="preserve"> Bibliotecas</w:t>
+      </w:r>
+    </w:p>
+    <w:p/>
+    <w:p>
+      <w:r>
+        <w:t xml:space="preserve">Assim como os frameworks, as bibliotecas também são estruturas de código prontas que podem ser utilizadas no sistema para trazer agilidade e robustez. Enquanto um framework geralmente engloba as estruturas fundamentais do sistema, como gerenciamento de servidor e de recursos visuais, as bibliotecas são apenas funções prontas que podem ser usadas quando necessárias. </w:t>
+      </w:r>
+    </w:p>
+    <w:p/>
+    <w:p>
+      <w:pPr>
+        <w:pStyle w:val="Ttulo4"/>
+      </w:pPr>
+      <w:r>
         <w:t xml:space="preserve"> </w:t>
       </w:r>
-      <w:r>
-        <w:t>Dados</w:t>
-      </w:r>
-    </w:p>
-    <w:p>
-      <w:r>
-        <w:t xml:space="preserve">Em um contexto de aplicação, todos os </w:t>
-      </w:r>
-      <w:r>
-        <w:t>registros de problemas urbanos</w:t>
-      </w:r>
-      <w:r>
-        <w:t>, de</w:t>
-      </w:r>
-      <w:r>
-        <w:t xml:space="preserve"> usuários, </w:t>
-      </w:r>
-      <w:r>
-        <w:t>de</w:t>
-      </w:r>
-      <w:r>
-        <w:t xml:space="preserve"> localizações </w:t>
-      </w:r>
-      <w:r>
-        <w:t xml:space="preserve">e de interações são tratados como dados. </w:t>
-      </w:r>
-      <w:r>
-        <w:t>Dados são</w:t>
-      </w:r>
+      <w:proofErr w:type="spellStart"/>
+      <w:r>
+        <w:t>Leaflet</w:t>
+      </w:r>
+      <w:proofErr w:type="spellEnd"/>
+    </w:p>
+    <w:p/>
+    <w:p>
+      <w:r>
+        <w:t xml:space="preserve">O </w:t>
+      </w:r>
+      <w:proofErr w:type="spellStart"/>
+      <w:r>
+        <w:t>Leaflet</w:t>
+      </w:r>
+      <w:proofErr w:type="spellEnd"/>
+      <w:r>
+        <w:t xml:space="preserve"> é uma biblioteca </w:t>
+      </w:r>
+      <w:proofErr w:type="spellStart"/>
+      <w:r>
+        <w:t>JavaScript</w:t>
+      </w:r>
+      <w:proofErr w:type="spellEnd"/>
       <w:r>
         <w:t xml:space="preserve"> </w:t>
       </w:r>
       <w:r>
-        <w:t>informações que foram traduzidas para uma forma eficiente para movimentação ou processamento</w:t>
-      </w:r>
-      <w:r>
-        <w:t xml:space="preserve"> por computadores. </w:t>
-      </w:r>
-      <w:r>
-        <w:t>(JACK-VAUGHAN, 2019).</w:t>
-      </w:r>
-      <w:r>
-        <w:t xml:space="preserve"> Estas informações podem ser</w:t>
-      </w:r>
-      <w:r>
-        <w:t xml:space="preserve"> uma coleção de fatos, como números, palavras, medições, observações ou até mesmo descrições de coisas</w:t>
-      </w:r>
-      <w:r>
-        <w:t xml:space="preserve"> (LENOVO, 2024). </w:t>
-      </w:r>
-    </w:p>
-    <w:p>
-      <w:r>
-        <w:t xml:space="preserve">O valor dos dados, porém, está nas </w:t>
-      </w:r>
-      <w:r>
-        <w:t xml:space="preserve">suas relações. </w:t>
-      </w:r>
-      <w:r>
-        <w:t>Conforme Freitas (2005), “dos dados são extraídas as informações; das informações se constroem os conhecimentos”.</w:t>
+        <w:t xml:space="preserve">utilizada para </w:t>
+      </w:r>
+      <w:r>
+        <w:t>gerenciar mapas interativos e flexíveis para web</w:t>
+      </w:r>
+      <w:r>
+        <w:t xml:space="preserve"> e </w:t>
+      </w:r>
+      <w:r>
+        <w:t xml:space="preserve">é frequentemente usada em conjunto com </w:t>
+      </w:r>
+      <w:proofErr w:type="spellStart"/>
+      <w:r>
+        <w:t>MapTiler</w:t>
+      </w:r>
+      <w:proofErr w:type="spellEnd"/>
+      <w:r>
+        <w:t xml:space="preserve"> Cloud e </w:t>
+      </w:r>
+      <w:proofErr w:type="spellStart"/>
+      <w:r>
+        <w:t>OpenStreetMap</w:t>
+      </w:r>
+      <w:proofErr w:type="spellEnd"/>
+      <w:r>
+        <w:t>.</w:t>
       </w:r>
       <w:r>
         <w:t xml:space="preserve"> </w:t>
       </w:r>
       <w:r>
-        <w:t xml:space="preserve">Combinando dados de localizações, com pessoas e problemas urbanos, </w:t>
-      </w:r>
-      <w:r>
-        <w:t>conseguimos identificar pontos de atenção na cidade e agilizar a resolução</w:t>
-      </w:r>
-      <w:r>
-        <w:t xml:space="preserve">. </w:t>
-      </w:r>
-      <w:r>
-        <w:t>Para armazenar e relacionar os dados, usa-se um Banco de Dados.</w:t>
-      </w:r>
-    </w:p>
-    <w:p/>
-    <w:p>
-      <w:pPr>
-        <w:pStyle w:val="Ttulo3"/>
-      </w:pPr>
-      <w:r>
-        <w:t xml:space="preserve"> Banco de dados</w:t>
-      </w:r>
-    </w:p>
-    <w:p>
-      <w:r>
-        <w:t>O banco de dados</w:t>
-      </w:r>
-      <w:r>
-        <w:t>, por si só, pode ser considerado como o equivalente eletrônico de um armário de arquivamento</w:t>
-      </w:r>
-      <w:r>
-        <w:t>, é um repositório para uma coleção de dados</w:t>
-      </w:r>
-      <w:r>
-        <w:t xml:space="preserve"> (</w:t>
-      </w:r>
-      <w:r>
-        <w:t>DATE</w:t>
-      </w:r>
-      <w:r>
-        <w:t>, 2003). Os dados são armazenados em tabelas</w:t>
-      </w:r>
-      <w:r>
-        <w:t xml:space="preserve"> seguindo o modelo relacional</w:t>
-      </w:r>
-      <w:r>
-        <w:t xml:space="preserve">, </w:t>
-      </w:r>
-      <w:r>
-        <w:t xml:space="preserve">no qual as tabelas representam entidades e cada linha </w:t>
-      </w:r>
-      <w:r>
-        <w:t>é um registro único daquela entidade</w:t>
-      </w:r>
-      <w:r>
-        <w:t xml:space="preserve"> </w:t>
-      </w:r>
-      <w:r>
-        <w:t>com</w:t>
-      </w:r>
-      <w:r>
-        <w:t xml:space="preserve"> um código único que o identifica. Esta chave única é utilizada em </w:t>
-      </w:r>
-      <w:r>
-        <w:t xml:space="preserve">outras tabelas para referenciar relações entre as entidades. </w:t>
-      </w:r>
-      <w:r>
-        <w:t xml:space="preserve">(ORACLE, 2023). </w:t>
-      </w:r>
-    </w:p>
-    <w:p/>
-    <w:p>
-      <w:pPr>
-        <w:pStyle w:val="Ttulo4"/>
-      </w:pPr>
-      <w:r>
-        <w:t>MySQL</w:t>
-      </w:r>
-    </w:p>
-    <w:p>
-      <w:r>
-        <w:t>Para um banco de dados operar, é necessário um servidor. Existem várias opções no mercado, entre elas o MySQL. O MySQL é um banco de dados completo, robusto e extremamente rápido, com todas as características dos principais bancos de dados pagos, porém possui licenças para uso gratuito (MILANI, 2006).</w:t>
-      </w:r>
-    </w:p>
-    <w:p/>
-    <w:p>
-      <w:pPr>
-        <w:pStyle w:val="Ttulo4"/>
-      </w:pPr>
-      <w:r>
-        <w:t xml:space="preserve"> SQL</w:t>
-      </w:r>
-    </w:p>
-    <w:p>
-      <w:r>
-        <w:t xml:space="preserve">Para manipular um banco de dados, utiliza-se uma linguagem </w:t>
-      </w:r>
-      <w:r>
-        <w:t xml:space="preserve">chamada SQL. SQL é a linguagem padrão para se lidar com banco de dados relacionais, e é aceita por quase todos os produtos no mercado </w:t>
-      </w:r>
-      <w:r>
-        <w:t>(</w:t>
-      </w:r>
-      <w:r>
-        <w:t>DATE</w:t>
-      </w:r>
-      <w:r>
-        <w:t xml:space="preserve">, 2003). </w:t>
-      </w:r>
-      <w:r>
-        <w:t>SQL utiliza um conjunto de comandos para manipular os dados em bancos de dados. Exemplos incluem SQL INSERT, que é usado para adicionar dados às tabelas do banco de dados; SQL SELECT, que recupera dados das tabelas do banco de dados; e SQL UPDATE, que modifica registros existentes no banco de dados</w:t>
-      </w:r>
-      <w:r>
-        <w:t xml:space="preserve"> (BROOKS, 2024).</w:t>
-      </w:r>
-    </w:p>
-    <w:p/>
-    <w:p>
-      <w:pPr>
-        <w:pStyle w:val="Ttulo3"/>
-      </w:pPr>
-      <w:r>
-        <w:t xml:space="preserve"> Linguagens de programação</w:t>
-      </w:r>
-    </w:p>
-    <w:p>
-      <w:r>
-        <w:t xml:space="preserve">Assim como que para manipular um banco de dados é </w:t>
-      </w:r>
-      <w:proofErr w:type="gramStart"/>
-      <w:r>
-        <w:t>necessário uma linguagem</w:t>
-      </w:r>
-      <w:proofErr w:type="gramEnd"/>
-      <w:r>
-        <w:t>, para desenvolver um sistema é necessário uma linguagem de programação. Uma linguagem de programação é um conjunto de recursos que podem ser compostos para construir um programa de computador. (MELO, 2003). Existem várias linguagens de programação, cada uma com suas características e aplicações. Neste projeto, foram utilizadas principalmente Java e Javascript.</w:t>
-      </w:r>
-    </w:p>
-    <w:p/>
-    <w:p>
-      <w:pPr>
-        <w:pStyle w:val="Ttulo4"/>
-      </w:pPr>
-      <w:r>
-        <w:t xml:space="preserve"> Java</w:t>
-      </w:r>
-    </w:p>
-    <w:p>
-      <w:r>
-        <w:t xml:space="preserve">Java é uma linguagem de programação de propósito geral, orientada a objetos pode ser executada independentemente da plataforma operacional em uso, pois se baseia no conceito de máquina virtual (MANZANO, 2014). Além de ser uma linguagem poderosa, Java é uma linguagem simples, de fácil aprendizado ou migração, pois é uma linguagem de alto nível, ou seja, é mais próxima da linguagem humana do que da linguagem de máquina (INDRUSIAK, 1996). No contexto do sistema, Java foi utilizado para a criação do </w:t>
-      </w:r>
-      <w:proofErr w:type="spellStart"/>
-      <w:r>
-        <w:t>back-end</w:t>
-      </w:r>
-      <w:proofErr w:type="spellEnd"/>
-      <w:r>
-        <w:t xml:space="preserve">, que é a parte do sistema que não é visível ao usuário, mas que é responsável por processar as informações e retornar as respostas para o </w:t>
-      </w:r>
-      <w:proofErr w:type="spellStart"/>
-      <w:r>
-        <w:t>front-end</w:t>
-      </w:r>
-      <w:proofErr w:type="spellEnd"/>
-      <w:r>
-        <w:t>.</w:t>
-      </w:r>
-    </w:p>
-    <w:p/>
-    <w:p>
-      <w:pPr>
-        <w:pStyle w:val="Ttulo4"/>
-      </w:pPr>
-      <w:r>
-        <w:t xml:space="preserve"> Javascript</w:t>
-      </w:r>
-    </w:p>
-    <w:p>
-      <w:r>
-        <w:t xml:space="preserve">Embora o nome seja parecido, Javascript não tem relação com Java. Javascript é uma linguagem de programação usada em parceria com o HTML, com a finalidade de criar páginas web interativas (OLIVIERO, 2001). O HTML, como será descrito em seguida, é uma linguagem de marcação que define a estrutura de uma página web, enquanto o Javascript é uma linguagem de programação que define o comportamento da página. No contexto do sistema, Javascript foi utilizado para a criação do </w:t>
-      </w:r>
-      <w:proofErr w:type="spellStart"/>
-      <w:r>
-        <w:t>front-end</w:t>
-      </w:r>
-      <w:proofErr w:type="spellEnd"/>
-      <w:r>
-        <w:t>, que é a parte do sistema que é visível ao usuário, e que permite a interação com o sistema.</w:t>
-      </w:r>
-    </w:p>
-    <w:p/>
-    <w:p>
-      <w:pPr>
-        <w:pStyle w:val="Ttulo3"/>
-      </w:pPr>
-      <w:r>
-        <w:t xml:space="preserve"> </w:t>
-      </w:r>
-      <w:r>
-        <w:t>Linguagens de marcação</w:t>
-      </w:r>
-    </w:p>
-    <w:p/>
-    <w:p>
-      <w:pPr>
-        <w:pStyle w:val="Ttulo4"/>
-      </w:pPr>
-      <w:r>
-        <w:t xml:space="preserve"> </w:t>
-      </w:r>
-      <w:r>
-        <w:t>HTML</w:t>
-      </w:r>
-    </w:p>
-    <w:p>
-      <w:r>
-        <w:t>A</w:t>
-      </w:r>
-      <w:r>
-        <w:t xml:space="preserve"> Web é baseada em três pilares: um esquema de localização de fontes, um protocolo para acessar estas fontes e uma linguagem de marcação para descrever o conteúdo: o HTML (SILVA JÚNIOR, 2013). HTML, sigla para Hypertext Markup </w:t>
-      </w:r>
-      <w:proofErr w:type="spellStart"/>
-      <w:r>
-        <w:t>Language</w:t>
-      </w:r>
-      <w:proofErr w:type="spellEnd"/>
-      <w:r>
-        <w:t>, é uma linguagem utilizada para a publicação de conteúdos variados na Web, como texto, imagem, vídeo e áudio. Baseado no conceito de hipertexto, o HTML organiza elementos — ou nós — conectados entre si. Esses elementos podem incluir palavras, imagens, vídeos, áudio e documentos, formando uma vasta rede de informações interligadas. (SILVA JÚNIOR, 2013)</w:t>
-      </w:r>
-    </w:p>
-    <w:p/>
-    <w:p>
-      <w:pPr>
-        <w:pStyle w:val="Ttulo4"/>
-      </w:pPr>
-      <w:r>
-        <w:t xml:space="preserve"> </w:t>
-      </w:r>
-      <w:r>
-        <w:t>CSS</w:t>
-      </w:r>
-    </w:p>
-    <w:p>
-      <w:r>
-        <w:t xml:space="preserve">Enquanto o HTML é responsável pela estrutura de uma página web, o CSS é responsável pela aparência. CSS, sigla para </w:t>
-      </w:r>
-      <w:proofErr w:type="spellStart"/>
-      <w:r>
-        <w:t>Cascading</w:t>
-      </w:r>
-      <w:proofErr w:type="spellEnd"/>
-      <w:r>
-        <w:t xml:space="preserve"> </w:t>
-      </w:r>
-      <w:proofErr w:type="spellStart"/>
-      <w:r>
-        <w:t>Style</w:t>
-      </w:r>
-      <w:proofErr w:type="spellEnd"/>
-      <w:r>
-        <w:t xml:space="preserve"> </w:t>
-      </w:r>
-      <w:proofErr w:type="spellStart"/>
-      <w:r>
-        <w:t>Sheets</w:t>
-      </w:r>
-      <w:proofErr w:type="spellEnd"/>
-      <w:r>
-        <w:t>, é um mecanismo simples para adicionar estilos, como fontes, cores e espaçamentos, a um documento web (SILVA, 2008). O CSS permite que o desenvolvedor controle a aparência de um site, separando o conteúdo da apresentação. Isso significa que o desenvolvedor pode alterar a aparência de um site sem alterar o conteúdo, tornando a manutenção mais fácil e rápida.</w:t>
-      </w:r>
-    </w:p>
-    <w:p>
-      <w:pPr>
-        <w:pStyle w:val="Ttulo3"/>
-      </w:pPr>
-      <w:r>
-        <w:t xml:space="preserve"> Frameworks</w:t>
-      </w:r>
-    </w:p>
-    <w:p>
-      <w:r>
-        <w:t xml:space="preserve">As linguagens de programação </w:t>
-      </w:r>
-      <w:r>
-        <w:t>são o pilar de qualquer sistema de computação</w:t>
-      </w:r>
-      <w:r>
-        <w:t>, porém</w:t>
-      </w:r>
-      <w:r>
-        <w:t xml:space="preserve">, </w:t>
-      </w:r>
-      <w:r>
-        <w:t xml:space="preserve">um sistema </w:t>
-      </w:r>
-      <w:r>
-        <w:t xml:space="preserve">é muito maior do que uma simples construção, </w:t>
-      </w:r>
-      <w:r>
-        <w:t>seguindo esta analogia</w:t>
-      </w:r>
-      <w:r>
-        <w:t xml:space="preserve">, até um sistema simples seria equivalente a uma cidade inteira de pilares. </w:t>
-      </w:r>
-      <w:r>
-        <w:t>Para isso existe</w:t>
-      </w:r>
-      <w:r>
-        <w:t xml:space="preserve">m os frameworks, que são </w:t>
-      </w:r>
-      <w:r>
-        <w:t xml:space="preserve">construções básicas genéricas e prontas que facilitam o </w:t>
+        <w:t>Lançada em 2023, ela permite que desenvolvedores integrem interações como zoom, marcações e camadas de informações</w:t>
+      </w:r>
+      <w:r>
+        <w:t xml:space="preserve"> nos mapas.</w:t>
+      </w:r>
+      <w:r>
+        <w:t xml:space="preserve"> Além de ser de código aberto, </w:t>
       </w:r>
       <w:r>
         <w:lastRenderedPageBreak/>
-        <w:t>desenvolvimento.</w:t>
-      </w:r>
-      <w:r>
-        <w:t xml:space="preserve"> </w:t>
-      </w:r>
-      <w:r>
-        <w:t>Um framework web é uma estrutura arquitetônica que fornece um ambiente de execução para aplicações web ou suas interfaces de usuário</w:t>
-      </w:r>
-      <w:r>
-        <w:t xml:space="preserve"> </w:t>
-      </w:r>
-      <w:r>
-        <w:t>(VOSLOO,</w:t>
-      </w:r>
-      <w:r>
-        <w:t xml:space="preserve"> 2005</w:t>
-      </w:r>
-      <w:r>
-        <w:t>).</w:t>
-      </w:r>
-    </w:p>
-    <w:p/>
-    <w:p>
-      <w:pPr>
-        <w:pStyle w:val="Ttulo4"/>
-      </w:pPr>
-      <w:r>
-        <w:t xml:space="preserve"> Java Spring</w:t>
-      </w:r>
-    </w:p>
-    <w:p>
-      <w:r>
-        <w:t xml:space="preserve">Java Spring </w:t>
-      </w:r>
-      <w:r>
-        <w:t xml:space="preserve">é um framework </w:t>
-      </w:r>
-      <w:proofErr w:type="spellStart"/>
-      <w:r>
-        <w:t>que oferece</w:t>
-      </w:r>
-      <w:proofErr w:type="spellEnd"/>
-      <w:r>
-        <w:t xml:space="preserve"> suporte ao padrão MVC, fornece funcionalidades para </w:t>
-      </w:r>
-      <w:proofErr w:type="spellStart"/>
-      <w:r>
-        <w:t>RESTful</w:t>
-      </w:r>
-      <w:proofErr w:type="spellEnd"/>
-      <w:r>
-        <w:t xml:space="preserve"> Web Services, e inclui uma conexão de banco de dados no pacote. Ele também suporta injeção de dependência, o que facilita a configuração de dependências na aplicação</w:t>
-      </w:r>
-      <w:r>
-        <w:t xml:space="preserve"> (</w:t>
-      </w:r>
-      <w:r>
-        <w:t>HATMA</w:t>
-      </w:r>
-      <w:r>
-        <w:t xml:space="preserve">, 2017). Por esses motivos, Java Spring foi escolhido para construir o </w:t>
-      </w:r>
-      <w:proofErr w:type="spellStart"/>
-      <w:r>
-        <w:t>back-end</w:t>
-      </w:r>
-      <w:proofErr w:type="spellEnd"/>
-      <w:r>
-        <w:t xml:space="preserve"> do sistema.</w:t>
-      </w:r>
-    </w:p>
-    <w:p/>
-    <w:p>
-      <w:pPr>
-        <w:pStyle w:val="Ttulo4"/>
-      </w:pPr>
-      <w:r>
-        <w:t xml:space="preserve"> </w:t>
-      </w:r>
-      <w:proofErr w:type="spellStart"/>
-      <w:r>
-        <w:t>ReactJS</w:t>
-      </w:r>
-      <w:proofErr w:type="spellEnd"/>
-    </w:p>
-    <w:p>
-      <w:r>
-        <w:t xml:space="preserve">O </w:t>
-      </w:r>
-      <w:proofErr w:type="spellStart"/>
-      <w:r>
-        <w:t>ReactJS</w:t>
-      </w:r>
-      <w:proofErr w:type="spellEnd"/>
-      <w:r>
-        <w:t xml:space="preserve">, ou só </w:t>
-      </w:r>
-      <w:proofErr w:type="spellStart"/>
-      <w:r>
-        <w:t>React</w:t>
-      </w:r>
-      <w:proofErr w:type="spellEnd"/>
-      <w:r>
-        <w:t>,</w:t>
-      </w:r>
-      <w:r>
-        <w:t xml:space="preserve"> é uma biblioteca de código aberto que é utilizada para construir interfaces de usuário</w:t>
-      </w:r>
-      <w:r>
-        <w:t>.</w:t>
-      </w:r>
-      <w:r>
-        <w:t xml:space="preserve"> O </w:t>
-      </w:r>
-      <w:proofErr w:type="spellStart"/>
-      <w:r>
-        <w:t>Reac</w:t>
-      </w:r>
-      <w:r>
-        <w:t>t</w:t>
-      </w:r>
-      <w:proofErr w:type="spellEnd"/>
-      <w:r>
-        <w:t xml:space="preserve"> permite que programadores criem grandes aplicações web que podem mudar ao longo do tempo sem precisar recarregar a página</w:t>
-      </w:r>
-      <w:r>
-        <w:t xml:space="preserve">, resultando em uma navegação mais fluída para o usuário. </w:t>
-      </w:r>
-      <w:r>
-        <w:t>(</w:t>
-      </w:r>
-      <w:r>
-        <w:t>RAWAT</w:t>
-      </w:r>
-      <w:r>
-        <w:t xml:space="preserve">, </w:t>
-      </w:r>
-      <w:r>
-        <w:t>2020</w:t>
-      </w:r>
-      <w:r>
-        <w:t>)</w:t>
-      </w:r>
-    </w:p>
-    <w:p/>
-    <w:p>
-      <w:pPr>
-        <w:pStyle w:val="Ttulo3"/>
-      </w:pPr>
-      <w:r>
-        <w:t xml:space="preserve"> API</w:t>
-      </w:r>
-    </w:p>
-    <w:p>
-      <w:r>
-        <w:t xml:space="preserve">A comunicação entre o </w:t>
-      </w:r>
-      <w:proofErr w:type="spellStart"/>
-      <w:r>
-        <w:t>front-end</w:t>
-      </w:r>
-      <w:proofErr w:type="spellEnd"/>
-      <w:r>
-        <w:t xml:space="preserve"> da aplicação e o </w:t>
-      </w:r>
-      <w:proofErr w:type="spellStart"/>
-      <w:r>
-        <w:t>back-end</w:t>
-      </w:r>
-      <w:proofErr w:type="spellEnd"/>
-      <w:r>
-        <w:t>, assim como a comunicação com sistemas externos</w:t>
-      </w:r>
-      <w:r>
-        <w:t>, ocorre via API.</w:t>
-      </w:r>
-      <w:r>
-        <w:t xml:space="preserve"> </w:t>
-      </w:r>
-      <w:r>
-        <w:t>API significa interface de programação de aplicações. Uma API ajuda a expor um serviço de negócio ou um ativo empresarial para os desenvolvedores que estão criando uma aplicação</w:t>
-      </w:r>
-      <w:r>
-        <w:t xml:space="preserve"> (</w:t>
-      </w:r>
-      <w:r>
-        <w:t>DE</w:t>
-      </w:r>
-      <w:r>
-        <w:t xml:space="preserve">, 2017). </w:t>
-      </w:r>
-      <w:r>
-        <w:t>Uma interface pode ser entendida como um acordo de serviço entre duas aplicações, estabelecendo as regras para a comunicação entre elas por meio de solicitações e respostas. A documentação das respectivas APIs fornece detalhes sobre como os desenvolvedores devem organizar essas solicitações e respostas.</w:t>
-      </w:r>
-      <w:r>
-        <w:t xml:space="preserve"> (AMAZON, 2024).</w:t>
-      </w:r>
-    </w:p>
-    <w:p/>
-    <w:p>
-      <w:pPr>
-        <w:pStyle w:val="Ttulo4"/>
-      </w:pPr>
-      <w:r>
-        <w:t xml:space="preserve"> </w:t>
-      </w:r>
-      <w:r>
-        <w:t>REST</w:t>
-      </w:r>
-    </w:p>
-    <w:p>
-      <w:r>
-        <w:t xml:space="preserve">As APIs, tanto internas quanto externas, utilizam o </w:t>
-      </w:r>
-      <w:r>
-        <w:t>padrão</w:t>
-      </w:r>
-      <w:r>
-        <w:t xml:space="preserve"> REST. </w:t>
-      </w:r>
-      <w:r>
-        <w:t>REST é a sigla em inglês para "</w:t>
-      </w:r>
-      <w:proofErr w:type="spellStart"/>
-      <w:r>
-        <w:t>Representational</w:t>
-      </w:r>
-      <w:proofErr w:type="spellEnd"/>
-      <w:r>
-        <w:t xml:space="preserve"> </w:t>
-      </w:r>
-      <w:proofErr w:type="spellStart"/>
-      <w:r>
-        <w:t>State</w:t>
-      </w:r>
-      <w:proofErr w:type="spellEnd"/>
-      <w:r>
-        <w:t xml:space="preserve"> </w:t>
-      </w:r>
-      <w:proofErr w:type="spellStart"/>
-      <w:r>
-        <w:t>Transfer</w:t>
-      </w:r>
-      <w:proofErr w:type="spellEnd"/>
-      <w:r>
-        <w:t>", que em português significa "</w:t>
-      </w:r>
-      <w:proofErr w:type="spellStart"/>
-      <w:r>
-        <w:t>tansferência</w:t>
-      </w:r>
-      <w:proofErr w:type="spellEnd"/>
-      <w:r>
-        <w:t xml:space="preserve"> de estado representacional". Essa arquitetura foi criada pelo cientista da computação norte-americano Roy Fielding</w:t>
-      </w:r>
-      <w:r>
-        <w:t xml:space="preserve"> (RED HAT, 2024). </w:t>
-      </w:r>
-      <w:r>
-        <w:t xml:space="preserve">As APIs REST seguem princípios como interface uniforme, garantindo consistência nas solicitações, e desacoplamento cliente-servidor, permitindo que cada parte opere de forma independente. Elas são sem estado, exigindo que </w:t>
-      </w:r>
-      <w:r>
-        <w:lastRenderedPageBreak/>
-        <w:t xml:space="preserve">cada solicitação seja completa em si mesma, e suportam </w:t>
-      </w:r>
-      <w:proofErr w:type="spellStart"/>
-      <w:r>
-        <w:t>cacheabilidade</w:t>
-      </w:r>
-      <w:proofErr w:type="spellEnd"/>
-      <w:r>
-        <w:t xml:space="preserve"> para melhorar a performance. Além disso, a arquitetura em camadas permite que as interações passem por intermediários sem que isso seja perceptível</w:t>
-      </w:r>
-      <w:r>
-        <w:t xml:space="preserve"> (IMB, 2024).</w:t>
-      </w:r>
-    </w:p>
-    <w:p/>
-    <w:p>
-      <w:pPr>
-        <w:pStyle w:val="Ttulo4"/>
-      </w:pPr>
-      <w:r>
-        <w:t xml:space="preserve"> </w:t>
-      </w:r>
-      <w:r>
-        <w:t>HTTP</w:t>
-      </w:r>
-    </w:p>
-    <w:p>
-      <w:r>
-        <w:t xml:space="preserve">As APIs então são pontes de contato entre sistemas e </w:t>
-      </w:r>
-      <w:r>
-        <w:t>as que foram utilizadas no projeto foram construídas seguindo os padrões REST</w:t>
-      </w:r>
-      <w:r>
-        <w:t xml:space="preserve">. </w:t>
-      </w:r>
-      <w:r>
-        <w:t>Para que a comunicação entre sistemas ocorra, é necessário um protocolo de comunicação.</w:t>
-      </w:r>
-      <w:r>
-        <w:t xml:space="preserve"> </w:t>
-      </w:r>
-      <w:r>
-        <w:t>HTTP é um protocolo que permite a obtenção de recursos, como documentos HTML</w:t>
-      </w:r>
-      <w:r>
-        <w:t>, por exemplo</w:t>
-      </w:r>
-      <w:r>
-        <w:t>. Ele serve como a base para qualquer troca de dados na Web e funciona como um protocolo cliente-servidor, no qual as solicitações são iniciadas pelo destinatário, geralmente o navegador web</w:t>
-      </w:r>
-      <w:r>
-        <w:t xml:space="preserve"> (</w:t>
-      </w:r>
-      <w:r>
-        <w:t>SUBIKSHA</w:t>
-      </w:r>
-      <w:r>
-        <w:t>, 20</w:t>
-      </w:r>
-      <w:r>
-        <w:t xml:space="preserve">19). </w:t>
-      </w:r>
-    </w:p>
-    <w:p/>
-    <w:p>
-      <w:pPr>
-        <w:pStyle w:val="Ttulo4"/>
-      </w:pPr>
-      <w:r>
-        <w:t xml:space="preserve"> </w:t>
-      </w:r>
-      <w:proofErr w:type="spellStart"/>
-      <w:r>
-        <w:t>OpenStreetMap</w:t>
-      </w:r>
-      <w:proofErr w:type="spellEnd"/>
-    </w:p>
-    <w:p>
-      <w:r>
-        <w:t xml:space="preserve">O core do sistema consiste na utilização de mapas interativos. Estes mapas são fornecidos pela API do </w:t>
-      </w:r>
-      <w:proofErr w:type="spellStart"/>
-      <w:r>
-        <w:t>OpenStreetMap</w:t>
-      </w:r>
-      <w:proofErr w:type="spellEnd"/>
-      <w:r>
-        <w:t xml:space="preserve">. </w:t>
-      </w:r>
-      <w:r>
-        <w:t xml:space="preserve">O </w:t>
-      </w:r>
-      <w:proofErr w:type="spellStart"/>
-      <w:r>
-        <w:t>OpenStreetMap</w:t>
-      </w:r>
-      <w:proofErr w:type="spellEnd"/>
-      <w:r>
-        <w:t xml:space="preserve"> é desenvolvido por uma comunidade voluntária de </w:t>
-      </w:r>
-      <w:proofErr w:type="spellStart"/>
-      <w:r>
-        <w:t>mapeadores</w:t>
-      </w:r>
-      <w:proofErr w:type="spellEnd"/>
-      <w:r>
-        <w:t xml:space="preserve"> que contribuem e mantêm atualizados os dados sobre estradas, trilhos, cafés, estações ferroviárias e muito mais por todo o mundo</w:t>
-      </w:r>
-      <w:r>
-        <w:t xml:space="preserve"> (OSM, 2024). </w:t>
-      </w:r>
-      <w:proofErr w:type="spellStart"/>
-      <w:r>
-        <w:t>OpenStreetMap</w:t>
-      </w:r>
-      <w:proofErr w:type="spellEnd"/>
-      <w:r>
-        <w:t xml:space="preserve"> revolucionou a cartografia ao permitir que usuários comuns contribuam para a criação de mapas, algo antes reservado a especialistas com equipamentos avançados</w:t>
-      </w:r>
-      <w:r>
-        <w:t xml:space="preserve"> </w:t>
-      </w:r>
-      <w:r>
-        <w:t>(</w:t>
-      </w:r>
-      <w:r>
-        <w:t>HAKLAY</w:t>
-      </w:r>
-      <w:r>
-        <w:t>, 2008).</w:t>
-      </w:r>
-    </w:p>
-    <w:p/>
-    <w:p>
-      <w:pPr>
-        <w:pStyle w:val="Ttulo4"/>
-      </w:pPr>
-      <w:r>
-        <w:t xml:space="preserve"> </w:t>
-      </w:r>
-      <w:proofErr w:type="spellStart"/>
-      <w:r>
-        <w:t>MapTiler</w:t>
-      </w:r>
-      <w:proofErr w:type="spellEnd"/>
-    </w:p>
-    <w:p>
-      <w:r>
-        <w:t xml:space="preserve">Para manipular a API do </w:t>
-      </w:r>
-      <w:proofErr w:type="spellStart"/>
-      <w:r>
-        <w:t>OpenStreetMap</w:t>
-      </w:r>
-      <w:proofErr w:type="spellEnd"/>
-      <w:r>
-        <w:t xml:space="preserve">, foi utilizada a API do </w:t>
-      </w:r>
-      <w:proofErr w:type="spellStart"/>
-      <w:r>
-        <w:t>MapTiler</w:t>
-      </w:r>
-      <w:proofErr w:type="spellEnd"/>
-      <w:r>
-        <w:t xml:space="preserve">, que permitiu a estilização e um maior controle sobre os mapas </w:t>
-      </w:r>
-      <w:r>
-        <w:t xml:space="preserve">apresentados. </w:t>
-      </w:r>
-      <w:r>
-        <w:t xml:space="preserve">O </w:t>
-      </w:r>
-      <w:proofErr w:type="spellStart"/>
-      <w:r>
-        <w:t>MapTiler</w:t>
-      </w:r>
-      <w:proofErr w:type="spellEnd"/>
-      <w:r>
-        <w:t xml:space="preserve"> é uma plataforma que permite criar, personalizar e hospedar mapas utilizando dados do </w:t>
-      </w:r>
-      <w:proofErr w:type="spellStart"/>
-      <w:r>
-        <w:t>OpenStreetMap</w:t>
-      </w:r>
-      <w:proofErr w:type="spellEnd"/>
-      <w:r>
-        <w:t xml:space="preserve"> e outras fontes. Ele oferece uma API de mapas para integrar mapas vetoriais ou </w:t>
-      </w:r>
-      <w:proofErr w:type="spellStart"/>
-      <w:r>
-        <w:t>rasterizados</w:t>
-      </w:r>
-      <w:proofErr w:type="spellEnd"/>
-      <w:r>
-        <w:t xml:space="preserve"> em sites ou aplicativos, personalizando cores, fontes e até mesmo carregando tiles próprios</w:t>
-      </w:r>
-      <w:r>
-        <w:t xml:space="preserve"> </w:t>
-      </w:r>
-      <w:r>
-        <w:t>(</w:t>
-      </w:r>
-      <w:r>
-        <w:t>MAPTILER</w:t>
-      </w:r>
-      <w:r>
-        <w:t>, 2024)</w:t>
-      </w:r>
-      <w:r>
-        <w:t>.</w:t>
-      </w:r>
-    </w:p>
-    <w:p/>
-    <w:p>
-      <w:pPr>
-        <w:pStyle w:val="Ttulo3"/>
-      </w:pPr>
-      <w:r>
-        <w:t xml:space="preserve"> Bibliotecas</w:t>
-      </w:r>
-    </w:p>
-    <w:p>
-      <w:r>
-        <w:t xml:space="preserve">Assim como os frameworks, as bibliotecas também são estruturas de código prontas que podem ser utilizadas no sistema para trazer agilidade e robustez. Enquanto um framework geralmente engloba as estruturas fundamentais do sistema, como gerenciamento de servidor e </w:t>
-      </w:r>
-      <w:r>
-        <w:lastRenderedPageBreak/>
-        <w:t xml:space="preserve">de recursos visuais, as bibliotecas são apenas funções prontas que podem ser usadas quando necessárias. </w:t>
-      </w:r>
-    </w:p>
-    <w:p/>
-    <w:p>
-      <w:pPr>
-        <w:pStyle w:val="Ttulo4"/>
-      </w:pPr>
-      <w:r>
-        <w:t xml:space="preserve"> </w:t>
-      </w:r>
-      <w:proofErr w:type="spellStart"/>
-      <w:r>
-        <w:t>Leaflet</w:t>
-      </w:r>
-      <w:proofErr w:type="spellEnd"/>
-    </w:p>
-    <w:p>
-      <w:r>
-        <w:t xml:space="preserve">O </w:t>
-      </w:r>
-      <w:proofErr w:type="spellStart"/>
-      <w:r>
-        <w:t>Leaflet</w:t>
-      </w:r>
-      <w:proofErr w:type="spellEnd"/>
-      <w:r>
-        <w:t xml:space="preserve"> é uma biblioteca </w:t>
-      </w:r>
-      <w:proofErr w:type="spellStart"/>
-      <w:r>
-        <w:t>JavaScript</w:t>
-      </w:r>
-      <w:proofErr w:type="spellEnd"/>
-      <w:r>
-        <w:t xml:space="preserve"> </w:t>
-      </w:r>
-      <w:r>
-        <w:t xml:space="preserve">utilizada para </w:t>
-      </w:r>
-      <w:r>
-        <w:t>gerenciar mapas interativos e flexíveis para web</w:t>
-      </w:r>
-      <w:r>
-        <w:t xml:space="preserve"> e </w:t>
-      </w:r>
-      <w:r>
-        <w:t xml:space="preserve">é frequentemente usada em conjunto com </w:t>
-      </w:r>
-      <w:proofErr w:type="spellStart"/>
-      <w:r>
-        <w:t>MapTiler</w:t>
-      </w:r>
-      <w:proofErr w:type="spellEnd"/>
-      <w:r>
-        <w:t xml:space="preserve"> Cloud e </w:t>
-      </w:r>
-      <w:proofErr w:type="spellStart"/>
-      <w:r>
-        <w:t>OpenStreetMap</w:t>
-      </w:r>
-      <w:proofErr w:type="spellEnd"/>
-      <w:r>
-        <w:t>.</w:t>
-      </w:r>
-      <w:r>
-        <w:t xml:space="preserve"> </w:t>
-      </w:r>
-      <w:r>
-        <w:t>Lançada em 2023, ela permite que desenvolvedores integrem interações como zoom, marcações e camadas de informações</w:t>
-      </w:r>
-      <w:r>
-        <w:t xml:space="preserve"> nos mapas.</w:t>
-      </w:r>
-      <w:r>
-        <w:t xml:space="preserve"> Além de ser de código aberto, o </w:t>
+        <w:t xml:space="preserve">o </w:t>
       </w:r>
       <w:proofErr w:type="spellStart"/>
       <w:r>
@@ -11801,6 +11580,7 @@
   <w:style w:type="character" w:default="1" w:styleId="Fontepargpadro">
     <w:name w:val="Default Paragraph Font"/>
     <w:uiPriority w:val="1"/>
+    <w:semiHidden/>
     <w:unhideWhenUsed/>
   </w:style>
   <w:style w:type="table" w:default="1" w:styleId="Tabelanormal">
@@ -12795,6 +12575,10 @@
 </file>
 
 <file path=customXml/item1.xml><?xml version="1.0" encoding="utf-8"?>
+<b:Sources xmlns:b="http://schemas.openxmlformats.org/officeDocument/2006/bibliography" xmlns="http://schemas.openxmlformats.org/officeDocument/2006/bibliography" SelectedStyle="\GB.XSL" StyleName="GB7714"/>
+</file>
+
+<file path=customXml/item2.xml><?xml version="1.0" encoding="utf-8"?>
 <?mso-contentType ?>
 <FormTemplates xmlns="http://schemas.microsoft.com/sharepoint/v3/contenttype/forms">
   <Display>DocumentLibraryForm</Display>
@@ -12803,11 +12587,17 @@
 </FormTemplates>
 </file>
 
-<file path=customXml/item2.xml><?xml version="1.0" encoding="utf-8"?>
-<b:Sources xmlns:b="http://schemas.openxmlformats.org/officeDocument/2006/bibliography" xmlns="http://schemas.openxmlformats.org/officeDocument/2006/bibliography" SelectedStyle="\GB.XSL" StyleName="GB7714"/>
+<file path=customXml/item3.xml><?xml version="1.0" encoding="utf-8"?>
+<p:properties xmlns:p="http://schemas.microsoft.com/office/2006/metadata/properties" xmlns:xsi="http://www.w3.org/2001/XMLSchema-instance" xmlns:pc="http://schemas.microsoft.com/office/infopath/2007/PartnerControls">
+  <documentManagement>
+    <_ip_UnifiedCompliancePolicyUIAction xmlns="http://schemas.microsoft.com/sharepoint/v3" xsi:nil="true"/>
+    <_ip_UnifiedCompliancePolicyProperties xmlns="http://schemas.microsoft.com/sharepoint/v3" xsi:nil="true"/>
+    <_activity xmlns="dc236bd3-22a1-40fd-b120-f4bf2cfb02e5" xsi:nil="true"/>
+  </documentManagement>
+</p:properties>
 </file>
 
-<file path=customXml/item3.xml><?xml version="1.0" encoding="utf-8"?>
+<file path=customXml/item4.xml><?xml version="1.0" encoding="utf-8"?>
 <ct:contentTypeSchema xmlns:ct="http://schemas.microsoft.com/office/2006/metadata/contentType" xmlns:ma="http://schemas.microsoft.com/office/2006/metadata/properties/metaAttributes" ct:_="" ma:_="" ma:contentTypeName="Documento" ma:contentTypeID="0x0101009A9245E7D933DB48BB9689B768D8465E" ma:contentTypeVersion="20" ma:contentTypeDescription="Crie um novo documento." ma:contentTypeScope="" ma:versionID="c310dbd2fa624fda04c8bc918a8b03ac">
   <xsd:schema xmlns:xsd="http://www.w3.org/2001/XMLSchema" xmlns:xs="http://www.w3.org/2001/XMLSchema" xmlns:p="http://schemas.microsoft.com/office/2006/metadata/properties" xmlns:ns1="http://schemas.microsoft.com/sharepoint/v3" xmlns:ns3="dc236bd3-22a1-40fd-b120-f4bf2cfb02e5" xmlns:ns4="9d3905d4-f008-4ae0-8ecf-c0fcf643c7ce" targetNamespace="http://schemas.microsoft.com/office/2006/metadata/properties" ma:root="true" ma:fieldsID="12efab61f20a256d51c72f88e5f31734" ns1:_="" ns3:_="" ns4:_="">
     <xsd:import namespace="http://schemas.microsoft.com/sharepoint/v3"/>
@@ -13077,17 +12867,15 @@
 </ct:contentTypeSchema>
 </file>
 
-<file path=customXml/item4.xml><?xml version="1.0" encoding="utf-8"?>
-<p:properties xmlns:p="http://schemas.microsoft.com/office/2006/metadata/properties" xmlns:xsi="http://www.w3.org/2001/XMLSchema-instance" xmlns:pc="http://schemas.microsoft.com/office/infopath/2007/PartnerControls">
-  <documentManagement>
-    <_ip_UnifiedCompliancePolicyUIAction xmlns="http://schemas.microsoft.com/sharepoint/v3" xsi:nil="true"/>
-    <_ip_UnifiedCompliancePolicyProperties xmlns="http://schemas.microsoft.com/sharepoint/v3" xsi:nil="true"/>
-    <_activity xmlns="dc236bd3-22a1-40fd-b120-f4bf2cfb02e5" xsi:nil="true"/>
-  </documentManagement>
-</p:properties>
+<file path=customXml/itemProps1.xml><?xml version="1.0" encoding="utf-8"?>
+<ds:datastoreItem xmlns:ds="http://schemas.openxmlformats.org/officeDocument/2006/customXml" ds:itemID="{D5E71C61-0628-4013-9296-50A26E5B5C0D}">
+  <ds:schemaRefs>
+    <ds:schemaRef ds:uri="http://schemas.openxmlformats.org/officeDocument/2006/bibliography"/>
+  </ds:schemaRefs>
+</ds:datastoreItem>
 </file>
 
-<file path=customXml/itemProps1.xml><?xml version="1.0" encoding="utf-8"?>
+<file path=customXml/itemProps2.xml><?xml version="1.0" encoding="utf-8"?>
 <ds:datastoreItem xmlns:ds="http://schemas.openxmlformats.org/officeDocument/2006/customXml" ds:itemID="{D0EF6655-36F8-4AE8-80E8-8843D0BE3BB0}">
   <ds:schemaRefs>
     <ds:schemaRef ds:uri="http://schemas.microsoft.com/sharepoint/v3/contenttype/forms"/>
@@ -13095,15 +12883,25 @@
 </ds:datastoreItem>
 </file>
 
-<file path=customXml/itemProps2.xml><?xml version="1.0" encoding="utf-8"?>
-<ds:datastoreItem xmlns:ds="http://schemas.openxmlformats.org/officeDocument/2006/customXml" ds:itemID="{D5E71C61-0628-4013-9296-50A26E5B5C0D}">
+<file path=customXml/itemProps3.xml><?xml version="1.0" encoding="utf-8"?>
+<ds:datastoreItem xmlns:ds="http://schemas.openxmlformats.org/officeDocument/2006/customXml" ds:itemID="{74AD157C-1D73-4DC2-B2B5-0CA82C9C3AED}">
   <ds:schemaRefs>
-    <ds:schemaRef ds:uri="http://schemas.openxmlformats.org/officeDocument/2006/bibliography"/>
+    <ds:schemaRef ds:uri="http://purl.org/dc/dcmitype/"/>
+    <ds:schemaRef ds:uri="http://schemas.microsoft.com/office/2006/documentManagement/types"/>
+    <ds:schemaRef ds:uri="http://schemas.microsoft.com/office/infopath/2007/PartnerControls"/>
+    <ds:schemaRef ds:uri="http://purl.org/dc/terms/"/>
+    <ds:schemaRef ds:uri="9d3905d4-f008-4ae0-8ecf-c0fcf643c7ce"/>
+    <ds:schemaRef ds:uri="http://purl.org/dc/elements/1.1/"/>
+    <ds:schemaRef ds:uri="http://www.w3.org/XML/1998/namespace"/>
+    <ds:schemaRef ds:uri="dc236bd3-22a1-40fd-b120-f4bf2cfb02e5"/>
+    <ds:schemaRef ds:uri="http://schemas.openxmlformats.org/package/2006/metadata/core-properties"/>
+    <ds:schemaRef ds:uri="http://schemas.microsoft.com/sharepoint/v3"/>
+    <ds:schemaRef ds:uri="http://schemas.microsoft.com/office/2006/metadata/properties"/>
   </ds:schemaRefs>
 </ds:datastoreItem>
 </file>
 
-<file path=customXml/itemProps3.xml><?xml version="1.0" encoding="utf-8"?>
+<file path=customXml/itemProps4.xml><?xml version="1.0" encoding="utf-8"?>
 <ds:datastoreItem xmlns:ds="http://schemas.openxmlformats.org/officeDocument/2006/customXml" ds:itemID="{9F3B7632-F9B1-4F20-B6CF-16E183EBD773}">
   <ds:schemaRefs>
     <ds:schemaRef ds:uri="http://schemas.microsoft.com/office/2006/metadata/contentType"/>
@@ -13121,22 +12919,4 @@
     <ds:schemaRef ds:uri="http://schemas.microsoft.com/internal/obd"/>
   </ds:schemaRefs>
 </ds:datastoreItem>
-</file>
-
-<file path=customXml/itemProps4.xml><?xml version="1.0" encoding="utf-8"?>
-<ds:datastoreItem xmlns:ds="http://schemas.openxmlformats.org/officeDocument/2006/customXml" ds:itemID="{74AD157C-1D73-4DC2-B2B5-0CA82C9C3AED}">
-  <ds:schemaRefs>
-    <ds:schemaRef ds:uri="http://schemas.microsoft.com/sharepoint/v3"/>
-    <ds:schemaRef ds:uri="http://schemas.microsoft.com/office/infopath/2007/PartnerControls"/>
-    <ds:schemaRef ds:uri="9d3905d4-f008-4ae0-8ecf-c0fcf643c7ce"/>
-    <ds:schemaRef ds:uri="http://schemas.microsoft.com/office/2006/metadata/properties"/>
-    <ds:schemaRef ds:uri="http://purl.org/dc/elements/1.1/"/>
-    <ds:schemaRef ds:uri="http://schemas.openxmlformats.org/package/2006/metadata/core-properties"/>
-    <ds:schemaRef ds:uri="http://schemas.microsoft.com/office/2006/documentManagement/types"/>
-    <ds:schemaRef ds:uri="dc236bd3-22a1-40fd-b120-f4bf2cfb02e5"/>
-    <ds:schemaRef ds:uri="http://www.w3.org/XML/1998/namespace"/>
-    <ds:schemaRef ds:uri="http://purl.org/dc/dcmitype/"/>
-    <ds:schemaRef ds:uri="http://purl.org/dc/terms/"/>
-  </ds:schemaRefs>
-</ds:datastoreItem>
 </file>